--- a/docs/Informe_Tesis_v18.docx
+++ b/docs/Informe_Tesis_v18.docx
@@ -10098,7 +10098,7 @@
         <w:ind w:left="-5" w:right="841"/>
       </w:pPr>
       <w:r>
-        <w:t xml:space="preserve">De las tres variables definidas en la sección 3.5, TPP mostró la mejora más marcada y estadísticamente más sólida. El tiempo promedio de procesamiento de pedidos cayó de 39,30 s (DE = 19,51; mediana = 32,00 s) en la condición pretest a 25,60 s (DE = 10,52; mediana = 21,50 s) en la postest: una reducción del 34,9% sobre las medias, por debajo del umbral del 50% fijado en H1. La mediana de las diferencias pareadas fue de 11,50 s, equivalente al 35,9% de la mediana del pretest; el intervalo de confianza bootstrap al 95% de esa reducción relativa, [25,8%; 44,4%], excluye el umbral del 50%, de modo que el rechazo del umbral de H1 no descansa solo en la cifra puntual. La reducción de las medianas de cada condición, de 32,00 s a 21,50 s, es del 32,8% (IC95% [24,1%; 40,8%]). Diecinueve de los veinte escenarios mostraron mejora en el postest; uno (el escenario 8, en el que un reintento de selección de categoría alargó el postest) favoreció al pretest (Figura 5.2). El escenario 14 del postest (58 s, el valor máximo de esa condición) se abortó por un error al cargar la cantidad y se volvió a simular: el intervalo registrado corresponde solo a la resimulación, lo que favorece al postest, y su efecto se acota en la sección 6.2. La prueba de Shapiro-Wilk sobre las diferencias pareadas rechazó el supuesto de normalidad (W = 0,892; p = 0,029), por lo que, conforme a lo previsto en la sección 3.4, el contraste se realizó con la prueba no paramétrica de Wilcoxon en lugar de la prueba t de Student. El resultado exacto (p = 9,54×10⁻⁶) confirma que la diferencia es estadísticamente significativa. El tamaño del efecto correspondiente (r = 0,60, con N = 40 observaciones totales, Rosenthal, 1991) se ubica igualmente en el rango convencionalmente considerado grande (Cohen, 1988). El intervalo de confianza bootstrap al 95% para la mediana de las diferencias pareadas ([8; 16] segundos), además, no incluye el cero, lo cual refuerza la robustez del hallazgo más allá del valor p, aun cuando la magnitud observada no alcance el umbral del 50% hipotetizado a priori. </w:t>
+        <w:t xml:space="preserve">De las tres variables definidas en la sección 3.5, TPP mostró la diferencia más marcada y estadísticamente más sólida. El tiempo promedio de procesamiento de pedidos cayó de 39,30 s (DE = 19,51; mediana = 32,00 s) en la condición pretest a 25,60 s (DE = 10,52; mediana = 21,50 s) en la postest: una reducción del 34,9% sobre las medias, por debajo del umbral del 50% fijado en H1. La mediana de las diferencias pareadas fue de 11,50 s, equivalente al 35,9% de la mediana del pretest; el intervalo de confianza bootstrap al 95% de esa reducción relativa, [25,8%; 44,4%], excluye el umbral del 50%, de modo que el rechazo del umbral de H1 no descansa solo en la cifra puntual. La reducción de las medianas de cada condición, de 32,00 s a 21,50 s, es del 32,8% (IC95% [24,1%; 40,8%]). Diecinueve de los veinte escenarios mostraron mejora en el postest; uno (el escenario 8, en el que un reintento de selección de categoría alargó el postest) favoreció al pretest (Figura 5.2). El escenario 14 del postest (58 s, el valor máximo de esa condición) se abortó por un error al cargar la cantidad y se volvió a simular: el intervalo registrado corresponde solo a la resimulación, lo que favorece al postest, y su efecto se acota en la sección 6.2. La prueba de Shapiro-Wilk sobre las diferencias pareadas rechazó el supuesto de normalidad (W = 0,892; p = 0,029), por lo que, conforme a lo previsto en la sección 3.4, el contraste se realizó con la prueba no paramétrica de Wilcoxon en lugar de la prueba t de Student. El resultado exacto (p = 9,54×10⁻⁶) confirma que la diferencia es estadísticamente significativa. El tamaño del efecto correspondiente (r = 0,60, con N = 40 observaciones totales, Rosenthal, 1991) se ubica igualmente en el rango convencionalmente considerado grande (Cohen, 1988). El intervalo de confianza bootstrap al 95% para la mediana de las diferencias pareadas ([8; 16] segundos), además, no incluye el cero, lo cual refuerza la robustez del hallazgo más allá del valor p, aun cuando la magnitud observada no alcance el umbral del 50% hipotetizado a priori. </w:t>
       </w:r>
     </w:p>
     <w:p>
@@ -10122,7 +10122,7 @@
         <w:ind w:left="-5" w:right="841"/>
       </w:pPr>
       <w:r>
-        <w:t xml:space="preserve">En síntesis: H1 no se confirma en su umbral literal del 50%, pero la reducción observada en TPP es estadísticamente significativa y de tamaño de efecto grande; TED y NAS no muestran diferencia entre condiciones. El hallazgo central de este trabajo es, entonces, una mejora real y sustantiva en el tiempo de procesamiento de pedidos, sin evidencia, en este diseño, de una mejora acompañante en la tasa de errores o en la exactitud del stock. </w:t>
+        <w:t xml:space="preserve">En síntesis: H1 no se confirma en su umbral literal del 50%, pero la reducción observada en TPP es estadísticamente significativa y de tamaño de efecto grande; TED y NAS no muestran diferencia entre condiciones. El hallazgo central de este trabajo es, entonces, una reducción observada, estadísticamente significativa y de tamaño de efecto grande, en el tiempo de procesamiento de pedidos. Con este diseño no puede estimarse qué parte de esa reducción se debe al sistema y qué parte a la práctica del operador (Tabla 6.1; secciones 6.2 y 7.1). Tampoco hay evidencia, en este diseño, de una mejora acompañante en la tasa de errores o en la exactitud del stock. </w:t>
       </w:r>
     </w:p>
     <w:p>
@@ -10170,7 +10170,7 @@
         <w:ind w:left="-5" w:right="841"/>
       </w:pPr>
       <w:r>
-        <w:t xml:space="preserve">La reducción observada en TPP (34,9% sobre las medias; 35,9% para la mediana de las diferencias pareadas respecto de la mediana del pretest, IC95% [25,8%; 44,4%]) es menor que el orden de magnitud que Davenport y Kirby (2016) atribuyen a la automatización de tareas administrativas estructuradas. Tampoco alcanza el umbral del 50% adoptado en la sección 3.1 para H1, y el intervalo de confianza de esa reducción excluye dicho umbral. No obstante, la mejora es consistente en dirección con el argumento de Moeuf et al. (2020) y de Sufi (2023) sobre el potencial de impacto de las soluciones de bajo costo y fácil integración —incluidas las plataformas low-code/no-code como n8n— en PyMEs. El sistema desarrollado no requirió infraestructura compleja y, aun así, produjo una reducción de tiempo estadísticamente significativa y de tamaño de efecto grande (r = 0,60; Cohen, 1988). Cabe señalar que el diseño adoptado carece de grupo de comparación no equivalente y se ubica, en sentido estricto, en la categoría de diseños preexperimentales (sección 3.4). Por eso, parte de esta reducción podría explicarse por fuentes de variación no controladas, en particular el efecto de práctica derivado de resolver los mismos veinte escenarios en ambas condiciones (secciones 3.9 y 6.2). La incorporación de escenarios de calentamiento (sección 3.4) mitigó parcialmente esta amenaza, sin eliminarla. Un caso concreto ilustra esta cautela: el escenario 8, el único que favoreció al pretest, correspondió a un contratiempo operativo puntual en el postest (un reintento de selección de categoría). Esto indica que el resultado agregado no está artificialmente libre de ruido en ninguna de las dos direcciones. Por ello, la reducción observada se interpreta como una estimación verificable y reproducible, obtenida bajo un instrumento de medición único y consistente entre condiciones (sección 3.5), y no como una cifra construida sobre datos no verificables. Debe leerse, sin embargo, como una estimación obtenida en condiciones controladas y con amenazas que en su mayoría favorecen a la condición automatizada (orden fijo de las corridas, mismos escenarios y práctica entre pasadas, sección 6.2), y por lo tanto como una cota superior probable del efecto en un comercio real. </w:t>
+        <w:t xml:space="preserve">La reducción observada en TPP (34,9% sobre las medias; 35,9% para la mediana de las diferencias pareadas respecto de la mediana del pretest, IC95% [25,8%; 44,4%]) es menor que el orden de magnitud que Davenport y Kirby (2016) atribuyen a la automatización de tareas administrativas estructuradas. Tampoco alcanza el umbral del 50% adoptado en la sección 3.1 para H1, y el intervalo de confianza de esa reducción excluye dicho umbral. No obstante, la reducción observada es consistente en dirección con el argumento de Moeuf et al. (2020) y de Sufi (2023) sobre el potencial de impacto de las soluciones de bajo costo y fácil integración —incluidas las plataformas low-code/no-code como n8n— en PyMEs. El sistema desarrollado no requirió infraestructura compleja y, aun así, con él se observó una reducción de tiempo estadísticamente significativa y de tamaño de efecto grande (r = 0,60; Cohen, 1988). Cabe señalar que el diseño adoptado carece de grupo de comparación no equivalente y se ubica, en sentido estricto, en la categoría de diseños preexperimentales (sección 3.4). Por eso, parte de esta reducción podría explicarse por fuentes de variación no controladas, en particular el efecto de práctica derivado de resolver los mismos veinte escenarios en ambas condiciones (secciones 3.9 y 6.2). La incorporación de escenarios de calentamiento (sección 3.4) mitigó parcialmente esta amenaza, sin eliminarla. Un caso concreto ilustra esta cautela: el escenario 8, el único que favoreció al pretest, correspondió a un contratiempo operativo puntual en el postest (un reintento de selección de categoría). Esto indica que el resultado agregado no está artificialmente libre de ruido en ninguna de las dos direcciones. Por ello, la reducción observada se interpreta como una estimación verificable y reproducible, obtenida bajo un instrumento de medición único y consistente entre condiciones (sección 3.5), y no como una cifra construida sobre datos no verificables. Debe leerse, sin embargo, como una estimación obtenida en condiciones controladas y con amenazas que en su mayoría favorecen a la condición automatizada (orden fijo de las corridas, mismos escenarios y práctica entre pasadas, sección 6.2), y por lo tanto como una cota superior probable del efecto en un comercio real. </w:t>
       </w:r>
     </w:p>
     <w:p>
@@ -10232,7 +10232,7 @@
       </w:r>
       <w:r>
         <w:lastRenderedPageBreak/>
-        <w:t xml:space="preserve">con más de un día de intervalo entre el cierre de una y el inicio de la otra. No hubo contrabalanceo, y el mismo operador (uno de los autores del sistema) intervino en ambas corridas. Para atenuar el efecto de práctica se incorporaron 5 escenarios de calentamiento no cronometrados antes de cada condición (sección 3.4). Esta incorporación reduce, pero no permite aislar cuantitativamente, la magnitud del efecto de práctica residual sobre los 20 escenarios de medición, que siguen siendo idénticos entre condiciones. A diferencia de versiones anteriores de este trabajo, TPP se midió en ambas condiciones con un instrumento único: grabación de pantalla con el reloj del sistema visible, leído al segundo (sección 3.5). Por eso, la asimetría instrumental ya no es una amenaza aplicable. La magnitud del efecto observado (r = 0,60) es compatible con una mejora real más allá del ruido de medición. Sin embargo, dado el diseño preexperimental, no puede descartarse por completo una contribución del efecto de práctica residual a la reducción del 34,9%-35,9% informada en la sección 5.2. </w:t>
+        <w:t xml:space="preserve">con más de un día de intervalo entre el cierre de una y el inicio de la otra. No hubo contrabalanceo, y el mismo operador (uno de los autores del sistema) intervino en ambas corridas. Para atenuar el efecto de práctica se incorporaron 5 escenarios de calentamiento no cronometrados antes de cada condición (sección 3.4). Esta incorporación reduce, pero no permite aislar cuantitativamente, la magnitud del efecto de práctica residual sobre los 20 escenarios de medición, que siguen siendo idénticos entre condiciones. A diferencia de versiones anteriores de este trabajo, TPP se midió en ambas condiciones con un instrumento único: grabación de pantalla con el reloj del sistema visible, leído al segundo (sección 3.5). Por eso, la asimetría instrumental ya no es una amenaza aplicable. La magnitud del efecto observado (r = 0,60) indica una diferencia entre condiciones que excede el ruido de medición, pero no permite, por sí sola, atribuirla al sistema. Sin embargo, dado el diseño preexperimental, no puede descartarse por completo una contribución del efecto de práctica residual a la reducción del 34,9%-35,9% informada en la sección 5.2. </w:t>
       </w:r>
     </w:p>
     <w:p>
@@ -11131,7 +11131,7 @@
         <w:ind w:left="-5" w:right="841"/>
       </w:pPr>
       <w:r>
-        <w:t xml:space="preserve">OE6 (evaluar el desempeño mediante TPP, TED y NAS) se alcanzó: se completó la medición de las tres variables (sección 5.1). TPP mostró una reducción real, estadísticamente significativa y de tamaño de efecto grande, aunque por debajo del umbral hipotetizado; TED y NAS no mostraron diferencia entre condiciones, por las razones discutidas en la sección 6.1. </w:t>
+        <w:t xml:space="preserve">OE6 (evaluar el desempeño mediante TPP, TED y NAS) se alcanzó: se completó la medición de las tres variables (sección 5.1). TPP mostró una reducción observada, estadísticamente significativa y de tamaño de efecto grande, aunque por debajo del umbral hipotetizado y sin que pueda separarse la parte atribuible al sistema de la atribuible a la práctica (sección 6.2); TED y NAS no mostraron diferencia entre condiciones, por las razones discutidas en la sección 6.1. </w:t>
       </w:r>
     </w:p>
     <w:p>

--- a/docs/Informe_Tesis_v18.docx
+++ b/docs/Informe_Tesis_v18.docx
@@ -8588,7 +8588,7 @@
         <w:jc w:val="center"/>
       </w:pPr>
       <w:r>
-        <w:t xml:space="preserve">Figura 4.4c. Diagrama de proceso por carriles (un carril por actor) del flujo de toma de pedidos por Telegram descripto en esta sección: Cliente, Bot de Telegram (n8n), Backend (API REST) y Operador. Complementa, a nivel de proceso de negocio, el diagrama de secuencia técnico de la Figura 4.4b, e incluye el descuento de stock, que ocurre cuando el operador confirma el pedido y no cuando el bot lo recibe. Fuente: docs/diagramas/diagrama_bpmn_pedido.mmd (repositorio de código, Anexo F). </w:t>
+        <w:t xml:space="preserve">Figura 4.4c. Diagrama de proceso por carriles (un carril por actor) del flujo de toma de pedidos por Telegram descripto en esta sección: Cliente, Bot de Telegram (n8n), Backend (API REST) y Operador. Complementa, a nivel de proceso de negocio, el diagrama de secuencia técnico de la Figura 4.4b, e incluye el descuento de stock, que ocurre cuando el operador confirma el pedido y no cuando el bot lo recibe. Fuente: docs/diagramas/diagrama_carriles_pedido.mmd (repositorio de código, Anexo F). </w:t>
       </w:r>
     </w:p>
     <w:p>
@@ -8643,7 +8643,7 @@
         <w:ind w:left="-5" w:right="841"/>
       </w:pPr>
       <w:r>
-        <w:t xml:space="preserve">Adicionalmente, se ejecutaron manualmente escenarios de extremo a extremo que simulan casos reales de uso: la recepción de un pedido a través de Telegram, su procesamiento automático por n8n, el registro correspondiente en la base de datos y la actualización del stock disponible. Estos escenarios cubrieron tanto casos de éxito como los casos de error más frecuentes identificados durante el relevamiento de requerimientos (producto inexistente, stock insuficiente, formato de mensaje inválido). Estos mismos escenarios constituyen la base para los escenarios de prueba estandarizados del experimento controlado descripto en la sección 3.4 y documentados en el Anexo A. </w:t>
+        <w:t xml:space="preserve">Adicionalmente, se ejecutaron manualmente escenarios de extremo a extremo que simulan casos reales de uso: la recepción de un pedido a través de Telegram, su procesamiento automático por n8n, el registro correspondiente en la base de datos y la actualización del stock disponible. Estos escenarios cubrieron casos de éxito con uno y con varios productos, el límite de cantidad máxima por interacción (10 unidades) y el caso de error alcanzable desde el bot: el stock insuficiente, que deja el pedido registrado como CANCELADO. Como el cliente interactúa solo mediante botones y no escribe texto libre en ningún paso (secciones 2.5 y 4.4), el bot no puede producir pedidos con un producto inexistente ni con una cantidad fuera de rango. Los casos de error que dependen de la API —carrito vacío, cantidad fuera de rango (1 a 10 unidades) y confirmación repetida del mismo pedido— se verificaron invocando directamente los endpoints, mediante la suite de pruebas automatizadas descripta en el párrafo anterior. Estos mismos escenarios constituyen la base para los escenarios de prueba estandarizados del experimento controlado descripto en la sección 3.4 y documentados en el Anexo A. </w:t>
       </w:r>
     </w:p>
     <w:p>
@@ -8651,7 +8651,7 @@
         <w:ind w:left="-5" w:right="841"/>
       </w:pPr>
       <w:r>
-        <w:t xml:space="preserve">Los resultados de las pruebas permitieron identificar y corregir inconsistencias en la validación de datos, optimizar la estructura de algunos endpoints y ajustar los flujos de n8n para mejorar su robustez frente a mensajes malformados. Esta etapa de pruebas iterativas es coherente con el enfoque DSR, que concibe el desarrollo y la evaluación del artefacto como un proceso cíclico orientado a la mejora continua. </w:t>
+        <w:t xml:space="preserve">Los resultados de las pruebas permitieron identificar y corregir inconsistencias en la validación de datos, optimizar la estructura de algunos endpoints y ajustar los flujos de n8n para que la interacción del cliente quede guiada íntegramente por botones, de modo que cualquier mensaje de texto libre redirige al menú de categorías (sección 4.4). Esta etapa de pruebas iterativas es coherente con el enfoque DSR, que concibe el desarrollo y la evaluación del artefacto como un proceso cíclico orientado a la mejora continua. </w:t>
       </w:r>
     </w:p>
     <w:p>
@@ -9940,7 +9940,7 @@
       </w:r>
       <w:r>
         <w:lastRenderedPageBreak/>
-        <w:t xml:space="preserve">a partir de los mismos datos pareados del Anexo A, mediante el estadístico r = |z|/√N asociado a la prueba de Wilcoxon (Rosenthal, 1991) e interpretado según los umbrales convencionales de Cohen (1988). Se informa en valor absoluto porque el signo de z depende de la convención de la diferencia y no cambia la magnitud. El denominador N corresponde a las 40 observaciones totales (pretest + postest), no a los 20 pares evaluados. El valor p informado es el valor exacto de la prueba de Wilcoxon (principal); la aproximación normal (z = −3,79) da un valor p = 0,000149, del mismo orden de magnitud. El intervalo de confianza bootstrap percentil corresponde a la mediana de las diferencias pareadas, no a la diferencia de las medianas de cada condición por separado, que es una cifra distinta (32,00 s vs. 21,50 s = 10,50 s). Se calculó con 10.000 remuestreos y semilla fija (random_state = 42) para garantizar la reproducibilidad. La mediana observada de las diferencias pareadas fue de 11,50 s. Su cociente sobre la mediana del pretest (35,9%) y la reducción de las medianas de cada condición (32,8%) se informan con su intervalo de confianza en la sección 5.2. Para TED se aplicó la prueba exacta de McNemar (p = 1,000), dado que los errores se registraron en escenarios distintos entre condiciones (2 pares discordantes en cada sentido). No corresponde, por eso, un tamaño de efecto convencional para una tabla 2×2 de baja frecuencia. Para NAS no se calculó un contraste formal. La auditoría del postest se obtuvo en una pasada suplementaria del 12/09/2026, sin volcados exportados y sin registro del estado del código respecto de la corrección de concurrencia (sección 6.2). Las auditorías cubrieron la totalidad de los 17 productos del catálogo por condición (no una muestra de 5) y el stock registrado coincidió con el esperado en el 100% de los casos en ambas condiciones, sin variación que contrastar. No se aplicó corrección por comparaciones múltiples entre las tres variables: cada una responde a una pregunta distinta y solo TPP fue objeto de un contraste de hipótesis formal, por lo que dicha corrección no resulta aplicable en este caso. </w:t>
+        <w:t xml:space="preserve">a partir de los mismos datos pareados del Anexo A, mediante el estadístico r = |z|/√N asociado a la prueba de Wilcoxon (Rosenthal, 1991) e interpretado según los umbrales convencionales de Cohen (1988). Se informa en valor absoluto porque el signo de z depende de la convención de la diferencia y no cambia la magnitud. El denominador N corresponde a las 40 observaciones totales (pretest + postest), no a los 20 pares evaluados. El valor p informado es el valor exacto de la prueba de Wilcoxon (principal); la aproximación normal (z = −3,79) da un valor p = 0,000149, del mismo orden de magnitud. El intervalo de confianza bootstrap percentil corresponde a la mediana de las diferencias pareadas, no a la diferencia de las medianas de cada condición por separado, que es una cifra distinta (32,00 s vs. 21,50 s = 10,50 s). Se calculó con 10.000 remuestreos y semilla fija (random_state = 42) para garantizar la reproducibilidad; los intervalos de la reducción relativa informados en la sección 5.2 usan el mismo número de remuestreos y la misma semilla. La mediana observada de las diferencias pareadas fue de 11,50 s. Su cociente sobre la mediana del pretest (35,9%) y la reducción de las medianas de cada condición (32,8%) se informan con su intervalo de confianza en la sección 5.2. Para TED se aplicó la prueba exacta de McNemar (p = 1,000), dado que los errores se registraron en escenarios distintos entre condiciones (2 pares discordantes en cada sentido). No corresponde, por eso, un tamaño de efecto convencional para una tabla 2×2 de baja frecuencia. Para NAS no se calculó un contraste formal. La auditoría del postest se obtuvo en una pasada suplementaria del 12/09/2026, sin volcados exportados y sin registro del estado del código respecto de la corrección de concurrencia (sección 6.2). Las auditorías cubrieron la totalidad de los 17 productos del catálogo por condición y el stock registrado coincidió con el esperado en el 100% de los casos en ambas condiciones, sin variación que contrastar. No se aplicó corrección por comparaciones múltiples entre las tres variables: cada una responde a una pregunta distinta y solo TPP fue objeto de un contraste de hipótesis formal, por lo que dicha corrección no resulta aplicable en este caso. </w:t>
       </w:r>
     </w:p>
     <w:p>
@@ -10098,7 +10098,7 @@
         <w:ind w:left="-5" w:right="841"/>
       </w:pPr>
       <w:r>
-        <w:t xml:space="preserve">De las tres variables definidas en la sección 3.5, TPP mostró la diferencia más marcada y estadísticamente más sólida. El tiempo promedio de procesamiento de pedidos cayó de 39,30 s (DE = 19,51; mediana = 32,00 s) en la condición pretest a 25,60 s (DE = 10,52; mediana = 21,50 s) en la postest: una reducción del 34,9% sobre las medias, por debajo del umbral del 50% fijado en H1. La mediana de las diferencias pareadas fue de 11,50 s, equivalente al 35,9% de la mediana del pretest; el intervalo de confianza bootstrap al 95% de esa reducción relativa, [25,8%; 44,4%], excluye el umbral del 50%, de modo que el rechazo del umbral de H1 no descansa solo en la cifra puntual. La reducción de las medianas de cada condición, de 32,00 s a 21,50 s, es del 32,8% (IC95% [24,1%; 40,8%]). Diecinueve de los veinte escenarios mostraron mejora en el postest; uno (el escenario 8, en el que un reintento de selección de categoría alargó el postest) favoreció al pretest (Figura 5.2). El escenario 14 del postest (58 s, el valor máximo de esa condición) se abortó por un error al cargar la cantidad y se volvió a simular: el intervalo registrado corresponde solo a la resimulación, lo que favorece al postest, y su efecto se acota en la sección 6.2. La prueba de Shapiro-Wilk sobre las diferencias pareadas rechazó el supuesto de normalidad (W = 0,892; p = 0,029), por lo que, conforme a lo previsto en la sección 3.4, el contraste se realizó con la prueba no paramétrica de Wilcoxon en lugar de la prueba t de Student. El resultado exacto (p = 9,54×10⁻⁶) confirma que la diferencia es estadísticamente significativa. El tamaño del efecto correspondiente (r = 0,60, con N = 40 observaciones totales, Rosenthal, 1991) se ubica igualmente en el rango convencionalmente considerado grande (Cohen, 1988). El intervalo de confianza bootstrap al 95% para la mediana de las diferencias pareadas ([8; 16] segundos), además, no incluye el cero, lo cual refuerza la robustez del hallazgo más allá del valor p, aun cuando la magnitud observada no alcance el umbral del 50% hipotetizado a priori. </w:t>
+        <w:t xml:space="preserve">De las tres variables definidas en la sección 3.5, TPP mostró la diferencia más marcada y estadísticamente más sólida. El tiempo promedio de procesamiento de pedidos cayó de 39,30 s (DE = 19,51; mediana = 32,00 s) en la condición pretest a 25,60 s (DE = 10,52; mediana = 21,50 s) en la postest: una reducción del 34,9% sobre las medias, por debajo del umbral del 50% fijado en H1. La mediana de las diferencias pareadas fue de 11,50 s, equivalente al 35,9% de la mediana del pretest; el intervalo de confianza bootstrap percentil pareado al 95% de esa reducción relativa (10.000 remuestreos, semilla fija 42), [25,8%; 44,4%], excluye el umbral del 50%, de modo que el rechazo del umbral de H1 no descansa solo en la cifra puntual. La reducción de las medianas de cada condición, de 32,00 s a 21,50 s, es del 32,8% (IC95% [24,1%; 40,8%], con los mismos remuestreos y la misma semilla). Diecinueve de los veinte escenarios mostraron mejora en el postest; uno (el escenario 8, en el que un reintento de selección de categoría alargó el postest) favoreció al pretest (Figura 5.2). El escenario 14 del postest (58 s, el valor máximo de esa condición) se abortó por un error al cargar la cantidad y se volvió a simular: el intervalo registrado corresponde solo a la resimulación, lo que favorece al postest, y su efecto se acota en la sección 6.2. La prueba de Shapiro-Wilk sobre las diferencias pareadas rechazó el supuesto de normalidad (W = 0,892; p = 0,029), por lo que, conforme a lo previsto en la sección 3.4, el contraste se realizó con la prueba no paramétrica de Wilcoxon en lugar de la prueba t de Student. El resultado exacto (p = 9,54×10⁻⁶) confirma que la diferencia es estadísticamente significativa. El tamaño del efecto correspondiente (r = 0,60, con N = 40 observaciones totales, Rosenthal, 1991) se ubica igualmente en el rango convencionalmente considerado grande (Cohen, 1988). El intervalo de confianza bootstrap al 95% para la mediana de las diferencias pareadas ([8; 16] segundos), además, no incluye el cero, lo cual refuerza la robustez del hallazgo más allá del valor p, aun cuando la magnitud observada no alcance el umbral del 50% hipotetizado a priori. </w:t>
       </w:r>
     </w:p>
     <w:p>
@@ -18028,7 +18028,7 @@
       </w:r>
       <w:r>
         <w:lastRenderedPageBreak/>
-        <w:t>horarios crudos de las hojas Pretest y Postest del Anexo A, con el script docs/analisis/compute_practica_residual.py —que incluye una variante de sensibilidad sin el escenario 8— y su salida real docs/analisis/salida_compute_practica_residual.txt, incluidos también en el repositorio de código (Anexo F). El script compute_stats.py incluye además la estimación por intervalo de la reducción relativa (sección 5.2) y el análisis de sensibilidad del escenario 14 (sección 6.2), y el cruce del registro de n8n contra las ventanas del postest se realizó con docs/analisis/cruzar_log_n8n.py (Anexo A).  La comparación con la pasada descartada del 11/09 (Tabla 6.1) se calculó con docs/analisis/compute_intento_descartado.py, a partir de la planilla archivada en docs/analisis/rerun/intento1_postest_bug_confirmacion_doble/, y su salida real, docs/analisis/salida_compute_intento_descartado.txt, se incluye en el mismo repositorio.</w:t>
+        <w:t>horarios crudos de las hojas Pretest y Postest del Anexo A, con el script docs/analisis/compute_practica_residual.py —que incluye una variante de sensibilidad sin el escenario 8— y su salida real docs/analisis/salida_compute_practica_residual.txt, incluidos también en el repositorio de código (Anexo F). El script compute_stats.py incluye además la estimación por intervalo de la reducción relativa (sección 5.2; bootstrap percentil pareado con 10.000 remuestreos y semilla fija 42, los mismos del intervalo de la mediana de las diferencias) y el análisis de sensibilidad del escenario 14 (sección 6.2), y el cruce del registro de n8n contra las ventanas del postest se realizó con docs/analisis/cruzar_log_n8n.py (Anexo A).  La comparación con la pasada descartada del 11/09 (Tabla 6.1) se calculó con docs/analisis/compute_intento_descartado.py, a partir de la planilla archivada en docs/analisis/rerun/intento1_postest_bug_confirmacion_doble/, y su salida real, docs/analisis/salida_compute_intento_descartado.txt, se incluye en el mismo repositorio.</w:t>
       </w:r>
     </w:p>
     <w:p>
@@ -18139,7 +18139,7 @@
         <w:ind w:left="-5" w:right="841"/>
       </w:pPr>
       <w:r>
-        <w:t xml:space="preserve">Archivos: diagrama_arquitectura.png, diagrama_der.png, diagrama_clases.png, diagrama_secuencia.png, diagrama_bpmn_pedido.png (repositorio de código, Anexo F, carpeta docs/diagramas/) </w:t>
+        <w:t xml:space="preserve">Archivos: diagrama_arquitectura.png, diagrama_der.png, diagrama_clases.png, diagrama_secuencia.png, diagrama_carriles_pedido.png (repositorio de código, Anexo F, carpeta docs/diagramas/) </w:t>
       </w:r>
     </w:p>
     <w:p>

--- a/docs/Informe_Tesis_v18.docx
+++ b/docs/Informe_Tesis_v18.docx
@@ -2657,7 +2657,7 @@
       </w:r>
       <w:r>
         <w:lastRenderedPageBreak/>
-        <w:t xml:space="preserve">automatización de procesos administrativos estructurados (Davenport y Kirby, 2016) y en los beneficios de eficiencia identificados para la adopción de tecnología en PyMEs (Moeuf et al., 2020). Esto no implica una derivación estadística directa de dichos antecedentes: se trata de un umbral de referencia que los autores adoptaron para volver la hipótesis falsable, no de una cifra reportada literalmente por esas fuentes. La tasa de errores en la carga de datos (TED) y el nivel de actualización del stock (NAS) se miden también (sección 3.5) como indicadores descriptivos secundarios del desempeño del sistema, sin un umbral de mejora fijado a priori. Como se explica en la sección 3.4, el diseño experimental —ejecutado por uno de los autores del sistema en ambas condiciones— no permite generar una línea de base de errores representativa de un operador real, por lo que una hipótesis formal sobre TED no sería falsable con este diseño. Esta limitación se discute en la sección 6.1 y su contrastación con operadores reales queda planteada como trabajo futuro (sección 7.2). </w:t>
+        <w:t xml:space="preserve">automatización de procesos administrativos estructurados (Davenport y Kirby, 2016) y en los beneficios de eficiencia identificados para la adopción de tecnología en PyMEs (Moeuf et al., 2020). Esto no implica una derivación estadística directa de dichos antecedentes: se trata de un umbral de referencia que los autores adoptaron para volver la hipótesis falsable, no de una cifra reportada literalmente por esas fuentes. La tasa de errores en la carga de datos (TED) y el nivel de actualización del stock (NAS) se miden también (sección 3.5), como indicadores descriptivos secundarios y sin hipótesis asociada, por las razones que se exponen en la sección 3.1. </w:t>
       </w:r>
     </w:p>
     <w:p>
@@ -2666,7 +2666,7 @@
         <w:ind w:left="-5" w:right="841"/>
       </w:pPr>
       <w:r>
-        <w:t xml:space="preserve">H1 es operacionalizable mediante la variable TPP definida en la sección 3.5; el diseño pretest-postest descripto en la sección 3.4 permitió evaluarla. TED y NAS se miden con el mismo diseño, pero se reportan de forma descriptiva, por las razones ya señaladas. </w:t>
+        <w:t xml:space="preserve">H1 es operacionalizable mediante la variable TPP definida en la sección 3.5; el diseño pretest-postest descripto en la sección 3.4 permitió evaluarla. </w:t>
       </w:r>
     </w:p>
     <w:p>
@@ -3836,7 +3836,7 @@
         <w:ind w:left="-5" w:right="841"/>
       </w:pPr>
       <w:r>
-        <w:t xml:space="preserve">H1 es falsable y operacionalizable mediante la variable definida en la sección 3.5; el diseño adoptado permitió contrastarla, y sus resultados se presentan en el Capítulo 5. TED y NAS se miden con el mismo diseño y se reportan sin hipótesis asociada, conforme a lo advertido en la sección 1.2, dado que un único operador, coautor del sistema, actuó en las dos condiciones. </w:t>
+        <w:t xml:space="preserve">H1 es falsable y operacionalizable mediante la variable definida en la sección 3.5; el diseño adoptado permitió contrastarla, y sus resultados se presentan en el Capítulo 5. TED y NAS se miden con el mismo diseño y se reportan sin hipótesis asociada. Como un único operador, coautor del sistema, actuó en las dos condiciones, el diseño no permite generar una línea de base de errores representativa de un operador real (sección 3.4), por lo que una hipótesis formal sobre TED no sería falsable. Esta limitación se discute en la sección 6.1 y su contrastación con operadores reales queda planteada como trabajo futuro (sección 7.2). </w:t>
       </w:r>
     </w:p>
     <w:p>
@@ -10178,7 +10178,7 @@
         <w:ind w:left="-5" w:right="841"/>
       </w:pPr>
       <w:r>
-        <w:t xml:space="preserve">El resultado de TED —sin diferencia entre condiciones (11,8% en ambas; McNemar exacto, p = 1,000)— contrasta con lo esperado a partir de la misma literatura. Esa literatura atribuye a la automatización una reducción en la tasa de errores humanos (Davenport y Kirby, 2016). La explicación más plausible no es que la automatización sea inefectiva para reducir errores, sino que el diseño experimental, tal como se advirtió en las secciones 1.2 y 3.1, no genera una tasa de error de base representativa de un operador real. Uno de los autores del sistema operó ambas condiciones, con pleno conocimiento del catálogo y del procedimiento; por eso, los errores registrados (dos por condición, detallados en el Anexo A) reflejan más bien la variabilidad esperable de una tarea manual repetitiva que una falla estructural de alguna de las dos modalidades. Un operador real, sin ese conocimiento ni ese entrenamiento previo, probablemente presentaría una tasa de error de base distinta —y potencialmente más alta en la modalidad manual— que este diseño no puede estimar. Además, la naturaleza de los errores difiere entre condiciones (de registro en la planilla en el pretest, de selección del operador en </w:t>
+        <w:t xml:space="preserve">El resultado de TED —sin diferencia entre condiciones (11,8% en ambas; McNemar exacto, p = 1,000)— contrasta con lo esperado a partir de la misma literatura. Esa literatura atribuye a la automatización una reducción en la tasa de errores humanos (Davenport y Kirby, 2016). La explicación más plausible no es que la automatización sea inefectiva para reducir errores, sino que el diseño experimental, tal como se advirtió en la sección 3.1, no genera una tasa de error de base representativa de un operador real. Uno de los autores del sistema operó ambas condiciones, con pleno conocimiento del catálogo y del procedimiento; por eso, los errores registrados (dos por condición, detallados en el Anexo A) reflejan más bien la variabilidad esperable de una tarea manual repetitiva que una falla estructural de alguna de las dos modalidades. Un operador real, sin ese conocimiento ni ese entrenamiento previo, probablemente presentaría una tasa de error de base distinta —y potencialmente más alta en la modalidad manual— que este diseño no puede estimar. Además, la naturaleza de los errores difiere entre condiciones (de registro en la planilla en el pretest, de selección del operador en </w:t>
       </w:r>
       <w:r>
         <w:lastRenderedPageBreak/>
@@ -18272,6 +18272,14 @@
       </w:pPr>
       <w:r>
         <w:t xml:space="preserve">Limitaciones de seguridad conocidas. La protección contra CSRF está deshabilitada (csrf.disable()) y el sistema no emite un token anti-CSRF; el riesgo se mitiga con el atributo SameSite=Strict de la cookie de sesión JWT. Se acepta como limitación para el alcance de este trabajo, que evalúa el artefacto en un entorno controlado, y debería resolverse antes de una implementación real (sección 7.2). </w:t>
+      </w:r>
+    </w:p>
+    <w:p>
+      <w:pPr>
+        <w:ind w:left="-5" w:right="841"/>
+      </w:pPr>
+      <w:r>
+        <w:t xml:space="preserve">Contenido de la carpeta docs/. Contiene únicamente la versión vigente de este informe, la planilla de datos crudos del Anexo A (Plantilla_Experimento_Pretest_Postest.xlsx), los scripts de análisis y sus salidas (docs/analisis/, Anexo B), la evidencia de la re-ejecución del experimento (docs/analisis/rerun/), los diagramas (docs/diagramas/, Anexo D) y las capturas de pantalla (docs/capturas/, Anexo E). Las versiones anteriores del informe se retiraron del árbol del repositorio (commit dad7685) y solo se conservan en el historial de git. </w:t>
       </w:r>
     </w:p>
     <w:p>

--- a/docs/Informe_Tesis_v18.docx
+++ b/docs/Informe_Tesis_v18.docx
@@ -545,7 +545,7 @@
         <w:rPr>
           <w:noProof/>
         </w:rPr>
-        <w:t>7</w:t>
+        <w:t>6</w:t>
       </w:r>
       <w:r>
         <w:fldChar w:fldCharType="end"/>
@@ -635,7 +635,7 @@
         <w:rPr>
           <w:noProof/>
         </w:rPr>
-        <w:t>9</w:t>
+        <w:t>8</w:t>
       </w:r>
       <w:r>
         <w:fldChar w:fldCharType="end"/>
@@ -674,7 +674,7 @@
         <w:rPr>
           <w:noProof/>
         </w:rPr>
-        <w:t>9</w:t>
+        <w:t>8</w:t>
       </w:r>
       <w:r>
         <w:fldChar w:fldCharType="end"/>
@@ -713,7 +713,7 @@
         <w:rPr>
           <w:noProof/>
         </w:rPr>
-        <w:t>9</w:t>
+        <w:t>8</w:t>
       </w:r>
       <w:r>
         <w:fldChar w:fldCharType="end"/>
@@ -752,7 +752,7 @@
         <w:rPr>
           <w:noProof/>
         </w:rPr>
-        <w:t>10</w:t>
+        <w:t>9</w:t>
       </w:r>
       <w:r>
         <w:fldChar w:fldCharType="end"/>
@@ -791,7 +791,7 @@
         <w:rPr>
           <w:noProof/>
         </w:rPr>
-        <w:t>11</w:t>
+        <w:t>10</w:t>
       </w:r>
       <w:r>
         <w:fldChar w:fldCharType="end"/>
@@ -830,7 +830,7 @@
         <w:rPr>
           <w:noProof/>
         </w:rPr>
-        <w:t>12</w:t>
+        <w:t>11</w:t>
       </w:r>
       <w:r>
         <w:fldChar w:fldCharType="end"/>
@@ -869,7 +869,7 @@
         <w:rPr>
           <w:noProof/>
         </w:rPr>
-        <w:t>13</w:t>
+        <w:t>12</w:t>
       </w:r>
       <w:r>
         <w:fldChar w:fldCharType="end"/>
@@ -908,7 +908,7 @@
         <w:rPr>
           <w:noProof/>
         </w:rPr>
-        <w:t>13</w:t>
+        <w:t>12</w:t>
       </w:r>
       <w:r>
         <w:fldChar w:fldCharType="end"/>
@@ -947,7 +947,7 @@
         <w:rPr>
           <w:noProof/>
         </w:rPr>
-        <w:t>13</w:t>
+        <w:t>12</w:t>
       </w:r>
       <w:r>
         <w:fldChar w:fldCharType="end"/>
@@ -986,7 +986,7 @@
         <w:rPr>
           <w:noProof/>
         </w:rPr>
-        <w:t>14</w:t>
+        <w:t>13</w:t>
       </w:r>
       <w:r>
         <w:fldChar w:fldCharType="end"/>
@@ -1025,7 +1025,7 @@
         <w:rPr>
           <w:noProof/>
         </w:rPr>
-        <w:t>14</w:t>
+        <w:t>13</w:t>
       </w:r>
       <w:r>
         <w:fldChar w:fldCharType="end"/>
@@ -1076,7 +1076,7 @@
         <w:rPr>
           <w:noProof/>
         </w:rPr>
-        <w:t>16</w:t>
+        <w:t>15</w:t>
       </w:r>
       <w:r>
         <w:fldChar w:fldCharType="end"/>
@@ -1115,7 +1115,7 @@
         <w:rPr>
           <w:noProof/>
         </w:rPr>
-        <w:t>16</w:t>
+        <w:t>15</w:t>
       </w:r>
       <w:r>
         <w:fldChar w:fldCharType="end"/>
@@ -1154,7 +1154,7 @@
         <w:rPr>
           <w:noProof/>
         </w:rPr>
-        <w:t>16</w:t>
+        <w:t>15</w:t>
       </w:r>
       <w:r>
         <w:fldChar w:fldCharType="end"/>
@@ -1193,7 +1193,7 @@
         <w:rPr>
           <w:noProof/>
         </w:rPr>
-        <w:t>17</w:t>
+        <w:t>16</w:t>
       </w:r>
       <w:r>
         <w:fldChar w:fldCharType="end"/>
@@ -1232,7 +1232,7 @@
         <w:rPr>
           <w:noProof/>
         </w:rPr>
-        <w:t>17</w:t>
+        <w:t>16</w:t>
       </w:r>
       <w:r>
         <w:fldChar w:fldCharType="end"/>
@@ -1271,7 +1271,7 @@
         <w:rPr>
           <w:noProof/>
         </w:rPr>
-        <w:t>20</w:t>
+        <w:t>19</w:t>
       </w:r>
       <w:r>
         <w:fldChar w:fldCharType="end"/>
@@ -1310,7 +1310,7 @@
         <w:rPr>
           <w:noProof/>
         </w:rPr>
-        <w:t>21</w:t>
+        <w:t>20</w:t>
       </w:r>
       <w:r>
         <w:fldChar w:fldCharType="end"/>
@@ -1388,7 +1388,7 @@
         <w:rPr>
           <w:noProof/>
         </w:rPr>
-        <w:t>22</w:t>
+        <w:t>21</w:t>
       </w:r>
       <w:r>
         <w:fldChar w:fldCharType="end"/>
@@ -1427,7 +1427,7 @@
         <w:rPr>
           <w:noProof/>
         </w:rPr>
-        <w:t>23</w:t>
+        <w:t>22</w:t>
       </w:r>
       <w:r>
         <w:fldChar w:fldCharType="end"/>
@@ -1478,7 +1478,7 @@
         <w:rPr>
           <w:noProof/>
         </w:rPr>
-        <w:t>25</w:t>
+        <w:t>24</w:t>
       </w:r>
       <w:r>
         <w:fldChar w:fldCharType="end"/>
@@ -1517,7 +1517,7 @@
         <w:rPr>
           <w:noProof/>
         </w:rPr>
-        <w:t>25</w:t>
+        <w:t>24</w:t>
       </w:r>
       <w:r>
         <w:fldChar w:fldCharType="end"/>
@@ -1556,7 +1556,7 @@
         <w:rPr>
           <w:noProof/>
         </w:rPr>
-        <w:t>25</w:t>
+        <w:t>24</w:t>
       </w:r>
       <w:r>
         <w:fldChar w:fldCharType="end"/>
@@ -1595,7 +1595,7 @@
         <w:rPr>
           <w:noProof/>
         </w:rPr>
-        <w:t>28</w:t>
+        <w:t>27</w:t>
       </w:r>
       <w:r>
         <w:fldChar w:fldCharType="end"/>
@@ -1634,7 +1634,7 @@
         <w:rPr>
           <w:noProof/>
         </w:rPr>
-        <w:t>28</w:t>
+        <w:t>27</w:t>
       </w:r>
       <w:r>
         <w:fldChar w:fldCharType="end"/>
@@ -1673,7 +1673,7 @@
         <w:rPr>
           <w:noProof/>
         </w:rPr>
-        <w:t>31</w:t>
+        <w:t>30</w:t>
       </w:r>
       <w:r>
         <w:fldChar w:fldCharType="end"/>
@@ -1712,7 +1712,7 @@
         <w:rPr>
           <w:noProof/>
         </w:rPr>
-        <w:t>34</w:t>
+        <w:t>33</w:t>
       </w:r>
       <w:r>
         <w:fldChar w:fldCharType="end"/>
@@ -1802,7 +1802,7 @@
         <w:rPr>
           <w:noProof/>
         </w:rPr>
-        <w:t>38</w:t>
+        <w:t>37</w:t>
       </w:r>
       <w:r>
         <w:fldChar w:fldCharType="end"/>
@@ -1841,7 +1841,7 @@
         <w:rPr>
           <w:noProof/>
         </w:rPr>
-        <w:t>38</w:t>
+        <w:t>37</w:t>
       </w:r>
       <w:r>
         <w:fldChar w:fldCharType="end"/>
@@ -1880,7 +1880,7 @@
         <w:rPr>
           <w:noProof/>
         </w:rPr>
-        <w:t>41</w:t>
+        <w:t>40</w:t>
       </w:r>
       <w:r>
         <w:fldChar w:fldCharType="end"/>
@@ -2738,11 +2738,7 @@
         <w:ind w:left="-5" w:right="841"/>
       </w:pPr>
       <w:r>
-        <w:t xml:space="preserve">Desarrollar e implementar un sistema integrado de gestión de stock basado en arquitectura API REST que permita optimizar la administración de productos, clientes y ventas mediante la automatización de pedidos a través de plataformas de mensajería instantánea. Evaluar, </w:t>
-      </w:r>
-      <w:r>
-        <w:lastRenderedPageBreak/>
-        <w:t xml:space="preserve">además, su impacto sobre la eficiencia operativa mediante un experimento controlado que reproduce las condiciones operativas típicas de un comercio de pequeña escala. </w:t>
+        <w:t xml:space="preserve">Desarrollar e implementar un sistema integrado de gestión de stock basado en arquitectura API REST que permita optimizar la administración de productos, clientes y ventas mediante la automatización de pedidos a través de plataformas de mensajería instantánea. Evaluar, además, su impacto sobre la eficiencia operativa mediante un experimento controlado que reproduce las condiciones operativas típicas de un comercio de pequeña escala. </w:t>
       </w:r>
     </w:p>
     <w:p>
@@ -2783,6 +2779,7 @@
         <w:jc w:val="left"/>
       </w:pPr>
       <w:r>
+        <w:lastRenderedPageBreak/>
         <w:t xml:space="preserve">OE1. Diseñar una arquitectura de software basada en el modelo cliente-servidor que separe de manera clara la capa de presentación y la capa de lógica de negocio. </w:t>
       </w:r>
     </w:p>
@@ -2896,11 +2893,7 @@
         <w:ind w:left="-5" w:right="841"/>
       </w:pPr>
       <w:r>
-        <w:t xml:space="preserve">Se reconoce como limitación la dependencia del sistema respecto de la conectividad a internet y del correcto funcionamiento de los servicios externos utilizados (API de Telegram, servidor n8n). La limitación metodológica más relevante del presente trabajo es que la evaluación del sistema se realizó en un entorno de prueba controlado y no en un comercio real en operación. Esto se debe a que, a la fecha de este informe, el artefacto no se implementó comercialmente. En consecuencia, los resultados obtenidos poseen validez interna alta pero validez externa </w:t>
-      </w:r>
-      <w:r>
-        <w:lastRenderedPageBreak/>
-        <w:t xml:space="preserve">acotada. Su generalización a condiciones reales de uso (variabilidad de clientes, picos de demanda, errores de conectividad en campo) requiere una validación de campo posterior, que se plantea como trabajo futuro prioritario (sección 7.2). </w:t>
+        <w:t xml:space="preserve">Se reconoce como limitación la dependencia del sistema respecto de la conectividad a internet y del correcto funcionamiento de los servicios externos utilizados (API de Telegram, servidor n8n). La limitación metodológica más relevante del presente trabajo es que la evaluación del sistema se realizó en un entorno de prueba controlado y no en un comercio real en operación. Esto se debe a que, a la fecha de este informe, el artefacto no se implementó comercialmente. En consecuencia, los resultados obtenidos poseen validez interna alta pero validez externa acotada. Su generalización a condiciones reales de uso (variabilidad de clientes, picos de demanda, errores de conectividad en campo) requiere una validación de campo posterior, que se plantea como trabajo futuro prioritario (sección 7.2). </w:t>
       </w:r>
     </w:p>
     <w:p>
@@ -2922,834 +2915,582 @@
     </w:p>
     <w:p>
       <w:pPr>
+        <w:pStyle w:val="Ttulo2"/>
+        <w:ind w:left="-5"/>
+      </w:pPr>
+      <w:bookmarkStart w:id="14" w:name="_CAPÍTULO_2:_Marco"/>
+      <w:bookmarkStart w:id="15" w:name="ch2"/>
+      <w:bookmarkEnd w:id="14"/>
+      <w:r>
+        <w:lastRenderedPageBreak/>
+        <w:t>CAPÍTULO 2: Marco Teórico y Estado del Arte</w:t>
+      </w:r>
+      <w:bookmarkEnd w:id="15"/>
+      <w:r>
+        <w:rPr>
+          <w:color w:val="2E74B5"/>
+          <w:sz w:val="30"/>
+        </w:rPr>
+        <w:t xml:space="preserve"> </w:t>
+      </w:r>
+    </w:p>
+    <w:p>
+      <w:pPr>
+        <w:pStyle w:val="Ttulo3"/>
+        <w:ind w:left="-5"/>
+      </w:pPr>
+      <w:bookmarkStart w:id="16" w:name="_2.1_Sistemas_de"/>
+      <w:bookmarkStart w:id="17" w:name="sec2_1"/>
+      <w:bookmarkEnd w:id="16"/>
+      <w:r>
+        <w:t>2.1 Sistemas de gestión de inventario en PyMEs</w:t>
+      </w:r>
+      <w:bookmarkEnd w:id="17"/>
+      <w:r>
+        <w:rPr>
+          <w:color w:val="2E74B5"/>
+        </w:rPr>
+        <w:t xml:space="preserve"> </w:t>
+      </w:r>
+    </w:p>
+    <w:p>
+      <w:pPr>
+        <w:ind w:left="-5" w:right="841"/>
+      </w:pPr>
+      <w:r>
+        <w:t xml:space="preserve">Los sistemas de gestión de inventarios constituyen un elemento central dentro de la administración de operaciones, en tanto permiten controlar, registrar y optimizar el flujo de bienes dentro de una organización. De acuerdo con Heizer, Render y Munson (2023), una gestión eficiente del stock contribuye significativamente a la reducción de costos de almacenamiento y mejora el nivel de servicio al cliente mediante la disponibilidad oportuna de productos. </w:t>
+      </w:r>
+    </w:p>
+    <w:p>
+      <w:pPr>
+        <w:ind w:left="-5" w:right="841"/>
+      </w:pPr>
+      <w:r>
+        <w:t xml:space="preserve">Desde una perspectiva sistémica, la gestión de inventarios no solo implica el control de cantidades disponibles, sino también la planificación de reposición, el análisis de rotación de productos y la minimización de pérdidas derivadas de obsolescencia o faltantes. Los sistemas informatizados superan las limitaciones de los métodos manuales al proporcionar herramientas de análisis en tiempo real y facilitar la toma de decisiones basada en datos. </w:t>
+      </w:r>
+    </w:p>
+    <w:p>
+      <w:pPr>
+        <w:ind w:left="-5" w:right="841"/>
+      </w:pPr>
+      <w:r>
+        <w:t xml:space="preserve">En el contexto específico de las PyMEs, la adopción de sistemas de gestión de inventario enfrenta barreras particulares relacionadas con los costos de implementación, la resistencia al cambio organizacional y la falta de competencias técnicas internas. Moeuf et al. (2020) analizan estas barreras en un estudio sistemático sobre la adopción de tecnologías de la Industria 4.0 en pequeñas y medianas empresas manufactureras. Concluyen que las soluciones de bajo costo y fácil integración son las más adecuadas para este segmento. La integración de los sistemas de stock con módulos de ventas y gestión de clientes posibilita una visión integral del negocio, lo cual resulta fundamental en contextos de alta competitividad. </w:t>
+      </w:r>
+    </w:p>
+    <w:p>
+      <w:pPr>
+        <w:spacing w:after="338"/>
+        <w:ind w:left="-5" w:right="841"/>
+      </w:pPr>
+      <w:r>
+        <w:t xml:space="preserve">A los fines de este trabajo, se adopta una definición operativa de PyME basada en criterios cualitativos y cuantitativos combinados: organizaciones con gestión no profesionalizada de la propiedad y estructura jerárquica reducida. Según el criterio general de clasificación por tamaño de la OCDE (OECD, 2023), estas organizaciones se ubican en el segmento de micro y pequeñas empresas. El presente trabajo pone foco particular en comercios minoristas de atención al público con personal reducido, por ser el tipo de organización más representativo de los procesos manuales de gestión de pedidos que motivan este estudio. </w:t>
+      </w:r>
+    </w:p>
+    <w:p>
+      <w:pPr>
+        <w:pStyle w:val="Ttulo3"/>
+        <w:ind w:left="-5"/>
+      </w:pPr>
+      <w:bookmarkStart w:id="18" w:name="_2.2_Arquitectura_API"/>
+      <w:bookmarkStart w:id="19" w:name="sec2_2"/>
+      <w:bookmarkEnd w:id="18"/>
+      <w:r>
+        <w:t>2.2 Arquitectura API REST</w:t>
+      </w:r>
+      <w:bookmarkEnd w:id="19"/>
+      <w:r>
+        <w:rPr>
+          <w:color w:val="2E74B5"/>
+        </w:rPr>
+        <w:t xml:space="preserve"> </w:t>
+      </w:r>
+    </w:p>
+    <w:p>
+      <w:pPr>
+        <w:ind w:left="-5" w:right="841"/>
+      </w:pPr>
+      <w:r>
+        <w:t xml:space="preserve">El estilo arquitectónico REST (Representational State Transfer), introducido por Fielding (2000) en su tesis doctoral, se ha consolidado como uno de los enfoques más utilizados en el desarrollo de sistemas distribuidos. REST se fundamenta en un conjunto de restricciones que incluyen la separación entre cliente y servidor, la ausencia de estado en las comunicaciones (stateless), la utilización de una interfaz uniforme y la identificación de recursos mediante URIs (Uniform Resource Identifiers). </w:t>
+      </w:r>
+    </w:p>
+    <w:p>
+      <w:pPr>
+        <w:ind w:left="-5" w:right="841"/>
+      </w:pPr>
+      <w:r>
+        <w:t xml:space="preserve">La adopción de este estilo arquitectónico permite desarrollar aplicaciones altamente escalables y flexibles, facilitando la interoperabilidad entre sistemas heterogéneos. El uso del protocolo </w:t>
+      </w:r>
+      <w:r>
+        <w:lastRenderedPageBreak/>
+        <w:t xml:space="preserve">HTTP como mecanismo de comunicación y la representación de recursos en formatos estándar como JSON favorecen la integración con múltiples plataformas y dispositivos. </w:t>
+      </w:r>
+    </w:p>
+    <w:p>
+      <w:pPr>
+        <w:spacing w:after="336"/>
+        <w:ind w:left="-5" w:right="841"/>
+      </w:pPr>
+      <w:r>
+        <w:t>Richardson y Ruby (2007) destacan que la arquitectura REST simplifica el desarrollo y mejora la mantenibilidad del sistema al promover el desacoplamiento entre sus componentes. En años recientes, la proliferación de arquitecturas de microservicios ha reforzado la relevancia de REST como contrato de comunicación entre servicios independientes (Newman, 2019). Esta característica resulta especialmente valiosa en el contexto del presente trabajo, donde la API actúa como núcleo de integración entre el frontend, la base de datos y los servicios externos de automatización. Bogner, Kotstein y Pfaff (2023), en un experimento controlado con 105 participantes, aportan evidencia empírica de que el cumplimiento de las convenciones de diseño REST —como el uso semánticamente correcto de los verbos HTTP y la consistencia en la estructura de las respuestas— mejora significativamente la comprensión de la API por parte de quienes la consumen. Esta evidencia respalda las decisiones de diseño adoptadas para la API del presente trabajo, descriptas en la sección 4.2. Un estudio empírico complementario, basado en 17 entrevistas realizadas en 11 empresas (Lercher et al., 2024), muestra que la evolución de las APIs de microservicios en la práctica enfrenta desafíos de comunicación entre equipos y de dependencia de los consumidores respecto de versiones antiguas. Esto refuerza, desde la perspectiva del mantenimiento a largo plazo, la relevancia de las convenciones de diseño consistentes que Bogner et al. (2023) evalúan desde la comprensión inicial de la API. El versionado formal de la API excede el alcance del presente trabajo, pero esta evidencia resulta pertinente para su eventual evolución.</w:t>
+      </w:r>
+    </w:p>
+    <w:p>
+      <w:pPr>
+        <w:pStyle w:val="Ttulo3"/>
+        <w:ind w:left="-5"/>
+      </w:pPr>
+      <w:bookmarkStart w:id="20" w:name="_2.3_Separación_frontend"/>
+      <w:bookmarkStart w:id="21" w:name="sec2_3"/>
+      <w:bookmarkEnd w:id="20"/>
+      <w:r>
+        <w:t>2.3 Separación frontend y backend</w:t>
+      </w:r>
+      <w:bookmarkEnd w:id="21"/>
+      <w:r>
+        <w:rPr>
+          <w:color w:val="2E74B5"/>
+        </w:rPr>
+        <w:t xml:space="preserve"> </w:t>
+      </w:r>
+    </w:p>
+    <w:p>
+      <w:pPr>
+        <w:ind w:left="-5" w:right="841"/>
+      </w:pPr>
+      <w:r>
+        <w:t xml:space="preserve">En el desarrollo de aplicaciones modernas, la separación entre frontend y backend constituye una práctica fundamental que permite organizar el sistema en capas claramente diferenciadas. El frontend se encarga de la interacción con el usuario: gestiona la presentación de la información y la experiencia de uso. El backend, en cambio, se ocupa de la lógica de negocio, el procesamiento de datos y la persistencia de la información. </w:t>
+      </w:r>
+    </w:p>
+    <w:p>
+      <w:pPr>
+        <w:ind w:left="-5" w:right="841"/>
+      </w:pPr>
+      <w:r>
+        <w:t xml:space="preserve">Fowler (2002) señala, para la separación de una aplicación en capas, que mejora la modularidad del sistema y facilita su escalabilidad y mantenimiento, ya que permite la evolución independiente de cada componente. Su obra es anterior a las aplicaciones de página única: aquí ese principio se aplica a la separación entre frontend y backend. En la actualidad, este patrón se implementa frecuentemente mediante frameworks de componentes del lado del cliente (React, Vue, Angular) que consumen APIs REST expuestas por el servidor. Para el presente trabajo, la elección de JavaScript como lenguaje del frontend responde a criterios de disponibilidad de herramientas, madurez del ecosistema y compatibilidad con los navegadores web actuales. </w:t>
+      </w:r>
+    </w:p>
+    <w:p>
+      <w:pPr>
+        <w:spacing w:after="338"/>
+        <w:ind w:left="-5" w:right="841"/>
+      </w:pPr>
+      <w:r>
+        <w:t xml:space="preserve">La implementación del frontend como aplicación de página única (Single-Page Application, SPA) tiene implicaciones directas sobre el diseño de la API REST del sistema. A diferencia de las aplicaciones web tradicionales de renderizado en servidor, una SPA delega toda la lógica de </w:t>
+      </w:r>
+      <w:r>
+        <w:lastRenderedPageBreak/>
+        <w:t xml:space="preserve">presentación al cliente y se comunica con el backend exclusivamente mediante llamadas HTTP asíncronas. Esto implica tres exigencias para la API. Debe exponer respuestas en formato JSON autocontenidas. Debe configurar los encabezados CORS (Cross-Origin Resource Sharing) cuando el frontend se sirve desde un dominio distinto del de la API; en este trabajo lo sirve el propio backend, por lo que el origen es el mismo. Y debe diseñar sus endpoints de manera que cada respuesta incluya la información suficiente para que el cliente construya la vista sin requerir llamadas adicionales encadenadas. Este patrón de interacción se inscribe, en términos generales, en la arquitectura Modelo-Vista-Controlador (MVC), descripta junto con la separación en capas por Fowler (2002): el backend actúa como capa de Modelo y Controlador, gestionando la lógica de negocio y el acceso a datos, mientras que el frontend SPA asume el rol de Vista desacoplada. Esta lectura del frontend como Vista desacoplada es una interpretación de los autores, no una categoría de la obra citada. La comprensión de esta separación de responsabilidades es relevante para evaluar las decisiones de diseño de la API descritas en la sección 4.2. </w:t>
+      </w:r>
+    </w:p>
+    <w:p>
+      <w:pPr>
+        <w:pStyle w:val="Ttulo3"/>
+        <w:ind w:left="-5"/>
+      </w:pPr>
+      <w:bookmarkStart w:id="22" w:name="_2.4_Automatización_de"/>
+      <w:bookmarkStart w:id="23" w:name="sec2_4"/>
+      <w:bookmarkEnd w:id="22"/>
+      <w:r>
+        <w:t>2.4 Automatización de procesos de negocio</w:t>
+      </w:r>
+      <w:bookmarkEnd w:id="23"/>
+      <w:r>
+        <w:rPr>
+          <w:color w:val="2E74B5"/>
+        </w:rPr>
+        <w:t xml:space="preserve"> </w:t>
+      </w:r>
+    </w:p>
+    <w:p>
+      <w:pPr>
+        <w:ind w:left="-5" w:right="841"/>
+      </w:pPr>
+      <w:r>
+        <w:t xml:space="preserve">La automatización de procesos implica la utilización de tecnologías para ejecutar tareas repetitivas o estructuradas sin intervención humana directa. Davenport y Kirby (2016) sostienen que la automatización incrementa la eficiencia operativa, reduce la probabilidad de errores y libera recursos humanos para actividades de mayor valor agregado. En el ámbito empresarial, la automatización de procesos de negocio (Business Process Automation, BPA) abarca desde la ejecución de flujos de trabajo sencillos hasta la orquestación de sistemas complejos de múltiples componentes. </w:t>
+      </w:r>
+    </w:p>
+    <w:p>
+      <w:pPr>
+        <w:ind w:left="-5" w:right="841"/>
+      </w:pPr>
+      <w:r>
+        <w:t xml:space="preserve">En el contexto de los sistemas de gestión comercial, la automatización resulta particularmente relevante en procesos como la recepción de pedidos, la actualización de inventarios y la generación de registros de ventas. van der Aalst (2016) proporciona un marco conceptual riguroso para el análisis y diseño de procesos de negocio. Señala que la automatización efectiva requiere una modelización precisa de los flujos de trabajo y una definición clara de los eventos que los desencadenan. </w:t>
+      </w:r>
+    </w:p>
+    <w:p>
+      <w:pPr>
+        <w:ind w:left="-5" w:right="841"/>
+      </w:pPr>
+      <w:r>
+        <w:t xml:space="preserve">n8n es una plataforma de automatización de flujos de trabajo que permite definir pipelines mediante una interfaz visual basada en nodos (n8n, 2024). Su código es de acceso público bajo la Sustainable Use License, un modelo que la propia n8n denomina fair-code: el software es gratuito para uso interno y su código puede inspeccionarse y modificarse, pero restringe la redistribución comercial. Por eso mismo, n8n aclara explícitamente que no se considera de código abierto en el sentido estricto del término (n8n, 2022). Cada nodo encapsula una operación —llamadas HTTP, transformaciones de datos, integraciones con aplicaciones externas— y los flujos se activan mediante disparadores programados, webhooks o eventos manuales. Comparada con alternativas como Apache Airflow o Zapier, n8n ofrece una curva de aprendizaje más suave y una interfaz accesible para usuarios con distintos niveles de experiencia técnica. Esto resulta ventajoso en contextos donde operadores no especializados necesitan monitorear o modificar los flujos. </w:t>
+      </w:r>
+    </w:p>
+    <w:p>
+      <w:pPr>
+        <w:spacing w:after="338"/>
+        <w:ind w:left="-5" w:right="841"/>
+      </w:pPr>
+      <w:r>
+        <w:lastRenderedPageBreak/>
+        <w:t>Trabajos recientes en el campo de la investigación aplicada confirman esta tendencia hacia la reducción de la barrera técnica de entrada. Sufi (2023) revisa sistemáticamente las plataformas low-code/no-code utilizadas en trabajos de investigación e identifica que este tipo de herramientas —categoría dentro de la cual se enmarca n8n— permite a usuarios sin formación avanzada en programación construir flujos funcionales de automatización. Esto resulta particularmente pertinente para el segmento de PyMEs abordado en este trabajo, donde la disponibilidad de personal técnico especializado es limitada (sección 2.1). Desde una perspectiva más amplia de la automatización de procesos de negocio, Khantong y Sriboonlue (2026) sintetizan sistemáticamente 83 artículos arbitrados publicados entre 2015 y 2025 sobre la Automatización Robótica de Procesos (RPA) y proponen un marco integrado organizado en torno a la alineación estratégica, la ejecución operativa y la mejora continua. n8n no constituye una herramienta de RPA en sentido estricto: opera sobre integraciones y disparadores de eventos, no sobre la manipulación de interfaces de usuario existentes. Aun así, los autores identifican los mismos ejes de beneficios y barreras (bajo costo de adopción, gobernanza y mantenimiento) que motivan la elección de una herramienta low-code como capa de automatización en este trabajo.</w:t>
+      </w:r>
+    </w:p>
+    <w:p>
+      <w:pPr>
+        <w:pStyle w:val="Ttulo3"/>
+        <w:ind w:left="-5"/>
+      </w:pPr>
+      <w:bookmarkStart w:id="24" w:name="_2.5_Integración_con"/>
+      <w:bookmarkStart w:id="25" w:name="sec2_5"/>
+      <w:bookmarkEnd w:id="24"/>
+      <w:r>
+        <w:t>2.5 Integración con plataformas de mensajería instantánea</w:t>
+      </w:r>
+      <w:bookmarkEnd w:id="25"/>
+      <w:r>
+        <w:rPr>
+          <w:color w:val="2E74B5"/>
+        </w:rPr>
+        <w:t xml:space="preserve"> </w:t>
+      </w:r>
+    </w:p>
+    <w:p>
+      <w:pPr>
+        <w:ind w:left="-5" w:right="841"/>
+      </w:pPr>
+      <w:r>
+        <w:t xml:space="preserve">Las plataformas de mensajería instantánea han evolucionado hasta convertirse en canales estratégicos de interacción comercial. Su adopción masiva por parte de los consumidores es un indicio de ello: Telegram alcanzó los 950 millones de usuarios activos mensuales en julio de 2024 (Mehta, 2024) y superó los 1.000 millones en marzo de 2025 (Li, 2025), cifras reportadas por la propia compañía y difundidas por medios especializados. Esto convierte a estas plataformas en puntos de contacto naturales para la recepción de pedidos en comercios de pequeña escala. </w:t>
+      </w:r>
+    </w:p>
+    <w:p>
+      <w:pPr>
+        <w:ind w:left="-5" w:right="841"/>
+      </w:pPr>
+      <w:r>
+        <w:t xml:space="preserve">Telegram ofrece una API robusta y bien documentada que permite la creación de bots capaces de interactuar automáticamente con los usuarios mediante comandos o mensajes de texto estructurado (Telegram, 2024). A diferencia de otras plataformas de mensajería, Telegram no impone restricciones comerciales sobre el uso de su API para bots, lo que facilita su integración en sistemas de gestión sin costos adicionales de licenciamiento. </w:t>
+      </w:r>
+    </w:p>
+    <w:p>
+      <w:pPr>
+        <w:ind w:left="-5" w:right="841"/>
+      </w:pPr>
+      <w:r>
+        <w:t xml:space="preserve">La integración de chatbots en procesos comerciales ha sido objeto de estudio creciente en la literatura académica reciente. Adamopoulou y Moussiades (2020) realizan una revisión comprehensiva del estado del arte en chatbots, identificando sus aplicaciones en comercio electrónico, atención al cliente y automatización de tareas administrativas. Los autores señalan que la efectividad de estos sistemas depende en gran medida de la calidad de la integración con los sistemas backend, un desafío que el presente trabajo aborda mediante la utilización de n8n como capa de orquestación. </w:t>
+      </w:r>
+    </w:p>
+    <w:p>
+      <w:pPr>
+        <w:spacing w:after="336"/>
+        <w:ind w:left="-5" w:right="841"/>
+      </w:pPr>
+      <w:r>
+        <w:t xml:space="preserve">Corresponde precisar, sin embargo, que gran parte de la literatura sobre chatbots citada en esta sección aborda sistemas con capacidad de interpretación de lenguaje natural (NLP). El bot desarrollado en el presente trabajo (sección 4.4), en cambio, no incorpora procesamiento de </w:t>
+      </w:r>
+      <w:r>
+        <w:lastRenderedPageBreak/>
+        <w:t xml:space="preserve">lenguaje natural en ningún punto de su funcionamiento: la interacción con el cliente está guiada enteramente por botones en línea (inline keyboard) de Telegram, sin que el usuario escriba texto libre en ningún paso del proceso de toma de pedidos. La referencia a Adamopoulou y Moussiades (2020) se retoma con mayor precisión en la sección 2.7.2, en relación específica con los chatbots basados en reglas —categoría en la que se inscribe el artefacto desarrollado—, y no con los sistemas basados en aprendizaje automático o NLP. </w:t>
+      </w:r>
+    </w:p>
+    <w:p>
+      <w:pPr>
+        <w:pStyle w:val="Ttulo3"/>
+        <w:ind w:left="-5"/>
+      </w:pPr>
+      <w:bookmarkStart w:id="26" w:name="_2.6_Bases_de"/>
+      <w:bookmarkStart w:id="27" w:name="sec2_6"/>
+      <w:bookmarkEnd w:id="26"/>
+      <w:r>
+        <w:t>2.6 Bases de datos relacionales</w:t>
+      </w:r>
+      <w:bookmarkEnd w:id="27"/>
+      <w:r>
+        <w:rPr>
+          <w:color w:val="2E74B5"/>
+        </w:rPr>
+        <w:t xml:space="preserve"> </w:t>
+      </w:r>
+    </w:p>
+    <w:p>
+      <w:pPr>
+        <w:ind w:left="-5" w:right="841"/>
+      </w:pPr>
+      <w:r>
+        <w:t xml:space="preserve">Las bases de datos relacionales constituyen el núcleo de la persistencia de datos en sistemas de gestión. Su estructura basada en tablas, relaciones e integridad referencial garantiza la consistencia y seguridad de la información (Date, 2004). El modelo relacional, formalizado por E. F. Codd (1970), sigue siendo el paradigma dominante para sistemas transaccionales donde la consistencia de los datos es un requisito crítico. </w:t>
+      </w:r>
+    </w:p>
+    <w:p>
+      <w:pPr>
+        <w:spacing w:after="336"/>
+        <w:ind w:left="-5" w:right="841"/>
+      </w:pPr>
+      <w:r>
+        <w:t xml:space="preserve">MySQL, el sistema gestor de bases de datos relacionales utilizado en este trabajo, es una de las soluciones de código abierto más ampliamente adoptadas en el mundo. Tiene una presencia destacada en aplicaciones web y sistemas de gestión empresarial de pequeña y mediana escala. Su compatibilidad con el estándar SQL, su rendimiento en operaciones de lectura/escritura concurrentes y su integración nativa con frameworks de desarrollo web la convierten en una opción adecuada para el contexto del presente proyecto. </w:t>
+      </w:r>
+    </w:p>
+    <w:p>
+      <w:pPr>
+        <w:pStyle w:val="Ttulo3"/>
+        <w:ind w:left="-5"/>
+      </w:pPr>
+      <w:bookmarkStart w:id="28" w:name="_2.7_Estado_del"/>
+      <w:bookmarkStart w:id="29" w:name="sec2_7"/>
+      <w:bookmarkEnd w:id="28"/>
+      <w:r>
+        <w:t>2.7 Estado del arte y vacío de conocimiento</w:t>
+      </w:r>
+      <w:bookmarkEnd w:id="29"/>
+      <w:r>
+        <w:rPr>
+          <w:color w:val="2E74B5"/>
+        </w:rPr>
+        <w:t xml:space="preserve"> </w:t>
+      </w:r>
+    </w:p>
+    <w:p>
+      <w:pPr>
+        <w:spacing w:after="242"/>
+        <w:ind w:left="-5" w:right="841"/>
+      </w:pPr>
+      <w:r>
+        <w:t xml:space="preserve">La revisión de la literatura existente permite identificar un conjunto de trabajos que abordan, de manera parcial o combinada, los problemas que este trabajo pretende resolver. </w:t>
+      </w:r>
+    </w:p>
+    <w:p>
+      <w:pPr>
+        <w:pStyle w:val="Ttulo4"/>
+        <w:ind w:left="-5"/>
+      </w:pPr>
+      <w:bookmarkStart w:id="30" w:name="_2.7.1_Sistemas_de"/>
+      <w:bookmarkStart w:id="31" w:name="sec2_7_1"/>
+      <w:bookmarkEnd w:id="30"/>
+      <w:r>
+        <w:t>2.7.1 Sistemas de gestión para PyMEs</w:t>
+      </w:r>
+      <w:bookmarkEnd w:id="31"/>
+      <w:r>
+        <w:rPr>
+          <w:color w:val="1F4D78"/>
+          <w:sz w:val="23"/>
+        </w:rPr>
+        <w:t xml:space="preserve"> </w:t>
+      </w:r>
+    </w:p>
+    <w:p>
+      <w:pPr>
+        <w:ind w:left="-5" w:right="841"/>
+      </w:pPr>
+      <w:r>
+        <w:t xml:space="preserve">Moeuf et al. (2020) realizan una revisión sistemática de la literatura sobre la adopción de tecnologías de la Industria 4.0 en PyMEs manufactureras. Identifican que las soluciones de gestión de inventario representan una de las áreas con mayor potencial de impacto, pero también con mayor resistencia a la adopción. Los autores señalan la necesidad de desarrollar herramientas de bajo costo, alta usabilidad y fácil integración con los sistemas existentes, lo cual constituye uno de los principios de diseño del artefacto desarrollado en este trabajo. </w:t>
+      </w:r>
+    </w:p>
+    <w:p>
+      <w:pPr>
+        <w:ind w:left="-5" w:right="841"/>
+      </w:pPr>
+      <w:r>
+        <w:t xml:space="preserve">En el ámbito latinoamericano, estudios recientes han evidenciado que gran parte de las PyMEs del sector comercial continúa utilizando hojas de cálculo o registros manuales para la gestión de inventarios, incluso en contextos urbanos con acceso a tecnología (CEPAL, 2021). Esta realidad subraya la pertinencia de desarrollar soluciones tecnológicas adaptadas a las capacidades y restricciones de este segmento. Un análisis cienciométrico más reciente confirma esta tendencia: Parra-Sanchez y Talero-Sarmiento (2024), a partir de 448 documentos indexados en Scopus, documentan un crecimiento sostenido de la investigación sobre transformación digital en PyMEs. También documentan una intención creciente de estas organizaciones de adoptar tecnologías como la inteligencia artificial, el big data, la computación </w:t>
+      </w:r>
+      <w:r>
+        <w:lastRenderedPageBreak/>
+        <w:t>en la nube y el comercio electrónico, lo cual refuerza la pertinencia y oportunidad del artefacto desarrollado en este trabajo. Gao, Teh y Ho (2026) confirman esta tendencia mediante un análisis bibliométrico y de contenido de 115 estudios empíricos sobre transformación digital e innovación en PyMEs, publicados en 32 países y relevados en Scopus y Web of Science. Sus resultados muestran una correlación positiva pero dependiente del contexto entre transformación digital e innovación, y los propios autores señalan que esta relación permanece insuficientemente explorada para el segmento de pequeñas y medianas empresas, lo cual refuerza el vacío de conocimiento identificado en la sección 2.7.3.</w:t>
+      </w:r>
+    </w:p>
+    <w:p>
+      <w:pPr>
+        <w:pStyle w:val="Ttulo4"/>
+        <w:ind w:left="-5"/>
+      </w:pPr>
+      <w:bookmarkStart w:id="32" w:name="_2.7.2_Automatización_e"/>
+      <w:bookmarkStart w:id="33" w:name="sec2_7_2"/>
+      <w:bookmarkEnd w:id="32"/>
+      <w:r>
+        <w:t>2.7.2 Automatización e integración de chatbots en sistemas de gestión</w:t>
+      </w:r>
+      <w:bookmarkEnd w:id="33"/>
+      <w:r>
+        <w:rPr>
+          <w:color w:val="1F4D78"/>
+          <w:sz w:val="23"/>
+        </w:rPr>
+        <w:t xml:space="preserve"> </w:t>
+      </w:r>
+    </w:p>
+    <w:p>
+      <w:pPr>
+        <w:ind w:left="-5" w:right="841"/>
+      </w:pPr>
+      <w:r>
+        <w:t xml:space="preserve">Adamopoulou y Moussiades (2020) categorizan los chatbots según su arquitectura (basados en reglas vs. basados en aprendizaje automático) y sus aplicaciones, destacando el comercio electrónico y la gestión de pedidos como áreas de alto impacto. Su análisis revela que los sistemas basados en reglas son particularmente adecuados para entornos donde los flujos de interacción son estructurados y predecibles, como la recepción de pedidos de un catálogo definido. En esta categoría se inscribe el bot de Telegram implementado en este trabajo, guiado enteramente por botones y sin componente de NLP (sección 2.5). </w:t>
+      </w:r>
+    </w:p>
+    <w:p>
+      <w:pPr>
+        <w:ind w:left="-5" w:right="841"/>
+      </w:pPr>
+      <w:r>
+        <w:t xml:space="preserve">Fritsch (2024) revisa sistemáticamente 124 trabajos publicados entre 2019 y 2023 sobre los desafíos asociados a los chatbots. Identifica que persisten problemas clásicos —comprensión del lenguaje, entrenamiento y mantenimiento— junto con desafíos más recientes ligados a los modelos conversacionales basados en aprendizaje automático, como la interpretabilidad y los sesgos. El bot desarrollado en este trabajo, al ser un sistema basado en reglas y guiado enteramente por botones (sección 2.5), no incurre en la mayoría de estos desafíos: no requiere comprensión de lenguaje natural ni plantea problemas de interpretabilidad o sesgo. Esto tiene como contrapartida una interacción más restringida para el cliente. Li et al. (2026) analizan bibliométricamente 331 artículos arbitrados sobre chatbots en negocios y sistemas de información publicados entre 2018 y 2024. Confirman el crecimiento sostenido de esta línea de investigación y su interés creciente en cómo los usuarios interactúan con estos sistemas y sus consecuencias, lo cual sitúa la propuesta del presente trabajo dentro de un campo de investigación activo y en expansión. </w:t>
+      </w:r>
+    </w:p>
+    <w:p>
+      <w:pPr>
+        <w:spacing w:after="242"/>
+        <w:ind w:left="-5" w:right="841"/>
+      </w:pPr>
+      <w:r>
+        <w:t xml:space="preserve">Desde la perspectiva de la automatización de procesos, van der Aalst (2016) establece los fundamentos teóricos del análisis de procesos de negocio. Con ello, proporciona el marco conceptual necesario para justificar las decisiones de diseño de los flujos de automatización implementados con n8n en este trabajo. La utilización de modelos de proceso explícitos —aunque sean visuales y no formales— responde a la recomendación de documentar los flujos antes de automatizarlos. </w:t>
+      </w:r>
+    </w:p>
+    <w:p>
+      <w:pPr>
+        <w:pStyle w:val="Ttulo4"/>
+        <w:ind w:left="-5"/>
+      </w:pPr>
+      <w:bookmarkStart w:id="34" w:name="_2.7.3_Vacío_de"/>
+      <w:bookmarkStart w:id="35" w:name="sec2_7_3"/>
+      <w:bookmarkEnd w:id="34"/>
+      <w:r>
+        <w:t>2.7.3 Vacío de conocimiento identificado</w:t>
+      </w:r>
+      <w:bookmarkEnd w:id="35"/>
+      <w:r>
+        <w:rPr>
+          <w:color w:val="1F4D78"/>
+          <w:sz w:val="23"/>
+        </w:rPr>
+        <w:t xml:space="preserve"> </w:t>
+      </w:r>
+    </w:p>
+    <w:p>
+      <w:pPr>
+        <w:ind w:left="-5" w:right="841"/>
+      </w:pPr>
+      <w:r>
+        <w:t xml:space="preserve">La revisión de la literatura permite identificar con claridad el vacío de conocimiento que este trabajo pretende cubrir. Existen estudios sobre sistemas de gestión de inventario para PyMEs (Moeuf et al., 2020), trabajos sobre la integración de chatbots en comercio electrónico </w:t>
+      </w:r>
+      <w:r>
+        <w:lastRenderedPageBreak/>
+        <w:t xml:space="preserve">(Adamopoulou y Moussiades, 2020), propuestas de automatización de procesos de negocio (van der Aalst, 2016) y revisiones recientes sobre plataformas low-code/no-code (Sufi, 2023). Sin embargo, no se encontraron en la literatura revisada trabajos que integren de manera simultánea los tres componentes en una solución funcional orientada a pequeños comercios de tipo presencial: (1) un sistema de gestión de stock basado en API REST, (2) un canal de recepción de pedidos mediante mensajería instantánea y (3) una capa de automatización de bajo costo basada en herramientas como n8n, de licenciamiento fair-code (sección 2.4). </w:t>
+      </w:r>
+    </w:p>
+    <w:p>
+      <w:pPr>
+        <w:ind w:left="-5" w:right="841"/>
+      </w:pPr>
+      <w:r>
+        <w:t>Esta brecha justifica el desarrollo del artefacto tecnológico propuesto y define el aporte específico de este trabajo al campo de la Ingeniería de Software aplicada a contextos de PyMEs.</w:t>
+      </w:r>
+    </w:p>
+    <w:p>
+      <w:pPr>
+        <w:ind w:left="-5" w:right="841"/>
+      </w:pPr>
+    </w:p>
+    <w:p>
+      <w:pPr>
+        <w:ind w:left="-5" w:right="841"/>
+      </w:pPr>
+    </w:p>
+    <w:p>
+      <w:pPr>
+        <w:ind w:left="-5" w:right="841"/>
+      </w:pPr>
+    </w:p>
+    <w:p>
+      <w:pPr>
+        <w:ind w:left="-5" w:right="841"/>
+      </w:pPr>
+    </w:p>
+    <w:p>
+      <w:pPr>
+        <w:ind w:left="-5" w:right="841"/>
+      </w:pPr>
+    </w:p>
+    <w:p>
+      <w:pPr>
+        <w:ind w:left="-5" w:right="841"/>
+      </w:pPr>
+    </w:p>
+    <w:p>
+      <w:pPr>
+        <w:ind w:left="-5" w:right="841"/>
+      </w:pPr>
+    </w:p>
+    <w:p>
+      <w:pPr>
+        <w:ind w:left="-5" w:right="841"/>
+      </w:pPr>
+    </w:p>
+    <w:p>
+      <w:pPr>
+        <w:ind w:left="-5" w:right="841"/>
+      </w:pPr>
+    </w:p>
+    <w:p>
+      <w:pPr>
+        <w:ind w:left="-5" w:right="841"/>
+      </w:pPr>
+    </w:p>
+    <w:p>
+      <w:pPr>
+        <w:ind w:left="-5" w:right="841"/>
+      </w:pPr>
+    </w:p>
+    <w:p>
+      <w:pPr>
+        <w:ind w:left="-5" w:right="841"/>
+      </w:pPr>
+    </w:p>
+    <w:p>
+      <w:pPr>
+        <w:ind w:left="-5" w:right="841"/>
+      </w:pPr>
+    </w:p>
+    <w:p>
+      <w:pPr>
+        <w:ind w:left="-5" w:right="841"/>
+      </w:pPr>
+    </w:p>
+    <w:p>
+      <w:pPr>
+        <w:ind w:left="-5" w:right="841"/>
+      </w:pPr>
+    </w:p>
+    <w:p>
+      <w:pPr>
+        <w:ind w:left="-5" w:right="841"/>
+      </w:pPr>
+    </w:p>
+    <w:p>
+      <w:pPr>
+        <w:ind w:left="-5" w:right="841"/>
+      </w:pPr>
+    </w:p>
+    <w:p>
+      <w:pPr>
+        <w:ind w:left="-5" w:right="841"/>
+      </w:pPr>
+    </w:p>
+    <w:p>
+      <w:pPr>
+        <w:ind w:left="-5" w:right="841"/>
+      </w:pPr>
+    </w:p>
+    <w:p>
+      <w:pPr>
+        <w:ind w:left="-5" w:right="841"/>
+      </w:pPr>
+    </w:p>
+    <w:p>
+      <w:pPr>
+        <w:ind w:left="-5" w:right="841"/>
+      </w:pPr>
+    </w:p>
+    <w:p>
+      <w:pPr>
         <w:spacing w:after="0" w:line="259" w:lineRule="auto"/>
         <w:ind w:left="0" w:right="0" w:firstLine="0"/>
         <w:jc w:val="left"/>
       </w:pPr>
-    </w:p>
-    <w:p>
-      <w:pPr>
-        <w:spacing w:after="0" w:line="259" w:lineRule="auto"/>
-        <w:ind w:left="0" w:right="0" w:firstLine="0"/>
-        <w:jc w:val="left"/>
-      </w:pPr>
-    </w:p>
-    <w:p>
-      <w:pPr>
-        <w:spacing w:after="0" w:line="259" w:lineRule="auto"/>
-        <w:ind w:left="0" w:right="0" w:firstLine="0"/>
-        <w:jc w:val="left"/>
-      </w:pPr>
-    </w:p>
-    <w:p>
-      <w:pPr>
-        <w:spacing w:after="0" w:line="259" w:lineRule="auto"/>
-        <w:ind w:left="0" w:right="0" w:firstLine="0"/>
-        <w:jc w:val="left"/>
-      </w:pPr>
-    </w:p>
-    <w:p>
-      <w:pPr>
-        <w:spacing w:after="0" w:line="259" w:lineRule="auto"/>
-        <w:ind w:left="0" w:right="0" w:firstLine="0"/>
-        <w:jc w:val="left"/>
-      </w:pPr>
-    </w:p>
-    <w:p>
-      <w:pPr>
-        <w:spacing w:after="0" w:line="259" w:lineRule="auto"/>
-        <w:ind w:left="0" w:right="0" w:firstLine="0"/>
-        <w:jc w:val="left"/>
-      </w:pPr>
-    </w:p>
-    <w:p>
-      <w:pPr>
-        <w:spacing w:after="0" w:line="259" w:lineRule="auto"/>
-        <w:ind w:left="0" w:right="0" w:firstLine="0"/>
-        <w:jc w:val="left"/>
-      </w:pPr>
-    </w:p>
-    <w:p>
-      <w:pPr>
-        <w:spacing w:after="0" w:line="259" w:lineRule="auto"/>
-        <w:ind w:left="0" w:right="0" w:firstLine="0"/>
-        <w:jc w:val="left"/>
-      </w:pPr>
-    </w:p>
-    <w:p>
-      <w:pPr>
-        <w:spacing w:after="0" w:line="259" w:lineRule="auto"/>
-        <w:ind w:left="0" w:right="0" w:firstLine="0"/>
-        <w:jc w:val="left"/>
-      </w:pPr>
-    </w:p>
-    <w:p>
-      <w:pPr>
-        <w:spacing w:after="0" w:line="259" w:lineRule="auto"/>
-        <w:ind w:left="0" w:right="0" w:firstLine="0"/>
-        <w:jc w:val="left"/>
-      </w:pPr>
-    </w:p>
-    <w:p>
-      <w:pPr>
-        <w:spacing w:after="0" w:line="259" w:lineRule="auto"/>
-        <w:ind w:left="0" w:right="0" w:firstLine="0"/>
-        <w:jc w:val="left"/>
-      </w:pPr>
-    </w:p>
-    <w:p>
-      <w:pPr>
-        <w:spacing w:after="0" w:line="259" w:lineRule="auto"/>
-        <w:ind w:left="0" w:right="0" w:firstLine="0"/>
-        <w:jc w:val="left"/>
-      </w:pPr>
-    </w:p>
-    <w:p>
-      <w:pPr>
-        <w:spacing w:after="0" w:line="259" w:lineRule="auto"/>
-        <w:ind w:left="0" w:right="0" w:firstLine="0"/>
-        <w:jc w:val="left"/>
-      </w:pPr>
-    </w:p>
-    <w:p>
-      <w:pPr>
-        <w:spacing w:after="0" w:line="259" w:lineRule="auto"/>
-        <w:ind w:left="0" w:right="0" w:firstLine="0"/>
-        <w:jc w:val="left"/>
-      </w:pPr>
-    </w:p>
-    <w:p>
-      <w:pPr>
-        <w:spacing w:after="0" w:line="259" w:lineRule="auto"/>
-        <w:ind w:left="0" w:right="0" w:firstLine="0"/>
-        <w:jc w:val="left"/>
-      </w:pPr>
-    </w:p>
-    <w:p>
-      <w:pPr>
-        <w:spacing w:after="0" w:line="259" w:lineRule="auto"/>
-        <w:ind w:left="0" w:right="0" w:firstLine="0"/>
-        <w:jc w:val="left"/>
-      </w:pPr>
-    </w:p>
-    <w:p>
-      <w:pPr>
-        <w:spacing w:after="0" w:line="259" w:lineRule="auto"/>
-        <w:ind w:left="0" w:right="0" w:firstLine="0"/>
-        <w:jc w:val="left"/>
-      </w:pPr>
-    </w:p>
-    <w:p>
-      <w:pPr>
-        <w:spacing w:after="0" w:line="259" w:lineRule="auto"/>
-        <w:ind w:left="0" w:right="0" w:firstLine="0"/>
-        <w:jc w:val="left"/>
-      </w:pPr>
-    </w:p>
-    <w:p>
-      <w:pPr>
-        <w:spacing w:after="0" w:line="259" w:lineRule="auto"/>
-        <w:ind w:left="0" w:right="0" w:firstLine="0"/>
-        <w:jc w:val="left"/>
-      </w:pPr>
-    </w:p>
-    <w:p>
-      <w:pPr>
-        <w:spacing w:after="0" w:line="259" w:lineRule="auto"/>
-        <w:ind w:left="0" w:right="0" w:firstLine="0"/>
-        <w:jc w:val="left"/>
-      </w:pPr>
-    </w:p>
-    <w:p>
-      <w:pPr>
-        <w:spacing w:after="0" w:line="259" w:lineRule="auto"/>
-        <w:ind w:left="0" w:right="0" w:firstLine="0"/>
-        <w:jc w:val="left"/>
-      </w:pPr>
-    </w:p>
-    <w:p>
-      <w:pPr>
-        <w:spacing w:after="0" w:line="259" w:lineRule="auto"/>
-        <w:ind w:left="0" w:right="0" w:firstLine="0"/>
-        <w:jc w:val="left"/>
-      </w:pPr>
-    </w:p>
-    <w:p>
-      <w:pPr>
-        <w:spacing w:after="0" w:line="259" w:lineRule="auto"/>
-        <w:ind w:left="0" w:right="0" w:firstLine="0"/>
-        <w:jc w:val="left"/>
-      </w:pPr>
-    </w:p>
-    <w:p>
-      <w:pPr>
-        <w:spacing w:after="0" w:line="259" w:lineRule="auto"/>
-        <w:ind w:left="0" w:right="0" w:firstLine="0"/>
-        <w:jc w:val="left"/>
-      </w:pPr>
-    </w:p>
-    <w:p>
-      <w:pPr>
-        <w:spacing w:after="0" w:line="259" w:lineRule="auto"/>
-        <w:ind w:left="0" w:right="0" w:firstLine="0"/>
-        <w:jc w:val="left"/>
-      </w:pPr>
-    </w:p>
-    <w:p>
-      <w:pPr>
-        <w:spacing w:after="0" w:line="259" w:lineRule="auto"/>
-        <w:ind w:left="0" w:right="0" w:firstLine="0"/>
-        <w:jc w:val="left"/>
-      </w:pPr>
-    </w:p>
-    <w:p>
-      <w:pPr>
-        <w:spacing w:after="0" w:line="259" w:lineRule="auto"/>
-        <w:ind w:left="0" w:right="0" w:firstLine="0"/>
-        <w:jc w:val="left"/>
-      </w:pPr>
-    </w:p>
-    <w:p>
-      <w:pPr>
-        <w:spacing w:after="0" w:line="259" w:lineRule="auto"/>
-        <w:ind w:left="0" w:right="0" w:firstLine="0"/>
-        <w:jc w:val="left"/>
-      </w:pPr>
-    </w:p>
-    <w:p>
-      <w:pPr>
-        <w:spacing w:after="0" w:line="259" w:lineRule="auto"/>
-        <w:ind w:left="0" w:right="0" w:firstLine="0"/>
-        <w:jc w:val="left"/>
-      </w:pPr>
-    </w:p>
-    <w:p>
-      <w:pPr>
-        <w:spacing w:after="0" w:line="259" w:lineRule="auto"/>
-        <w:ind w:left="0" w:right="0" w:firstLine="0"/>
-        <w:jc w:val="left"/>
-      </w:pPr>
-    </w:p>
-    <w:p>
-      <w:pPr>
-        <w:spacing w:after="0" w:line="259" w:lineRule="auto"/>
-        <w:ind w:left="0" w:right="0" w:firstLine="0"/>
-        <w:jc w:val="left"/>
-      </w:pPr>
-    </w:p>
-    <w:p>
-      <w:pPr>
-        <w:spacing w:after="0" w:line="259" w:lineRule="auto"/>
-        <w:ind w:left="0" w:right="0" w:firstLine="0"/>
-        <w:jc w:val="left"/>
-      </w:pPr>
-    </w:p>
-    <w:p>
-      <w:pPr>
-        <w:spacing w:after="0" w:line="259" w:lineRule="auto"/>
-        <w:ind w:left="0" w:right="0" w:firstLine="0"/>
-        <w:jc w:val="left"/>
-      </w:pPr>
-    </w:p>
-    <w:p>
-      <w:pPr>
-        <w:spacing w:after="0" w:line="259" w:lineRule="auto"/>
-        <w:ind w:left="0" w:right="0" w:firstLine="0"/>
-        <w:jc w:val="left"/>
-      </w:pPr>
-    </w:p>
-    <w:p>
-      <w:pPr>
-        <w:spacing w:after="0" w:line="259" w:lineRule="auto"/>
-        <w:ind w:left="0" w:right="0" w:firstLine="0"/>
-        <w:jc w:val="left"/>
-      </w:pPr>
-    </w:p>
-    <w:p>
-      <w:pPr>
-        <w:spacing w:after="0" w:line="259" w:lineRule="auto"/>
-        <w:ind w:left="0" w:right="0" w:firstLine="0"/>
-        <w:jc w:val="left"/>
-      </w:pPr>
-    </w:p>
-    <w:p>
-      <w:pPr>
-        <w:pStyle w:val="Ttulo2"/>
-        <w:ind w:left="-5"/>
-      </w:pPr>
-      <w:bookmarkStart w:id="14" w:name="_CAPÍTULO_2:_Marco"/>
-      <w:bookmarkStart w:id="15" w:name="ch2"/>
-      <w:bookmarkEnd w:id="14"/>
-      <w:r>
-        <w:lastRenderedPageBreak/>
-        <w:t>CAPÍTULO 2: Marco Teórico y Estado del Arte</w:t>
-      </w:r>
-      <w:bookmarkEnd w:id="15"/>
-      <w:r>
-        <w:rPr>
-          <w:color w:val="2E74B5"/>
-          <w:sz w:val="30"/>
-        </w:rPr>
-        <w:t xml:space="preserve"> </w:t>
-      </w:r>
-    </w:p>
-    <w:p>
-      <w:pPr>
-        <w:pStyle w:val="Ttulo3"/>
-        <w:ind w:left="-5"/>
-      </w:pPr>
-      <w:bookmarkStart w:id="16" w:name="_2.1_Sistemas_de"/>
-      <w:bookmarkStart w:id="17" w:name="sec2_1"/>
-      <w:bookmarkEnd w:id="16"/>
-      <w:r>
-        <w:t>2.1 Sistemas de gestión de inventario en PyMEs</w:t>
-      </w:r>
-      <w:bookmarkEnd w:id="17"/>
-      <w:r>
-        <w:rPr>
-          <w:color w:val="2E74B5"/>
-        </w:rPr>
-        <w:t xml:space="preserve"> </w:t>
-      </w:r>
-    </w:p>
-    <w:p>
-      <w:pPr>
-        <w:ind w:left="-5" w:right="841"/>
-      </w:pPr>
-      <w:r>
-        <w:t xml:space="preserve">Los sistemas de gestión de inventarios constituyen un elemento central dentro de la administración de operaciones, en tanto permiten controlar, registrar y optimizar el flujo de bienes dentro de una organización. De acuerdo con Heizer, Render y Munson (2023), una gestión eficiente del stock contribuye significativamente a la reducción de costos de almacenamiento y mejora el nivel de servicio al cliente mediante la disponibilidad oportuna de productos. </w:t>
-      </w:r>
-    </w:p>
-    <w:p>
-      <w:pPr>
-        <w:ind w:left="-5" w:right="841"/>
-      </w:pPr>
-      <w:r>
-        <w:t xml:space="preserve">Desde una perspectiva sistémica, la gestión de inventarios no solo implica el control de cantidades disponibles, sino también la planificación de reposición, el análisis de rotación de productos y la minimización de pérdidas derivadas de obsolescencia o faltantes. Los sistemas informatizados superan las limitaciones de los métodos manuales al proporcionar herramientas de análisis en tiempo real y facilitar la toma de decisiones basada en datos. </w:t>
-      </w:r>
-    </w:p>
-    <w:p>
-      <w:pPr>
-        <w:ind w:left="-5" w:right="841"/>
-      </w:pPr>
-      <w:r>
-        <w:t xml:space="preserve">En el contexto específico de las PyMEs, la adopción de sistemas de gestión de inventario enfrenta barreras particulares relacionadas con los costos de implementación, la resistencia al cambio organizacional y la falta de competencias técnicas internas. Moeuf et al. (2020) analizan estas barreras en un estudio sistemático sobre la adopción de tecnologías de la Industria 4.0 en pequeñas y medianas empresas manufactureras. Concluyen que las soluciones de bajo costo y fácil integración son las más adecuadas para este segmento. La integración de los sistemas de stock con módulos de ventas y gestión de clientes posibilita una visión integral del negocio, lo cual resulta fundamental en contextos de alta competitividad. </w:t>
-      </w:r>
-    </w:p>
-    <w:p>
-      <w:pPr>
-        <w:spacing w:after="338"/>
-        <w:ind w:left="-5" w:right="841"/>
-      </w:pPr>
-      <w:r>
-        <w:t xml:space="preserve">A los fines de este trabajo, se adopta una definición operativa de PyME basada en criterios cualitativos y cuantitativos combinados: organizaciones con gestión no profesionalizada de la propiedad y estructura jerárquica reducida. Según el criterio general de clasificación por tamaño de la OCDE (OECD, 2023), estas organizaciones se ubican en el segmento de micro y pequeñas empresas. El presente trabajo pone foco particular en comercios minoristas de atención al público con personal reducido, por ser el tipo de organización más representativo de los procesos manuales de gestión de pedidos que motivan este estudio. </w:t>
-      </w:r>
-    </w:p>
-    <w:p>
-      <w:pPr>
-        <w:pStyle w:val="Ttulo3"/>
-        <w:ind w:left="-5"/>
-      </w:pPr>
-      <w:bookmarkStart w:id="18" w:name="_2.2_Arquitectura_API"/>
-      <w:bookmarkStart w:id="19" w:name="sec2_2"/>
-      <w:bookmarkEnd w:id="18"/>
-      <w:r>
-        <w:t>2.2 Arquitectura API REST</w:t>
-      </w:r>
-      <w:bookmarkEnd w:id="19"/>
-      <w:r>
-        <w:rPr>
-          <w:color w:val="2E74B5"/>
-        </w:rPr>
-        <w:t xml:space="preserve"> </w:t>
-      </w:r>
-    </w:p>
-    <w:p>
-      <w:pPr>
-        <w:ind w:left="-5" w:right="841"/>
-      </w:pPr>
-      <w:r>
-        <w:t xml:space="preserve">El estilo arquitectónico REST (Representational State Transfer), introducido por Fielding (2000) en su tesis doctoral, se ha consolidado como uno de los enfoques más utilizados en el desarrollo de sistemas distribuidos. REST se fundamenta en un conjunto de restricciones que incluyen la separación entre cliente y servidor, la ausencia de estado en las comunicaciones (stateless), la utilización de una interfaz uniforme y la identificación de recursos mediante URIs (Uniform Resource Identifiers). </w:t>
-      </w:r>
-    </w:p>
-    <w:p>
-      <w:pPr>
-        <w:ind w:left="-5" w:right="841"/>
-      </w:pPr>
-      <w:r>
-        <w:t xml:space="preserve">La adopción de este estilo arquitectónico permite desarrollar aplicaciones altamente escalables y flexibles, facilitando la interoperabilidad entre sistemas heterogéneos. El uso del protocolo </w:t>
-      </w:r>
-      <w:r>
-        <w:lastRenderedPageBreak/>
-        <w:t xml:space="preserve">HTTP como mecanismo de comunicación y la representación de recursos en formatos estándar como JSON favorecen la integración con múltiples plataformas y dispositivos. </w:t>
-      </w:r>
-    </w:p>
-    <w:p>
-      <w:pPr>
-        <w:spacing w:after="336"/>
-        <w:ind w:left="-5" w:right="841"/>
-      </w:pPr>
-      <w:r>
-        <w:t>Richardson y Ruby (2007) destacan que la arquitectura REST simplifica el desarrollo y mejora la mantenibilidad del sistema al promover el desacoplamiento entre sus componentes. En años recientes, la proliferación de arquitecturas de microservicios ha reforzado la relevancia de REST como contrato de comunicación entre servicios independientes (Newman, 2019). Esta característica resulta especialmente valiosa en el contexto del presente trabajo, donde la API actúa como núcleo de integración entre el frontend, la base de datos y los servicios externos de automatización. Bogner, Kotstein y Pfaff (2023), en un experimento controlado con 105 participantes, aportan evidencia empírica de que el cumplimiento de las convenciones de diseño REST —como el uso semánticamente correcto de los verbos HTTP y la consistencia en la estructura de las respuestas— mejora significativamente la comprensión de la API por parte de quienes la consumen. Esta evidencia respalda las decisiones de diseño adoptadas para la API del presente trabajo, descriptas en la sección 4.2. Un estudio empírico complementario, basado en 17 entrevistas realizadas en 11 empresas (Lercher et al., 2024), muestra que la evolución de las APIs de microservicios en la práctica enfrenta desafíos de comunicación entre equipos y de dependencia de los consumidores respecto de versiones antiguas. Esto refuerza, desde la perspectiva del mantenimiento a largo plazo, la relevancia de las convenciones de diseño consistentes que Bogner et al. (2023) evalúan desde la comprensión inicial de la API. El versionado formal de la API excede el alcance del presente trabajo, pero esta evidencia resulta pertinente para su eventual evolución.</w:t>
-      </w:r>
-    </w:p>
-    <w:p>
-      <w:pPr>
-        <w:pStyle w:val="Ttulo3"/>
-        <w:ind w:left="-5"/>
-      </w:pPr>
-      <w:bookmarkStart w:id="20" w:name="_2.3_Separación_frontend"/>
-      <w:bookmarkStart w:id="21" w:name="sec2_3"/>
-      <w:bookmarkEnd w:id="20"/>
-      <w:r>
-        <w:t>2.3 Separación frontend y backend</w:t>
-      </w:r>
-      <w:bookmarkEnd w:id="21"/>
-      <w:r>
-        <w:rPr>
-          <w:color w:val="2E74B5"/>
-        </w:rPr>
-        <w:t xml:space="preserve"> </w:t>
-      </w:r>
-    </w:p>
-    <w:p>
-      <w:pPr>
-        <w:ind w:left="-5" w:right="841"/>
-      </w:pPr>
-      <w:r>
-        <w:t xml:space="preserve">En el desarrollo de aplicaciones modernas, la separación entre frontend y backend constituye una práctica fundamental que permite organizar el sistema en capas claramente diferenciadas. El frontend se encarga de la interacción con el usuario: gestiona la presentación de la información y la experiencia de uso. El backend, en cambio, se ocupa de la lógica de negocio, el procesamiento de datos y la persistencia de la información. </w:t>
-      </w:r>
-    </w:p>
-    <w:p>
-      <w:pPr>
-        <w:ind w:left="-5" w:right="841"/>
-      </w:pPr>
-      <w:r>
-        <w:t xml:space="preserve">Fowler (2002) señala, para la separación de una aplicación en capas, que mejora la modularidad del sistema y facilita su escalabilidad y mantenimiento, ya que permite la evolución independiente de cada componente. Su obra es anterior a las aplicaciones de página única: aquí ese principio se aplica a la separación entre frontend y backend. En la actualidad, este patrón se implementa frecuentemente mediante frameworks de componentes del lado del cliente (React, Vue, Angular) que consumen APIs REST expuestas por el servidor. Para el presente trabajo, la elección de JavaScript como lenguaje del frontend responde a criterios de disponibilidad de herramientas, madurez del ecosistema y compatibilidad con los navegadores web actuales. </w:t>
-      </w:r>
-    </w:p>
-    <w:p>
-      <w:pPr>
-        <w:spacing w:after="338"/>
-        <w:ind w:left="-5" w:right="841"/>
-      </w:pPr>
-      <w:r>
-        <w:t xml:space="preserve">La implementación del frontend como aplicación de página única (Single-Page Application, SPA) tiene implicaciones directas sobre el diseño de la API REST del sistema. A diferencia de las aplicaciones web tradicionales de renderizado en servidor, una SPA delega toda la lógica de </w:t>
-      </w:r>
-      <w:r>
-        <w:lastRenderedPageBreak/>
-        <w:t xml:space="preserve">presentación al cliente y se comunica con el backend exclusivamente mediante llamadas HTTP asíncronas. Esto implica tres exigencias para la API. Debe exponer respuestas en formato JSON autocontenidas. Debe configurar los encabezados CORS (Cross-Origin Resource Sharing) cuando el frontend se sirve desde un dominio distinto del de la API; en este trabajo lo sirve el propio backend, por lo que el origen es el mismo. Y debe diseñar sus endpoints de manera que cada respuesta incluya la información suficiente para que el cliente construya la vista sin requerir llamadas adicionales encadenadas. Este patrón de interacción se inscribe, en términos generales, en la arquitectura Modelo-Vista-Controlador (MVC), descripta junto con la separación en capas por Fowler (2002): el backend actúa como capa de Modelo y Controlador, gestionando la lógica de negocio y el acceso a datos, mientras que el frontend SPA asume el rol de Vista desacoplada. Esta lectura del frontend como Vista desacoplada es una interpretación de los autores, no una categoría de la obra citada. La comprensión de esta separación de responsabilidades es relevante para evaluar las decisiones de diseño de la API descritas en la sección 4.2. </w:t>
-      </w:r>
-    </w:p>
-    <w:p>
-      <w:pPr>
-        <w:pStyle w:val="Ttulo3"/>
-        <w:ind w:left="-5"/>
-      </w:pPr>
-      <w:bookmarkStart w:id="22" w:name="_2.4_Automatización_de"/>
-      <w:bookmarkStart w:id="23" w:name="sec2_4"/>
-      <w:bookmarkEnd w:id="22"/>
-      <w:r>
-        <w:t>2.4 Automatización de procesos de negocio</w:t>
-      </w:r>
-      <w:bookmarkEnd w:id="23"/>
-      <w:r>
-        <w:rPr>
-          <w:color w:val="2E74B5"/>
-        </w:rPr>
-        <w:t xml:space="preserve"> </w:t>
-      </w:r>
-    </w:p>
-    <w:p>
-      <w:pPr>
-        <w:ind w:left="-5" w:right="841"/>
-      </w:pPr>
-      <w:r>
-        <w:t xml:space="preserve">La automatización de procesos implica la utilización de tecnologías para ejecutar tareas repetitivas o estructuradas sin intervención humana directa. Davenport y Kirby (2016) sostienen que la automatización incrementa la eficiencia operativa, reduce la probabilidad de errores y libera recursos humanos para actividades de mayor valor agregado. En el ámbito empresarial, la automatización de procesos de negocio (Business Process Automation, BPA) abarca desde la ejecución de flujos de trabajo sencillos hasta la orquestación de sistemas complejos de múltiples componentes. </w:t>
-      </w:r>
-    </w:p>
-    <w:p>
-      <w:pPr>
-        <w:ind w:left="-5" w:right="841"/>
-      </w:pPr>
-      <w:r>
-        <w:t xml:space="preserve">En el contexto de los sistemas de gestión comercial, la automatización resulta particularmente relevante en procesos como la recepción de pedidos, la actualización de inventarios y la generación de registros de ventas. van der Aalst (2016) proporciona un marco conceptual riguroso para el análisis y diseño de procesos de negocio. Señala que la automatización efectiva requiere una modelización precisa de los flujos de trabajo y una definición clara de los eventos que los desencadenan. </w:t>
-      </w:r>
-    </w:p>
-    <w:p>
-      <w:pPr>
-        <w:ind w:left="-5" w:right="841"/>
-      </w:pPr>
-      <w:r>
-        <w:t xml:space="preserve">n8n es una plataforma de automatización de flujos de trabajo que permite definir pipelines mediante una interfaz visual basada en nodos (n8n, 2024). Su código es de acceso público bajo la Sustainable Use License, un modelo que la propia n8n denomina fair-code: el software es gratuito para uso interno y su código puede inspeccionarse y modificarse, pero restringe la redistribución comercial. Por eso mismo, n8n aclara explícitamente que no se considera de código abierto en el sentido estricto del término (n8n, 2022). Cada nodo encapsula una operación —llamadas HTTP, transformaciones de datos, integraciones con aplicaciones externas— y los flujos se activan mediante disparadores programados, webhooks o eventos manuales. Comparada con alternativas como Apache Airflow o Zapier, n8n ofrece una curva de aprendizaje más suave y una interfaz accesible para usuarios con distintos niveles de experiencia técnica. Esto resulta ventajoso en contextos donde operadores no especializados necesitan monitorear o modificar los flujos. </w:t>
-      </w:r>
-    </w:p>
-    <w:p>
-      <w:pPr>
-        <w:spacing w:after="338"/>
-        <w:ind w:left="-5" w:right="841"/>
-      </w:pPr>
-      <w:r>
-        <w:lastRenderedPageBreak/>
-        <w:t>Trabajos recientes en el campo de la investigación aplicada confirman esta tendencia hacia la reducción de la barrera técnica de entrada. Sufi (2023) revisa sistemáticamente las plataformas low-code/no-code utilizadas en trabajos de investigación e identifica que este tipo de herramientas —categoría dentro de la cual se enmarca n8n— permite a usuarios sin formación avanzada en programación construir flujos funcionales de automatización. Esto resulta particularmente pertinente para el segmento de PyMEs abordado en este trabajo, donde la disponibilidad de personal técnico especializado es limitada (sección 2.1). Desde una perspectiva más amplia de la automatización de procesos de negocio, Khantong y Sriboonlue (2026) sintetizan sistemáticamente 83 artículos arbitrados publicados entre 2015 y 2025 sobre la Automatización Robótica de Procesos (RPA) y proponen un marco integrado organizado en torno a la alineación estratégica, la ejecución operativa y la mejora continua. n8n no constituye una herramienta de RPA en sentido estricto: opera sobre integraciones y disparadores de eventos, no sobre la manipulación de interfaces de usuario existentes. Aun así, los autores identifican los mismos ejes de beneficios y barreras (bajo costo de adopción, gobernanza y mantenimiento) que motivan la elección de una herramienta low-code como capa de automatización en este trabajo.</w:t>
-      </w:r>
-    </w:p>
-    <w:p>
-      <w:pPr>
-        <w:pStyle w:val="Ttulo3"/>
-        <w:ind w:left="-5"/>
-      </w:pPr>
-      <w:bookmarkStart w:id="24" w:name="_2.5_Integración_con"/>
-      <w:bookmarkStart w:id="25" w:name="sec2_5"/>
-      <w:bookmarkEnd w:id="24"/>
-      <w:r>
-        <w:t>2.5 Integración con plataformas de mensajería instantánea</w:t>
-      </w:r>
-      <w:bookmarkEnd w:id="25"/>
-      <w:r>
-        <w:rPr>
-          <w:color w:val="2E74B5"/>
-        </w:rPr>
-        <w:t xml:space="preserve"> </w:t>
-      </w:r>
-    </w:p>
-    <w:p>
-      <w:pPr>
-        <w:ind w:left="-5" w:right="841"/>
-      </w:pPr>
-      <w:r>
-        <w:t xml:space="preserve">Las plataformas de mensajería instantánea han evolucionado hasta convertirse en canales estratégicos de interacción comercial. Su adopción masiva por parte de los consumidores es un indicio de ello: Telegram alcanzó los 950 millones de usuarios activos mensuales en julio de 2024 (Mehta, 2024) y superó los 1.000 millones en marzo de 2025 (Li, 2025), cifras reportadas por la propia compañía y difundidas por medios especializados. Esto convierte a estas plataformas en puntos de contacto naturales para la recepción de pedidos en comercios de pequeña escala. </w:t>
-      </w:r>
-    </w:p>
-    <w:p>
-      <w:pPr>
-        <w:ind w:left="-5" w:right="841"/>
-      </w:pPr>
-      <w:r>
-        <w:t xml:space="preserve">Telegram ofrece una API robusta y bien documentada que permite la creación de bots capaces de interactuar automáticamente con los usuarios mediante comandos o mensajes de texto estructurado (Telegram, 2024). A diferencia de otras plataformas de mensajería, Telegram no impone restricciones comerciales sobre el uso de su API para bots, lo que facilita su integración en sistemas de gestión sin costos adicionales de licenciamiento. </w:t>
-      </w:r>
-    </w:p>
-    <w:p>
-      <w:pPr>
-        <w:ind w:left="-5" w:right="841"/>
-      </w:pPr>
-      <w:r>
-        <w:t xml:space="preserve">La integración de chatbots en procesos comerciales ha sido objeto de estudio creciente en la literatura académica reciente. Adamopoulou y Moussiades (2020) realizan una revisión comprehensiva del estado del arte en chatbots, identificando sus aplicaciones en comercio electrónico, atención al cliente y automatización de tareas administrativas. Los autores señalan que la efectividad de estos sistemas depende en gran medida de la calidad de la integración con los sistemas backend, un desafío que el presente trabajo aborda mediante la utilización de n8n como capa de orquestación. </w:t>
-      </w:r>
-    </w:p>
-    <w:p>
-      <w:pPr>
-        <w:spacing w:after="336"/>
-        <w:ind w:left="-5" w:right="841"/>
-      </w:pPr>
-      <w:r>
-        <w:t xml:space="preserve">Corresponde precisar, sin embargo, que gran parte de la literatura sobre chatbots citada en esta sección aborda sistemas con capacidad de interpretación de lenguaje natural (NLP). El bot desarrollado en el presente trabajo (sección 4.4), en cambio, no incorpora procesamiento de </w:t>
-      </w:r>
-      <w:r>
-        <w:lastRenderedPageBreak/>
-        <w:t xml:space="preserve">lenguaje natural en ningún punto de su funcionamiento: la interacción con el cliente está guiada enteramente por botones en línea (inline keyboard) de Telegram, sin que el usuario escriba texto libre en ningún paso del proceso de toma de pedidos. La referencia a Adamopoulou y Moussiades (2020) se retoma con mayor precisión en la sección 2.7.2, en relación específica con los chatbots basados en reglas —categoría en la que se inscribe el artefacto desarrollado—, y no con los sistemas basados en aprendizaje automático o NLP. </w:t>
-      </w:r>
-    </w:p>
-    <w:p>
-      <w:pPr>
-        <w:pStyle w:val="Ttulo3"/>
-        <w:ind w:left="-5"/>
-      </w:pPr>
-      <w:bookmarkStart w:id="26" w:name="_2.6_Bases_de"/>
-      <w:bookmarkStart w:id="27" w:name="sec2_6"/>
-      <w:bookmarkEnd w:id="26"/>
-      <w:r>
-        <w:t>2.6 Bases de datos relacionales</w:t>
-      </w:r>
-      <w:bookmarkEnd w:id="27"/>
-      <w:r>
-        <w:rPr>
-          <w:color w:val="2E74B5"/>
-        </w:rPr>
-        <w:t xml:space="preserve"> </w:t>
-      </w:r>
-    </w:p>
-    <w:p>
-      <w:pPr>
-        <w:ind w:left="-5" w:right="841"/>
-      </w:pPr>
-      <w:r>
-        <w:t xml:space="preserve">Las bases de datos relacionales constituyen el núcleo de la persistencia de datos en sistemas de gestión. Su estructura basada en tablas, relaciones e integridad referencial garantiza la consistencia y seguridad de la información (Date, 2004). El modelo relacional, formalizado por E. F. Codd (1970), sigue siendo el paradigma dominante para sistemas transaccionales donde la consistencia de los datos es un requisito crítico. </w:t>
-      </w:r>
-    </w:p>
-    <w:p>
-      <w:pPr>
-        <w:spacing w:after="336"/>
-        <w:ind w:left="-5" w:right="841"/>
-      </w:pPr>
-      <w:r>
-        <w:t xml:space="preserve">MySQL, el sistema gestor de bases de datos relacionales utilizado en este trabajo, es una de las soluciones de código abierto más ampliamente adoptadas en el mundo. Tiene una presencia destacada en aplicaciones web y sistemas de gestión empresarial de pequeña y mediana escala. Su compatibilidad con el estándar SQL, su rendimiento en operaciones de lectura/escritura concurrentes y su integración nativa con frameworks de desarrollo web la convierten en una opción adecuada para el contexto del presente proyecto. </w:t>
-      </w:r>
-    </w:p>
-    <w:p>
-      <w:pPr>
-        <w:pStyle w:val="Ttulo3"/>
-        <w:ind w:left="-5"/>
-      </w:pPr>
-      <w:bookmarkStart w:id="28" w:name="_2.7_Estado_del"/>
-      <w:bookmarkStart w:id="29" w:name="sec2_7"/>
-      <w:bookmarkEnd w:id="28"/>
-      <w:r>
-        <w:t>2.7 Estado del arte y vacío de conocimiento</w:t>
-      </w:r>
-      <w:bookmarkEnd w:id="29"/>
-      <w:r>
-        <w:rPr>
-          <w:color w:val="2E74B5"/>
-        </w:rPr>
-        <w:t xml:space="preserve"> </w:t>
-      </w:r>
-    </w:p>
-    <w:p>
-      <w:pPr>
-        <w:spacing w:after="242"/>
-        <w:ind w:left="-5" w:right="841"/>
-      </w:pPr>
-      <w:r>
-        <w:t xml:space="preserve">La revisión de la literatura existente permite identificar un conjunto de trabajos que abordan, de manera parcial o combinada, los problemas que este trabajo pretende resolver. </w:t>
-      </w:r>
-    </w:p>
-    <w:p>
-      <w:pPr>
-        <w:pStyle w:val="Ttulo4"/>
-        <w:ind w:left="-5"/>
-      </w:pPr>
-      <w:bookmarkStart w:id="30" w:name="_2.7.1_Sistemas_de"/>
-      <w:bookmarkStart w:id="31" w:name="sec2_7_1"/>
-      <w:bookmarkEnd w:id="30"/>
-      <w:r>
-        <w:t>2.7.1 Sistemas de gestión para PyMEs</w:t>
-      </w:r>
-      <w:bookmarkEnd w:id="31"/>
-      <w:r>
-        <w:rPr>
-          <w:color w:val="1F4D78"/>
-          <w:sz w:val="23"/>
-        </w:rPr>
-        <w:t xml:space="preserve"> </w:t>
-      </w:r>
-    </w:p>
-    <w:p>
-      <w:pPr>
-        <w:ind w:left="-5" w:right="841"/>
-      </w:pPr>
-      <w:r>
-        <w:t xml:space="preserve">Moeuf et al. (2020) realizan una revisión sistemática de la literatura sobre la adopción de tecnologías de la Industria 4.0 en PyMEs manufactureras. Identifican que las soluciones de gestión de inventario representan una de las áreas con mayor potencial de impacto, pero también con mayor resistencia a la adopción. Los autores señalan la necesidad de desarrollar herramientas de bajo costo, alta usabilidad y fácil integración con los sistemas existentes, lo cual constituye uno de los principios de diseño del artefacto desarrollado en este trabajo. </w:t>
-      </w:r>
-    </w:p>
-    <w:p>
-      <w:pPr>
-        <w:ind w:left="-5" w:right="841"/>
-      </w:pPr>
-      <w:r>
-        <w:t xml:space="preserve">En el ámbito latinoamericano, estudios recientes han evidenciado que gran parte de las PyMEs del sector comercial continúa utilizando hojas de cálculo o registros manuales para la gestión de inventarios, incluso en contextos urbanos con acceso a tecnología (CEPAL, 2021). Esta realidad subraya la pertinencia de desarrollar soluciones tecnológicas adaptadas a las capacidades y restricciones de este segmento. Un análisis cienciométrico más reciente confirma esta tendencia: Parra-Sanchez y Talero-Sarmiento (2024), a partir de 448 documentos indexados en Scopus, documentan un crecimiento sostenido de la investigación sobre transformación digital en PyMEs. También documentan una intención creciente de estas organizaciones de adoptar tecnologías como la inteligencia artificial, el big data, la computación </w:t>
-      </w:r>
-      <w:r>
-        <w:lastRenderedPageBreak/>
-        <w:t>en la nube y el comercio electrónico, lo cual refuerza la pertinencia y oportunidad del artefacto desarrollado en este trabajo. Gao, Teh y Ho (2026) confirman esta tendencia mediante un análisis bibliométrico y de contenido de 115 estudios empíricos sobre transformación digital e innovación en PyMEs, publicados en 32 países y relevados en Scopus y Web of Science. Sus resultados muestran una correlación positiva pero dependiente del contexto entre transformación digital e innovación, y los propios autores señalan que esta relación permanece insuficientemente explorada para el segmento de pequeñas y medianas empresas, lo cual refuerza el vacío de conocimiento identificado en la sección 2.7.3.</w:t>
-      </w:r>
-    </w:p>
-    <w:p>
-      <w:pPr>
-        <w:pStyle w:val="Ttulo4"/>
-        <w:ind w:left="-5"/>
-      </w:pPr>
-      <w:bookmarkStart w:id="32" w:name="_2.7.2_Automatización_e"/>
-      <w:bookmarkStart w:id="33" w:name="sec2_7_2"/>
-      <w:bookmarkEnd w:id="32"/>
-      <w:r>
-        <w:t>2.7.2 Automatización e integración de chatbots en sistemas de gestión</w:t>
-      </w:r>
-      <w:bookmarkEnd w:id="33"/>
-      <w:r>
-        <w:rPr>
-          <w:color w:val="1F4D78"/>
-          <w:sz w:val="23"/>
-        </w:rPr>
-        <w:t xml:space="preserve"> </w:t>
-      </w:r>
-    </w:p>
-    <w:p>
-      <w:pPr>
-        <w:ind w:left="-5" w:right="841"/>
-      </w:pPr>
-      <w:r>
-        <w:t xml:space="preserve">Adamopoulou y Moussiades (2020) categorizan los chatbots según su arquitectura (basados en reglas vs. basados en aprendizaje automático) y sus aplicaciones, destacando el comercio electrónico y la gestión de pedidos como áreas de alto impacto. Su análisis revela que los sistemas basados en reglas son particularmente adecuados para entornos donde los flujos de interacción son estructurados y predecibles, como la recepción de pedidos de un catálogo definido. En esta categoría se inscribe el bot de Telegram implementado en este trabajo, guiado enteramente por botones y sin componente de NLP (sección 2.5). </w:t>
-      </w:r>
-    </w:p>
-    <w:p>
-      <w:pPr>
-        <w:ind w:left="-5" w:right="841"/>
-      </w:pPr>
-      <w:r>
-        <w:t xml:space="preserve">Fritsch (2024) revisa sistemáticamente 124 trabajos publicados entre 2019 y 2023 sobre los desafíos asociados a los chatbots. Identifica que persisten problemas clásicos —comprensión del lenguaje, entrenamiento y mantenimiento— junto con desafíos más recientes ligados a los modelos conversacionales basados en aprendizaje automático, como la interpretabilidad y los sesgos. El bot desarrollado en este trabajo, al ser un sistema basado en reglas y guiado enteramente por botones (sección 2.5), no incurre en la mayoría de estos desafíos: no requiere comprensión de lenguaje natural ni plantea problemas de interpretabilidad o sesgo. Esto tiene como contrapartida una interacción más restringida para el cliente. Li et al. (2026) analizan bibliométricamente 331 artículos arbitrados sobre chatbots en negocios y sistemas de información publicados entre 2018 y 2024. Confirman el crecimiento sostenido de esta línea de investigación y su interés creciente en cómo los usuarios interactúan con estos sistemas y sus consecuencias, lo cual sitúa la propuesta del presente trabajo dentro de un campo de investigación activo y en expansión. </w:t>
-      </w:r>
-    </w:p>
-    <w:p>
-      <w:pPr>
-        <w:spacing w:after="242"/>
-        <w:ind w:left="-5" w:right="841"/>
-      </w:pPr>
-      <w:r>
-        <w:t xml:space="preserve">Desde la perspectiva de la automatización de procesos, van der Aalst (2016) establece los fundamentos teóricos del análisis de procesos de negocio. Con ello, proporciona el marco conceptual necesario para justificar las decisiones de diseño de los flujos de automatización implementados con n8n en este trabajo. La utilización de modelos de proceso explícitos —aunque sean visuales y no formales— responde a la recomendación de documentar los flujos antes de automatizarlos. </w:t>
-      </w:r>
-    </w:p>
-    <w:p>
-      <w:pPr>
-        <w:pStyle w:val="Ttulo4"/>
-        <w:ind w:left="-5"/>
-      </w:pPr>
-      <w:bookmarkStart w:id="34" w:name="_2.7.3_Vacío_de"/>
-      <w:bookmarkStart w:id="35" w:name="sec2_7_3"/>
-      <w:bookmarkEnd w:id="34"/>
-      <w:r>
-        <w:t>2.7.3 Vacío de conocimiento identificado</w:t>
-      </w:r>
-      <w:bookmarkEnd w:id="35"/>
-      <w:r>
-        <w:rPr>
-          <w:color w:val="1F4D78"/>
-          <w:sz w:val="23"/>
-        </w:rPr>
-        <w:t xml:space="preserve"> </w:t>
-      </w:r>
-    </w:p>
-    <w:p>
-      <w:pPr>
-        <w:ind w:left="-5" w:right="841"/>
-      </w:pPr>
-      <w:r>
-        <w:t xml:space="preserve">La revisión de la literatura permite identificar con claridad el vacío de conocimiento que este trabajo pretende cubrir. Existen estudios sobre sistemas de gestión de inventario para PyMEs (Moeuf et al., 2020), trabajos sobre la integración de chatbots en comercio electrónico </w:t>
-      </w:r>
-      <w:r>
-        <w:lastRenderedPageBreak/>
-        <w:t xml:space="preserve">(Adamopoulou y Moussiades, 2020), propuestas de automatización de procesos de negocio (van der Aalst, 2016) y revisiones recientes sobre plataformas low-code/no-code (Sufi, 2023). Sin embargo, no se encontraron en la literatura revisada trabajos que integren de manera simultánea los tres componentes en una solución funcional orientada a pequeños comercios de tipo presencial: (1) un sistema de gestión de stock basado en API REST, (2) un canal de recepción de pedidos mediante mensajería instantánea y (3) una capa de automatización de bajo costo basada en herramientas como n8n, de licenciamiento fair-code (sección 2.4). </w:t>
-      </w:r>
-    </w:p>
-    <w:p>
-      <w:pPr>
-        <w:ind w:left="-5" w:right="841"/>
-      </w:pPr>
-      <w:r>
-        <w:t>Esta brecha justifica el desarrollo del artefacto tecnológico propuesto y define el aporte específico de este trabajo al campo de la Ingeniería de Software aplicada a contextos de PyMEs.</w:t>
-      </w:r>
-    </w:p>
-    <w:p>
-      <w:pPr>
-        <w:ind w:left="-5" w:right="841"/>
-      </w:pPr>
-    </w:p>
-    <w:p>
-      <w:pPr>
-        <w:ind w:left="-5" w:right="841"/>
-      </w:pPr>
-    </w:p>
-    <w:p>
-      <w:pPr>
-        <w:ind w:left="-5" w:right="841"/>
-      </w:pPr>
-    </w:p>
-    <w:p>
-      <w:pPr>
-        <w:ind w:left="-5" w:right="841"/>
-      </w:pPr>
-    </w:p>
-    <w:p>
-      <w:pPr>
-        <w:ind w:left="-5" w:right="841"/>
-      </w:pPr>
-    </w:p>
-    <w:p>
-      <w:pPr>
-        <w:ind w:left="-5" w:right="841"/>
-      </w:pPr>
-    </w:p>
-    <w:p>
-      <w:pPr>
-        <w:ind w:left="-5" w:right="841"/>
-      </w:pPr>
-    </w:p>
-    <w:p>
-      <w:pPr>
-        <w:ind w:left="-5" w:right="841"/>
-      </w:pPr>
-    </w:p>
-    <w:p>
-      <w:pPr>
-        <w:ind w:left="-5" w:right="841"/>
-      </w:pPr>
-    </w:p>
-    <w:p>
-      <w:pPr>
-        <w:ind w:left="-5" w:right="841"/>
-      </w:pPr>
-    </w:p>
-    <w:p>
-      <w:pPr>
-        <w:ind w:left="-5" w:right="841"/>
-      </w:pPr>
-    </w:p>
-    <w:p>
-      <w:pPr>
-        <w:ind w:left="-5" w:right="841"/>
-      </w:pPr>
-    </w:p>
-    <w:p>
-      <w:pPr>
-        <w:ind w:left="-5" w:right="841"/>
-      </w:pPr>
-    </w:p>
-    <w:p>
-      <w:pPr>
-        <w:ind w:left="-5" w:right="841"/>
-      </w:pPr>
-    </w:p>
-    <w:p>
-      <w:pPr>
-        <w:ind w:left="-5" w:right="841"/>
-      </w:pPr>
-    </w:p>
-    <w:p>
-      <w:pPr>
-        <w:ind w:left="-5" w:right="841"/>
-      </w:pPr>
-    </w:p>
-    <w:p>
-      <w:pPr>
-        <w:ind w:left="-5" w:right="841"/>
-      </w:pPr>
-    </w:p>
-    <w:p>
-      <w:pPr>
-        <w:ind w:left="-5" w:right="841"/>
-      </w:pPr>
-    </w:p>
-    <w:p>
-      <w:pPr>
-        <w:ind w:left="-5" w:right="841"/>
-      </w:pPr>
-    </w:p>
-    <w:p>
-      <w:pPr>
-        <w:ind w:left="-5" w:right="841"/>
-      </w:pPr>
-    </w:p>
-    <w:p>
-      <w:pPr>
-        <w:ind w:left="-5" w:right="841"/>
-      </w:pPr>
-    </w:p>
-    <w:p>
-      <w:pPr>
-        <w:spacing w:after="0" w:line="259" w:lineRule="auto"/>
-        <w:ind w:left="0" w:right="0" w:firstLine="0"/>
-        <w:jc w:val="left"/>
-      </w:pPr>
       <w:r>
         <w:t xml:space="preserve"> </w:t>
       </w:r>
@@ -3863,7 +3604,11 @@
         <w:ind w:left="-5" w:right="841"/>
       </w:pPr>
       <w:r>
-        <w:t xml:space="preserve">El estudio se inscribe en el paradigma post-positivista, que sostiene que el conocimiento científico puede aproximarse a la realidad mediante la observación sistemática, la medición objetiva y la contrastación empírica de resultados. Este paradigma reconoce, al mismo tiempo, las limitaciones inherentes a todo proceso de medición. En este marco, la validez de los hallazgos se fundamenta en la definición precisa de variables, la utilización de instrumentos de medición consistentes y la posibilidad de replicar el estudio en contextos similares. </w:t>
+        <w:t xml:space="preserve">El estudio se inscribe en el paradigma post-positivista, que sostiene que el conocimiento científico puede aproximarse a la realidad mediante la observación sistemática, la medición objetiva y la contrastación empírica de resultados. Este paradigma reconoce, al mismo tiempo, las limitaciones inherentes a todo proceso de medición. En este marco, la validez de los </w:t>
+      </w:r>
+      <w:r>
+        <w:lastRenderedPageBreak/>
+        <w:t xml:space="preserve">hallazgos se fundamenta en la definición precisa de variables, la utilización de instrumentos de medición consistentes y la posibilidad de replicar el estudio en contextos similares. </w:t>
       </w:r>
     </w:p>
     <w:p>
@@ -3871,7 +3616,6 @@
         <w:ind w:left="-5" w:right="841"/>
       </w:pPr>
       <w:r>
-        <w:lastRenderedPageBreak/>
         <w:t xml:space="preserve">La adopción de este paradigma resulta adecuada para investigaciones orientadas a evaluar el desempeño de sistemas tecnológicos mediante indicadores cuantificables, como es el caso del presente trabajo. </w:t>
       </w:r>
     </w:p>
@@ -3951,11 +3695,11 @@
         <w:ind w:left="-5" w:right="841"/>
       </w:pPr>
       <w:r>
-        <w:t xml:space="preserve">Corresponde precisar con mayor rigor conceptual la denominación de este diseño de investigación. Siguiendo la taxonomía clásica de Campbell y Stanley (1963), un diseño pretest-postest de un único grupo, sin grupo de control independiente ni asignación aleatoria de unidades a condiciones, se clasifica en sentido estricto como preexperimental, y no como cuasiexperimental. Esta última categoría requiere, como mínimo, un grupo de comparación no equivalente. En el presente trabajo no fue posible constituir dicho grupo de comparación, dado </w:t>
+        <w:t xml:space="preserve">Corresponde precisar con mayor rigor conceptual la denominación de este diseño de investigación. Siguiendo la taxonomía clásica de Campbell y Stanley (1963), un diseño pretest-postest de un único grupo, sin grupo de control independiente ni asignación aleatoria de unidades a condiciones, se clasifica en sentido estricto como preexperimental, y no como </w:t>
       </w:r>
       <w:r>
         <w:lastRenderedPageBreak/>
-        <w:t xml:space="preserve">que un único operador, coautor del sistema, ejecutó el experimento sobre el mismo conjunto de escenarios en ambas condiciones. Esta precisión terminológica no invalida los resultados obtenidos, pero acota el alcance de las afirmaciones causales que pueden sostenerse a partir de ellos. El diseño intrasujeto reduce la variabilidad atribuible a diferencias entre sujetos u organizaciones, pero no descarta por sí solo otras fuentes de variación —como el efecto de aprendizaje discutido en la sección 3.9—, tal como sí lo haría un grupo de control independiente. </w:t>
+        <w:t xml:space="preserve">cuasiexperimental. Esta última categoría requiere, como mínimo, un grupo de comparación no equivalente. En el presente trabajo no fue posible constituir dicho grupo de comparación, dado que un único operador, coautor del sistema, ejecutó el experimento sobre el mismo conjunto de escenarios en ambas condiciones. Esta precisión terminológica no invalida los resultados obtenidos, pero acota el alcance de las afirmaciones causales que pueden sostenerse a partir de ellos. El diseño intrasujeto reduce la variabilidad atribuible a diferencias entre sujetos u organizaciones, pero no descarta por sí solo otras fuentes de variación —como el efecto de aprendizaje discutido en la sección 3.9—, tal como sí lo haría un grupo de control independiente. </w:t>
       </w:r>
     </w:p>
     <w:p>
@@ -6077,6 +5821,7 @@
               <w:rPr>
                 <w:sz w:val="17"/>
               </w:rPr>
+              <w:lastRenderedPageBreak/>
               <w:t>14</w:t>
             </w:r>
           </w:p>
@@ -6369,7 +6114,6 @@
               <w:rPr>
                 <w:sz w:val="17"/>
               </w:rPr>
-              <w:lastRenderedPageBreak/>
               <w:t>16</w:t>
             </w:r>
           </w:p>
@@ -7105,11 +6849,11 @@
         <w:ind w:left="-5" w:right="841"/>
       </w:pPr>
       <w:r>
-        <w:t xml:space="preserve">Los 20 escenarios de pedido estandarizados por condición (Anexo A) no se seleccionaron mediante un procedimiento de muestreo aleatorio. Esto se debe a que no se dispuso de una población real de pedidos históricos del comercio de referencia a partir de la cual muestrear. Su construcción respondió, en cambio, a un criterio de diseño deliberado de los autores, orientado a maximizar la cobertura de la variabilidad operativa típica de un comercio minorista de pequeña escala. Se incluyeron así pedidos de uno y de múltiples productos, y casos límite (tres escenarios de stock insuficiente, IDs 17 a 19 del Anexo A, y un escenario de cantidad máxima permitida). La dimensión "cliente nuevo vs. recurrente", presente en una versión anterior del diseño de escenarios, se retiró de la versión final. El artefacto identifica al cliente únicamente por chat_id y por un campo de texto libre (sección 4.3), sin relación con una entidad de clientes, por lo que esa distinción no es representable en el sistema evaluado. Se reconoce como limitación que este criterio de construcción deliberada —al no ser aleatorio ni estar validado por un evaluador ajeno al equipo de desarrollo— puede introducir un sesgo de selección no cuantificable. Ese sesgo favorecería casos que los propios autores anticipan que el sistema resuelve correctamente. Adicionalmente, antes de los 20 escenarios de medición de cada condición se ejecutaron 5 escenarios de calentamiento, no cronometrados y excluidos de todo análisis. Con ellos se buscó que el operador superara la curva de aprendizaje básica del procedimiento (manual o automatizado) antes de iniciar el registro de datos; esta incorporación se retoma en la sección 3.9.  Un único operador, coautor del sistema, ejecutó las dos condiciones. La grabación de pantalla la realizó el otro autor y los instantes de recepción y de </w:t>
+        <w:t xml:space="preserve">Los 20 escenarios de pedido estandarizados por condición (Anexo A) no se seleccionaron mediante un procedimiento de muestreo aleatorio. Esto se debe a que no se dispuso de una población real de pedidos históricos del comercio de referencia a partir de la cual muestrear. Su construcción respondió, en cambio, a un criterio de diseño deliberado de los autores, orientado a maximizar la cobertura de la variabilidad operativa típica de un comercio minorista de pequeña escala. Se incluyeron así pedidos de uno y de múltiples productos, y casos límite (tres escenarios de stock insuficiente, IDs 17 a 19 del Anexo A, y un escenario de cantidad máxima permitida). La dimensión "cliente nuevo vs. recurrente", presente en una versión anterior del diseño de escenarios, se retiró de la versión final. El artefacto identifica al cliente únicamente por chat_id y por un campo de texto libre (sección 4.3), sin relación con una entidad de clientes, por lo que esa distinción no es representable en el sistema evaluado. Se reconoce como limitación que este criterio de construcción deliberada —al no ser aleatorio ni estar validado por un evaluador ajeno al equipo de desarrollo— puede introducir un sesgo de selección no cuantificable. Ese sesgo favorecería casos que los propios autores anticipan que el sistema resuelve correctamente. Adicionalmente, antes de los 20 escenarios de medición de cada condición se ejecutaron 5 escenarios de calentamiento, no cronometrados y excluidos de todo análisis. Con ellos se buscó que el operador superara la curva de aprendizaje básica del </w:t>
       </w:r>
       <w:r>
         <w:lastRenderedPageBreak/>
-        <w:t>registro confirmado los leyó el mismo operador, con conocimiento de la condición de cada video.</w:t>
+        <w:t>procedimiento (manual o automatizado) antes de iniciar el registro de datos; esta incorporación se retoma en la sección 3.9.  Un único operador, coautor del sistema, ejecutó las dos condiciones. La grabación de pantalla la realizó el otro autor y los instantes de recepción y de registro confirmado los leyó el mismo operador, con conocimiento de la condición de cada video.</w:t>
       </w:r>
     </w:p>
     <w:p>
@@ -7178,11 +6922,11 @@
         <w:jc w:val="left"/>
       </w:pPr>
       <w:r>
-        <w:t xml:space="preserve">Nivel de actualización del stock (NAS): proporción de productos auditados cuyo stock registrado —en el sistema, en el postest, o en la planilla del operador, en el pretest— coincide con el stock esperado según el diseño de escenarios al cierre de la corrida experimental (pretest o postest). El stock esperado se calculó como el stock inicial menos el consumo previsto por los escenarios confirmados (Anexo A, hoja Auditoria_Stock). Como el experimento es una simulación, sin mercadería ni un inventario físico independiente del registro, NAS verifica la consistencia interna del registro de stock y no su correspondencia con un inventario físico; esa limitación se </w:t>
+        <w:t xml:space="preserve">Nivel de actualización del stock (NAS): proporción de productos auditados cuyo stock registrado —en el sistema, en el postest, o en la planilla del operador, en el pretest— coincide con el stock esperado según el diseño de escenarios al cierre de la corrida experimental (pretest o postest). El stock esperado se calculó como el stock inicial menos el consumo previsto por los escenarios confirmados (Anexo A, hoja Auditoria_Stock). Como el experimento es una simulación, sin mercadería ni un </w:t>
       </w:r>
       <w:r>
         <w:lastRenderedPageBreak/>
-        <w:t xml:space="preserve">discute en la sección 6.1. La auditoría abarcó la totalidad de los 17 productos del catálogo por condición (no una muestra, ver sección 3.9). </w:t>
+        <w:t xml:space="preserve">inventario físico independiente del registro, NAS verifica la consistencia interna del registro de stock y no su correspondencia con un inventario físico; esa limitación se discute en la sección 6.1. La auditoría abarcó la totalidad de los 17 productos del catálogo por condición (no una muestra, ver sección 3.9). </w:t>
       </w:r>
     </w:p>
     <w:p>
@@ -7320,6 +7064,7 @@
       <w:bookmarkStart w:id="51" w:name="sec3_7"/>
       <w:bookmarkEnd w:id="50"/>
       <w:r>
+        <w:lastRenderedPageBreak/>
         <w:t>3.7 Herramientas y entorno tecnológico</w:t>
       </w:r>
       <w:bookmarkEnd w:id="51"/>
@@ -7335,11 +7080,7 @@
         <w:ind w:left="-5" w:right="841"/>
       </w:pPr>
       <w:r>
-        <w:t xml:space="preserve">El desarrollo del sistema se realizó utilizando el siguiente conjunto de herramientas tecnológicas, seleccionadas en función de su compatibilidad, escalabilidad, robustez y </w:t>
-      </w:r>
-      <w:r>
-        <w:lastRenderedPageBreak/>
-        <w:t xml:space="preserve">disponibilidad como soluciones de código abierto, de bajo costo o de licenciamiento fair-code (sección 2.4): </w:t>
+        <w:t xml:space="preserve">El desarrollo del sistema se realizó utilizando el siguiente conjunto de herramientas tecnológicas, seleccionadas en función de su compatibilidad, escalabilidad, robustez y disponibilidad como soluciones de código abierto, de bajo costo o de licenciamiento fair-code (sección 2.4): </w:t>
       </w:r>
     </w:p>
     <w:p>
@@ -7529,6 +7270,7 @@
         <w:jc w:val="left"/>
       </w:pPr>
       <w:r>
+        <w:lastRenderedPageBreak/>
         <w:t xml:space="preserve">Etapa 7 – Evaluación del sistema: se midieron las variables operativas definidas en la sección </w:t>
       </w:r>
     </w:p>
@@ -7550,57 +7292,56 @@
       <w:bookmarkStart w:id="55" w:name="sec3_9"/>
       <w:bookmarkEnd w:id="54"/>
       <w:r>
+        <w:t>3.9 Criterios de validez y confiabilidad</w:t>
+      </w:r>
+      <w:bookmarkEnd w:id="55"/>
+      <w:r>
+        <w:rPr>
+          <w:color w:val="2E74B5"/>
+        </w:rPr>
+        <w:t xml:space="preserve"> </w:t>
+      </w:r>
+    </w:p>
+    <w:p>
+      <w:pPr>
+        <w:ind w:left="-5" w:right="841"/>
+      </w:pPr>
+      <w:r>
+        <w:t xml:space="preserve">La validez interna del estudio se sustenta en la comparación controlada de las condiciones pre y post implementación, manteniendo constantes las demás variables del entorno operativo durante el período de medición. El carácter intrasujeto del diseño reduce la variabilidad atribuible a diferencias entre unidades de análisis, ya que el mismo conjunto de escenarios actúa como su propio punto de comparación. No obstante, el diseño adoptado no incorpora un grupo de control independiente ni asignación aleatoria, características que lo ubican, en sentido estricto, en la categoría de diseños preexperimentales (Campbell y Stanley, 1963; sección 3.4). Por eso, esta reducción de variabilidad intrasujeto no equivale a la robustez de inferencia causal que ofrecería un diseño con grupo de comparación no equivalente. Esta precisión acota el alcance de las afirmaciones causales sostenidas en el Capítulo 6, sin invalidar los hallazgos obtenidos. </w:t>
+      </w:r>
+    </w:p>
+    <w:p>
+      <w:pPr>
+        <w:ind w:left="-5" w:right="841"/>
+      </w:pPr>
+      <w:r>
+        <w:t xml:space="preserve">La confiabilidad se sustenta en la replicabilidad de las pruebas realizadas: los procedimientos de medición están definidos de manera suficientemente precisa como para que otros investigadores puedan reproducirlos en contextos similares. El conjunto de datos crudos que respalda esta afirmación se documenta en el Anexo A. La utilización de métricas objetivas —tiempos de procesamiento leídos de una grabación de pantalla con reloj visible, incidencias de operación registradas escenario por escenario y auditorías de cierre de stock— reduce la posibilidad de sesgos en la recolección de datos. </w:t>
+      </w:r>
+    </w:p>
+    <w:p>
+      <w:pPr>
+        <w:ind w:left="-5" w:right="841"/>
+      </w:pPr>
+      <w:r>
+        <w:t xml:space="preserve">Como amenaza a la validez interna, se reconoce el posible efecto de aprendizaje del operador, que podría contribuir de manera independiente tanto a la reducción de errores como a la reducción del tiempo de procesamiento de pedidos (TPP). Ambas condiciones se ejecutaron, en efecto, en un orden fijo (primero la modalidad manual, el 10/09/2026, luego la automatizada, el 12/09/2026) y sobre los mismos 20 escenarios, sin contrabalanceo ni más intervalo de lavado entre corridas que un día y 23 horas entre el cierre del pretest y el inicio del postest. Para mitigar parcialmente esta amenaza se incorporaron 5 escenarios de calentamiento antes de cada condición (sección 3.4), no cronometrados. Con ellos se buscó que el operador superara la curva de aprendizaje básica del procedimiento antes de que comenzara el registro de datos. Esta incorporación reduce, pero no elimina, el efecto de práctica residual sobre los 20 escenarios de medición —idénticos entre condiciones—, por lo que esta amenaza no puede descartarse por completo y se retoma como limitación en la sección 6.2. </w:t>
+      </w:r>
+    </w:p>
+    <w:p>
+      <w:pPr>
+        <w:ind w:left="-5" w:right="841"/>
+      </w:pPr>
+      <w:r>
+        <w:rPr>
+          <w:b/>
+        </w:rPr>
+        <w:t>Historial de corridas.</w:t>
+      </w:r>
+      <w:r>
+        <w:t xml:space="preserve"> El experimento no se ejecutó una sola vez. Una corrida original, anterior a las versiones previas de este informe, se descartó porque su resultado no podía reconstruirse a partir de datos verificables. La re-ejecución se realizó en septiembre de 2026: el pretest manual el 10/09; un primer intento de postest el 11/09, que se descartó porque reveló un </w:t>
+      </w:r>
+      <w:r>
         <w:lastRenderedPageBreak/>
-        <w:t>3.9 Criterios de validez y confiabilidad</w:t>
-      </w:r>
-      <w:bookmarkEnd w:id="55"/>
-      <w:r>
-        <w:rPr>
-          <w:color w:val="2E74B5"/>
-        </w:rPr>
-        <w:t xml:space="preserve"> </w:t>
-      </w:r>
-    </w:p>
-    <w:p>
-      <w:pPr>
-        <w:ind w:left="-5" w:right="841"/>
-      </w:pPr>
-      <w:r>
-        <w:t xml:space="preserve">La validez interna del estudio se sustenta en la comparación controlada de las condiciones pre y post implementación, manteniendo constantes las demás variables del entorno operativo durante el período de medición. El carácter intrasujeto del diseño reduce la variabilidad atribuible a diferencias entre unidades de análisis, ya que el mismo conjunto de escenarios actúa como su propio punto de comparación. No obstante, el diseño adoptado no incorpora un grupo de control independiente ni asignación aleatoria, características que lo ubican, en sentido estricto, en la categoría de diseños preexperimentales (Campbell y Stanley, 1963; sección 3.4). Por eso, esta reducción de variabilidad intrasujeto no equivale a la robustez de inferencia causal que ofrecería un diseño con grupo de comparación no equivalente. Esta precisión acota el alcance de las afirmaciones causales sostenidas en el Capítulo 6, sin invalidar los hallazgos obtenidos. </w:t>
-      </w:r>
-    </w:p>
-    <w:p>
-      <w:pPr>
-        <w:ind w:left="-5" w:right="841"/>
-      </w:pPr>
-      <w:r>
-        <w:t xml:space="preserve">La confiabilidad se sustenta en la replicabilidad de las pruebas realizadas: los procedimientos de medición están definidos de manera suficientemente precisa como para que otros investigadores puedan reproducirlos en contextos similares. El conjunto de datos crudos que respalda esta afirmación se documenta en el Anexo A. La utilización de métricas objetivas —tiempos de procesamiento leídos de una grabación de pantalla con reloj visible, incidencias de operación registradas escenario por escenario y auditorías de cierre de stock— reduce la posibilidad de sesgos en la recolección de datos. </w:t>
-      </w:r>
-    </w:p>
-    <w:p>
-      <w:pPr>
-        <w:ind w:left="-5" w:right="841"/>
-      </w:pPr>
-      <w:r>
-        <w:t xml:space="preserve">Como amenaza a la validez interna, se reconoce el posible efecto de aprendizaje del operador, que podría contribuir de manera independiente tanto a la reducción de errores como a la reducción del tiempo de procesamiento de pedidos (TPP). Ambas condiciones se ejecutaron, en efecto, en un orden fijo (primero la modalidad manual, el 10/09/2026, luego la automatizada, el 12/09/2026) y sobre los mismos 20 escenarios, sin contrabalanceo ni más intervalo de lavado entre corridas que un día y 23 horas entre el cierre del pretest y el inicio del postest. Para mitigar parcialmente esta amenaza se incorporaron 5 escenarios de calentamiento antes de cada condición (sección 3.4), no cronometrados. Con ellos se buscó que el operador superara la curva de aprendizaje básica del procedimiento antes de que comenzara el registro de datos. Esta incorporación reduce, pero no elimina, el efecto de práctica residual sobre los 20 escenarios de medición —idénticos entre condiciones—, por lo que esta amenaza no puede descartarse por completo y se retoma como limitación en la sección 6.2. </w:t>
-      </w:r>
-    </w:p>
-    <w:p>
-      <w:pPr>
-        <w:ind w:left="-5" w:right="841"/>
-      </w:pPr>
-      <w:r>
-        <w:rPr>
-          <w:b/>
-        </w:rPr>
-        <w:t>Historial de corridas.</w:t>
-      </w:r>
-      <w:r>
-        <w:t xml:space="preserve"> El experimento no se ejecutó una sola vez. Una corrida original, anterior a las versiones previas de este informe, se descartó porque su resultado no podía reconstruirse a partir de datos verificables. La re-ejecución se realizó en septiembre de 2026: el pretest manual el 10/09; un primer intento de postest el 11/09, que se descartó porque reveló un defecto en la confirmación de pedidos (descuento doble de stock ante confirmaciones duplicadas casi simultáneas, sección 4.6); y el postest definitivo el 12/09. La decisión de descartar el intento del 11/09 se tomó después de observarlo y no respondió a una regla fijada de antemano. Sus tiempos no se usaron en el análisis principal, pero se conservan </w:t>
-      </w:r>
-      <w:r>
-        <w:lastRenderedPageBreak/>
-        <w:t>(docs/analisis/rerun/intento1_postest_bug_confirmacion_doble/) y se informan en la Tabla 6.1, porque el postest definitivo fue, en la práctica, la segunda pasada completa de los mismos 20 escenarios con el circuito automatizado, lo que es relevante para la amenaza de práctica descrita en este apartado.</w:t>
+        <w:t>defecto en la confirmación de pedidos (descuento doble de stock ante confirmaciones duplicadas casi simultáneas, sección 4.6); y el postest definitivo el 12/09. La decisión de descartar el intento del 11/09 se tomó después de observarlo y no respondió a una regla fijada de antemano. Sus tiempos no se usaron en el análisis principal, pero se conservan (docs/analisis/rerun/intento1_postest_bug_confirmacion_doble/) y se informan en la Tabla 6.1, porque el postest definitivo fue, en la práctica, la segunda pasada completa de los mismos 20 escenarios con el circuito automatizado, lo que es relevante para la amenaza de práctica descrita en este apartado.</w:t>
       </w:r>
     </w:p>
     <w:p>
@@ -8663,6 +8404,7 @@
       <w:bookmarkStart w:id="71" w:name="sec4_6"/>
       <w:bookmarkEnd w:id="70"/>
       <w:r>
+        <w:lastRenderedPageBreak/>
         <w:t>4.6 Evolución del artefacto durante y después del experimento</w:t>
       </w:r>
       <w:bookmarkEnd w:id="71"/>
@@ -8678,11 +8420,27 @@
         <w:ind w:left="-5" w:right="841"/>
       </w:pPr>
       <w:r>
-        <w:t xml:space="preserve">Esta sección reúne las modificaciones que recibió el artefacto en torno al experimento descripto en el Capítulo 5, en orden cronológico y con el commit del repositorio que respalda cada una (Anexo F). Se trata de trabajo ya realizado; lo que queda pendiente se detalla en la sección 7.2. La suite de pruebas automatizadas que protege estos cambios se describe en la sección 4.5. Los resultados del Capítulo 5 se obtuvieron sobre un árbol de trabajo local que no estaba commiteado durante la corrida del 10 y el 12/09/2026. Ese árbol se consolidó después en el commit 97ce027 (13/09/2026), que incluye también la corrección de concurrencia en la confirmación de pedidos (PedidoService y PedidoRepository). Como no se conserva registro de si esa corrección ya estaba aplicada durante la corrida cronometrada (hoja Metadatos_corrida del Anexo A; sección 6.2), no puede afirmarse que el código de la corrida coincida exactamente con el de ese commit. Los commits posteriores </w:t>
+        <w:t xml:space="preserve">Esta sección reúne las modificaciones que recibió el artefacto en torno al experimento descripto en el Capítulo 5, en orden cronológico y con el commit del repositorio que respalda cada una (Anexo F). Se trata de trabajo ya realizado; lo que queda pendiente se detalla en la sección 7.2. La suite de pruebas automatizadas que protege estos cambios se describe en la sección 4.5. Los resultados del Capítulo 5 se obtuvieron sobre un árbol de trabajo local que no estaba commiteado durante la corrida del 10 y el 12/09/2026. Ese árbol se consolidó después en el commit 97ce027 (13/09/2026), que incluye también la corrección de concurrencia en la confirmación de pedidos (PedidoService y PedidoRepository). Como no se conserva registro de si esa corrección ya estaba aplicada durante la corrida cronometrada (hoja Metadatos_corrida del Anexo A; sección 6.2), no puede afirmarse que el código de la corrida coincida exactamente con el de ese commit. Los commits posteriores (95af526, 4c57af8 y 15625b8) modifican los tipos numéricos y de fecha, el filtro del historial de pedidos, la configuración de despliegue y la seguridad, y no alteran la secuencia de carrito, confirmación y notificación que se midió; el cálculo de subtotal y total pasó a BigDecimal sin cambiar su resultado. </w:t>
+      </w:r>
+    </w:p>
+    <w:p>
+      <w:pPr>
+        <w:ind w:left="-5" w:right="841"/>
+      </w:pPr>
+      <w:r>
+        <w:t xml:space="preserve">El 11/08/2026, con anterioridad a la corrida del 10 y el 12/09/2026, se resolvieron dos tareas técnicas puntuales: la corrección de la excepción no controlada que exponía el escenario de carrito vacío, y la incorporación de una validación de cantidad máxima del lado del servidor. Esta última cantidad estaba antes impuesta únicamente por la construcción de los botones en n8n (sección 4.4). Para el primer caso, se agregó manejo explícito de la excepción (respuesta HTTP 400 con mensaje descriptivo; commit 1d95abf del repositorio, Anexo F). Para el segundo, una validación de rango (1 a 10 unidades) en el endpoint POST /carrito/{chatId}/item (commit 237ed83 del repositorio, Anexo F). </w:t>
+      </w:r>
+    </w:p>
+    <w:p>
+      <w:pPr>
+        <w:ind w:left="-5" w:right="841"/>
+      </w:pPr>
+      <w:r>
+        <w:t xml:space="preserve">Durante la re-ejecución del experimento y en la revisión de código posterior se identificaron dos observaciones sobre el flujo de carrito y confirmación de pedidos, que se investigaron y resolvieron. La primera era una condición de carrera en la confirmación de pedidos: la comprobación en memoria del estado antes de descontar stock permitía que dos confirmaciones casi simultáneas del mismo pedido (por ejemplo, un doble clic) leyeran ambas el estado no confirmado antes de que la primera terminara de escribir, descontando el stock dos veces. Se corrigió reemplazando esa comprobación por una transición atómica a nivel de base de datos: una sentencia UPDATE condicionada a que el estado no sea ya CONFIRMADO, el mismo patrón ya usado para el descuento de stock. La corrección se validó con diez confirmaciones simultáneas reales sobre el mismo pedido y con el test de regresión confirmarEstadoDosVecesNoDescuentaStockDosVeces (sección 4.5), y quedó consolidada en el commit 97ce027 del repositorio (Anexo F); si ya estaba aplicada durante la corrida cronometrada no puede establecerse (sección 6.2). La segunda cuestionaba si la cantidad acumulada de un mismo producto al agregarlo dos veces al carrito debía limitarse al máximo de 10 unidades por interacción impuesto por el menú de botones de Telegram (sección 4.4). Se determinó que ese límite es exclusivo de la interfaz de botones y no una regla de negocio, por lo que la cantidad acumulada puede superar las 10 unidades sin inconveniente, siempre que la disponibilidad se valide contra el stock real al confirmar el pedido. Este comportamiento ya lo </w:t>
       </w:r>
       <w:r>
         <w:lastRenderedPageBreak/>
-        <w:t xml:space="preserve">(95af526, 4c57af8 y 15625b8) modifican los tipos numéricos y de fecha, el filtro del historial de pedidos, la configuración de despliegue y la seguridad, y no alteran la secuencia de carrito, confirmación y notificación que se midió; el cálculo de subtotal y total pasó a BigDecimal sin cambiar su resultado. </w:t>
+        <w:t xml:space="preserve">implementaba correctamente el sistema, y quedó cubierto con dos tests de regresión adicionales (sección 4.5). </w:t>
       </w:r>
     </w:p>
     <w:p>
@@ -8690,27 +8448,7 @@
         <w:ind w:left="-5" w:right="841"/>
       </w:pPr>
       <w:r>
-        <w:t xml:space="preserve">El 11/08/2026, con anterioridad a la corrida del 10 y el 12/09/2026, se resolvieron dos tareas técnicas puntuales: la corrección de la excepción no controlada que exponía el escenario de carrito vacío, y la incorporación de una validación de cantidad máxima del lado del servidor. Esta última cantidad estaba antes impuesta únicamente por la construcción de los botones en n8n (sección 4.4). Para el primer caso, se agregó manejo explícito de la excepción (respuesta HTTP 400 con mensaje descriptivo; commit 1d95abf del repositorio, Anexo F). Para el segundo, una validación de rango (1 a 10 unidades) en el endpoint POST /carrito/{chatId}/item (commit 237ed83 del repositorio, Anexo F). </w:t>
-      </w:r>
-    </w:p>
-    <w:p>
-      <w:pPr>
-        <w:ind w:left="-5" w:right="841"/>
-      </w:pPr>
-      <w:r>
-        <w:t xml:space="preserve">Durante la re-ejecución del experimento y en la revisión de código posterior se identificaron dos observaciones sobre el flujo de carrito y confirmación de pedidos, que se investigaron y resolvieron. La primera era una condición de carrera en la confirmación de pedidos: la comprobación en memoria del estado antes de descontar stock permitía que dos confirmaciones casi simultáneas del mismo pedido (por ejemplo, un doble clic) leyeran ambas el estado no confirmado antes de que la primera terminara de escribir, descontando el stock dos veces. Se corrigió reemplazando esa comprobación por una transición atómica a nivel de base de datos: una sentencia UPDATE condicionada a que el estado no sea ya CONFIRMADO, el mismo patrón ya usado para el descuento de stock. La corrección se validó con diez confirmaciones simultáneas reales sobre el mismo pedido y con el test de regresión confirmarEstadoDosVecesNoDescuentaStockDosVeces (sección 4.5), y quedó consolidada en el commit 97ce027 del repositorio (Anexo F); si ya estaba aplicada durante la corrida cronometrada no puede establecerse (sección 6.2). La segunda cuestionaba si la cantidad acumulada de un mismo producto al agregarlo dos veces al carrito debía limitarse al máximo de 10 unidades por interacción impuesto por el menú de botones de Telegram (sección 4.4). Se determinó que ese límite es exclusivo de la interfaz de botones y no una regla de negocio, por lo que la cantidad acumulada puede superar las 10 unidades sin inconveniente, siempre que la disponibilidad se valide contra el stock real al confirmar el pedido. Este comportamiento ya lo implementaba correctamente el sistema, y quedó cubierto con dos tests de regresión adicionales (sección 4.5). </w:t>
-      </w:r>
-    </w:p>
-    <w:p>
-      <w:pPr>
-        <w:ind w:left="-5" w:right="841"/>
-      </w:pPr>
-      <w:r>
-        <w:t xml:space="preserve">También se identificó, como riesgo de seguridad, que la configuración de desarrollo versionaba credenciales sensibles: un usuario de MySQL sin contraseña y valores por defecto para el secreto de firma JWT y la clave compartida de la integración con n8n. Estos valores permitían levantar el sistema sin definir ningún secreto real. Se separó la configuración en un perfil "dev" —activo por defecto, sin cambios en el flujo de trabajo local ni en la suite de pruebas— con esos valores de conveniencia. El archivo de configuración base, en cambio, no tiene valores por defecto para las credenciales de base de datos, el secreto JWT y la clave de n8n: cualquier otro perfil de despliegue debe definirlas por variable de entorno, o el arranque falla con un error explícito (commit 97ce027 del repositorio, Anexo F). Se agregó también la posibilidad de marcar la cookie de sesión JWT como Secure (solo HTTPS) mediante una variable de entorno, deshabilitada por defecto para no romper el desarrollo local sobre HTTP. Se agregó, por último, </w:t>
-      </w:r>
-      <w:r>
-        <w:lastRenderedPageBreak/>
-        <w:t xml:space="preserve">un perfil “prod” (application-prod.properties) que sobrescribe spring.jpa.hibernate.ddl-auto de “update” a “validate”. El valor “update” era conveniente mientras el modelo de datos todavía cambiaba en desarrollo. Con “validate”, en un despliegue real, Hibernate compara el esquema existente contra las entidades y falla el arranque si no coinciden, en lugar de crear o alterar tablas automáticamente (commit 4c57af8 del repositorio, Anexo F). En una revisión posterior se cerraron dos observaciones de seguridad que quedaban abiertas. Se quitó el origen abierto (@CrossOrigin con origen “*”) de los controladores de pedidos y de carrito, dado que el frontend se sirve desde el propio backend y n8n llama a la API de servidor a servidor. Además, server.error.include-message quedó en “never” en el archivo base, de modo que solo el perfil “dev” expone el mensaje de las excepciones no controladas (commit 15625b8 del repositorio, Anexo F). La protección contra CSRF sigue deshabilitada, como se declara en el Anexo F. </w:t>
+        <w:t xml:space="preserve">También se identificó, como riesgo de seguridad, que la configuración de desarrollo versionaba credenciales sensibles: un usuario de MySQL sin contraseña y valores por defecto para el secreto de firma JWT y la clave compartida de la integración con n8n. Estos valores permitían levantar el sistema sin definir ningún secreto real. Se separó la configuración en un perfil "dev" —activo por defecto, sin cambios en el flujo de trabajo local ni en la suite de pruebas— con esos valores de conveniencia. El archivo de configuración base, en cambio, no tiene valores por defecto para las credenciales de base de datos, el secreto JWT y la clave de n8n: cualquier otro perfil de despliegue debe definirlas por variable de entorno, o el arranque falla con un error explícito (commit 97ce027 del repositorio, Anexo F). Se agregó también la posibilidad de marcar la cookie de sesión JWT como Secure (solo HTTPS) mediante una variable de entorno, deshabilitada por defecto para no romper el desarrollo local sobre HTTP. Se agregó, por último, un perfil “prod” (application-prod.properties) que sobrescribe spring.jpa.hibernate.ddl-auto de “update” a “validate”. El valor “update” era conveniente mientras el modelo de datos todavía cambiaba en desarrollo. Con “validate”, en un despliegue real, Hibernate compara el esquema existente contra las entidades y falla el arranque si no coinciden, en lugar de crear o alterar tablas automáticamente (commit 4c57af8 del repositorio, Anexo F). En una revisión posterior se cerraron dos observaciones de seguridad que quedaban abiertas. Se quitó el origen abierto (@CrossOrigin con origen “*”) de los controladores de pedidos y de carrito, dado que el frontend se sirve desde el propio backend y n8n llama a la API de servidor a servidor. Además, server.error.include-message quedó en “never” en el archivo base, de modo que solo el perfil “dev” expone el mensaje de las excepciones no controladas (commit 15625b8 del repositorio, Anexo F). La protección contra CSRF sigue deshabilitada, como se declara en el Anexo F. </w:t>
       </w:r>
     </w:p>
     <w:p>
@@ -8737,111 +8475,6 @@
       <w:r>
         <w:t xml:space="preserve"> </w:t>
       </w:r>
-    </w:p>
-    <w:p>
-      <w:pPr>
-        <w:spacing w:after="0" w:line="259" w:lineRule="auto"/>
-        <w:ind w:left="0" w:right="0" w:firstLine="0"/>
-        <w:jc w:val="left"/>
-      </w:pPr>
-    </w:p>
-    <w:p>
-      <w:pPr>
-        <w:spacing w:after="0" w:line="259" w:lineRule="auto"/>
-        <w:ind w:left="0" w:right="0" w:firstLine="0"/>
-        <w:jc w:val="left"/>
-      </w:pPr>
-    </w:p>
-    <w:p>
-      <w:pPr>
-        <w:spacing w:after="0" w:line="259" w:lineRule="auto"/>
-        <w:ind w:left="0" w:right="0" w:firstLine="0"/>
-        <w:jc w:val="left"/>
-      </w:pPr>
-    </w:p>
-    <w:p>
-      <w:pPr>
-        <w:spacing w:after="0" w:line="259" w:lineRule="auto"/>
-        <w:ind w:left="0" w:right="0" w:firstLine="0"/>
-        <w:jc w:val="left"/>
-      </w:pPr>
-    </w:p>
-    <w:p>
-      <w:pPr>
-        <w:spacing w:after="0" w:line="259" w:lineRule="auto"/>
-        <w:ind w:left="0" w:right="0" w:firstLine="0"/>
-        <w:jc w:val="left"/>
-      </w:pPr>
-    </w:p>
-    <w:p>
-      <w:pPr>
-        <w:spacing w:after="0" w:line="259" w:lineRule="auto"/>
-        <w:ind w:left="0" w:right="0" w:firstLine="0"/>
-        <w:jc w:val="left"/>
-      </w:pPr>
-    </w:p>
-    <w:p>
-      <w:pPr>
-        <w:spacing w:after="0" w:line="259" w:lineRule="auto"/>
-        <w:ind w:left="0" w:right="0" w:firstLine="0"/>
-        <w:jc w:val="left"/>
-      </w:pPr>
-    </w:p>
-    <w:p>
-      <w:pPr>
-        <w:spacing w:after="0" w:line="259" w:lineRule="auto"/>
-        <w:ind w:left="0" w:right="0" w:firstLine="0"/>
-        <w:jc w:val="left"/>
-      </w:pPr>
-    </w:p>
-    <w:p>
-      <w:pPr>
-        <w:spacing w:after="0" w:line="259" w:lineRule="auto"/>
-        <w:ind w:left="0" w:right="0" w:firstLine="0"/>
-        <w:jc w:val="left"/>
-      </w:pPr>
-    </w:p>
-    <w:p>
-      <w:pPr>
-        <w:spacing w:after="0" w:line="259" w:lineRule="auto"/>
-        <w:ind w:left="0" w:right="0" w:firstLine="0"/>
-        <w:jc w:val="left"/>
-      </w:pPr>
-    </w:p>
-    <w:p>
-      <w:pPr>
-        <w:spacing w:after="0" w:line="259" w:lineRule="auto"/>
-        <w:ind w:left="0" w:right="0" w:firstLine="0"/>
-        <w:jc w:val="left"/>
-      </w:pPr>
-    </w:p>
-    <w:p>
-      <w:pPr>
-        <w:spacing w:after="0" w:line="259" w:lineRule="auto"/>
-        <w:ind w:left="0" w:right="0" w:firstLine="0"/>
-        <w:jc w:val="left"/>
-      </w:pPr>
-    </w:p>
-    <w:p>
-      <w:pPr>
-        <w:spacing w:after="0" w:line="259" w:lineRule="auto"/>
-        <w:ind w:left="0" w:right="0" w:firstLine="0"/>
-        <w:jc w:val="left"/>
-      </w:pPr>
-    </w:p>
-    <w:p>
-      <w:pPr>
-        <w:spacing w:after="0" w:line="259" w:lineRule="auto"/>
-        <w:ind w:left="0" w:right="0" w:firstLine="0"/>
-        <w:jc w:val="left"/>
-      </w:pPr>
-    </w:p>
-    <w:p>
-      <w:pPr>
-        <w:spacing w:after="0" w:line="259" w:lineRule="auto"/>
-        <w:ind w:left="0" w:right="0" w:firstLine="0"/>
-        <w:jc w:val="left"/>
-      </w:pPr>
     </w:p>
     <w:p>
       <w:pPr>
@@ -10122,8 +9755,122 @@
         <w:ind w:left="-5" w:right="841"/>
       </w:pPr>
       <w:r>
-        <w:t xml:space="preserve">En síntesis: H1 no se confirma en su umbral literal del 50%, pero la reducción observada en TPP es estadísticamente significativa y de tamaño de efecto grande; TED y NAS no muestran diferencia entre condiciones. El hallazgo central de este trabajo es, entonces, una reducción observada, estadísticamente significativa y de tamaño de efecto grande, en el tiempo de procesamiento de pedidos. Con este diseño no puede estimarse qué parte de esa reducción se debe al sistema y qué parte a la práctica del operador (Tabla 6.1; secciones 6.2 y 7.1). Tampoco hay evidencia, en este diseño, de una mejora acompañante en la tasa de errores o en la exactitud del stock. </w:t>
-      </w:r>
+        <w:t xml:space="preserve">En síntesis: H1 no se confirma en su umbral literal del 50%, pero la reducción observada en TPP es estadísticamente significativa y de tamaño de efecto grande; TED y NAS no muestran diferencia entre condiciones. El hallazgo central de este trabajo es, entonces, una reducción observada, estadísticamente significativa y de tamaño de efecto grande, en el tiempo de </w:t>
+      </w:r>
+      <w:r>
+        <w:lastRenderedPageBreak/>
+        <w:t xml:space="preserve">procesamiento de pedidos. Con este diseño no puede estimarse qué parte de esa reducción se debe al sistema y qué parte a la práctica del operador (Tabla 6.1; secciones 6.2 y 7.1). Tampoco hay evidencia, en este diseño, de una mejora acompañante en la tasa de errores o en la exactitud del stock. </w:t>
+      </w:r>
+    </w:p>
+    <w:p>
+      <w:pPr>
+        <w:ind w:left="-5" w:right="841"/>
+      </w:pPr>
+    </w:p>
+    <w:p>
+      <w:pPr>
+        <w:ind w:left="-5" w:right="841"/>
+      </w:pPr>
+    </w:p>
+    <w:p>
+      <w:pPr>
+        <w:ind w:left="-5" w:right="841"/>
+      </w:pPr>
+    </w:p>
+    <w:p>
+      <w:pPr>
+        <w:ind w:left="-5" w:right="841"/>
+      </w:pPr>
+    </w:p>
+    <w:p>
+      <w:pPr>
+        <w:ind w:left="-5" w:right="841"/>
+      </w:pPr>
+    </w:p>
+    <w:p>
+      <w:pPr>
+        <w:ind w:left="-5" w:right="841"/>
+      </w:pPr>
+    </w:p>
+    <w:p>
+      <w:pPr>
+        <w:ind w:left="-5" w:right="841"/>
+      </w:pPr>
+    </w:p>
+    <w:p>
+      <w:pPr>
+        <w:ind w:left="-5" w:right="841"/>
+      </w:pPr>
+    </w:p>
+    <w:p>
+      <w:pPr>
+        <w:ind w:left="-5" w:right="841"/>
+      </w:pPr>
+    </w:p>
+    <w:p>
+      <w:pPr>
+        <w:ind w:left="-5" w:right="841"/>
+      </w:pPr>
+    </w:p>
+    <w:p>
+      <w:pPr>
+        <w:ind w:left="-5" w:right="841"/>
+      </w:pPr>
+    </w:p>
+    <w:p>
+      <w:pPr>
+        <w:ind w:left="-5" w:right="841"/>
+      </w:pPr>
+    </w:p>
+    <w:p>
+      <w:pPr>
+        <w:ind w:left="-5" w:right="841"/>
+      </w:pPr>
+    </w:p>
+    <w:p>
+      <w:pPr>
+        <w:ind w:left="-5" w:right="841"/>
+      </w:pPr>
+    </w:p>
+    <w:p>
+      <w:pPr>
+        <w:ind w:left="-5" w:right="841"/>
+      </w:pPr>
+    </w:p>
+    <w:p>
+      <w:pPr>
+        <w:ind w:left="-5" w:right="841"/>
+      </w:pPr>
+    </w:p>
+    <w:p>
+      <w:pPr>
+        <w:ind w:left="-5" w:right="841"/>
+      </w:pPr>
+    </w:p>
+    <w:p>
+      <w:pPr>
+        <w:ind w:left="-5" w:right="841"/>
+      </w:pPr>
+    </w:p>
+    <w:p>
+      <w:pPr>
+        <w:ind w:left="-5" w:right="841"/>
+      </w:pPr>
+    </w:p>
+    <w:p>
+      <w:pPr>
+        <w:ind w:left="-5" w:right="841"/>
+      </w:pPr>
+    </w:p>
+    <w:p>
+      <w:pPr>
+        <w:ind w:left="-5" w:right="841"/>
+      </w:pPr>
+    </w:p>
+    <w:p>
+      <w:pPr>
+        <w:ind w:left="-5" w:right="841"/>
+      </w:pPr>
     </w:p>
     <w:p>
       <w:pPr>
@@ -10815,7 +10562,11 @@
         <w:ind w:left="-5" w:right="841"/>
       </w:pPr>
       <w:r>
-        <w:t xml:space="preserve">Por último, el escenario de carrito vacío (Anexo A) se excluyó del análisis cuantitativo por no tener un equivalente válido en la modalidad manual. Su verificación exploratoria confirmó que exponía una excepción no controlada en el backend, corregida en el commit 1d95abf del 11/08/2026 (sección 4.6). </w:t>
+        <w:t xml:space="preserve">Por último, el escenario de carrito vacío (Anexo A) se excluyó del análisis cuantitativo por no tener un equivalente válido en la modalidad manual. Su verificación exploratoria confirmó que </w:t>
+      </w:r>
+      <w:r>
+        <w:lastRenderedPageBreak/>
+        <w:t xml:space="preserve">exponía una excepción no controlada en el backend, corregida en el commit 1d95abf del 11/08/2026 (sección 4.6). </w:t>
       </w:r>
     </w:p>
     <w:p>
@@ -10823,7 +10574,6 @@
         <w:ind w:left="-5" w:right="841"/>
       </w:pPr>
       <w:r>
-        <w:lastRenderedPageBreak/>
         <w:t xml:space="preserve">El dataset crudo del experimento, el flujo de automatización de n8n, el diagrama entidad-relación de la base de datos, capturas de la interfaz y del bot, y el enlace al repositorio de código se incluyen como anexos (véase Anexos). Esto garantiza la reproducibilidad de los resultados presentados. Esto no sustituye, sin embargo, a la validación del sistema en un comercio real en funcionamiento, que se mantiene como línea de trabajo futuro prioritaria (sección 7.2). </w:t>
       </w:r>
     </w:p>
@@ -11148,11 +10898,11 @@
         <w:ind w:left="-5" w:right="841"/>
       </w:pPr>
       <w:r>
-        <w:t xml:space="preserve">Lo demostrado empíricamente por este trabajo es que, con el sistema desarrollado, el tiempo de procesamiento de pedidos fue significativamente menor que con el procedimiento manual, con un tamaño de efecto grande. Esto se comprobó en un entorno de prueba controlado, cuyos datos y artefactos de soporte se documentan íntegramente en los Anexos. Con este diseño no puede estimarse qué parte de esa diferencia se debe al sistema y qué parte a la práctica del </w:t>
+        <w:t xml:space="preserve">Lo demostrado empíricamente por este trabajo es que, con el sistema desarrollado, el tiempo de procesamiento de pedidos fue significativamente menor que con el procedimiento manual, con un tamaño de efecto grande. Esto se comprobó en un entorno de prueba controlado, cuyos </w:t>
       </w:r>
       <w:r>
         <w:lastRenderedPageBreak/>
-        <w:t xml:space="preserve">operador (sección 6.2). Lo sugerido, pero no demostrado, es que también podría mejorar la exactitud del stock registrado y reducir la tasa de errores de carga en condiciones reales de operación, con operadores ajenos al equipo de desarrollo. Lo que queda abierto es precisamente esa pregunta, junto con el desempeño del sistema ante la variabilidad de un comercio real en funcionamiento, que se retoma en la sección 7.2. </w:t>
+        <w:t xml:space="preserve">datos y artefactos de soporte se documentan íntegramente en los Anexos. Con este diseño no puede estimarse qué parte de esa diferencia se debe al sistema y qué parte a la práctica del operador (sección 6.2). Lo sugerido, pero no demostrado, es que también podría mejorar la exactitud del stock registrado y reducir la tasa de errores de carga en condiciones reales de operación, con operadores ajenos al equipo de desarrollo. Lo que queda abierto es precisamente esa pregunta, junto con el desempeño del sistema ante la variabilidad de un comercio real en funcionamiento, que se retoma en la sección 7.2. </w:t>
       </w:r>
     </w:p>
     <w:p>
@@ -11389,7 +11139,21 @@
         <w:rPr>
           <w:lang w:val="en-US"/>
         </w:rPr>
-        <w:t xml:space="preserve">Codd, E. F. (1970). A relational model of data for large shared data banks. </w:t>
+        <w:t xml:space="preserve">Codd, E. F. (1970). A relational model of data for </w:t>
+      </w:r>
+      <w:proofErr w:type="gramStart"/>
+      <w:r>
+        <w:rPr>
+          <w:lang w:val="en-US"/>
+        </w:rPr>
+        <w:t>large shared</w:t>
+      </w:r>
+      <w:proofErr w:type="gramEnd"/>
+      <w:r>
+        <w:rPr>
+          <w:lang w:val="en-US"/>
+        </w:rPr>
+        <w:t xml:space="preserve"> data banks. </w:t>
       </w:r>
       <w:r>
         <w:rPr>
@@ -18147,11 +17911,11 @@
         <w:ind w:left="-5" w:right="841"/>
       </w:pPr>
       <w:r>
-        <w:t xml:space="preserve">Diagrama de arquitectura del sistema, diagrama entidad-relación de la base de datos, diagrama de clases UML, diagrama de secuencia del flujo completo de pedidos y diagrama de proceso por carriles del flujo de toma de pedidos. Los cinco diagramas se presentan también en el cuerpo del informe (Figura 4.1, sección 4.1; Figuras 4.2 y 4.3, sección 4.3; Figuras 4.4b y 4.4c, sección 4.4). El diagrama entidad-relación y el diagrama de clases corresponden a las seis entidades descriptas en la sección 4.3 (productos, categorías, pedidos, items_pedido, usuarios, </w:t>
+        <w:t xml:space="preserve">Diagrama de arquitectura del sistema, diagrama entidad-relación de la base de datos, diagrama de clases UML, diagrama de secuencia del flujo completo de pedidos y diagrama de proceso por carriles del flujo de toma de pedidos. Los cinco diagramas se presentan también en el cuerpo del informe (Figura 4.1, sección 4.1; Figuras 4.2 y 4.3, sección 4.3; Figuras 4.4b y 4.4c, sección 4.4). El diagrama entidad-relación y el diagrama de clases corresponden a las seis </w:t>
       </w:r>
       <w:r>
         <w:lastRenderedPageBreak/>
-        <w:t xml:space="preserve">administradores) y declaran los tipos de datos vigentes en las entidades JPA: BigDecimal/DECIMAL(10,2) para precios y totales, LocalDateTime/DATETIME para la fecha y hora del pedido, y String/VARCHAR para el teléfono. Cada uno confirma, desde su notación, que la relación entre usuarios y pedidos, planificada en el diseño, no se encuentra implementada al momento de este informe. </w:t>
+        <w:t xml:space="preserve">entidades descriptas en la sección 4.3 (productos, categorías, pedidos, items_pedido, usuarios, administradores) y declaran los tipos de datos vigentes en las entidades JPA: BigDecimal/DECIMAL(10,2) para precios y totales, LocalDateTime/DATETIME para la fecha y hora del pedido, y String/VARCHAR para el teléfono. Cada uno confirma, desde su notación, que la relación entre usuarios y pedidos, planificada en el diseño, no se encuentra implementada al momento de este informe. </w:t>
       </w:r>
     </w:p>
     <w:p>
@@ -18306,7 +18070,11 @@
         <w:ind w:left="-5" w:right="841"/>
       </w:pPr>
       <w:r>
-        <w:t xml:space="preserve">Conforme a lo indicado en la sección 4.5, el equipo no utilizó una colección de Postman ni una especificación OpenAPI/Swagger para probar los endpoints de la API. Las pruebas se realizaron consumiendo la API desde el propio frontend de la aplicación y, para los endpoints de toma de pedidos, mediante interacción directa con el bot de Telegram. Este punto se deja explícitamente señalado como no aplicable a la metodología de pruebas efectivamente empleada en este trabajo, en lugar de omitirse sin aclaración. </w:t>
+        <w:t xml:space="preserve">Conforme a lo indicado en la sección 4.5, el equipo no utilizó una colección de Postman ni una especificación OpenAPI/Swagger para probar los endpoints de la API. Las pruebas se realizaron consumiendo la API desde el propio frontend de la aplicación y, para los endpoints de toma de </w:t>
+      </w:r>
+      <w:r>
+        <w:lastRenderedPageBreak/>
+        <w:t xml:space="preserve">pedidos, mediante interacción directa con el bot de Telegram. Este punto se deja explícitamente señalado como no aplicable a la metodología de pruebas efectivamente empleada en este trabajo, en lugar de omitirse sin aclaración. </w:t>
       </w:r>
     </w:p>
     <w:sectPr>

--- a/docs/Informe_Tesis_v18.docx
+++ b/docs/Informe_Tesis_v18.docx
@@ -1,6 +1,6 @@
 
 <file path=word/document.xml><?xml version="1.0" encoding="utf-8"?>
-<w:document xmlns:wpc="http://schemas.microsoft.com/office/word/2010/wordprocessingCanvas" xmlns:cx="http://schemas.microsoft.com/office/drawing/2014/chartex" xmlns:cx1="http://schemas.microsoft.com/office/drawing/2015/9/8/chartex" xmlns:cx2="http://schemas.microsoft.com/office/drawing/2015/10/21/chartex" xmlns:cx3="http://schemas.microsoft.com/office/drawing/2016/5/9/chartex" xmlns:cx4="http://schemas.microsoft.com/office/drawing/2016/5/10/chartex" xmlns:cx5="http://schemas.microsoft.com/office/drawing/2016/5/11/chartex" xmlns:cx6="http://schemas.microsoft.com/office/drawing/2016/5/12/chartex" xmlns:cx7="http://schemas.microsoft.com/office/drawing/2016/5/13/chartex" xmlns:cx8="http://schemas.microsoft.com/office/drawing/2016/5/14/chartex" xmlns:mc="http://schemas.openxmlformats.org/markup-compatibility/2006" xmlns:m="http://schemas.openxmlformats.org/officeDocument/2006/math" xmlns:aink="http://schemas.microsoft.com/office/drawing/2016/ink" xmlns:am3d="http://schemas.microsoft.com/office/drawing/2017/model3d" xmlns:oel="http://schemas.microsoft.com/office/2019/extlst" xmlns:r="http://schemas.openxmlformats.org/officeDocument/2006/relationships" xmlns:wp14="http://schemas.microsoft.com/office/word/2010/wordprocessingDrawing" xmlns:wp="http://schemas.openxmlformats.org/drawingml/2006/wordprocessingDrawing" xmlns:wpg="http://schemas.microsoft.com/office/word/2010/wordprocessingGroup" xmlns:wpi="http://schemas.microsoft.com/office/word/2010/wordprocessingInk" xmlns:wps="http://schemas.microsoft.com/office/word/2010/wordprocessingShape" xmlns:o="urn:schemas-microsoft-com:office:office" xmlns:v="urn:schemas-microsoft-com:vml" xmlns:w10="urn:schemas-microsoft-com:office:word" xmlns:w="http://schemas.openxmlformats.org/wordprocessingml/2006/main" xmlns:w14="http://schemas.microsoft.com/office/word/2010/wordml" xmlns:w15="http://schemas.microsoft.com/office/word/2012/wordml" xmlns:w16cex="http://schemas.microsoft.com/office/word/2018/wordml/cex" xmlns:w16cid="http://schemas.microsoft.com/office/word/2016/wordml/cid" xmlns:w16="http://schemas.microsoft.com/office/word/2018/wordml" xmlns:w16sdtdh="http://schemas.microsoft.com/office/word/2020/wordml/sdtdatahash" xmlns:w16sdtfl="http://schemas.microsoft.com/office/word/2024/wordml/sdtformatlock" xmlns:w16se="http://schemas.microsoft.com/office/word/2015/wordml/symex" xmlns:w16du="http://schemas.microsoft.com/office/word/2023/wordml/word16du" xmlns:wne="http://schemas.microsoft.com/office/word/2006/wordml" mc:Ignorable="w14 w15 w16se w16cid w16 w16cex w16sdtdh w16sdtfl w16du wp14">
+<w:document xmlns:wpc="http://schemas.microsoft.com/office/word/2010/wordprocessingCanvas" xmlns:cx="http://schemas.microsoft.com/office/drawing/2014/chartex" xmlns:cx1="http://schemas.microsoft.com/office/drawing/2015/9/8/chartex" xmlns:cx2="http://schemas.microsoft.com/office/drawing/2015/10/21/chartex" xmlns:cx3="http://schemas.microsoft.com/office/drawing/2016/5/9/chartex" xmlns:cx4="http://schemas.microsoft.com/office/drawing/2016/5/10/chartex" xmlns:cx5="http://schemas.microsoft.com/office/drawing/2016/5/11/chartex" xmlns:cx6="http://schemas.microsoft.com/office/drawing/2016/5/12/chartex" xmlns:cx7="http://schemas.microsoft.com/office/drawing/2016/5/13/chartex" xmlns:cx8="http://schemas.microsoft.com/office/drawing/2016/5/14/chartex" xmlns:mc="http://schemas.openxmlformats.org/markup-compatibility/2006" xmlns:aink="http://schemas.microsoft.com/office/drawing/2016/ink" xmlns:am3d="http://schemas.microsoft.com/office/drawing/2017/model3d" xmlns:o="urn:schemas-microsoft-com:office:office" xmlns:oel="http://schemas.microsoft.com/office/2019/extlst" xmlns:r="http://schemas.openxmlformats.org/officeDocument/2006/relationships" xmlns:m="http://schemas.openxmlformats.org/officeDocument/2006/math" xmlns:v="urn:schemas-microsoft-com:vml" xmlns:wp14="http://schemas.microsoft.com/office/word/2010/wordprocessingDrawing" xmlns:wp="http://schemas.openxmlformats.org/drawingml/2006/wordprocessingDrawing" xmlns:w10="urn:schemas-microsoft-com:office:word" xmlns:w="http://schemas.openxmlformats.org/wordprocessingml/2006/main" xmlns:w14="http://schemas.microsoft.com/office/word/2010/wordml" xmlns:w15="http://schemas.microsoft.com/office/word/2012/wordml" xmlns:w16cex="http://schemas.microsoft.com/office/word/2018/wordml/cex" xmlns:w16cid="http://schemas.microsoft.com/office/word/2016/wordml/cid" xmlns:w16="http://schemas.microsoft.com/office/word/2018/wordml" xmlns:w16du="http://schemas.microsoft.com/office/word/2023/wordml/word16du" xmlns:w16sdtdh="http://schemas.microsoft.com/office/word/2020/wordml/sdtdatahash" xmlns:w16sdtfl="http://schemas.microsoft.com/office/word/2024/wordml/sdtformatlock" xmlns:w16se="http://schemas.microsoft.com/office/word/2015/wordml/symex" xmlns:wpg="http://schemas.microsoft.com/office/word/2010/wordprocessingGroup" xmlns:wpi="http://schemas.microsoft.com/office/word/2010/wordprocessingInk" xmlns:wne="http://schemas.microsoft.com/office/word/2006/wordml" xmlns:wps="http://schemas.microsoft.com/office/word/2010/wordprocessingShape" mc:Ignorable="w14 w15 w16se w16cid w16 w16cex w16sdtdh w16sdtfl w16du wp14">
   <w:body>
     <w:p>
       <w:pPr>
@@ -132,84 +132,8 @@
     </w:p>
     <w:p>
       <w:pPr>
-        <w:spacing w:after="193" w:line="262" w:lineRule="auto"/>
-        <w:ind w:right="852"/>
-        <w:jc w:val="center"/>
-      </w:pPr>
-    </w:p>
-    <w:p>
-      <w:pPr>
-        <w:spacing w:after="193" w:line="262" w:lineRule="auto"/>
-        <w:ind w:right="852"/>
-        <w:jc w:val="center"/>
-      </w:pPr>
-    </w:p>
-    <w:p>
-      <w:pPr>
-        <w:spacing w:after="193" w:line="262" w:lineRule="auto"/>
-        <w:ind w:right="852"/>
-        <w:jc w:val="center"/>
-      </w:pPr>
-    </w:p>
-    <w:p>
-      <w:pPr>
-        <w:spacing w:after="193" w:line="262" w:lineRule="auto"/>
-        <w:ind w:right="852"/>
-        <w:jc w:val="center"/>
-      </w:pPr>
-    </w:p>
-    <w:p>
-      <w:pPr>
-        <w:spacing w:after="193" w:line="262" w:lineRule="auto"/>
-        <w:ind w:right="852"/>
-        <w:jc w:val="center"/>
-      </w:pPr>
-    </w:p>
-    <w:p>
-      <w:pPr>
-        <w:spacing w:after="193" w:line="262" w:lineRule="auto"/>
-        <w:ind w:right="852"/>
-        <w:jc w:val="center"/>
-      </w:pPr>
-    </w:p>
-    <w:p>
-      <w:pPr>
-        <w:spacing w:after="193" w:line="262" w:lineRule="auto"/>
-        <w:ind w:right="852"/>
-        <w:jc w:val="center"/>
-      </w:pPr>
-    </w:p>
-    <w:p>
-      <w:pPr>
-        <w:spacing w:after="193" w:line="262" w:lineRule="auto"/>
-        <w:ind w:right="852"/>
-        <w:jc w:val="center"/>
-      </w:pPr>
-    </w:p>
-    <w:p>
-      <w:pPr>
-        <w:spacing w:after="193" w:line="262" w:lineRule="auto"/>
-        <w:ind w:right="852"/>
-        <w:jc w:val="center"/>
-      </w:pPr>
-    </w:p>
-    <w:p>
-      <w:pPr>
-        <w:spacing w:after="0" w:line="259" w:lineRule="auto"/>
-        <w:ind w:left="0" w:right="0" w:firstLine="0"/>
-        <w:jc w:val="left"/>
-      </w:pPr>
-      <w:r>
-        <w:t xml:space="preserve"> </w:t>
-      </w:r>
-      <w:r>
-        <w:tab/>
-        <w:t xml:space="preserve"> </w:t>
-      </w:r>
-    </w:p>
-    <w:p>
-      <w:pPr>
         <w:pStyle w:val="Ttulo2"/>
+        <w:pageBreakBefore/>
         <w:spacing w:after="129"/>
         <w:ind w:left="0" w:firstLine="0"/>
       </w:pPr>
@@ -273,23 +197,8 @@
     </w:p>
     <w:p>
       <w:pPr>
-        <w:spacing w:after="0" w:line="259" w:lineRule="auto"/>
-        <w:ind w:left="0" w:right="0" w:firstLine="0"/>
-        <w:jc w:val="left"/>
-        <w:rPr>
-          <w:lang w:val="en-US"/>
-        </w:rPr>
-      </w:pPr>
-      <w:r>
-        <w:rPr>
-          <w:lang w:val="en-US"/>
-        </w:rPr>
-        <w:t xml:space="preserve"> </w:t>
-      </w:r>
-    </w:p>
-    <w:p>
-      <w:pPr>
         <w:pStyle w:val="Ttulo2"/>
+        <w:pageBreakBefore/>
         <w:spacing w:after="129"/>
         <w:ind w:left="0" w:firstLine="0"/>
       </w:pPr>
@@ -328,11 +237,6 @@
           <w:b/>
         </w:rPr>
         <w:tab/>
-      </w:r>
-      <w:r>
-        <w:rPr>
-          <w:b/>
-        </w:rPr>
         <w:fldChar w:fldCharType="begin"/>
       </w:r>
       <w:r>
@@ -375,14 +279,8 @@
       </w:hyperlink>
       <w:r>
         <w:tab/>
-      </w:r>
-      <w:r>
         <w:fldChar w:fldCharType="begin"/>
-      </w:r>
-      <w:r>
         <w:instrText xml:space="preserve"> PAGEREF sec1_1 \h </w:instrText>
-      </w:r>
-      <w:r>
         <w:fldChar w:fldCharType="separate"/>
       </w:r>
       <w:r>
@@ -414,14 +312,8 @@
       </w:hyperlink>
       <w:r>
         <w:tab/>
-      </w:r>
-      <w:r>
         <w:fldChar w:fldCharType="begin"/>
-      </w:r>
-      <w:r>
         <w:instrText xml:space="preserve"> PAGEREF sec1_2 \h </w:instrText>
-      </w:r>
-      <w:r>
         <w:fldChar w:fldCharType="separate"/>
       </w:r>
       <w:r>
@@ -453,14 +345,8 @@
       </w:hyperlink>
       <w:r>
         <w:tab/>
-      </w:r>
-      <w:r>
         <w:fldChar w:fldCharType="begin"/>
-      </w:r>
-      <w:r>
         <w:instrText xml:space="preserve"> PAGEREF sec1_3 \h </w:instrText>
-      </w:r>
-      <w:r>
         <w:fldChar w:fldCharType="separate"/>
       </w:r>
       <w:r>
@@ -492,14 +378,8 @@
       </w:hyperlink>
       <w:r>
         <w:tab/>
-      </w:r>
-      <w:r>
         <w:fldChar w:fldCharType="begin"/>
-      </w:r>
-      <w:r>
         <w:instrText xml:space="preserve"> PAGEREF sec1_4 \h </w:instrText>
-      </w:r>
-      <w:r>
         <w:fldChar w:fldCharType="separate"/>
       </w:r>
       <w:r>
@@ -531,21 +411,15 @@
       </w:hyperlink>
       <w:r>
         <w:tab/>
-      </w:r>
-      <w:r>
         <w:fldChar w:fldCharType="begin"/>
-      </w:r>
-      <w:r>
         <w:instrText xml:space="preserve"> PAGEREF sec1_5 \h </w:instrText>
-      </w:r>
-      <w:r>
         <w:fldChar w:fldCharType="separate"/>
       </w:r>
       <w:r>
         <w:rPr>
           <w:noProof/>
         </w:rPr>
-        <w:t>6</w:t>
+        <w:t>7</w:t>
       </w:r>
       <w:r>
         <w:fldChar w:fldCharType="end"/>
@@ -570,14 +444,8 @@
       </w:hyperlink>
       <w:r>
         <w:tab/>
-      </w:r>
-      <w:r>
         <w:fldChar w:fldCharType="begin"/>
-      </w:r>
-      <w:r>
         <w:instrText xml:space="preserve"> PAGEREF sec1_6 \h </w:instrText>
-      </w:r>
-      <w:r>
         <w:fldChar w:fldCharType="separate"/>
       </w:r>
       <w:r>
@@ -613,20 +481,15 @@
           <w:b/>
         </w:rPr>
         <w:tab/>
+        <w:fldChar w:fldCharType="begin"/>
+      </w:r>
+      <w:r>
+        <w:instrText xml:space="preserve"> PAGEREF ch2 \h </w:instrText>
       </w:r>
       <w:r>
         <w:rPr>
           <w:b/>
         </w:rPr>
-        <w:fldChar w:fldCharType="begin"/>
-      </w:r>
-      <w:r>
-        <w:instrText xml:space="preserve"> PAGEREF ch2 \h </w:instrText>
-      </w:r>
-      <w:r>
-        <w:rPr>
-          <w:b/>
-        </w:rPr>
       </w:r>
       <w:r>
         <w:fldChar w:fldCharType="separate"/>
@@ -635,7 +498,7 @@
         <w:rPr>
           <w:noProof/>
         </w:rPr>
-        <w:t>8</w:t>
+        <w:t>9</w:t>
       </w:r>
       <w:r>
         <w:fldChar w:fldCharType="end"/>
@@ -660,21 +523,15 @@
       </w:hyperlink>
       <w:r>
         <w:tab/>
-      </w:r>
-      <w:r>
         <w:fldChar w:fldCharType="begin"/>
-      </w:r>
-      <w:r>
         <w:instrText xml:space="preserve"> PAGEREF sec2_1 \h </w:instrText>
-      </w:r>
-      <w:r>
         <w:fldChar w:fldCharType="separate"/>
       </w:r>
       <w:r>
         <w:rPr>
           <w:noProof/>
         </w:rPr>
-        <w:t>8</w:t>
+        <w:t>9</w:t>
       </w:r>
       <w:r>
         <w:fldChar w:fldCharType="end"/>
@@ -699,21 +556,15 @@
       </w:hyperlink>
       <w:r>
         <w:tab/>
-      </w:r>
-      <w:r>
         <w:fldChar w:fldCharType="begin"/>
-      </w:r>
-      <w:r>
         <w:instrText xml:space="preserve"> PAGEREF sec2_2 \h </w:instrText>
-      </w:r>
-      <w:r>
         <w:fldChar w:fldCharType="separate"/>
       </w:r>
       <w:r>
         <w:rPr>
           <w:noProof/>
         </w:rPr>
-        <w:t>8</w:t>
+        <w:t>9</w:t>
       </w:r>
       <w:r>
         <w:fldChar w:fldCharType="end"/>
@@ -738,21 +589,15 @@
       </w:hyperlink>
       <w:r>
         <w:tab/>
-      </w:r>
-      <w:r>
         <w:fldChar w:fldCharType="begin"/>
-      </w:r>
-      <w:r>
         <w:instrText xml:space="preserve"> PAGEREF sec2_3 \h </w:instrText>
-      </w:r>
-      <w:r>
         <w:fldChar w:fldCharType="separate"/>
       </w:r>
       <w:r>
         <w:rPr>
           <w:noProof/>
         </w:rPr>
-        <w:t>9</w:t>
+        <w:t>10</w:t>
       </w:r>
       <w:r>
         <w:fldChar w:fldCharType="end"/>
@@ -777,21 +622,15 @@
       </w:hyperlink>
       <w:r>
         <w:tab/>
-      </w:r>
-      <w:r>
         <w:fldChar w:fldCharType="begin"/>
-      </w:r>
-      <w:r>
         <w:instrText xml:space="preserve"> PAGEREF sec2_4 \h </w:instrText>
-      </w:r>
-      <w:r>
         <w:fldChar w:fldCharType="separate"/>
       </w:r>
       <w:r>
         <w:rPr>
           <w:noProof/>
         </w:rPr>
-        <w:t>10</w:t>
+        <w:t>11</w:t>
       </w:r>
       <w:r>
         <w:fldChar w:fldCharType="end"/>
@@ -816,21 +655,15 @@
       </w:hyperlink>
       <w:r>
         <w:tab/>
-      </w:r>
-      <w:r>
         <w:fldChar w:fldCharType="begin"/>
-      </w:r>
-      <w:r>
         <w:instrText xml:space="preserve"> PAGEREF sec2_5 \h </w:instrText>
-      </w:r>
-      <w:r>
         <w:fldChar w:fldCharType="separate"/>
       </w:r>
       <w:r>
         <w:rPr>
           <w:noProof/>
         </w:rPr>
-        <w:t>11</w:t>
+        <w:t>12</w:t>
       </w:r>
       <w:r>
         <w:fldChar w:fldCharType="end"/>
@@ -855,21 +688,15 @@
       </w:hyperlink>
       <w:r>
         <w:tab/>
-      </w:r>
-      <w:r>
         <w:fldChar w:fldCharType="begin"/>
-      </w:r>
-      <w:r>
         <w:instrText xml:space="preserve"> PAGEREF sec2_6 \h </w:instrText>
-      </w:r>
-      <w:r>
         <w:fldChar w:fldCharType="separate"/>
       </w:r>
       <w:r>
         <w:rPr>
           <w:noProof/>
         </w:rPr>
-        <w:t>12</w:t>
+        <w:t>13</w:t>
       </w:r>
       <w:r>
         <w:fldChar w:fldCharType="end"/>
@@ -894,21 +721,15 @@
       </w:hyperlink>
       <w:r>
         <w:tab/>
-      </w:r>
-      <w:r>
         <w:fldChar w:fldCharType="begin"/>
-      </w:r>
-      <w:r>
         <w:instrText xml:space="preserve"> PAGEREF sec2_7 \h </w:instrText>
-      </w:r>
-      <w:r>
         <w:fldChar w:fldCharType="separate"/>
       </w:r>
       <w:r>
         <w:rPr>
           <w:noProof/>
         </w:rPr>
-        <w:t>12</w:t>
+        <w:t>13</w:t>
       </w:r>
       <w:r>
         <w:fldChar w:fldCharType="end"/>
@@ -933,21 +754,15 @@
       </w:hyperlink>
       <w:r>
         <w:tab/>
-      </w:r>
-      <w:r>
         <w:fldChar w:fldCharType="begin"/>
-      </w:r>
-      <w:r>
         <w:instrText xml:space="preserve"> PAGEREF sec2_7_1 \h </w:instrText>
-      </w:r>
-      <w:r>
         <w:fldChar w:fldCharType="separate"/>
       </w:r>
       <w:r>
         <w:rPr>
           <w:noProof/>
         </w:rPr>
-        <w:t>12</w:t>
+        <w:t>13</w:t>
       </w:r>
       <w:r>
         <w:fldChar w:fldCharType="end"/>
@@ -972,21 +787,15 @@
       </w:hyperlink>
       <w:r>
         <w:tab/>
-      </w:r>
-      <w:r>
         <w:fldChar w:fldCharType="begin"/>
-      </w:r>
-      <w:r>
         <w:instrText xml:space="preserve"> PAGEREF sec2_7_2 \h </w:instrText>
-      </w:r>
-      <w:r>
         <w:fldChar w:fldCharType="separate"/>
       </w:r>
       <w:r>
         <w:rPr>
           <w:noProof/>
         </w:rPr>
-        <w:t>13</w:t>
+        <w:t>14</w:t>
       </w:r>
       <w:r>
         <w:fldChar w:fldCharType="end"/>
@@ -1011,21 +820,15 @@
       </w:hyperlink>
       <w:r>
         <w:tab/>
-      </w:r>
-      <w:r>
         <w:fldChar w:fldCharType="begin"/>
-      </w:r>
-      <w:r>
         <w:instrText xml:space="preserve"> PAGEREF sec2_7_3 \h </w:instrText>
-      </w:r>
-      <w:r>
         <w:fldChar w:fldCharType="separate"/>
       </w:r>
       <w:r>
         <w:rPr>
           <w:noProof/>
         </w:rPr>
-        <w:t>13</w:t>
+        <w:t>15</w:t>
       </w:r>
       <w:r>
         <w:fldChar w:fldCharType="end"/>
@@ -1054,20 +857,15 @@
           <w:b/>
         </w:rPr>
         <w:tab/>
+        <w:fldChar w:fldCharType="begin"/>
+      </w:r>
+      <w:r>
+        <w:instrText xml:space="preserve"> PAGEREF ch3 \h </w:instrText>
       </w:r>
       <w:r>
         <w:rPr>
           <w:b/>
         </w:rPr>
-        <w:fldChar w:fldCharType="begin"/>
-      </w:r>
-      <w:r>
-        <w:instrText xml:space="preserve"> PAGEREF ch3 \h </w:instrText>
-      </w:r>
-      <w:r>
-        <w:rPr>
-          <w:b/>
-        </w:rPr>
       </w:r>
       <w:r>
         <w:fldChar w:fldCharType="separate"/>
@@ -1076,7 +874,7 @@
         <w:rPr>
           <w:noProof/>
         </w:rPr>
-        <w:t>15</w:t>
+        <w:t>16</w:t>
       </w:r>
       <w:r>
         <w:fldChar w:fldCharType="end"/>
@@ -1101,21 +899,15 @@
       </w:hyperlink>
       <w:r>
         <w:tab/>
-      </w:r>
-      <w:r>
         <w:fldChar w:fldCharType="begin"/>
-      </w:r>
-      <w:r>
         <w:instrText xml:space="preserve"> PAGEREF sec3_1 \h </w:instrText>
-      </w:r>
-      <w:r>
         <w:fldChar w:fldCharType="separate"/>
       </w:r>
       <w:r>
         <w:rPr>
           <w:noProof/>
         </w:rPr>
-        <w:t>15</w:t>
+        <w:t>16</w:t>
       </w:r>
       <w:r>
         <w:fldChar w:fldCharType="end"/>
@@ -1140,21 +932,15 @@
       </w:hyperlink>
       <w:r>
         <w:tab/>
-      </w:r>
-      <w:r>
         <w:fldChar w:fldCharType="begin"/>
-      </w:r>
-      <w:r>
         <w:instrText xml:space="preserve"> PAGEREF sec3_2 \h </w:instrText>
-      </w:r>
-      <w:r>
         <w:fldChar w:fldCharType="separate"/>
       </w:r>
       <w:r>
         <w:rPr>
           <w:noProof/>
         </w:rPr>
-        <w:t>15</w:t>
+        <w:t>16</w:t>
       </w:r>
       <w:r>
         <w:fldChar w:fldCharType="end"/>
@@ -1179,21 +965,15 @@
       </w:hyperlink>
       <w:r>
         <w:tab/>
-      </w:r>
-      <w:r>
         <w:fldChar w:fldCharType="begin"/>
-      </w:r>
-      <w:r>
         <w:instrText xml:space="preserve"> PAGEREF sec3_3 \h </w:instrText>
-      </w:r>
-      <w:r>
         <w:fldChar w:fldCharType="separate"/>
       </w:r>
       <w:r>
         <w:rPr>
           <w:noProof/>
         </w:rPr>
-        <w:t>16</w:t>
+        <w:t>17</w:t>
       </w:r>
       <w:r>
         <w:fldChar w:fldCharType="end"/>
@@ -1218,21 +998,15 @@
       </w:hyperlink>
       <w:r>
         <w:tab/>
-      </w:r>
-      <w:r>
         <w:fldChar w:fldCharType="begin"/>
-      </w:r>
-      <w:r>
         <w:instrText xml:space="preserve"> PAGEREF sec3_4 \h </w:instrText>
-      </w:r>
-      <w:r>
         <w:fldChar w:fldCharType="separate"/>
       </w:r>
       <w:r>
         <w:rPr>
           <w:noProof/>
         </w:rPr>
-        <w:t>16</w:t>
+        <w:t>17</w:t>
       </w:r>
       <w:r>
         <w:fldChar w:fldCharType="end"/>
@@ -1257,21 +1031,15 @@
       </w:hyperlink>
       <w:r>
         <w:tab/>
-      </w:r>
-      <w:r>
         <w:fldChar w:fldCharType="begin"/>
-      </w:r>
-      <w:r>
         <w:instrText xml:space="preserve"> PAGEREF sec3_5 \h </w:instrText>
-      </w:r>
-      <w:r>
         <w:fldChar w:fldCharType="separate"/>
       </w:r>
       <w:r>
         <w:rPr>
           <w:noProof/>
         </w:rPr>
-        <w:t>19</w:t>
+        <w:t>20</w:t>
       </w:r>
       <w:r>
         <w:fldChar w:fldCharType="end"/>
@@ -1296,21 +1064,15 @@
       </w:hyperlink>
       <w:r>
         <w:tab/>
-      </w:r>
-      <w:r>
         <w:fldChar w:fldCharType="begin"/>
-      </w:r>
-      <w:r>
         <w:instrText xml:space="preserve"> PAGEREF sec3_6 \h </w:instrText>
-      </w:r>
-      <w:r>
         <w:fldChar w:fldCharType="separate"/>
       </w:r>
       <w:r>
         <w:rPr>
           <w:noProof/>
         </w:rPr>
-        <w:t>20</w:t>
+        <w:t>21</w:t>
       </w:r>
       <w:r>
         <w:fldChar w:fldCharType="end"/>
@@ -1335,21 +1097,15 @@
       </w:hyperlink>
       <w:r>
         <w:tab/>
-      </w:r>
-      <w:r>
         <w:fldChar w:fldCharType="begin"/>
-      </w:r>
-      <w:r>
         <w:instrText xml:space="preserve"> PAGEREF sec3_7 \h </w:instrText>
-      </w:r>
-      <w:r>
         <w:fldChar w:fldCharType="separate"/>
       </w:r>
       <w:r>
         <w:rPr>
           <w:noProof/>
         </w:rPr>
-        <w:t>21</w:t>
+        <w:t>22</w:t>
       </w:r>
       <w:r>
         <w:fldChar w:fldCharType="end"/>
@@ -1374,21 +1130,15 @@
       </w:hyperlink>
       <w:r>
         <w:tab/>
-      </w:r>
-      <w:r>
         <w:fldChar w:fldCharType="begin"/>
-      </w:r>
-      <w:r>
         <w:instrText xml:space="preserve"> PAGEREF sec3_8 \h </w:instrText>
-      </w:r>
-      <w:r>
         <w:fldChar w:fldCharType="separate"/>
       </w:r>
       <w:r>
         <w:rPr>
           <w:noProof/>
         </w:rPr>
-        <w:t>21</w:t>
+        <w:t>22</w:t>
       </w:r>
       <w:r>
         <w:fldChar w:fldCharType="end"/>
@@ -1413,21 +1163,15 @@
       </w:hyperlink>
       <w:r>
         <w:tab/>
-      </w:r>
-      <w:r>
         <w:fldChar w:fldCharType="begin"/>
-      </w:r>
-      <w:r>
         <w:instrText xml:space="preserve"> PAGEREF sec3_9 \h </w:instrText>
-      </w:r>
-      <w:r>
         <w:fldChar w:fldCharType="separate"/>
       </w:r>
       <w:r>
         <w:rPr>
           <w:noProof/>
         </w:rPr>
-        <w:t>22</w:t>
+        <w:t>23</w:t>
       </w:r>
       <w:r>
         <w:fldChar w:fldCharType="end"/>
@@ -1456,20 +1200,15 @@
           <w:b/>
         </w:rPr>
         <w:tab/>
+        <w:fldChar w:fldCharType="begin"/>
+      </w:r>
+      <w:r>
+        <w:instrText xml:space="preserve"> PAGEREF ch4 \h </w:instrText>
       </w:r>
       <w:r>
         <w:rPr>
           <w:b/>
         </w:rPr>
-        <w:fldChar w:fldCharType="begin"/>
-      </w:r>
-      <w:r>
-        <w:instrText xml:space="preserve"> PAGEREF ch4 \h </w:instrText>
-      </w:r>
-      <w:r>
-        <w:rPr>
-          <w:b/>
-        </w:rPr>
       </w:r>
       <w:r>
         <w:fldChar w:fldCharType="separate"/>
@@ -1478,7 +1217,7 @@
         <w:rPr>
           <w:noProof/>
         </w:rPr>
-        <w:t>24</w:t>
+        <w:t>25</w:t>
       </w:r>
       <w:r>
         <w:fldChar w:fldCharType="end"/>
@@ -1503,21 +1242,15 @@
       </w:hyperlink>
       <w:r>
         <w:tab/>
-      </w:r>
-      <w:r>
         <w:fldChar w:fldCharType="begin"/>
-      </w:r>
-      <w:r>
         <w:instrText xml:space="preserve"> PAGEREF sec4_1 \h </w:instrText>
-      </w:r>
-      <w:r>
         <w:fldChar w:fldCharType="separate"/>
       </w:r>
       <w:r>
         <w:rPr>
           <w:noProof/>
         </w:rPr>
-        <w:t>24</w:t>
+        <w:t>25</w:t>
       </w:r>
       <w:r>
         <w:fldChar w:fldCharType="end"/>
@@ -1542,21 +1275,15 @@
       </w:hyperlink>
       <w:r>
         <w:tab/>
-      </w:r>
-      <w:r>
         <w:fldChar w:fldCharType="begin"/>
-      </w:r>
-      <w:r>
         <w:instrText xml:space="preserve"> PAGEREF sec4_1_1 \h </w:instrText>
-      </w:r>
-      <w:r>
         <w:fldChar w:fldCharType="separate"/>
       </w:r>
       <w:r>
         <w:rPr>
           <w:noProof/>
         </w:rPr>
-        <w:t>24</w:t>
+        <w:t>25</w:t>
       </w:r>
       <w:r>
         <w:fldChar w:fldCharType="end"/>
@@ -1581,21 +1308,15 @@
       </w:hyperlink>
       <w:r>
         <w:tab/>
-      </w:r>
-      <w:r>
         <w:fldChar w:fldCharType="begin"/>
-      </w:r>
-      <w:r>
         <w:instrText xml:space="preserve"> PAGEREF sec4_2 \h </w:instrText>
-      </w:r>
-      <w:r>
         <w:fldChar w:fldCharType="separate"/>
       </w:r>
       <w:r>
         <w:rPr>
           <w:noProof/>
         </w:rPr>
-        <w:t>27</w:t>
+        <w:t>28</w:t>
       </w:r>
       <w:r>
         <w:fldChar w:fldCharType="end"/>
@@ -1620,21 +1341,15 @@
       </w:hyperlink>
       <w:r>
         <w:tab/>
-      </w:r>
-      <w:r>
         <w:fldChar w:fldCharType="begin"/>
-      </w:r>
-      <w:r>
         <w:instrText xml:space="preserve"> PAGEREF sec4_3 \h </w:instrText>
-      </w:r>
-      <w:r>
         <w:fldChar w:fldCharType="separate"/>
       </w:r>
       <w:r>
         <w:rPr>
           <w:noProof/>
         </w:rPr>
-        <w:t>27</w:t>
+        <w:t>28</w:t>
       </w:r>
       <w:r>
         <w:fldChar w:fldCharType="end"/>
@@ -1659,21 +1374,15 @@
       </w:hyperlink>
       <w:r>
         <w:tab/>
-      </w:r>
-      <w:r>
         <w:fldChar w:fldCharType="begin"/>
-      </w:r>
-      <w:r>
         <w:instrText xml:space="preserve"> PAGEREF sec4_4 \h </w:instrText>
-      </w:r>
-      <w:r>
         <w:fldChar w:fldCharType="separate"/>
       </w:r>
       <w:r>
         <w:rPr>
           <w:noProof/>
         </w:rPr>
-        <w:t>30</w:t>
+        <w:t>31</w:t>
       </w:r>
       <w:r>
         <w:fldChar w:fldCharType="end"/>
@@ -1698,21 +1407,15 @@
       </w:hyperlink>
       <w:r>
         <w:tab/>
-      </w:r>
-      <w:r>
         <w:fldChar w:fldCharType="begin"/>
-      </w:r>
-      <w:r>
         <w:instrText xml:space="preserve"> PAGEREF sec4_5 \h </w:instrText>
-      </w:r>
-      <w:r>
         <w:fldChar w:fldCharType="separate"/>
       </w:r>
       <w:r>
         <w:rPr>
           <w:noProof/>
         </w:rPr>
-        <w:t>33</w:t>
+        <w:t>34</w:t>
       </w:r>
       <w:r>
         <w:fldChar w:fldCharType="end"/>
@@ -1737,21 +1440,15 @@
       </w:hyperlink>
       <w:r>
         <w:tab/>
-      </w:r>
-      <w:r>
         <w:fldChar w:fldCharType="begin"/>
-      </w:r>
-      <w:r>
         <w:instrText xml:space="preserve"> PAGEREF sec4_6 \h </w:instrText>
-      </w:r>
-      <w:r>
         <w:fldChar w:fldCharType="separate"/>
       </w:r>
       <w:r>
         <w:rPr>
           <w:noProof/>
         </w:rPr>
-        <w:t>35</w:t>
+        <w:t>36</w:t>
       </w:r>
       <w:r>
         <w:fldChar w:fldCharType="end"/>
@@ -1780,20 +1477,15 @@
           <w:b/>
         </w:rPr>
         <w:tab/>
+        <w:fldChar w:fldCharType="begin"/>
+      </w:r>
+      <w:r>
+        <w:instrText xml:space="preserve"> PAGEREF ch5 \h </w:instrText>
       </w:r>
       <w:r>
         <w:rPr>
           <w:b/>
         </w:rPr>
-        <w:fldChar w:fldCharType="begin"/>
-      </w:r>
-      <w:r>
-        <w:instrText xml:space="preserve"> PAGEREF ch5 \h </w:instrText>
-      </w:r>
-      <w:r>
-        <w:rPr>
-          <w:b/>
-        </w:rPr>
       </w:r>
       <w:r>
         <w:fldChar w:fldCharType="separate"/>
@@ -1802,7 +1494,7 @@
         <w:rPr>
           <w:noProof/>
         </w:rPr>
-        <w:t>37</w:t>
+        <w:t>38</w:t>
       </w:r>
       <w:r>
         <w:fldChar w:fldCharType="end"/>
@@ -1827,21 +1519,15 @@
       </w:hyperlink>
       <w:r>
         <w:tab/>
-      </w:r>
-      <w:r>
         <w:fldChar w:fldCharType="begin"/>
-      </w:r>
-      <w:r>
         <w:instrText xml:space="preserve"> PAGEREF sec5_1 \h </w:instrText>
-      </w:r>
-      <w:r>
         <w:fldChar w:fldCharType="separate"/>
       </w:r>
       <w:r>
         <w:rPr>
           <w:noProof/>
         </w:rPr>
-        <w:t>37</w:t>
+        <w:t>38</w:t>
       </w:r>
       <w:r>
         <w:fldChar w:fldCharType="end"/>
@@ -1866,21 +1552,15 @@
       </w:hyperlink>
       <w:r>
         <w:tab/>
-      </w:r>
-      <w:r>
         <w:fldChar w:fldCharType="begin"/>
-      </w:r>
-      <w:r>
         <w:instrText xml:space="preserve"> PAGEREF sec5_2 \h </w:instrText>
-      </w:r>
-      <w:r>
         <w:fldChar w:fldCharType="separate"/>
       </w:r>
       <w:r>
         <w:rPr>
           <w:noProof/>
         </w:rPr>
-        <w:t>40</w:t>
+        <w:t>41</w:t>
       </w:r>
       <w:r>
         <w:fldChar w:fldCharType="end"/>
@@ -1909,20 +1589,15 @@
           <w:b/>
         </w:rPr>
         <w:tab/>
+        <w:fldChar w:fldCharType="begin"/>
+      </w:r>
+      <w:r>
+        <w:instrText xml:space="preserve"> PAGEREF ch6 \h </w:instrText>
       </w:r>
       <w:r>
         <w:rPr>
           <w:b/>
         </w:rPr>
-        <w:fldChar w:fldCharType="begin"/>
-      </w:r>
-      <w:r>
-        <w:instrText xml:space="preserve"> PAGEREF ch6 \h </w:instrText>
-      </w:r>
-      <w:r>
-        <w:rPr>
-          <w:b/>
-        </w:rPr>
       </w:r>
       <w:r>
         <w:fldChar w:fldCharType="separate"/>
@@ -1931,7 +1606,7 @@
         <w:rPr>
           <w:noProof/>
         </w:rPr>
-        <w:t>42</w:t>
+        <w:t>43</w:t>
       </w:r>
       <w:r>
         <w:fldChar w:fldCharType="end"/>
@@ -1956,21 +1631,15 @@
       </w:hyperlink>
       <w:r>
         <w:tab/>
-      </w:r>
-      <w:r>
         <w:fldChar w:fldCharType="begin"/>
-      </w:r>
-      <w:r>
         <w:instrText xml:space="preserve"> PAGEREF sec6_1 \h </w:instrText>
-      </w:r>
-      <w:r>
         <w:fldChar w:fldCharType="separate"/>
       </w:r>
       <w:r>
         <w:rPr>
           <w:noProof/>
         </w:rPr>
-        <w:t>42</w:t>
+        <w:t>43</w:t>
       </w:r>
       <w:r>
         <w:fldChar w:fldCharType="end"/>
@@ -1995,21 +1664,15 @@
       </w:hyperlink>
       <w:r>
         <w:tab/>
-      </w:r>
-      <w:r>
         <w:fldChar w:fldCharType="begin"/>
-      </w:r>
-      <w:r>
         <w:instrText xml:space="preserve"> PAGEREF sec6_2 \h </w:instrText>
-      </w:r>
-      <w:r>
         <w:fldChar w:fldCharType="separate"/>
       </w:r>
       <w:r>
         <w:rPr>
           <w:noProof/>
         </w:rPr>
-        <w:t>43</w:t>
+        <w:t>44</w:t>
       </w:r>
       <w:r>
         <w:fldChar w:fldCharType="end"/>
@@ -2038,20 +1701,15 @@
           <w:b/>
         </w:rPr>
         <w:tab/>
+        <w:fldChar w:fldCharType="begin"/>
+      </w:r>
+      <w:r>
+        <w:instrText xml:space="preserve"> PAGEREF ch7 \h </w:instrText>
       </w:r>
       <w:r>
         <w:rPr>
           <w:b/>
         </w:rPr>
-        <w:fldChar w:fldCharType="begin"/>
-      </w:r>
-      <w:r>
-        <w:instrText xml:space="preserve"> PAGEREF ch7 \h </w:instrText>
-      </w:r>
-      <w:r>
-        <w:rPr>
-          <w:b/>
-        </w:rPr>
       </w:r>
       <w:r>
         <w:fldChar w:fldCharType="separate"/>
@@ -2060,7 +1718,7 @@
         <w:rPr>
           <w:noProof/>
         </w:rPr>
-        <w:t>48</w:t>
+        <w:t>49</w:t>
       </w:r>
       <w:r>
         <w:fldChar w:fldCharType="end"/>
@@ -2085,21 +1743,15 @@
       </w:hyperlink>
       <w:r>
         <w:tab/>
-      </w:r>
-      <w:r>
         <w:fldChar w:fldCharType="begin"/>
-      </w:r>
-      <w:r>
         <w:instrText xml:space="preserve"> PAGEREF sec7_1 \h </w:instrText>
-      </w:r>
-      <w:r>
         <w:fldChar w:fldCharType="separate"/>
       </w:r>
       <w:r>
         <w:rPr>
           <w:noProof/>
         </w:rPr>
-        <w:t>48</w:t>
+        <w:t>49</w:t>
       </w:r>
       <w:r>
         <w:fldChar w:fldCharType="end"/>
@@ -2124,21 +1776,15 @@
       </w:hyperlink>
       <w:r>
         <w:tab/>
-      </w:r>
-      <w:r>
         <w:fldChar w:fldCharType="begin"/>
-      </w:r>
-      <w:r>
         <w:instrText xml:space="preserve"> PAGEREF sec7_2 \h </w:instrText>
-      </w:r>
-      <w:r>
         <w:fldChar w:fldCharType="separate"/>
       </w:r>
       <w:r>
         <w:rPr>
           <w:noProof/>
         </w:rPr>
-        <w:t>49</w:t>
+        <w:t>50</w:t>
       </w:r>
       <w:r>
         <w:fldChar w:fldCharType="end"/>
@@ -2167,20 +1813,15 @@
           <w:b/>
         </w:rPr>
         <w:tab/>
+        <w:fldChar w:fldCharType="begin"/>
+      </w:r>
+      <w:r>
+        <w:instrText xml:space="preserve"> PAGEREF chRef \h </w:instrText>
       </w:r>
       <w:r>
         <w:rPr>
           <w:b/>
         </w:rPr>
-        <w:fldChar w:fldCharType="begin"/>
-      </w:r>
-      <w:r>
-        <w:instrText xml:space="preserve"> PAGEREF chRef \h </w:instrText>
-      </w:r>
-      <w:r>
-        <w:rPr>
-          <w:b/>
-        </w:rPr>
       </w:r>
       <w:r>
         <w:fldChar w:fldCharType="separate"/>
@@ -2189,7 +1830,7 @@
         <w:rPr>
           <w:noProof/>
         </w:rPr>
-        <w:t>50</w:t>
+        <w:t>51</w:t>
       </w:r>
       <w:r>
         <w:fldChar w:fldCharType="end"/>
@@ -2218,20 +1859,15 @@
           <w:b/>
         </w:rPr>
         <w:tab/>
+        <w:fldChar w:fldCharType="begin"/>
+      </w:r>
+      <w:r>
+        <w:instrText xml:space="preserve"> PAGEREF chAnx \h </w:instrText>
       </w:r>
       <w:r>
         <w:rPr>
           <w:b/>
         </w:rPr>
-        <w:fldChar w:fldCharType="begin"/>
-      </w:r>
-      <w:r>
-        <w:instrText xml:space="preserve"> PAGEREF chAnx \h </w:instrText>
-      </w:r>
-      <w:r>
-        <w:rPr>
-          <w:b/>
-        </w:rPr>
       </w:r>
       <w:r>
         <w:fldChar w:fldCharType="separate"/>
@@ -2240,7 +1876,7 @@
         <w:rPr>
           <w:noProof/>
         </w:rPr>
-        <w:t>53</w:t>
+        <w:t>54</w:t>
       </w:r>
       <w:r>
         <w:fldChar w:fldCharType="end"/>
@@ -2265,21 +1901,15 @@
       </w:hyperlink>
       <w:r>
         <w:tab/>
-      </w:r>
-      <w:r>
         <w:fldChar w:fldCharType="begin"/>
-      </w:r>
-      <w:r>
         <w:instrText xml:space="preserve"> PAGEREF anxA \h </w:instrText>
-      </w:r>
-      <w:r>
         <w:fldChar w:fldCharType="separate"/>
       </w:r>
       <w:r>
         <w:rPr>
           <w:noProof/>
         </w:rPr>
-        <w:t>53</w:t>
+        <w:t>54</w:t>
       </w:r>
       <w:r>
         <w:fldChar w:fldCharType="end"/>
@@ -2304,21 +1934,15 @@
       </w:hyperlink>
       <w:r>
         <w:tab/>
-      </w:r>
-      <w:r>
         <w:fldChar w:fldCharType="begin"/>
-      </w:r>
-      <w:r>
         <w:instrText xml:space="preserve"> PAGEREF anxB \h </w:instrText>
-      </w:r>
-      <w:r>
         <w:fldChar w:fldCharType="separate"/>
       </w:r>
       <w:r>
         <w:rPr>
           <w:noProof/>
         </w:rPr>
-        <w:t>55</w:t>
+        <w:t>56</w:t>
       </w:r>
       <w:r>
         <w:fldChar w:fldCharType="end"/>
@@ -2343,21 +1967,15 @@
       </w:hyperlink>
       <w:r>
         <w:tab/>
-      </w:r>
-      <w:r>
         <w:fldChar w:fldCharType="begin"/>
-      </w:r>
-      <w:r>
         <w:instrText xml:space="preserve"> PAGEREF anxC \h </w:instrText>
-      </w:r>
-      <w:r>
         <w:fldChar w:fldCharType="separate"/>
       </w:r>
       <w:r>
         <w:rPr>
           <w:noProof/>
         </w:rPr>
-        <w:t>56</w:t>
+        <w:t>57</w:t>
       </w:r>
       <w:r>
         <w:fldChar w:fldCharType="end"/>
@@ -2382,21 +2000,15 @@
       </w:hyperlink>
       <w:r>
         <w:tab/>
-      </w:r>
-      <w:r>
         <w:fldChar w:fldCharType="begin"/>
-      </w:r>
-      <w:r>
         <w:instrText xml:space="preserve"> PAGEREF anxD \h </w:instrText>
-      </w:r>
-      <w:r>
         <w:fldChar w:fldCharType="separate"/>
       </w:r>
       <w:r>
         <w:rPr>
           <w:noProof/>
         </w:rPr>
-        <w:t>56</w:t>
+        <w:t>57</w:t>
       </w:r>
       <w:r>
         <w:fldChar w:fldCharType="end"/>
@@ -2421,21 +2033,15 @@
       </w:hyperlink>
       <w:r>
         <w:tab/>
-      </w:r>
-      <w:r>
         <w:fldChar w:fldCharType="begin"/>
-      </w:r>
-      <w:r>
         <w:instrText xml:space="preserve"> PAGEREF anxE \h </w:instrText>
-      </w:r>
-      <w:r>
         <w:fldChar w:fldCharType="separate"/>
       </w:r>
       <w:r>
         <w:rPr>
           <w:noProof/>
         </w:rPr>
-        <w:t>57</w:t>
+        <w:t>58</w:t>
       </w:r>
       <w:r>
         <w:fldChar w:fldCharType="end"/>
@@ -2471,21 +2077,15 @@
       </w:hyperlink>
       <w:r>
         <w:tab/>
-      </w:r>
-      <w:r>
         <w:fldChar w:fldCharType="begin"/>
-      </w:r>
-      <w:r>
-        <w:instrText xml:space="preserve"> PAGEREF anxE \h </w:instrText>
-      </w:r>
-      <w:r>
+        <w:instrText xml:space="preserve"> PAGEREF anxF \h </w:instrText>
         <w:fldChar w:fldCharType="separate"/>
       </w:r>
       <w:r>
         <w:rPr>
           <w:noProof/>
         </w:rPr>
-        <w:t>57</w:t>
+        <w:t>58</w:t>
       </w:r>
       <w:r>
         <w:fldChar w:fldCharType="end"/>
@@ -2510,21 +2110,15 @@
       </w:hyperlink>
       <w:r>
         <w:tab/>
-      </w:r>
-      <w:r>
         <w:fldChar w:fldCharType="begin"/>
-      </w:r>
-      <w:r>
         <w:instrText xml:space="preserve"> PAGEREF anxNota \h </w:instrText>
-      </w:r>
-      <w:r>
         <w:fldChar w:fldCharType="separate"/>
       </w:r>
       <w:r>
         <w:rPr>
           <w:noProof/>
         </w:rPr>
-        <w:t>57</w:t>
+        <w:t>58</w:t>
       </w:r>
       <w:r>
         <w:fldChar w:fldCharType="end"/>
@@ -2654,10 +2248,8 @@
       </w:pPr>
       <w:r>
         <w:t xml:space="preserve">Hipótesis de trabajo: H1: la implementación de un sistema integrado de gestión de stock basado en arquitectura API REST, con automatización de pedidos mediante n8n y Telegram, reducirá el tiempo promedio de procesamiento de pedidos en al menos un 50%, en comparación con la modalidad manual simulada. Esta reducción se mide en un entorno de prueba controlado que reproduce las condiciones operativas típicas de un comercio minorista de pequeña escala. El umbral adoptado se fundamenta en los órdenes de magnitud de mejora reportados para la </w:t>
-      </w:r>
-      <w:r>
         <w:lastRenderedPageBreak/>
-        <w:t xml:space="preserve">automatización de procesos administrativos estructurados (Davenport y Kirby, 2016) y en los beneficios de eficiencia identificados para la adopción de tecnología en PyMEs (Moeuf et al., 2020). Esto no implica una derivación estadística directa de dichos antecedentes: se trata de un umbral de referencia que los autores adoptaron para volver la hipótesis falsable, no de una cifra reportada literalmente por esas fuentes. La tasa de errores en la carga de datos (TED) y el nivel de actualización del stock (NAS) se miden también (sección 3.5), como indicadores descriptivos secundarios y sin hipótesis asociada, por las razones que se exponen en la sección 3.1. </w:t>
+        <w:t xml:space="preserve">automatización de procesos administrativos estructurados (Davenport y Kirby, 2016) y en las oportunidades de rediseño de procesos que la adopción de tecnología abre para las PyMEs (Moeuf et al., 2020). Esto no implica una derivación estadística directa de dichos antecedentes: se trata de un umbral de referencia que los autores adoptaron para volver la hipótesis falsable, no de una cifra reportada literalmente por esas fuentes. La tasa de errores en la carga de datos (TED) y el nivel de actualización del stock (NAS) se miden también (sección 3.5), como indicadores descriptivos secundarios y sin hipótesis asociada, por las razones que se exponen en la sección 3.1. </w:t>
       </w:r>
     </w:p>
     <w:p>
@@ -2750,6 +2342,7 @@
       <w:bookmarkStart w:id="11" w:name="sec1_5"/>
       <w:bookmarkEnd w:id="10"/>
       <w:r>
+        <w:lastRenderedPageBreak/>
         <w:t>1.5 Objetivos específicos</w:t>
       </w:r>
       <w:bookmarkEnd w:id="11"/>
@@ -2779,7 +2372,6 @@
         <w:jc w:val="left"/>
       </w:pPr>
       <w:r>
-        <w:lastRenderedPageBreak/>
         <w:t xml:space="preserve">OE1. Diseñar una arquitectura de software basada en el modelo cliente-servidor que separe de manera clara la capa de presentación y la capa de lógica de negocio. </w:t>
       </w:r>
     </w:p>
@@ -2877,7 +2469,7 @@
         <w:ind w:left="-5" w:right="841"/>
       </w:pPr>
       <w:r>
-        <w:t xml:space="preserve">El sistema desarrollado abarca la gestión integral de productos, clientes y ventas, así como la automatización del proceso de recepción y registro de pedidos mediante la integración con la plataforma Telegram. El perfil de referencia utilizado para el diseño de los escenarios de evaluación corresponde a un comercio minorista de pequeña escala (por ejemplo, un almacén, kiosco o tienda de barrio). Sus características operativas —bajo volumen diario de pedidos, personal reducido y procesos de registro manuales— son representativas del segmento de PyMEs objeto de estudio. </w:t>
+        <w:t xml:space="preserve">El sistema desarrollado abarca la gestión de productos, clientes y ventas —estas últimas registradas como pedidos confirmados—, así como la automatización del proceso de recepción y registro de pedidos mediante la integración con la plataforma Telegram. La vinculación de los clientes con sus pedidos quedó planificada (sección 4.3). El perfil de referencia utilizado para el diseño de los escenarios de evaluación corresponde a un comercio minorista de pequeña escala (por ejemplo, un almacén, kiosco o tienda de barrio). Sus características operativas —bajo volumen diario de pedidos, personal reducido y procesos de registro manuales— son representativas del segmento de PyMEs objeto de estudio. </w:t>
       </w:r>
     </w:p>
     <w:p>
@@ -2893,36 +2485,21 @@
         <w:ind w:left="-5" w:right="841"/>
       </w:pPr>
       <w:r>
-        <w:t xml:space="preserve">Se reconoce como limitación la dependencia del sistema respecto de la conectividad a internet y del correcto funcionamiento de los servicios externos utilizados (API de Telegram, servidor n8n). La limitación metodológica más relevante del presente trabajo es que la evaluación del sistema se realizó en un entorno de prueba controlado y no en un comercio real en operación. Esto se debe a que, a la fecha de este informe, el artefacto no se implementó comercialmente. En consecuencia, los resultados obtenidos poseen validez interna alta pero validez externa acotada. Su generalización a condiciones reales de uso (variabilidad de clientes, picos de demanda, errores de conectividad en campo) requiere una validación de campo posterior, que se plantea como trabajo futuro prioritario (sección 7.2). </w:t>
-      </w:r>
-    </w:p>
-    <w:p>
-      <w:pPr>
-        <w:spacing w:after="0" w:line="259" w:lineRule="auto"/>
-        <w:ind w:left="0" w:right="0" w:firstLine="0"/>
-        <w:jc w:val="left"/>
-      </w:pPr>
-      <w:r>
-        <w:t xml:space="preserve"> </w:t>
-      </w:r>
-    </w:p>
-    <w:p>
-      <w:pPr>
-        <w:spacing w:after="0" w:line="259" w:lineRule="auto"/>
-        <w:ind w:left="0" w:right="0" w:firstLine="0"/>
-        <w:jc w:val="left"/>
-      </w:pPr>
+        <w:t xml:space="preserve">Se reconoce como limitación la dependencia del sistema respecto de la conectividad a internet y del correcto funcionamiento de los servicios externos utilizados (API de Telegram, servidor n8n). La limitación metodológica más relevante del presente trabajo es que la evaluación del sistema se realizó en un entorno de prueba controlado y no en un comercio real en operación. Esto se debe a que, a la fecha de este informe, el artefacto no se implementó comercialmente. En consecuencia, los resultados obtenidos poseen validez interna alta pero validez externa acotada. Su generalización a condiciones reales de uso (variabilidad de clientes, picos de </w:t>
+        <w:lastRenderedPageBreak/>
+        <w:t xml:space="preserve">demanda, errores de conectividad en campo) requiere una validación de campo posterior, que se plantea como trabajo futuro prioritario (sección 7.2). </w:t>
+      </w:r>
     </w:p>
     <w:p>
       <w:pPr>
         <w:pStyle w:val="Ttulo2"/>
+        <w:pageBreakBefore/>
         <w:ind w:left="-5"/>
       </w:pPr>
       <w:bookmarkStart w:id="14" w:name="_CAPÍTULO_2:_Marco"/>
       <w:bookmarkStart w:id="15" w:name="ch2"/>
       <w:bookmarkEnd w:id="14"/>
       <w:r>
-        <w:lastRenderedPageBreak/>
         <w:t>CAPÍTULO 2: Marco Teórico y Estado del Arte</w:t>
       </w:r>
       <w:bookmarkEnd w:id="15"/>
@@ -2974,7 +2551,7 @@
         <w:ind w:left="-5" w:right="841"/>
       </w:pPr>
       <w:r>
-        <w:t xml:space="preserve">En el contexto específico de las PyMEs, la adopción de sistemas de gestión de inventario enfrenta barreras particulares relacionadas con los costos de implementación, la resistencia al cambio organizacional y la falta de competencias técnicas internas. Moeuf et al. (2020) analizan estas barreras en un estudio sistemático sobre la adopción de tecnologías de la Industria 4.0 en pequeñas y medianas empresas manufactureras. Concluyen que las soluciones de bajo costo y fácil integración son las más adecuadas para este segmento. La integración de los sistemas de stock con módulos de ventas y gestión de clientes posibilita una visión integral del negocio, lo cual resulta fundamental en contextos de alta competitividad. </w:t>
+        <w:t xml:space="preserve">En el contexto específico de las PyMEs, la adopción de sistemas de gestión de inventario enfrenta barreras particulares relacionadas con los costos de implementación, la resistencia al cambio organizacional y la falta de competencias técnicas internas. Moeuf et al. (2020) abordan barreras de este tipo en un estudio Delphi con 12 expertos sobre la Industria 4.0 y el desempeño industrial de las PyMEs. Identifican como principales riesgos la falta de experticia y una mentalidad estratégica de corto plazo, y señalan la capacitación como el factor de éxito más importante y la conveniencia de que las PyMEs cuenten con apoyo de expertos externos. La integración de los sistemas de stock con módulos de ventas y gestión de clientes posibilita una visión integral del negocio, lo cual resulta fundamental en contextos de alta competitividad. </w:t>
       </w:r>
     </w:p>
     <w:p>
@@ -3010,7 +2587,9 @@
         <w:ind w:left="-5" w:right="841"/>
       </w:pPr>
       <w:r>
-        <w:t xml:space="preserve">El estilo arquitectónico REST (Representational State Transfer), introducido por Fielding (2000) en su tesis doctoral, se ha consolidado como uno de los enfoques más utilizados en el desarrollo de sistemas distribuidos. REST se fundamenta en un conjunto de restricciones que incluyen la separación entre cliente y servidor, la ausencia de estado en las comunicaciones (stateless), la utilización de una interfaz uniforme y la identificación de recursos mediante URIs (Uniform Resource Identifiers). </w:t>
+        <w:t xml:space="preserve">El estilo arquitectónico REST (Representational State Transfer), introducido por Fielding (2000) en su tesis doctoral, se ha consolidado como uno de los enfoques más utilizados en el desarrollo de sistemas distribuidos. REST se fundamenta en un conjunto de restricciones que incluyen la </w:t>
+        <w:lastRenderedPageBreak/>
+        <w:t xml:space="preserve">separación entre cliente y servidor, la ausencia de estado en las comunicaciones (stateless), la utilización de una interfaz uniforme y la identificación de recursos mediante URIs (Uniform Resource Identifiers). </w:t>
       </w:r>
     </w:p>
     <w:p>
@@ -3018,11 +2597,7 @@
         <w:ind w:left="-5" w:right="841"/>
       </w:pPr>
       <w:r>
-        <w:t xml:space="preserve">La adopción de este estilo arquitectónico permite desarrollar aplicaciones altamente escalables y flexibles, facilitando la interoperabilidad entre sistemas heterogéneos. El uso del protocolo </w:t>
-      </w:r>
-      <w:r>
-        <w:lastRenderedPageBreak/>
-        <w:t xml:space="preserve">HTTP como mecanismo de comunicación y la representación de recursos en formatos estándar como JSON favorecen la integración con múltiples plataformas y dispositivos. </w:t>
+        <w:t xml:space="preserve">La adopción de este estilo arquitectónico permite desarrollar aplicaciones altamente escalables y flexibles, facilitando la interoperabilidad entre sistemas heterogéneos. El uso del protocolo HTTP como mecanismo de comunicación y la representación de recursos en formatos estándar como JSON favorecen la integración con múltiples plataformas y dispositivos. </w:t>
       </w:r>
     </w:p>
     <w:p>
@@ -3066,7 +2641,9 @@
         <w:ind w:left="-5" w:right="841"/>
       </w:pPr>
       <w:r>
-        <w:t xml:space="preserve">Fowler (2002) señala, para la separación de una aplicación en capas, que mejora la modularidad del sistema y facilita su escalabilidad y mantenimiento, ya que permite la evolución independiente de cada componente. Su obra es anterior a las aplicaciones de página única: aquí ese principio se aplica a la separación entre frontend y backend. En la actualidad, este patrón se implementa frecuentemente mediante frameworks de componentes del lado del cliente (React, Vue, Angular) que consumen APIs REST expuestas por el servidor. Para el presente trabajo, la elección de JavaScript como lenguaje del frontend responde a criterios de disponibilidad de herramientas, madurez del ecosistema y compatibilidad con los navegadores web actuales. </w:t>
+        <w:t xml:space="preserve">Fowler (2002) señala, para la separación de una aplicación en capas, que mejora la modularidad del sistema y facilita su escalabilidad y mantenimiento, ya que permite la evolución independiente de cada componente. Su obra es anterior a las aplicaciones de página única: aquí ese principio se aplica a la separación entre frontend y backend. En la actualidad, este patrón se implementa frecuentemente mediante frameworks de componentes del lado del cliente (React, Vue, Angular) que consumen APIs REST expuestas por el servidor. Para el presente trabajo, la elección de JavaScript como lenguaje del frontend responde a criterios de </w:t>
+        <w:lastRenderedPageBreak/>
+        <w:t xml:space="preserve">disponibilidad de herramientas, madurez del ecosistema y compatibilidad con los navegadores web actuales. </w:t>
       </w:r>
     </w:p>
     <w:p>
@@ -3075,11 +2652,7 @@
         <w:ind w:left="-5" w:right="841"/>
       </w:pPr>
       <w:r>
-        <w:t xml:space="preserve">La implementación del frontend como aplicación de página única (Single-Page Application, SPA) tiene implicaciones directas sobre el diseño de la API REST del sistema. A diferencia de las aplicaciones web tradicionales de renderizado en servidor, una SPA delega toda la lógica de </w:t>
-      </w:r>
-      <w:r>
-        <w:lastRenderedPageBreak/>
-        <w:t xml:space="preserve">presentación al cliente y se comunica con el backend exclusivamente mediante llamadas HTTP asíncronas. Esto implica tres exigencias para la API. Debe exponer respuestas en formato JSON autocontenidas. Debe configurar los encabezados CORS (Cross-Origin Resource Sharing) cuando el frontend se sirve desde un dominio distinto del de la API; en este trabajo lo sirve el propio backend, por lo que el origen es el mismo. Y debe diseñar sus endpoints de manera que cada respuesta incluya la información suficiente para que el cliente construya la vista sin requerir llamadas adicionales encadenadas. Este patrón de interacción se inscribe, en términos generales, en la arquitectura Modelo-Vista-Controlador (MVC), descripta junto con la separación en capas por Fowler (2002): el backend actúa como capa de Modelo y Controlador, gestionando la lógica de negocio y el acceso a datos, mientras que el frontend SPA asume el rol de Vista desacoplada. Esta lectura del frontend como Vista desacoplada es una interpretación de los autores, no una categoría de la obra citada. La comprensión de esta separación de responsabilidades es relevante para evaluar las decisiones de diseño de la API descritas en la sección 4.2. </w:t>
+        <w:t xml:space="preserve">La implementación del frontend como aplicación de página única (Single-Page Application, SPA) tiene implicaciones directas sobre el diseño de la API REST del sistema. A diferencia de las aplicaciones web tradicionales de renderizado en servidor, una SPA delega toda la lógica de presentación al cliente y se comunica con el backend exclusivamente mediante llamadas HTTP asíncronas. Esto implica tres exigencias para la API. Debe exponer respuestas en formato JSON autocontenidas. Debe configurar los encabezados CORS (Cross-Origin Resource Sharing) cuando el frontend se sirve desde un dominio distinto del de la API; en este trabajo lo sirve el propio backend, por lo que el origen es el mismo. Y debe diseñar sus endpoints de manera que cada respuesta incluya la información suficiente para que el cliente construya la vista sin requerir llamadas adicionales encadenadas. Este patrón de interacción se inscribe, en términos generales, en la arquitectura Modelo-Vista-Controlador (MVC), descripta junto con la separación en capas por Fowler (2002): el backend actúa como capa de Modelo y Controlador, gestionando la lógica de negocio y el acceso a datos, mientras que el frontend SPA asume el rol de Vista desacoplada. Esta lectura del frontend como Vista desacoplada es una interpretación de los autores, no una categoría de la obra citada. La comprensión de esta separación de responsabilidades es relevante para evaluar las decisiones de diseño de la API descritas en la sección 4.2. </w:t>
       </w:r>
     </w:p>
     <w:p>
@@ -3122,7 +2695,9 @@
         <w:ind w:left="-5" w:right="841"/>
       </w:pPr>
       <w:r>
-        <w:t xml:space="preserve">n8n es una plataforma de automatización de flujos de trabajo que permite definir pipelines mediante una interfaz visual basada en nodos (n8n, 2024). Su código es de acceso público bajo la Sustainable Use License, un modelo que la propia n8n denomina fair-code: el software es gratuito para uso interno y su código puede inspeccionarse y modificarse, pero restringe la redistribución comercial. Por eso mismo, n8n aclara explícitamente que no se considera de código abierto en el sentido estricto del término (n8n, 2022). Cada nodo encapsula una operación —llamadas HTTP, transformaciones de datos, integraciones con aplicaciones externas— y los flujos se activan mediante disparadores programados, webhooks o eventos manuales. Comparada con alternativas como Apache Airflow o Zapier, n8n ofrece una curva de aprendizaje más suave y una interfaz accesible para usuarios con distintos niveles de experiencia técnica. Esto resulta ventajoso en contextos donde operadores no especializados necesitan monitorear o modificar los flujos. </w:t>
+        <w:t xml:space="preserve">n8n es una plataforma de automatización de flujos de trabajo que permite definir pipelines mediante una interfaz visual basada en nodos (n8n, 2024). Su código es de acceso público bajo la Sustainable Use License, un modelo que la propia n8n denomina fair-code: el software es gratuito para uso interno y su código puede inspeccionarse y modificarse, pero restringe la redistribución comercial. Por eso mismo, n8n aclara explícitamente que no se considera de código abierto en el sentido estricto del término (n8n, 2022). Cada nodo encapsula una </w:t>
+        <w:lastRenderedPageBreak/>
+        <w:t xml:space="preserve">operación —llamadas HTTP, transformaciones de datos, integraciones con aplicaciones externas— y los flujos se activan mediante disparadores programados, webhooks o eventos manuales. Comparada con alternativas como Apache Airflow o Zapier, n8n ofrece una curva de aprendizaje más suave y una interfaz accesible para usuarios con distintos niveles de experiencia técnica. Esto resulta ventajoso en contextos donde operadores no especializados necesitan monitorear o modificar los flujos. </w:t>
       </w:r>
     </w:p>
     <w:p>
@@ -3131,7 +2706,6 @@
         <w:ind w:left="-5" w:right="841"/>
       </w:pPr>
       <w:r>
-        <w:lastRenderedPageBreak/>
         <w:t>Trabajos recientes en el campo de la investigación aplicada confirman esta tendencia hacia la reducción de la barrera técnica de entrada. Sufi (2023) revisa sistemáticamente las plataformas low-code/no-code utilizadas en trabajos de investigación e identifica que este tipo de herramientas —categoría dentro de la cual se enmarca n8n— permite a usuarios sin formación avanzada en programación construir flujos funcionales de automatización. Esto resulta particularmente pertinente para el segmento de PyMEs abordado en este trabajo, donde la disponibilidad de personal técnico especializado es limitada (sección 2.1). Desde una perspectiva más amplia de la automatización de procesos de negocio, Khantong y Sriboonlue (2026) sintetizan sistemáticamente 83 artículos arbitrados publicados entre 2015 y 2025 sobre la Automatización Robótica de Procesos (RPA) y proponen un marco integrado organizado en torno a la alineación estratégica, la ejecución operativa y la mejora continua. n8n no constituye una herramienta de RPA en sentido estricto: opera sobre integraciones y disparadores de eventos, no sobre la manipulación de interfaces de usuario existentes. Aun así, los autores identifican los mismos ejes de beneficios y barreras (bajo costo de adopción, gobernanza y mantenimiento) que motivan la elección de una herramienta low-code como capa de automatización en este trabajo.</w:t>
       </w:r>
     </w:p>
@@ -3175,7 +2749,9 @@
         <w:ind w:left="-5" w:right="841"/>
       </w:pPr>
       <w:r>
-        <w:t xml:space="preserve">La integración de chatbots en procesos comerciales ha sido objeto de estudio creciente en la literatura académica reciente. Adamopoulou y Moussiades (2020) realizan una revisión comprehensiva del estado del arte en chatbots, identificando sus aplicaciones en comercio electrónico, atención al cliente y automatización de tareas administrativas. Los autores señalan que la efectividad de estos sistemas depende en gran medida de la calidad de la integración con los sistemas backend, un desafío que el presente trabajo aborda mediante la utilización de n8n como capa de orquestación. </w:t>
+        <w:t xml:space="preserve">La integración de chatbots en procesos comerciales ha sido objeto de estudio creciente en la literatura académica reciente. Adamopoulou y Moussiades (2020) realizan una revisión comprehensiva del estado del arte en chatbots, identificando sus aplicaciones en comercio electrónico, atención al cliente y automatización de tareas administrativas. Los autores señalan </w:t>
+        <w:lastRenderedPageBreak/>
+        <w:t xml:space="preserve">que la efectividad de estos sistemas depende en gran medida de la calidad de la integración con los sistemas backend, un desafío que el presente trabajo aborda mediante la utilización de n8n como capa de orquestación. </w:t>
       </w:r>
     </w:p>
     <w:p>
@@ -3184,11 +2760,7 @@
         <w:ind w:left="-5" w:right="841"/>
       </w:pPr>
       <w:r>
-        <w:t xml:space="preserve">Corresponde precisar, sin embargo, que gran parte de la literatura sobre chatbots citada en esta sección aborda sistemas con capacidad de interpretación de lenguaje natural (NLP). El bot desarrollado en el presente trabajo (sección 4.4), en cambio, no incorpora procesamiento de </w:t>
-      </w:r>
-      <w:r>
-        <w:lastRenderedPageBreak/>
-        <w:t xml:space="preserve">lenguaje natural en ningún punto de su funcionamiento: la interacción con el cliente está guiada enteramente por botones en línea (inline keyboard) de Telegram, sin que el usuario escriba texto libre en ningún paso del proceso de toma de pedidos. La referencia a Adamopoulou y Moussiades (2020) se retoma con mayor precisión en la sección 2.7.2, en relación específica con los chatbots basados en reglas —categoría en la que se inscribe el artefacto desarrollado—, y no con los sistemas basados en aprendizaje automático o NLP. </w:t>
+        <w:t xml:space="preserve">Corresponde precisar, sin embargo, que gran parte de la literatura sobre chatbots citada en esta sección aborda sistemas con capacidad de interpretación de lenguaje natural (NLP). El bot desarrollado en el presente trabajo (sección 4.4), en cambio, no incorpora procesamiento de lenguaje natural en ningún punto de su funcionamiento: la interacción con el cliente está guiada enteramente por botones en línea (inline keyboard) de Telegram, sin que el usuario escriba texto libre en ningún paso del proceso de toma de pedidos. La referencia a Adamopoulou y Moussiades (2020) se retoma con mayor precisión en la sección 2.7.2, en relación específica con los chatbots basados en reglas —categoría en la que se inscribe el artefacto desarrollado—, y no con los sistemas basados en aprendizaje automático o NLP. </w:t>
       </w:r>
     </w:p>
     <w:p>
@@ -3280,7 +2852,7 @@
         <w:ind w:left="-5" w:right="841"/>
       </w:pPr>
       <w:r>
-        <w:t xml:space="preserve">Moeuf et al. (2020) realizan una revisión sistemática de la literatura sobre la adopción de tecnologías de la Industria 4.0 en PyMEs manufactureras. Identifican que las soluciones de gestión de inventario representan una de las áreas con mayor potencial de impacto, pero también con mayor resistencia a la adopción. Los autores señalan la necesidad de desarrollar herramientas de bajo costo, alta usabilidad y fácil integración con los sistemas existentes, lo cual constituye uno de los principios de diseño del artefacto desarrollado en este trabajo. </w:t>
+        <w:t xml:space="preserve">Moeuf et al. (2020), mediante un estudio Delphi con 12 expertos, identifican los riesgos, oportunidades y factores críticos de éxito de la Industria 4.0 en PyMEs. Entre los riesgos destacan la falta de experticia; entre los factores de éxito, la capacitación y el apoyo de expertos externos. Esta conclusión es pertinente para el artefacto desarrollado en este trabajo, cuyo diseño busca reducir la experticia técnica necesaria para operarlo: una interfaz web guiada y un bot que el cliente usa solo mediante botones. Esta lectura es una interpretación de los autores. </w:t>
       </w:r>
     </w:p>
     <w:p>
@@ -3288,11 +2860,9 @@
         <w:ind w:left="-5" w:right="841"/>
       </w:pPr>
       <w:r>
-        <w:t xml:space="preserve">En el ámbito latinoamericano, estudios recientes han evidenciado que gran parte de las PyMEs del sector comercial continúa utilizando hojas de cálculo o registros manuales para la gestión de inventarios, incluso en contextos urbanos con acceso a tecnología (CEPAL, 2021). Esta realidad subraya la pertinencia de desarrollar soluciones tecnológicas adaptadas a las capacidades y restricciones de este segmento. Un análisis cienciométrico más reciente confirma esta tendencia: Parra-Sanchez y Talero-Sarmiento (2024), a partir de 448 documentos indexados en Scopus, documentan un crecimiento sostenido de la investigación sobre transformación digital en PyMEs. También documentan una intención creciente de estas organizaciones de adoptar tecnologías como la inteligencia artificial, el big data, la computación </w:t>
-      </w:r>
-      <w:r>
+        <w:t xml:space="preserve">En el ámbito latinoamericano, estudios recientes han evidenciado que gran parte de las PyMEs del sector comercial continúa utilizando hojas de cálculo o registros manuales para la gestión </w:t>
         <w:lastRenderedPageBreak/>
-        <w:t>en la nube y el comercio electrónico, lo cual refuerza la pertinencia y oportunidad del artefacto desarrollado en este trabajo. Gao, Teh y Ho (2026) confirman esta tendencia mediante un análisis bibliométrico y de contenido de 115 estudios empíricos sobre transformación digital e innovación en PyMEs, publicados en 32 países y relevados en Scopus y Web of Science. Sus resultados muestran una correlación positiva pero dependiente del contexto entre transformación digital e innovación, y los propios autores señalan que esta relación permanece insuficientemente explorada para el segmento de pequeñas y medianas empresas, lo cual refuerza el vacío de conocimiento identificado en la sección 2.7.3.</w:t>
+        <w:t>de inventarios, incluso en contextos urbanos con acceso a tecnología (CEPAL, 2021). Esta realidad subraya la pertinencia de desarrollar soluciones tecnológicas adaptadas a las capacidades y restricciones de este segmento. Un análisis cienciométrico más reciente confirma esta tendencia: Parra-Sanchez y Talero-Sarmiento (2024), a partir de 448 documentos indexados en Scopus, documentan un crecimiento sostenido de la investigación sobre transformación digital en PyMEs. También documentan una intención creciente de estas organizaciones de adoptar tecnologías como la inteligencia artificial, el big data, la computación en la nube y el comercio electrónico, lo cual refuerza la pertinencia y oportunidad del artefacto desarrollado en este trabajo. Gao, Teh y Ho (2026) confirman esta tendencia mediante un análisis bibliométrico y de contenido de 115 estudios empíricos sobre transformación digital e innovación en PyMEs, publicados en 32 países y relevados en Scopus y Web of Science. Sus resultados muestran una correlación positiva pero dependiente del contexto entre transformación digital e innovación, y los propios autores señalan que esta relación permanece insuficientemente explorada para el segmento de pequeñas y medianas empresas, lo cual refuerza el vacío de conocimiento identificado en la sección 2.7.3.</w:t>
       </w:r>
     </w:p>
     <w:p>
@@ -3337,7 +2907,9 @@
         <w:ind w:left="-5" w:right="841"/>
       </w:pPr>
       <w:r>
-        <w:t xml:space="preserve">Desde la perspectiva de la automatización de procesos, van der Aalst (2016) establece los fundamentos teóricos del análisis de procesos de negocio. Con ello, proporciona el marco conceptual necesario para justificar las decisiones de diseño de los flujos de automatización implementados con n8n en este trabajo. La utilización de modelos de proceso explícitos —aunque sean visuales y no formales— responde a la recomendación de documentar los flujos antes de automatizarlos. </w:t>
+        <w:t>Desde la perspectiva de la automatización de procesos, van der Aalst (2016) establece los fundamentos teóricos del análisis de procesos de negocio. Con ello, proporciona el marco conceptual necesario para justificar las decisiones de diseño de los flujos de automatización implementados con n8n en este trabajo. La utilización de modelos de proceso explícitos —</w:t>
+        <w:lastRenderedPageBreak/>
+        <w:t xml:space="preserve">aunque sean visuales y no formales— responde a la recomendación de documentar los flujos antes de automatizarlos. </w:t>
       </w:r>
     </w:p>
     <w:p>
@@ -3365,11 +2937,7 @@
         <w:ind w:left="-5" w:right="841"/>
       </w:pPr>
       <w:r>
-        <w:t xml:space="preserve">La revisión de la literatura permite identificar con claridad el vacío de conocimiento que este trabajo pretende cubrir. Existen estudios sobre sistemas de gestión de inventario para PyMEs (Moeuf et al., 2020), trabajos sobre la integración de chatbots en comercio electrónico </w:t>
-      </w:r>
-      <w:r>
-        <w:lastRenderedPageBreak/>
-        <w:t xml:space="preserve">(Adamopoulou y Moussiades, 2020), propuestas de automatización de procesos de negocio (van der Aalst, 2016) y revisiones recientes sobre plataformas low-code/no-code (Sufi, 2023). Sin embargo, no se encontraron en la literatura revisada trabajos que integren de manera simultánea los tres componentes en una solución funcional orientada a pequeños comercios de tipo presencial: (1) un sistema de gestión de stock basado en API REST, (2) un canal de recepción de pedidos mediante mensajería instantánea y (3) una capa de automatización de bajo costo basada en herramientas como n8n, de licenciamiento fair-code (sección 2.4). </w:t>
+        <w:t xml:space="preserve">La revisión de la literatura permite identificar con claridad el vacío de conocimiento que este trabajo pretende cubrir. Existen estudios sobre la adopción de tecnología y los factores de éxito de la transformación digital en PyMEs (Moeuf et al., 2020; Gao et al., 2026), trabajos sobre la integración de chatbots en comercio electrónico (Adamopoulou y Moussiades, 2020), propuestas de automatización de procesos de negocio (van der Aalst, 2016) y revisiones recientes sobre plataformas low-code/no-code (Sufi, 2023). Sin embargo, no se encontraron en la literatura revisada trabajos que integren de manera simultánea los tres componentes en una solución funcional orientada a pequeños comercios de tipo presencial: (1) un sistema de gestión de stock basado en API REST, (2) un canal de recepción de pedidos mediante mensajería instantánea y (3) una capa de automatización de bajo costo basada en herramientas como n8n, de licenciamiento fair-code (sección 2.4). </w:t>
       </w:r>
     </w:p>
     <w:p>
@@ -3382,133 +2950,14 @@
     </w:p>
     <w:p>
       <w:pPr>
-        <w:ind w:left="-5" w:right="841"/>
-      </w:pPr>
-    </w:p>
-    <w:p>
-      <w:pPr>
-        <w:ind w:left="-5" w:right="841"/>
-      </w:pPr>
-    </w:p>
-    <w:p>
-      <w:pPr>
-        <w:ind w:left="-5" w:right="841"/>
-      </w:pPr>
-    </w:p>
-    <w:p>
-      <w:pPr>
-        <w:ind w:left="-5" w:right="841"/>
-      </w:pPr>
-    </w:p>
-    <w:p>
-      <w:pPr>
-        <w:ind w:left="-5" w:right="841"/>
-      </w:pPr>
-    </w:p>
-    <w:p>
-      <w:pPr>
-        <w:ind w:left="-5" w:right="841"/>
-      </w:pPr>
-    </w:p>
-    <w:p>
-      <w:pPr>
-        <w:ind w:left="-5" w:right="841"/>
-      </w:pPr>
-    </w:p>
-    <w:p>
-      <w:pPr>
-        <w:ind w:left="-5" w:right="841"/>
-      </w:pPr>
-    </w:p>
-    <w:p>
-      <w:pPr>
-        <w:ind w:left="-5" w:right="841"/>
-      </w:pPr>
-    </w:p>
-    <w:p>
-      <w:pPr>
-        <w:ind w:left="-5" w:right="841"/>
-      </w:pPr>
-    </w:p>
-    <w:p>
-      <w:pPr>
-        <w:ind w:left="-5" w:right="841"/>
-      </w:pPr>
-    </w:p>
-    <w:p>
-      <w:pPr>
-        <w:ind w:left="-5" w:right="841"/>
-      </w:pPr>
-    </w:p>
-    <w:p>
-      <w:pPr>
-        <w:ind w:left="-5" w:right="841"/>
-      </w:pPr>
-    </w:p>
-    <w:p>
-      <w:pPr>
-        <w:ind w:left="-5" w:right="841"/>
-      </w:pPr>
-    </w:p>
-    <w:p>
-      <w:pPr>
-        <w:ind w:left="-5" w:right="841"/>
-      </w:pPr>
-    </w:p>
-    <w:p>
-      <w:pPr>
-        <w:ind w:left="-5" w:right="841"/>
-      </w:pPr>
-    </w:p>
-    <w:p>
-      <w:pPr>
-        <w:ind w:left="-5" w:right="841"/>
-      </w:pPr>
-    </w:p>
-    <w:p>
-      <w:pPr>
-        <w:ind w:left="-5" w:right="841"/>
-      </w:pPr>
-    </w:p>
-    <w:p>
-      <w:pPr>
-        <w:ind w:left="-5" w:right="841"/>
-      </w:pPr>
-    </w:p>
-    <w:p>
-      <w:pPr>
-        <w:ind w:left="-5" w:right="841"/>
-      </w:pPr>
-    </w:p>
-    <w:p>
-      <w:pPr>
-        <w:ind w:left="-5" w:right="841"/>
-      </w:pPr>
-    </w:p>
-    <w:p>
-      <w:pPr>
-        <w:spacing w:after="0" w:line="259" w:lineRule="auto"/>
-        <w:ind w:left="0" w:right="0" w:firstLine="0"/>
-        <w:jc w:val="left"/>
-      </w:pPr>
-      <w:r>
-        <w:t xml:space="preserve"> </w:t>
-      </w:r>
-      <w:r>
-        <w:tab/>
-        <w:t xml:space="preserve"> </w:t>
-      </w:r>
-    </w:p>
-    <w:p>
-      <w:pPr>
         <w:pStyle w:val="Ttulo2"/>
+        <w:pageBreakBefore/>
         <w:ind w:left="0" w:firstLine="0"/>
       </w:pPr>
       <w:bookmarkStart w:id="36" w:name="_CAPÍTULO_3:_Marco"/>
       <w:bookmarkStart w:id="37" w:name="ch3"/>
       <w:bookmarkEnd w:id="36"/>
       <w:r>
-        <w:lastRenderedPageBreak/>
         <w:t>CAPÍTULO 3: Marco Metodológico</w:t>
       </w:r>
       <w:bookmarkEnd w:id="37"/>
@@ -3577,7 +3026,9 @@
         <w:ind w:left="-5" w:right="841"/>
       </w:pPr>
       <w:r>
-        <w:t xml:space="preserve">H1 es falsable y operacionalizable mediante la variable definida en la sección 3.5; el diseño adoptado permitió contrastarla, y sus resultados se presentan en el Capítulo 5. TED y NAS se miden con el mismo diseño y se reportan sin hipótesis asociada. Como un único operador, coautor del sistema, actuó en las dos condiciones, el diseño no permite generar una línea de base de errores representativa de un operador real (sección 3.4), por lo que una hipótesis formal sobre TED no sería falsable. Esta limitación se discute en la sección 6.1 y su contrastación con operadores reales queda planteada como trabajo futuro (sección 7.2). </w:t>
+        <w:t xml:space="preserve">H1 es falsable y operacionalizable mediante la variable definida en la sección 3.5; el diseño adoptado permitió contrastarla, y sus resultados se presentan en el Capítulo 5. TED y NAS se miden con el mismo diseño y se reportan sin hipótesis asociada. Como un único operador, coautor del sistema, actuó en las dos condiciones, el diseño no permite generar una línea de base de errores representativa de un operador real (sección 3.4), por lo que una hipótesis </w:t>
+        <w:lastRenderedPageBreak/>
+        <w:t xml:space="preserve">formal sobre TED no sería falsable. Esta limitación se discute en la sección 6.1 y su contrastación con operadores reales queda planteada como trabajo futuro (sección 7.2). </w:t>
       </w:r>
     </w:p>
     <w:p>
@@ -3604,11 +3055,7 @@
         <w:ind w:left="-5" w:right="841"/>
       </w:pPr>
       <w:r>
-        <w:t xml:space="preserve">El estudio se inscribe en el paradigma post-positivista, que sostiene que el conocimiento científico puede aproximarse a la realidad mediante la observación sistemática, la medición objetiva y la contrastación empírica de resultados. Este paradigma reconoce, al mismo tiempo, las limitaciones inherentes a todo proceso de medición. En este marco, la validez de los </w:t>
-      </w:r>
-      <w:r>
-        <w:lastRenderedPageBreak/>
-        <w:t xml:space="preserve">hallazgos se fundamenta en la definición precisa de variables, la utilización de instrumentos de medición consistentes y la posibilidad de replicar el estudio en contextos similares. </w:t>
+        <w:t xml:space="preserve">El estudio se inscribe en el paradigma post-positivista, que sostiene que el conocimiento científico puede aproximarse a la realidad mediante la observación sistemática, la medición objetiva y la contrastación empírica de resultados. Este paradigma reconoce, al mismo tiempo, las limitaciones inherentes a todo proceso de medición. En este marco, la validez de los hallazgos se fundamenta en la definición precisa de variables, la utilización de instrumentos de medición consistentes y la posibilidad de replicar el estudio en contextos similares. </w:t>
       </w:r>
     </w:p>
     <w:p>
@@ -3687,7 +3134,9 @@
         <w:ind w:left="-5" w:right="841"/>
       </w:pPr>
       <w:r>
-        <w:t xml:space="preserve">El diseño de investigación adoptado consistió en una medición pretest-postest sobre un único grupo, ejecutada mediante un experimento controlado que simuló las condiciones operativas de un comercio minorista de pequeña escala. En este esquema, se evaluaron los indicadores operativos bajo la modalidad manual simulada (pretest) y se compararon con los resultados obtenidos tras la incorporación del sistema automatizado (postest), sobre el mismo conjunto de escenarios de pedido. De ese modo, las diferencias observadas pudieron atribuirse de manera razonable a la introducción del sistema. </w:t>
+        <w:t xml:space="preserve">El diseño de investigación adoptado consistió en una medición pretest-postest sobre un único grupo, ejecutada mediante un experimento controlado que simuló las condiciones operativas de un comercio minorista de pequeña escala. En este esquema, se evaluaron los indicadores </w:t>
+        <w:lastRenderedPageBreak/>
+        <w:t xml:space="preserve">operativos bajo la modalidad manual simulada (pretest) y se compararon con los resultados obtenidos tras la incorporación del sistema automatizado (postest), sobre el mismo conjunto de escenarios de pedido. De ese modo, las diferencias observadas pudieron atribuirse de manera razonable a la introducción del sistema. </w:t>
       </w:r>
     </w:p>
     <w:p>
@@ -3695,11 +3144,7 @@
         <w:ind w:left="-5" w:right="841"/>
       </w:pPr>
       <w:r>
-        <w:t xml:space="preserve">Corresponde precisar con mayor rigor conceptual la denominación de este diseño de investigación. Siguiendo la taxonomía clásica de Campbell y Stanley (1963), un diseño pretest-postest de un único grupo, sin grupo de control independiente ni asignación aleatoria de unidades a condiciones, se clasifica en sentido estricto como preexperimental, y no como </w:t>
-      </w:r>
-      <w:r>
-        <w:lastRenderedPageBreak/>
-        <w:t xml:space="preserve">cuasiexperimental. Esta última categoría requiere, como mínimo, un grupo de comparación no equivalente. En el presente trabajo no fue posible constituir dicho grupo de comparación, dado que un único operador, coautor del sistema, ejecutó el experimento sobre el mismo conjunto de escenarios en ambas condiciones. Esta precisión terminológica no invalida los resultados obtenidos, pero acota el alcance de las afirmaciones causales que pueden sostenerse a partir de ellos. El diseño intrasujeto reduce la variabilidad atribuible a diferencias entre sujetos u organizaciones, pero no descarta por sí solo otras fuentes de variación —como el efecto de aprendizaje discutido en la sección 3.9—, tal como sí lo haría un grupo de control independiente. </w:t>
+        <w:t xml:space="preserve">Corresponde precisar con mayor rigor conceptual la denominación de este diseño de investigación. Siguiendo la taxonomía clásica de Campbell y Stanley (1963), un diseño pretest-postest de un único grupo, sin grupo de control independiente ni asignación aleatoria de unidades a condiciones, se clasifica en sentido estricto como preexperimental, y no como cuasiexperimental. Esta última categoría requiere, como mínimo, un grupo de comparación no equivalente. En el presente trabajo no fue posible constituir dicho grupo de comparación, dado que un único operador, coautor del sistema, ejecutó el experimento sobre el mismo conjunto de escenarios en ambas condiciones. Esta precisión terminológica no invalida los resultados obtenidos, pero acota el alcance de las afirmaciones causales que pueden sostenerse a partir de ellos. El diseño intrasujeto reduce la variabilidad atribuible a diferencias entre sujetos u organizaciones, pero no descarta por sí solo otras fuentes de variación —como el efecto de aprendizaje discutido en la sección 3.9—, tal como sí lo haría un grupo de control independiente. </w:t>
       </w:r>
     </w:p>
     <w:p>
@@ -3745,6 +3190,9 @@
         <w:gridCol w:w="2079"/>
       </w:tblGrid>
       <w:tr>
+        <w:trPr>
+          <w:tblHeader/>
+        </w:trPr>
         <w:tc>
           <w:tcPr>
             <w:tcW w:w="500" w:type="dxa"/>
@@ -4653,6 +4101,7 @@
               <w:rPr>
                 <w:sz w:val="17"/>
               </w:rPr>
+              <w:lastRenderedPageBreak/>
               <w:t>6</w:t>
             </w:r>
           </w:p>
@@ -5821,7 +5270,6 @@
               <w:rPr>
                 <w:sz w:val="17"/>
               </w:rPr>
-              <w:lastRenderedPageBreak/>
               <w:t>14</w:t>
             </w:r>
           </w:p>
@@ -6849,11 +6297,9 @@
         <w:ind w:left="-5" w:right="841"/>
       </w:pPr>
       <w:r>
-        <w:t xml:space="preserve">Los 20 escenarios de pedido estandarizados por condición (Anexo A) no se seleccionaron mediante un procedimiento de muestreo aleatorio. Esto se debe a que no se dispuso de una población real de pedidos históricos del comercio de referencia a partir de la cual muestrear. Su construcción respondió, en cambio, a un criterio de diseño deliberado de los autores, orientado a maximizar la cobertura de la variabilidad operativa típica de un comercio minorista de pequeña escala. Se incluyeron así pedidos de uno y de múltiples productos, y casos límite (tres escenarios de stock insuficiente, IDs 17 a 19 del Anexo A, y un escenario de cantidad máxima permitida). La dimensión "cliente nuevo vs. recurrente", presente en una versión anterior del diseño de escenarios, se retiró de la versión final. El artefacto identifica al cliente únicamente por chat_id y por un campo de texto libre (sección 4.3), sin relación con una entidad de clientes, por lo que esa distinción no es representable en el sistema evaluado. Se reconoce como limitación que este criterio de construcción deliberada —al no ser aleatorio ni estar validado por un evaluador ajeno al equipo de desarrollo— puede introducir un sesgo de selección no cuantificable. Ese sesgo favorecería casos que los propios autores anticipan que el sistema resuelve correctamente. Adicionalmente, antes de los 20 escenarios de medición de cada condición se ejecutaron 5 escenarios de calentamiento, no cronometrados y excluidos de todo análisis. Con ellos se buscó que el operador superara la curva de aprendizaje básica del </w:t>
-      </w:r>
-      <w:r>
+        <w:t xml:space="preserve">Los 20 escenarios de pedido estandarizados por condición (Anexo A) no se seleccionaron mediante un procedimiento de muestreo aleatorio. Esto se debe a que no se dispuso de una población real de pedidos históricos del comercio de referencia a partir de la cual muestrear. Su construcción respondió, en cambio, a un criterio de diseño deliberado de los autores, orientado a maximizar la cobertura de la variabilidad operativa típica de un comercio minorista de pequeña escala. Se incluyeron así pedidos de uno y de múltiples productos, y casos límite (tres escenarios de stock insuficiente, IDs 17 a 19 del Anexo A, y un escenario de cantidad máxima permitida). La dimensión "cliente nuevo vs. recurrente", presente en una versión anterior del diseño de escenarios, se retiró de la versión final. El artefacto identifica al cliente </w:t>
         <w:lastRenderedPageBreak/>
-        <w:t>procedimiento (manual o automatizado) antes de iniciar el registro de datos; esta incorporación se retoma en la sección 3.9.  Un único operador, coautor del sistema, ejecutó las dos condiciones. La grabación de pantalla la realizó el otro autor y los instantes de recepción y de registro confirmado los leyó el mismo operador, con conocimiento de la condición de cada video.</w:t>
+        <w:t>únicamente por chat_id y por un campo de texto libre (sección 4.3), sin relación con una entidad de clientes, por lo que esa distinción no es representable en el sistema evaluado. Se reconoce como limitación que este criterio de construcción deliberada —al no ser aleatorio ni estar validado por un evaluador ajeno al equipo de desarrollo— puede introducir un sesgo de selección no cuantificable. Ese sesgo favorecería casos que los propios autores anticipan que el sistema resuelve correctamente. Adicionalmente, antes de los 20 escenarios de medición de cada condición se ejecutaron 5 escenarios de calentamiento, no cronometrados y excluidos de todo análisis. Con ellos se buscó que el operador superara la curva de aprendizaje básica del procedimiento (manual o automatizado) antes de iniciar el registro de datos; esta incorporación se retoma en la sección 3.9. Un único operador, coautor del sistema, ejecutó las dos condiciones. La grabación de pantalla la realizó el otro autor y los instantes de inicio y de fin de cada escenario (sección 3.5) los leyó el mismo operador, con conocimiento de la condición de cada video.</w:t>
       </w:r>
     </w:p>
     <w:p>
@@ -6894,7 +6340,9 @@
         <w:jc w:val="left"/>
       </w:pPr>
       <w:r>
-        <w:t xml:space="preserve">Tiempo de procesamiento de pedidos (TPP): intervalo, expresado en segundos, entre la recepción del pedido por el canal correspondiente y su registro confirmado en el sistema. Se midió con un instrumento único en ambas condiciones: una grabación de pantalla con el reloj del sistema operativo visible (con segundos). Sobre esa grabación se identificó, para cada escenario, el instante de recepción del pedido y el instante en que quedó registrado y confirmado, leyendo el reloj al segundo en los dos casos. El pretest se ejecutó el 10/09/2026 y el postest el 12/09/2026, con un intervalo de aproximadamente un día y 23 horas entre el cierre de uno y el inicio del otro (sección 3.9). Los horarios del pretest se habían cargado originalmente en formato a. m. por un valor por defecto del editor de planillas; como la corrida fue nocturna, lo que confirma la hora de guardado del video, se sumaron 12 horas a los dos extremos de cada intervalo, lo que no altera las diferencias que definen TPP. Antes de cada condición se resolvieron 5 escenarios de calentamiento no cronometrados, excluidos del análisis (sección 3.4). </w:t>
+        <w:t xml:space="preserve">Tiempo de procesamiento de pedidos (TPP): intervalo, expresado en segundos, entre el inicio de la gestión del pedido y su registro confirmado, delimitado en cada condición por los eventos que se detallan al final de este ítem. Se midió con un instrumento único en ambas condiciones: una grabación de pantalla con el reloj del sistema operativo visible (con segundos). Sobre esa grabación se identificó, para cada escenario, el instante de inicio y el de fin, leyendo el reloj al segundo en los dos casos. El pretest se ejecutó el 10/09/2026 y el postest el 12/09/2026, con un intervalo de aproximadamente un día y 23 horas entre el cierre de uno y el inicio del otro (sección 3.9). Los horarios del pretest se habían cargado originalmente en formato a. m. por un valor por defecto del editor de planillas; como la corrida fue nocturna, lo que confirma la hora de guardado del video, se sumaron 12 horas a los dos extremos de cada intervalo, lo que no altera las diferencias que definen TPP. Antes de cada condición se resolvieron 5 escenarios de calentamiento no cronometrados, excluidos del análisis (sección 3.4). Los eventos que delimitan TPP difieren entre condiciones. En el pretest, el inicio es el instante en que el operador empieza a escribir el pedido en la planilla y el fin, el instante en que termina de actualizar el stock y vuelve a la hoja de registro de pedidos (Ledger). En el postest, el inicio es el envío del primer mensaje del cliente al bot, visible en la grabación unos segundos antes de la primera ejecución de n8n de la ventana (2 s en el escenario 1), y el fin, la llegada al cliente del mensaje de Telegram que confirma el pedido, que el bot envía unos segundos después de que el operador lo confirma en el panel (también 2 s en ese escenario); esa confirmación es la que descuenta el stock (sección 4.4). En los tres escenarios de stock insuficiente, en los que no corresponde descontar stock, el fin es el registro del rechazo: en el pretest, cuando el operador marca el pedido como rechazado en la hoja Ledger; en el postest, cuando el bot informa la cancelación, ya que el pedido queda registrado como CANCELADO sin intervención del operador. En ambas condiciones, el mismo autor simuló al cliente y operó el registro. Las dos ventanas incluyen, por lo tanto, el registro del pedido y el descuento del stock, pero la del </w:t>
+        <w:lastRenderedPageBreak/>
+        <w:t xml:space="preserve">postest abarca además dos tramos que la del pretest no cronometra: el tiempo en que el cliente arma el pedido con los botones del bot, antes de que el operador intervenga, y el envío de la confirmación al cliente. La del pretest, en cambio, comienza cuando el operador ya empieza a transcribir el pedido, sin incluir su recepción ni su lectura. Estas diferencias juegan en contra de la condición automatizada, de modo que, en este aspecto, la reducción informada es conservadora; las amenazas que la favorecen se discuten en las secciones 3.9 y 6.2. </w:t>
       </w:r>
     </w:p>
     <w:p>
@@ -6922,11 +6370,7 @@
         <w:jc w:val="left"/>
       </w:pPr>
       <w:r>
-        <w:t xml:space="preserve">Nivel de actualización del stock (NAS): proporción de productos auditados cuyo stock registrado —en el sistema, en el postest, o en la planilla del operador, en el pretest— coincide con el stock esperado según el diseño de escenarios al cierre de la corrida experimental (pretest o postest). El stock esperado se calculó como el stock inicial menos el consumo previsto por los escenarios confirmados (Anexo A, hoja Auditoria_Stock). Como el experimento es una simulación, sin mercadería ni un </w:t>
-      </w:r>
-      <w:r>
-        <w:lastRenderedPageBreak/>
-        <w:t xml:space="preserve">inventario físico independiente del registro, NAS verifica la consistencia interna del registro de stock y no su correspondencia con un inventario físico; esa limitación se discute en la sección 6.1. La auditoría abarcó la totalidad de los 17 productos del catálogo por condición (no una muestra, ver sección 3.9). </w:t>
+        <w:t xml:space="preserve">Nivel de actualización del stock (NAS): proporción de productos auditados cuyo stock registrado —en el sistema, en el postest, o en la planilla del operador, en el pretest— coincide con el stock esperado según el diseño de escenarios al cierre de la corrida experimental (pretest o postest). El stock esperado se calculó como el stock inicial menos el consumo previsto por los escenarios confirmados (Anexo A, hoja Auditoria_Stock). Como el experimento es una simulación, sin mercadería ni un inventario físico independiente del registro, NAS verifica la consistencia interna del registro de stock y no su correspondencia con un inventario físico; esa limitación se discute en la sección 6.1. La auditoría abarcó la totalidad de los 17 productos del catálogo por condición (no una muestra, ver sección 3.9). </w:t>
       </w:r>
     </w:p>
     <w:p>
@@ -6996,6 +6440,7 @@
         <w:ind w:left="676" w:right="841" w:hanging="338"/>
       </w:pPr>
       <w:r>
+        <w:lastRenderedPageBreak/>
         <w:t xml:space="preserve">Pruebas de integración entre los distintos componentes del sistema (API REST, base de datos MySQL, frontend, Telegram y n8n), para verificar que la comunicación entre capas fuera correcta y robusta. </w:t>
       </w:r>
     </w:p>
@@ -7022,7 +6467,7 @@
         <w:ind w:left="676" w:right="841" w:hanging="338"/>
       </w:pPr>
       <w:r>
-        <w:t xml:space="preserve">Lectura, sobre esa grabación, del instante de recepción y del instante de registro confirmado de cada escenario, y anotación de las incidencias de operación que requirieron una corrección, en ambas condiciones. </w:t>
+        <w:t xml:space="preserve">Lectura, sobre esa grabación, del instante de inicio y del instante de fin de cada escenario (sección 3.5), y anotación de las incidencias de operación que requirieron una corrección, en ambas condiciones. </w:t>
       </w:r>
     </w:p>
     <w:p>
@@ -7064,7 +6509,6 @@
       <w:bookmarkStart w:id="51" w:name="sec3_7"/>
       <w:bookmarkEnd w:id="50"/>
       <w:r>
-        <w:lastRenderedPageBreak/>
         <w:t>3.7 Herramientas y entorno tecnológico</w:t>
       </w:r>
       <w:bookmarkEnd w:id="51"/>
@@ -7145,6 +6589,7 @@
         <w:ind w:left="676" w:right="841" w:hanging="338"/>
       </w:pPr>
       <w:r>
+        <w:lastRenderedPageBreak/>
         <w:t xml:space="preserve">Mensajería: API de Telegram (BotFather), para la creación y gestión del bot de recepción de pedidos. </w:t>
       </w:r>
     </w:p>
@@ -7228,7 +6673,7 @@
         <w:jc w:val="left"/>
       </w:pPr>
       <w:r>
-        <w:t xml:space="preserve">Etapa 4 – Desarrollo del frontend: se implementó la interfaz de usuario para la gestión de productos, clientes y ventas, consumiendo la API REST del backend. </w:t>
+        <w:t xml:space="preserve">Etapa 4 – Desarrollo del frontend: se implementó la interfaz de usuario para la gestión de productos, categorías, pedidos y stock, consumiendo la API REST del backend. </w:t>
       </w:r>
     </w:p>
     <w:p>
@@ -7270,7 +6715,6 @@
         <w:jc w:val="left"/>
       </w:pPr>
       <w:r>
-        <w:lastRenderedPageBreak/>
         <w:t xml:space="preserve">Etapa 7 – Evaluación del sistema: se midieron las variables operativas definidas en la sección </w:t>
       </w:r>
     </w:p>
@@ -7315,7 +6759,9 @@
         <w:ind w:left="-5" w:right="841"/>
       </w:pPr>
       <w:r>
-        <w:t xml:space="preserve">La confiabilidad se sustenta en la replicabilidad de las pruebas realizadas: los procedimientos de medición están definidos de manera suficientemente precisa como para que otros investigadores puedan reproducirlos en contextos similares. El conjunto de datos crudos que respalda esta afirmación se documenta en el Anexo A. La utilización de métricas objetivas —tiempos de procesamiento leídos de una grabación de pantalla con reloj visible, incidencias de operación registradas escenario por escenario y auditorías de cierre de stock— reduce la posibilidad de sesgos en la recolección de datos. </w:t>
+        <w:t xml:space="preserve">La confiabilidad se sustenta en la replicabilidad de las pruebas realizadas: los procedimientos de medición están definidos de manera suficientemente precisa como para que otros </w:t>
+        <w:lastRenderedPageBreak/>
+        <w:t xml:space="preserve">investigadores puedan reproducirlos en contextos similares. El conjunto de datos crudos que respalda esta afirmación se documenta en el Anexo A. La utilización de métricas objetivas —tiempos de procesamiento leídos de una grabación de pantalla con reloj visible, incidencias de operación registradas escenario por escenario y auditorías de cierre de stock— reduce la posibilidad de sesgos en la recolección de datos. </w:t>
       </w:r>
     </w:p>
     <w:p>
@@ -7337,11 +6783,7 @@
         <w:t>Historial de corridas.</w:t>
       </w:r>
       <w:r>
-        <w:t xml:space="preserve"> El experimento no se ejecutó una sola vez. Una corrida original, anterior a las versiones previas de este informe, se descartó porque su resultado no podía reconstruirse a partir de datos verificables. La re-ejecución se realizó en septiembre de 2026: el pretest manual el 10/09; un primer intento de postest el 11/09, que se descartó porque reveló un </w:t>
-      </w:r>
-      <w:r>
-        <w:lastRenderedPageBreak/>
-        <w:t>defecto en la confirmación de pedidos (descuento doble de stock ante confirmaciones duplicadas casi simultáneas, sección 4.6); y el postest definitivo el 12/09. La decisión de descartar el intento del 11/09 se tomó después de observarlo y no respondió a una regla fijada de antemano. Sus tiempos no se usaron en el análisis principal, pero se conservan (docs/analisis/rerun/intento1_postest_bug_confirmacion_doble/) y se informan en la Tabla 6.1, porque el postest definitivo fue, en la práctica, la segunda pasada completa de los mismos 20 escenarios con el circuito automatizado, lo que es relevante para la amenaza de práctica descrita en este apartado.</w:t>
+        <w:t xml:space="preserve"> El experimento no se ejecutó una sola vez. Una corrida original, anterior a las versiones previas de este informe, se descartó porque su resultado no podía reconstruirse a partir de datos verificables. La re-ejecución se realizó en septiembre de 2026: el pretest manual el 10/09; un primer intento de postest el 11/09, que se descartó porque reveló un defecto en la confirmación de pedidos (descuento doble de stock ante confirmaciones duplicadas casi simultáneas, sección 4.6); y el postest definitivo el 12/09. La decisión de descartar el intento del 11/09 se tomó después de observarlo y no respondió a una regla fijada de antemano. Sus tiempos no se usaron en el análisis principal, pero se conservan (docs/analisis/rerun/intento1_postest_bug_confirmacion_doble/) y se informan en la Tabla 6.1, porque el postest definitivo fue, en la práctica, la segunda pasada completa de los mismos 20 escenarios con el circuito automatizado, lo que es relevante para la amenaza de práctica descrita en este apartado.</w:t>
       </w:r>
     </w:p>
     <w:p>
@@ -7354,210 +6796,14 @@
     </w:p>
     <w:p>
       <w:pPr>
-        <w:spacing w:after="0" w:line="259" w:lineRule="auto"/>
-        <w:ind w:left="0" w:right="0" w:firstLine="0"/>
-        <w:jc w:val="left"/>
-      </w:pPr>
-    </w:p>
-    <w:p>
-      <w:pPr>
-        <w:spacing w:after="0" w:line="259" w:lineRule="auto"/>
-        <w:ind w:left="0" w:right="0" w:firstLine="0"/>
-        <w:jc w:val="left"/>
-      </w:pPr>
-    </w:p>
-    <w:p>
-      <w:pPr>
-        <w:spacing w:after="0" w:line="259" w:lineRule="auto"/>
-        <w:ind w:left="0" w:right="0" w:firstLine="0"/>
-        <w:jc w:val="left"/>
-      </w:pPr>
-    </w:p>
-    <w:p>
-      <w:pPr>
-        <w:spacing w:after="0" w:line="259" w:lineRule="auto"/>
-        <w:ind w:left="0" w:right="0" w:firstLine="0"/>
-        <w:jc w:val="left"/>
-      </w:pPr>
-    </w:p>
-    <w:p>
-      <w:pPr>
-        <w:spacing w:after="0" w:line="259" w:lineRule="auto"/>
-        <w:ind w:left="0" w:right="0" w:firstLine="0"/>
-        <w:jc w:val="left"/>
-      </w:pPr>
-    </w:p>
-    <w:p>
-      <w:pPr>
-        <w:spacing w:after="0" w:line="259" w:lineRule="auto"/>
-        <w:ind w:left="0" w:right="0" w:firstLine="0"/>
-        <w:jc w:val="left"/>
-      </w:pPr>
-    </w:p>
-    <w:p>
-      <w:pPr>
-        <w:spacing w:after="0" w:line="259" w:lineRule="auto"/>
-        <w:ind w:left="0" w:right="0" w:firstLine="0"/>
-        <w:jc w:val="left"/>
-      </w:pPr>
-    </w:p>
-    <w:p>
-      <w:pPr>
-        <w:spacing w:after="0" w:line="259" w:lineRule="auto"/>
-        <w:ind w:left="0" w:right="0" w:firstLine="0"/>
-        <w:jc w:val="left"/>
-      </w:pPr>
-    </w:p>
-    <w:p>
-      <w:pPr>
-        <w:spacing w:after="0" w:line="259" w:lineRule="auto"/>
-        <w:ind w:left="0" w:right="0" w:firstLine="0"/>
-        <w:jc w:val="left"/>
-      </w:pPr>
-    </w:p>
-    <w:p>
-      <w:pPr>
-        <w:spacing w:after="0" w:line="259" w:lineRule="auto"/>
-        <w:ind w:left="0" w:right="0" w:firstLine="0"/>
-        <w:jc w:val="left"/>
-      </w:pPr>
-    </w:p>
-    <w:p>
-      <w:pPr>
-        <w:spacing w:after="0" w:line="259" w:lineRule="auto"/>
-        <w:ind w:left="0" w:right="0" w:firstLine="0"/>
-        <w:jc w:val="left"/>
-      </w:pPr>
-    </w:p>
-    <w:p>
-      <w:pPr>
-        <w:spacing w:after="0" w:line="259" w:lineRule="auto"/>
-        <w:ind w:left="0" w:right="0" w:firstLine="0"/>
-        <w:jc w:val="left"/>
-      </w:pPr>
-    </w:p>
-    <w:p>
-      <w:pPr>
-        <w:spacing w:after="0" w:line="259" w:lineRule="auto"/>
-        <w:ind w:left="0" w:right="0" w:firstLine="0"/>
-        <w:jc w:val="left"/>
-      </w:pPr>
-    </w:p>
-    <w:p>
-      <w:pPr>
-        <w:spacing w:after="0" w:line="259" w:lineRule="auto"/>
-        <w:ind w:left="0" w:right="0" w:firstLine="0"/>
-        <w:jc w:val="left"/>
-      </w:pPr>
-    </w:p>
-    <w:p>
-      <w:pPr>
-        <w:spacing w:after="0" w:line="259" w:lineRule="auto"/>
-        <w:ind w:left="0" w:right="0" w:firstLine="0"/>
-        <w:jc w:val="left"/>
-      </w:pPr>
-    </w:p>
-    <w:p>
-      <w:pPr>
-        <w:spacing w:after="0" w:line="259" w:lineRule="auto"/>
-        <w:ind w:left="0" w:right="0" w:firstLine="0"/>
-        <w:jc w:val="left"/>
-      </w:pPr>
-    </w:p>
-    <w:p>
-      <w:pPr>
-        <w:spacing w:after="0" w:line="259" w:lineRule="auto"/>
-        <w:ind w:left="0" w:right="0" w:firstLine="0"/>
-        <w:jc w:val="left"/>
-      </w:pPr>
-    </w:p>
-    <w:p>
-      <w:pPr>
-        <w:spacing w:after="0" w:line="259" w:lineRule="auto"/>
-        <w:ind w:left="0" w:right="0" w:firstLine="0"/>
-        <w:jc w:val="left"/>
-      </w:pPr>
-    </w:p>
-    <w:p>
-      <w:pPr>
-        <w:spacing w:after="0" w:line="259" w:lineRule="auto"/>
-        <w:ind w:left="0" w:right="0" w:firstLine="0"/>
-        <w:jc w:val="left"/>
-      </w:pPr>
-    </w:p>
-    <w:p>
-      <w:pPr>
-        <w:spacing w:after="0" w:line="259" w:lineRule="auto"/>
-        <w:ind w:left="0" w:right="0" w:firstLine="0"/>
-        <w:jc w:val="left"/>
-      </w:pPr>
-    </w:p>
-    <w:p>
-      <w:pPr>
-        <w:spacing w:after="0" w:line="259" w:lineRule="auto"/>
-        <w:ind w:left="0" w:right="0" w:firstLine="0"/>
-        <w:jc w:val="left"/>
-      </w:pPr>
-    </w:p>
-    <w:p>
-      <w:pPr>
-        <w:spacing w:after="0" w:line="259" w:lineRule="auto"/>
-        <w:ind w:left="0" w:right="0" w:firstLine="0"/>
-        <w:jc w:val="left"/>
-      </w:pPr>
-    </w:p>
-    <w:p>
-      <w:pPr>
-        <w:spacing w:after="0" w:line="259" w:lineRule="auto"/>
-        <w:ind w:left="0" w:right="0" w:firstLine="0"/>
-        <w:jc w:val="left"/>
-      </w:pPr>
-    </w:p>
-    <w:p>
-      <w:pPr>
-        <w:spacing w:after="0" w:line="259" w:lineRule="auto"/>
-        <w:ind w:left="0" w:right="0" w:firstLine="0"/>
-        <w:jc w:val="left"/>
-      </w:pPr>
-    </w:p>
-    <w:p>
-      <w:pPr>
-        <w:spacing w:after="0" w:line="259" w:lineRule="auto"/>
-        <w:ind w:left="0" w:right="0" w:firstLine="0"/>
-        <w:jc w:val="left"/>
-      </w:pPr>
-    </w:p>
-    <w:p>
-      <w:pPr>
-        <w:spacing w:after="0" w:line="259" w:lineRule="auto"/>
-        <w:ind w:left="0" w:right="0" w:firstLine="0"/>
-        <w:jc w:val="left"/>
-      </w:pPr>
-    </w:p>
-    <w:p>
-      <w:pPr>
-        <w:spacing w:after="0" w:line="259" w:lineRule="auto"/>
-        <w:ind w:left="0" w:right="0" w:firstLine="0"/>
-        <w:jc w:val="left"/>
-      </w:pPr>
-    </w:p>
-    <w:p>
-      <w:pPr>
-        <w:spacing w:after="0" w:line="259" w:lineRule="auto"/>
-        <w:ind w:left="0" w:right="0" w:firstLine="0"/>
-        <w:jc w:val="left"/>
-      </w:pPr>
-    </w:p>
-    <w:p>
-      <w:pPr>
         <w:pStyle w:val="Ttulo2"/>
+        <w:pageBreakBefore/>
         <w:ind w:left="-5"/>
       </w:pPr>
       <w:bookmarkStart w:id="56" w:name="_CAPÍTULO_4:_Desarrollo"/>
       <w:bookmarkStart w:id="57" w:name="ch4"/>
       <w:bookmarkEnd w:id="56"/>
       <w:r>
-        <w:lastRenderedPageBreak/>
         <w:t>CAPÍTULO 4: Desarrollo del Sistema</w:t>
       </w:r>
       <w:bookmarkEnd w:id="57"/>
@@ -7610,7 +6856,9 @@
         <w:ind w:left="-5" w:right="841"/>
       </w:pPr>
       <w:r>
-        <w:t xml:space="preserve">La capa de automatización, compuesta por los flujos de n8n y el bot de Telegram, opera de manera paralela al frontend tradicional. n8n procesa los pedidos recibidos a través del bot y los envía a la misma API REST que utiliza el frontend. Esto garantiza la consistencia de los datos y elimina la necesidad de mantener una lógica de negocio duplicada. El diagrama de arquitectura del sistema se presenta a continuación (Figura 4.1) y también se incluye en el Anexo D. </w:t>
+        <w:t xml:space="preserve">La capa de automatización, compuesta por los flujos de n8n y el bot de Telegram, opera de manera paralela al frontend tradicional. n8n procesa los pedidos recibidos a través del bot y los </w:t>
+        <w:lastRenderedPageBreak/>
+        <w:t xml:space="preserve">envía a la misma API REST que utiliza el frontend. Esto garantiza la consistencia de los datos y elimina la necesidad de mantener una lógica de negocio duplicada. El diagrama de arquitectura del sistema se presenta a continuación (Figura 4.1) y también se incluye en el Anexo D. </w:t>
       </w:r>
     </w:p>
     <w:p>
@@ -7637,7 +6885,7 @@
                     <pic:cNvPicPr/>
                   </pic:nvPicPr>
                   <pic:blipFill>
-                    <a:blip r:embed="rId7"/>
+                    <a:blip r:embed="rId8"/>
                     <a:stretch>
                       <a:fillRect/>
                     </a:stretch>
@@ -7697,11 +6945,7 @@
         <w:ind w:left="-5" w:right="841"/>
       </w:pPr>
       <w:r>
-        <w:t xml:space="preserve">El frontend se implementó como una aplicación de página única (SPA) en JavaScript, HTML5 y CSS3, servida como contenido estático por el propio backend de Spring Boot. La interfaz se organiza en módulos funcionales independientes: autenticación (login), pantalla de inicio, gestión de productos, gestión de pedidos y control de stock. Cada módulo está compuesto por una vista HTML y un script JavaScript que consume la API REST mediante llamadas HTTP asíncronas (fetch) y renderiza dinámicamente la información recibida. El módulo de autenticación se implementó mediante JSON Web Tokens (JWT). Al iniciar sesión, el backend emite un token firmado que se almacena en una cookie con el atributo HttpOnly —inaccesible </w:t>
-      </w:r>
-      <w:r>
-        <w:lastRenderedPageBreak/>
-        <w:t xml:space="preserve">desde JavaScript, para mitigar ataques de tipo XSS— y que expira tras una hora de inactividad, renovándose automáticamente con cada solicitud autenticada (expiración deslizante). Un filtro de seguridad (Spring Security) exige una sesión válida para acceder a cualquier pantalla del panel de administración o a sus endpoints de gestión. Este filtro redirige al usuario no autenticado a la pantalla de inicio de sesión, tanto si intenta acceder directamente por URL como si su sesión expiró por inactividad. Los endpoints que consume la integración con Telegram y la consulta pública del catálogo usan mecanismos de autenticación distintos, detallados en la sección 4.2. Esta organización modular responde al objetivo específico OE3 (sección 1.5) y facilita que cada operador del comercio acceda únicamente a las funcionalidades relevantes para su tarea, manteniendo la separación de responsabilidades descripta en la sección 2.3. Las Figuras 4.1.1a a 4.1.1c muestran las pantallas de inicio de sesión, el panel de control y la gestión de productos; el resto de las capturas de la SPA y del bot se incluye en el Anexo E. </w:t>
+        <w:t xml:space="preserve">El frontend se implementó como una aplicación de página única (SPA) en JavaScript, HTML5 y CSS3, servida como contenido estático por el propio backend de Spring Boot. La interfaz se organiza en módulos funcionales independientes: autenticación (login), pantalla de inicio, gestión de productos, gestión de pedidos y control de stock. Cada módulo está compuesto por una vista HTML y un script JavaScript que consume la API REST mediante llamadas HTTP asíncronas (fetch) y renderiza dinámicamente la información recibida. El módulo de autenticación se implementó mediante JSON Web Tokens (JWT). Al iniciar sesión, el backend emite un token firmado que se almacena en una cookie con el atributo HttpOnly —inaccesible desde JavaScript, para mitigar ataques de tipo XSS— y que expira tras una hora de inactividad, renovándose automáticamente con cada solicitud autenticada (expiración deslizante). Un filtro de seguridad (Spring Security) exige una sesión válida para acceder a cualquier pantalla del panel de administración o a sus endpoints de gestión. Este filtro redirige al usuario no autenticado a la pantalla de inicio de sesión, tanto si intenta acceder directamente por URL como si su sesión expiró por inactividad. Los endpoints que consume la integración con Telegram y la consulta pública del catálogo usan mecanismos de autenticación distintos, detallados en la sección 4.2. Esta organización modular responde al objetivo específico OE3 (sección 1.5) y facilita que cada operador del comercio acceda únicamente a las funcionalidades relevantes para su tarea, manteniendo la separación de responsabilidades descripta en la sección 2.3. Las Figuras 4.1.1a a 4.1.1c muestran las pantallas de inicio de sesión, el panel de control y la gestión de productos; el resto de las capturas de la SPA y del bot se incluye en el Anexo E. </w:t>
       </w:r>
     </w:p>
     <w:p>
@@ -7713,6 +6957,7 @@
         <w:rPr>
           <w:noProof/>
         </w:rPr>
+        <w:lastRenderedPageBreak/>
         <w:drawing>
           <wp:inline distT="0" distB="0" distL="0" distR="0" wp14:anchorId="5DCCE636" wp14:editId="18A8854E">
             <wp:extent cx="5000000" cy="3515625"/>
@@ -7726,63 +6971,6 @@
                 <pic:pic xmlns:pic="http://schemas.openxmlformats.org/drawingml/2006/picture">
                   <pic:nvPicPr>
                     <pic:cNvPr id="50002" name="Picture 50002"/>
-                    <pic:cNvPicPr/>
-                  </pic:nvPicPr>
-                  <pic:blipFill>
-                    <a:blip r:embed="rId8"/>
-                    <a:stretch>
-                      <a:fillRect/>
-                    </a:stretch>
-                  </pic:blipFill>
-                  <pic:spPr>
-                    <a:xfrm>
-                      <a:off x="0" y="0"/>
-                      <a:ext cx="5000000" cy="3515625"/>
-                    </a:xfrm>
-                    <a:prstGeom prst="rect">
-                      <a:avLst/>
-                    </a:prstGeom>
-                  </pic:spPr>
-                </pic:pic>
-              </a:graphicData>
-            </a:graphic>
-          </wp:inline>
-        </w:drawing>
-      </w:r>
-    </w:p>
-    <w:p>
-      <w:pPr>
-        <w:spacing w:after="329" w:line="262" w:lineRule="auto"/>
-        <w:ind w:right="792"/>
-        <w:jc w:val="center"/>
-      </w:pPr>
-      <w:r>
-        <w:t>Figura 4.1.1a. Pantalla de login del panel de administración (autenticación JWT, sección 4.1.1).</w:t>
-      </w:r>
-    </w:p>
-    <w:p>
-      <w:pPr>
-        <w:spacing w:after="0" w:line="259" w:lineRule="auto"/>
-        <w:jc w:val="center"/>
-      </w:pPr>
-      <w:r>
-        <w:rPr>
-          <w:noProof/>
-        </w:rPr>
-        <w:lastRenderedPageBreak/>
-        <w:drawing>
-          <wp:inline distT="0" distB="0" distL="0" distR="0" wp14:anchorId="140EB317" wp14:editId="12F94436">
-            <wp:extent cx="5000000" cy="3515625"/>
-            <wp:effectExtent l="0" t="0" r="0" b="0"/>
-            <wp:docPr id="50003" name="Picture 50003"/>
-            <wp:cNvGraphicFramePr>
-              <a:graphicFrameLocks xmlns:a="http://schemas.openxmlformats.org/drawingml/2006/main" noChangeAspect="1"/>
-            </wp:cNvGraphicFramePr>
-            <a:graphic xmlns:a="http://schemas.openxmlformats.org/drawingml/2006/main">
-              <a:graphicData uri="http://schemas.openxmlformats.org/drawingml/2006/picture">
-                <pic:pic xmlns:pic="http://schemas.openxmlformats.org/drawingml/2006/picture">
-                  <pic:nvPicPr>
-                    <pic:cNvPr id="50004" name="Picture 50004"/>
                     <pic:cNvPicPr/>
                   </pic:nvPicPr>
                   <pic:blipFill>
@@ -7814,7 +7002,7 @@
         <w:jc w:val="center"/>
       </w:pPr>
       <w:r>
-        <w:t>Figura 4.1.1b. Panel de control tras iniciar sesión, con acceso a Control de Stock y a Pedidos Telegram.</w:t>
+        <w:t>Figura 4.1.1a. Pantalla de login del panel de administración (autenticación JWT, sección 4.1.1).</w:t>
       </w:r>
     </w:p>
     <w:p>
@@ -7827,10 +7015,10 @@
           <w:noProof/>
         </w:rPr>
         <w:drawing>
-          <wp:inline distT="0" distB="0" distL="0" distR="0" wp14:anchorId="7FBA90B3" wp14:editId="334E0F00">
+          <wp:inline distT="0" distB="0" distL="0" distR="0" wp14:anchorId="140EB317" wp14:editId="12F94436">
             <wp:extent cx="5000000" cy="3515625"/>
             <wp:effectExtent l="0" t="0" r="0" b="0"/>
-            <wp:docPr id="50005" name="Picture 50005"/>
+            <wp:docPr id="50003" name="Picture 50003"/>
             <wp:cNvGraphicFramePr>
               <a:graphicFrameLocks xmlns:a="http://schemas.openxmlformats.org/drawingml/2006/main" noChangeAspect="1"/>
             </wp:cNvGraphicFramePr>
@@ -7838,7 +7026,7 @@
               <a:graphicData uri="http://schemas.openxmlformats.org/drawingml/2006/picture">
                 <pic:pic xmlns:pic="http://schemas.openxmlformats.org/drawingml/2006/picture">
                   <pic:nvPicPr>
-                    <pic:cNvPr id="50006" name="Picture 50006"/>
+                    <pic:cNvPr id="50004" name="Picture 50004"/>
                     <pic:cNvPicPr/>
                   </pic:nvPicPr>
                   <pic:blipFill>
@@ -7870,6 +7058,63 @@
         <w:jc w:val="center"/>
       </w:pPr>
       <w:r>
+        <w:t>Figura 4.1.1b. Panel de control tras iniciar sesión, con acceso a Control de Stock y a Pedidos Telegram.</w:t>
+      </w:r>
+    </w:p>
+    <w:p>
+      <w:pPr>
+        <w:spacing w:after="0" w:line="259" w:lineRule="auto"/>
+        <w:jc w:val="center"/>
+      </w:pPr>
+      <w:r>
+        <w:rPr>
+          <w:noProof/>
+        </w:rPr>
+        <w:lastRenderedPageBreak/>
+        <w:drawing>
+          <wp:inline distT="0" distB="0" distL="0" distR="0" wp14:anchorId="7FBA90B3" wp14:editId="334E0F00">
+            <wp:extent cx="5000000" cy="3515625"/>
+            <wp:effectExtent l="0" t="0" r="0" b="0"/>
+            <wp:docPr id="50005" name="Picture 50005"/>
+            <wp:cNvGraphicFramePr>
+              <a:graphicFrameLocks xmlns:a="http://schemas.openxmlformats.org/drawingml/2006/main" noChangeAspect="1"/>
+            </wp:cNvGraphicFramePr>
+            <a:graphic xmlns:a="http://schemas.openxmlformats.org/drawingml/2006/main">
+              <a:graphicData uri="http://schemas.openxmlformats.org/drawingml/2006/picture">
+                <pic:pic xmlns:pic="http://schemas.openxmlformats.org/drawingml/2006/picture">
+                  <pic:nvPicPr>
+                    <pic:cNvPr id="50006" name="Picture 50006"/>
+                    <pic:cNvPicPr/>
+                  </pic:nvPicPr>
+                  <pic:blipFill>
+                    <a:blip r:embed="rId11"/>
+                    <a:stretch>
+                      <a:fillRect/>
+                    </a:stretch>
+                  </pic:blipFill>
+                  <pic:spPr>
+                    <a:xfrm>
+                      <a:off x="0" y="0"/>
+                      <a:ext cx="5000000" cy="3515625"/>
+                    </a:xfrm>
+                    <a:prstGeom prst="rect">
+                      <a:avLst/>
+                    </a:prstGeom>
+                  </pic:spPr>
+                </pic:pic>
+              </a:graphicData>
+            </a:graphic>
+          </wp:inline>
+        </w:drawing>
+      </w:r>
+    </w:p>
+    <w:p>
+      <w:pPr>
+        <w:spacing w:after="329" w:line="262" w:lineRule="auto"/>
+        <w:ind w:right="792"/>
+        <w:jc w:val="center"/>
+      </w:pPr>
+      <w:r>
         <w:t>Figura 4.1.1c. Módulo de gestión de productos (alta, edición y eliminación) dentro de una categoría del catálogo real del experimento.</w:t>
       </w:r>
     </w:p>
@@ -7882,31 +7127,35 @@
       <w:bookmarkStart w:id="63" w:name="sec4_2"/>
       <w:bookmarkEnd w:id="62"/>
       <w:r>
+        <w:t>4.2 Diseño de la API</w:t>
+      </w:r>
+      <w:bookmarkEnd w:id="63"/>
+      <w:r>
+        <w:rPr>
+          <w:color w:val="2E74B5"/>
+        </w:rPr>
+        <w:t xml:space="preserve"> </w:t>
+      </w:r>
+    </w:p>
+    <w:p>
+      <w:pPr>
+        <w:ind w:left="-5" w:right="841"/>
+      </w:pPr>
+      <w:r>
+        <w:t xml:space="preserve">El diseño de la API se fundamenta en los principios del estilo arquitectónico REST, garantizando una interfaz uniforme, el uso de operaciones estándar del protocolo HTTP y la representación de recursos mediante estructuras de datos en formato JSON. </w:t>
+      </w:r>
+    </w:p>
+    <w:p>
+      <w:pPr>
+        <w:ind w:left="-5" w:right="841"/>
+        <w:rPr>
+          <w:u w:val="single"/>
+        </w:rPr>
+      </w:pPr>
+      <w:r>
+        <w:t xml:space="preserve">Se definieron endpoints específicos para la gestión de las principales entidades del sistema: productos, categorías, pedidos (junto con sus ítems) y usuarios, que representan a los clientes del comercio. Para cada entidad, la API expone las operaciones de creación (POST), consulta individual y colectiva (GET), actualización (PUT) y eliminación física (DELETE), siguiendo las convenciones semánticas del protocolo HTTP. El flujo de toma de pedidos se expone además mediante endpoints específicos de carrito (POST /carrito/{chatId}/item, POST /carrito/{chatId}/confirmar) para su integración con el bot de Telegram (sección 4.4). Este conjunto de operaciones cubre los requerimientos funcionales identificados durante el relevamiento inicial. El esquema de autenticación no es uniforme para toda la API. Las pantallas y endpoints de gestión del panel de administración (creación, edición y eliminación de productos, categorías y pedidos, consulta de pedidos y el CRUD completo de usuarios) exigen el JWT de sesión descripto en la sección 4.1.1. Los endpoints que consume la integración con el bot de Telegram vía n8n (POST /carrito/{chatId}/item, POST /carrito/{chatId}/confirmar, POST /pedidos/webhook), en cambio, se autentican con una clave compartida enviada en el encabezado X-N8N-Api-Key, ya que esas llamadas no provienen de un administrador logueado. La clave solo se valida en esas rutas y no otorga acceso a ningún otro endpoint: fuera de ellas, </w:t>
         <w:lastRenderedPageBreak/>
-        <w:t>4.2 Diseño de la API</w:t>
-      </w:r>
-      <w:bookmarkEnd w:id="63"/>
-      <w:r>
-        <w:rPr>
-          <w:color w:val="2E74B5"/>
-        </w:rPr>
-        <w:t xml:space="preserve"> </w:t>
-      </w:r>
-    </w:p>
-    <w:p>
-      <w:pPr>
-        <w:ind w:left="-5" w:right="841"/>
-      </w:pPr>
-      <w:r>
-        <w:t xml:space="preserve">El diseño de la API se fundamenta en los principios del estilo arquitectónico REST, garantizando una interfaz uniforme, el uso de operaciones estándar del protocolo HTTP y la representación de recursos mediante estructuras de datos en formato JSON. </w:t>
-      </w:r>
-    </w:p>
-    <w:p>
-      <w:pPr>
-        <w:ind w:left="-5" w:right="841"/>
-      </w:pPr>
-      <w:r>
-        <w:t xml:space="preserve">Se definieron endpoints específicos para la gestión de las principales entidades del sistema: productos, categorías y pedidos (junto con sus ítems). Para cada entidad, la API expone las operaciones de creación (POST), consulta individual y colectiva (GET), actualización (PUT) y eliminación física (DELETE), siguiendo las convenciones semánticas del protocolo HTTP. El flujo de toma de pedidos se expone además mediante endpoints específicos de carrito (POST /carrito/{chatId}/item, POST /carrito/{chatId}/confirmar) para su integración con el bot de Telegram (sección 4.4). Este conjunto de operaciones cubre los requerimientos funcionales identificados durante el relevamiento inicial. El esquema de autenticación no es uniforme para toda la API. Las pantallas y endpoints de gestión del panel de administración (creación, edición y eliminación de productos, categorías y pedidos, y consulta de pedidos) exigen el JWT de sesión descripto en la sección 4.1.1. Los endpoints que consume la integración con el bot de Telegram vía n8n (POST /carrito/{chatId}/item, POST /carrito/{chatId}/confirmar, POST /pedidos/webhook), en cambio, se autentican con una clave compartida enviada en el encabezado X-N8N-Api-Key, ya que esas llamadas no provienen de un administrador logueado. Las consultas de solo lectura del catálogo (GET /productos y GET /categorias, con sus variantes), por último, son de acceso público y sin autenticación, para que el bot pueda armar los menús sin necesidad de credenciales. </w:t>
+        <w:t xml:space="preserve">el filtro no autentica la petición, que queda sujeta a la exigencia de JWT. Las consultas de solo lectura del catálogo (GET /productos y GET /categorias, con sus variantes), por último, son de acceso público y sin autenticación, para que el bot pueda armar los menús sin necesidad de credenciales. </w:t>
       </w:r>
     </w:p>
     <w:p>
@@ -7950,11 +7199,7 @@
         <w:ind w:left="-5" w:right="841"/>
       </w:pPr>
       <w:r>
-        <w:t xml:space="preserve">Cada ítem de pedido almacena, además de la referencia al producto (producto_id), una copia de su nombre y precio al momento de la compra (nombre, precio, subtotal). Esta duplicación es intencional: desacopla el historial de pedidos de cambios posteriores en el catálogo (por ejemplo, una actualización de precio no debe alterar pedidos ya registrados). Es un patrón </w:t>
-      </w:r>
-      <w:r>
-        <w:lastRenderedPageBreak/>
-        <w:t xml:space="preserve">habitual en sistemas de ventas, conocido como snapshot de línea de pedido, y constituye una excepción deliberada a la normalización estricta. La entidad usuarios está diseñada para representar a los clientes del comercio, con una relación de uno a muchos hacia pedidos (un cliente puede realizar múltiples pedidos, cada pedido pertenece a un único cliente). Esta relación corresponde al diseño planificado del modelo y se encuentra pendiente de implementación al momento de este informe. Actualmente, pedidos identifica al cliente únicamente mediante chat_id y el campo de texto libre cliente_nombre, sin clave foránea hacia usuarios, tal como puede verificarse en el diagrama entidad-relación presentado a continuación (Figura 4.2) y en el Anexo D. </w:t>
+        <w:t xml:space="preserve">Cada ítem de pedido almacena, además de la referencia al producto (producto_id), una copia de su nombre y precio al momento de la compra (nombre, precio, subtotal). Esta duplicación es intencional: desacopla el historial de pedidos de cambios posteriores en el catálogo (por ejemplo, una actualización de precio no debe alterar pedidos ya registrados). Es un patrón habitual en sistemas de ventas, conocido como snapshot de línea de pedido, y constituye una excepción deliberada a la normalización estricta. La entidad usuarios está diseñada para representar a los clientes del comercio, con una relación de uno a muchos hacia pedidos (un cliente puede realizar múltiples pedidos, cada pedido pertenece a un único cliente). Esta relación corresponde al diseño planificado del modelo y se encuentra pendiente de implementación al momento de este informe. La entidad usuarios sí dispone de endpoints CRUD propios (sección 4.2): los clientes pueden darse de alta, consultarse, modificarse y eliminarse, pero esos registros todavía no se vinculan con los pedidos. Actualmente, pedidos identifica al cliente únicamente mediante chat_id y el campo de texto libre cliente_nombre, sin clave foránea hacia usuarios, tal como puede verificarse en el diagrama entidad-relación presentado a continuación (Figura 4.2) y en el Anexo D. </w:t>
       </w:r>
     </w:p>
     <w:p>
@@ -7963,8 +7208,6 @@
       </w:pPr>
       <w:r>
         <w:t xml:space="preserve">La decisión de utilizar MySQL como sistema gestor responde a su compatibilidad con el estándar SQL y a su integración nativa con Spring Boot a través de JPA (Java Persistence API) e Hibernate. Esto simplifica las operaciones de mapeo objeto-relacional y reduce la cantidad de código repetitivo en la capa de persistencia. </w:t>
-      </w:r>
-      <w:r>
         <w:br w:type="page"/>
       </w:r>
     </w:p>
@@ -7996,7 +7239,7 @@
                     <pic:cNvPicPr/>
                   </pic:nvPicPr>
                   <pic:blipFill>
-                    <a:blip r:embed="rId11"/>
+                    <a:blip r:embed="rId12"/>
                     <a:stretch>
                       <a:fillRect/>
                     </a:stretch>
@@ -8064,7 +7307,7 @@
                     <pic:cNvPicPr/>
                   </pic:nvPicPr>
                   <pic:blipFill>
-                    <a:blip r:embed="rId12"/>
+                    <a:blip r:embed="rId13"/>
                     <a:stretch>
                       <a:fillRect/>
                     </a:stretch>
@@ -8120,8 +7363,6 @@
       </w:pPr>
       <w:r>
         <w:t xml:space="preserve">Uno de los aportes más significativos del sistema desarrollado radica en la integración con plataformas de mensajería instantánea y la utilización de herramientas de automatización para </w:t>
-      </w:r>
-      <w:r>
         <w:lastRenderedPageBreak/>
         <w:t xml:space="preserve">la gestión de flujos de trabajo. Esta integración permite que los usuarios —clientes del comercio— puedan enviar pedidos a través de Telegram sin necesidad de interactuar directamente con la interfaz web del sistema. </w:t>
       </w:r>
@@ -8169,7 +7410,7 @@
                     <pic:cNvPicPr/>
                   </pic:nvPicPr>
                   <pic:blipFill>
-                    <a:blip r:embed="rId13"/>
+                    <a:blip r:embed="rId14"/>
                     <a:stretch>
                       <a:fillRect/>
                     </a:stretch>
@@ -8200,9 +7441,7 @@
         <w:t xml:space="preserve">Figura 4.4a. Historial de pedidos recibidos </w:t>
       </w:r>
       <w:r>
-        <w:rPr>
-          <w:u w:val="single"/>
-        </w:rPr>
+        <w:rPr/>
         <w:t>por</w:t>
       </w:r>
       <w:r>
@@ -8236,7 +7475,7 @@
                     <pic:cNvPicPr/>
                   </pic:nvPicPr>
                   <pic:blipFill>
-                    <a:blip r:embed="rId14"/>
+                    <a:blip r:embed="rId15"/>
                     <a:stretch>
                       <a:fillRect/>
                     </a:stretch>
@@ -8298,7 +7537,7 @@
                     <pic:cNvPicPr/>
                   </pic:nvPicPr>
                   <pic:blipFill>
-                    <a:blip r:embed="rId15"/>
+                    <a:blip r:embed="rId16"/>
                     <a:stretch>
                       <a:fillRect/>
                     </a:stretch>
@@ -8365,10 +7604,8 @@
       </w:pPr>
       <w:r>
         <w:t xml:space="preserve">Durante el desarrollo se realizaron verificaciones funcionales manuales orientadas a comprobar el comportamiento de los componentes de la API —particularmente la lógica de validación de datos y el manejo de errores en cada endpoint. Estas verificaciones se llevaron a cabo consumiendo la propia API desde el frontend de la aplicación y, en el caso de los endpoints vinculados a la toma de pedidos, mediante interacción directa con el bot de Telegram. En cada caso se observaron las respuestas devueltas y el comportamiento resultante en la base de datos. No se utilizó una herramienta dedicada de prueba de peticiones HTTP (como Postman) ni una especificación OpenAPI. Las pruebas de los endpoints CRUD (productos, categorías, </w:t>
-      </w:r>
-      <w:r>
         <w:lastRenderedPageBreak/>
-        <w:t xml:space="preserve">pedidos) se ejecutaron, en cambio, a través de las mismas pantallas de la SPA que los consume en producción: esto permitió verificar el comportamiento end-to-end del sistema tal como lo experimentaría un operador real, aunque no permitió aislar cada endpoint de forma independiente del resto de la interfaz. Las capturas incluidas en el Anexo E documentan estas pruebas sobre la SPA y sobre el bot. </w:t>
+        <w:t xml:space="preserve">pedidos) se ejecutaron, en cambio, a través de las mismas pantallas de la SPA que los consume en producción: esto permitió verificar el comportamiento end-to-end del sistema tal como lo experimentaría un operador real, aunque no permitió aislar cada endpoint de forma independiente del resto de la interfaz. Las capturas incluidas en el Anexo E documentan estas pruebas sobre la SPA y sobre el bot. Los endpoints de usuarios, que no tienen pantalla en la SPA ni tests automatizados, no se verificaron formalmente; su prueba queda pendiente (sección 7.2). </w:t>
       </w:r>
     </w:p>
     <w:p>
@@ -8437,8 +7674,6 @@
       </w:pPr>
       <w:r>
         <w:t xml:space="preserve">Durante la re-ejecución del experimento y en la revisión de código posterior se identificaron dos observaciones sobre el flujo de carrito y confirmación de pedidos, que se investigaron y resolvieron. La primera era una condición de carrera en la confirmación de pedidos: la comprobación en memoria del estado antes de descontar stock permitía que dos confirmaciones casi simultáneas del mismo pedido (por ejemplo, un doble clic) leyeran ambas el estado no confirmado antes de que la primera terminara de escribir, descontando el stock dos veces. Se corrigió reemplazando esa comprobación por una transición atómica a nivel de base de datos: una sentencia UPDATE condicionada a que el estado no sea ya CONFIRMADO, el mismo patrón ya usado para el descuento de stock. La corrección se validó con diez confirmaciones simultáneas reales sobre el mismo pedido y con el test de regresión confirmarEstadoDosVecesNoDescuentaStockDosVeces (sección 4.5), y quedó consolidada en el commit 97ce027 del repositorio (Anexo F); si ya estaba aplicada durante la corrida cronometrada no puede establecerse (sección 6.2). La segunda cuestionaba si la cantidad acumulada de un mismo producto al agregarlo dos veces al carrito debía limitarse al máximo de 10 unidades por interacción impuesto por el menú de botones de Telegram (sección 4.4). Se determinó que ese límite es exclusivo de la interfaz de botones y no una regla de negocio, por lo que la cantidad acumulada puede superar las 10 unidades sin inconveniente, siempre que la disponibilidad se valide contra el stock real al confirmar el pedido. Este comportamiento ya lo </w:t>
-      </w:r>
-      <w:r>
         <w:lastRenderedPageBreak/>
         <w:t xml:space="preserve">implementaba correctamente el sistema, y quedó cubierto con dos tests de regresión adicionales (sección 4.5). </w:t>
       </w:r>
@@ -8461,63 +7696,8 @@
     </w:p>
     <w:p>
       <w:pPr>
-        <w:spacing w:after="0" w:line="259" w:lineRule="auto"/>
-        <w:ind w:left="0" w:right="0" w:firstLine="0"/>
-        <w:jc w:val="left"/>
-      </w:pPr>
-    </w:p>
-    <w:p>
-      <w:pPr>
-        <w:spacing w:after="0" w:line="259" w:lineRule="auto"/>
-        <w:ind w:left="0" w:right="0" w:firstLine="0"/>
-        <w:jc w:val="left"/>
-      </w:pPr>
-      <w:r>
-        <w:t xml:space="preserve"> </w:t>
-      </w:r>
-    </w:p>
-    <w:p>
-      <w:pPr>
-        <w:spacing w:after="0" w:line="259" w:lineRule="auto"/>
-        <w:ind w:left="0" w:right="0" w:firstLine="0"/>
-        <w:jc w:val="left"/>
-      </w:pPr>
-    </w:p>
-    <w:p>
-      <w:pPr>
-        <w:spacing w:after="0" w:line="259" w:lineRule="auto"/>
-        <w:ind w:left="0" w:right="0" w:firstLine="0"/>
-        <w:jc w:val="left"/>
-      </w:pPr>
-    </w:p>
-    <w:p>
-      <w:pPr>
-        <w:spacing w:after="0" w:line="259" w:lineRule="auto"/>
-        <w:ind w:left="0" w:right="0" w:firstLine="0"/>
-        <w:jc w:val="left"/>
-      </w:pPr>
-    </w:p>
-    <w:p>
-      <w:pPr>
-        <w:spacing w:after="0" w:line="259" w:lineRule="auto"/>
-        <w:ind w:left="0" w:right="0" w:firstLine="0"/>
-        <w:jc w:val="left"/>
-      </w:pPr>
-    </w:p>
-    <w:p>
-      <w:pPr>
-        <w:spacing w:after="0" w:line="259" w:lineRule="auto"/>
-        <w:ind w:left="0" w:right="0" w:firstLine="0"/>
-        <w:jc w:val="left"/>
-      </w:pPr>
-      <w:r>
-        <w:tab/>
-        <w:t xml:space="preserve"> </w:t>
-      </w:r>
-    </w:p>
-    <w:p>
-      <w:pPr>
         <w:pStyle w:val="Ttulo2"/>
+        <w:pageBreakBefore/>
         <w:ind w:left="-5"/>
       </w:pPr>
       <w:bookmarkStart w:id="72" w:name="_CAPÍTULO_5:_Resultados"/>
@@ -9555,25 +8735,22 @@
     </w:tbl>
     <w:p>
       <w:pPr>
-        <w:spacing w:after="0" w:line="253" w:lineRule="auto"/>
-        <w:ind w:left="7" w:right="846"/>
-        <w:jc w:val="left"/>
-      </w:pPr>
-      <w:r>
-        <w:t xml:space="preserve">De los 20 escenarios diseñados (sección 3.4), la Tabla 5.1 presenta indicadores calculados sobre denominadores distintos según la variable; esto se explicita a continuación para evitar ambigüedades. TPP se calculó sobre los 20 escenarios completos, ya que en todos los casos —incluidos los tres de stock insuficiente— existe un tiempo de procesamiento medible entre la recepción del pedido y su registro. TED se calculó sobre 17 de los 20 escenarios, excluyendo los tres escenarios de stock insuficiente (IDs 17 a 19 del Anexo A). En ambas condiciones el sistema los resuelve mediante un rechazo correcto por falta de stock, por lo que no constituyen un error de carga de datos ni aportarían variabilidad relevante a esta variable. NAS, por su parte, no se midió sobre los escenarios de pedido sino de forma independiente, mediante una auditoría de stock sobre la totalidad de los 17 productos del catálogo por condición (sección 3.5). El escenario de carrito vacío (sección 6.2) no forma parte de los 20 escenarios cuantitativos: se excluyó por no tener equivalente en la modalidad manual y se verificó de forma cualitativa, por fuera del análisis estadístico. </w:t>
-      </w:r>
-    </w:p>
-    <w:p>
-      <w:pPr>
         <w:spacing w:after="336" w:line="291" w:lineRule="auto"/>
         <w:ind w:left="-5" w:right="835"/>
       </w:pPr>
       <w:r>
         <w:t xml:space="preserve">Tabla 5.1. Comparación de resultados entre la condición pretest y postest del experimento controlado (n = 20 escenarios por condición, sección 3.4). El tamaño del efecto de TPP se calculó </w:t>
-      </w:r>
-      <w:r>
         <w:lastRenderedPageBreak/>
         <w:t xml:space="preserve">a partir de los mismos datos pareados del Anexo A, mediante el estadístico r = |z|/√N asociado a la prueba de Wilcoxon (Rosenthal, 1991) e interpretado según los umbrales convencionales de Cohen (1988). Se informa en valor absoluto porque el signo de z depende de la convención de la diferencia y no cambia la magnitud. El denominador N corresponde a las 40 observaciones totales (pretest + postest), no a los 20 pares evaluados. El valor p informado es el valor exacto de la prueba de Wilcoxon (principal); la aproximación normal (z = −3,79) da un valor p = 0,000149, del mismo orden de magnitud. El intervalo de confianza bootstrap percentil corresponde a la mediana de las diferencias pareadas, no a la diferencia de las medianas de cada condición por separado, que es una cifra distinta (32,00 s vs. 21,50 s = 10,50 s). Se calculó con 10.000 remuestreos y semilla fija (random_state = 42) para garantizar la reproducibilidad; los intervalos de la reducción relativa informados en la sección 5.2 usan el mismo número de remuestreos y la misma semilla. La mediana observada de las diferencias pareadas fue de 11,50 s. Su cociente sobre la mediana del pretest (35,9%) y la reducción de las medianas de cada condición (32,8%) se informan con su intervalo de confianza en la sección 5.2. Para TED se aplicó la prueba exacta de McNemar (p = 1,000), dado que los errores se registraron en escenarios distintos entre condiciones (2 pares discordantes en cada sentido). No corresponde, por eso, un tamaño de efecto convencional para una tabla 2×2 de baja frecuencia. Para NAS no se calculó un contraste formal. La auditoría del postest se obtuvo en una pasada suplementaria del 12/09/2026, sin volcados exportados y sin registro del estado del código respecto de la corrección de concurrencia (sección 6.2). Las auditorías cubrieron la totalidad de los 17 productos del catálogo por condición y el stock registrado coincidió con el esperado en el 100% de los casos en ambas condiciones, sin variación que contrastar. No se aplicó corrección por comparaciones múltiples entre las tres variables: cada una responde a una pregunta distinta y solo TPP fue objeto de un contraste de hipótesis formal, por lo que dicha corrección no resulta aplicable en este caso. </w:t>
+      </w:r>
+    </w:p>
+    <w:p>
+      <w:pPr>
+        <w:spacing w:after="0"/>
+        <w:ind w:left="-5" w:right="841"/>
+      </w:pPr>
+      <w:r>
+        <w:t xml:space="preserve">De los 20 escenarios diseñados (sección 3.4), la Tabla 5.1 presenta indicadores calculados sobre denominadores distintos según la variable; esto se explicita a continuación para evitar ambigüedades. TPP se calculó sobre los 20 escenarios completos, ya que en todos los casos —incluidos los tres de stock insuficiente— existe un tiempo de procesamiento medible entre el inicio y el fin definidos en la sección 3.5. TED se calculó sobre 17 de los 20 escenarios, excluyendo los tres escenarios de stock insuficiente (IDs 17 a 19 del Anexo A). En ambas condiciones el sistema los resuelve mediante un rechazo correcto por falta de stock, por lo que no constituyen un error de carga de datos ni aportarían variabilidad relevante a esta variable. NAS, por su parte, no se midió sobre los escenarios de pedido sino de forma independiente, mediante una auditoría de stock sobre la totalidad de los 17 productos del catálogo por condición (sección 3.5). El escenario de carrito vacío (sección 6.2) no forma parte de los 20 escenarios cuantitativos: se excluyó por no tener equivalente en la modalidad manual y se verificó de forma cualitativa, por fuera del análisis estadístico. </w:t>
       </w:r>
     </w:p>
     <w:p>
@@ -9619,7 +8796,7 @@
                     <pic:cNvPicPr/>
                   </pic:nvPicPr>
                   <pic:blipFill>
-                    <a:blip r:embed="rId16"/>
+                    <a:blip r:embed="rId17"/>
                     <a:stretch>
                       <a:fillRect/>
                     </a:stretch>
@@ -9675,7 +8852,7 @@
                     <pic:cNvPicPr/>
                   </pic:nvPicPr>
                   <pic:blipFill>
-                    <a:blip r:embed="rId17"/>
+                    <a:blip r:embed="rId18"/>
                     <a:stretch>
                       <a:fillRect/>
                     </a:stretch>
@@ -9756,125 +8933,14 @@
       </w:pPr>
       <w:r>
         <w:t xml:space="preserve">En síntesis: H1 no se confirma en su umbral literal del 50%, pero la reducción observada en TPP es estadísticamente significativa y de tamaño de efecto grande; TED y NAS no muestran diferencia entre condiciones. El hallazgo central de este trabajo es, entonces, una reducción observada, estadísticamente significativa y de tamaño de efecto grande, en el tiempo de </w:t>
-      </w:r>
-      <w:r>
         <w:lastRenderedPageBreak/>
         <w:t xml:space="preserve">procesamiento de pedidos. Con este diseño no puede estimarse qué parte de esa reducción se debe al sistema y qué parte a la práctica del operador (Tabla 6.1; secciones 6.2 y 7.1). Tampoco hay evidencia, en este diseño, de una mejora acompañante en la tasa de errores o en la exactitud del stock. </w:t>
       </w:r>
     </w:p>
     <w:p>
       <w:pPr>
-        <w:ind w:left="-5" w:right="841"/>
-      </w:pPr>
-    </w:p>
-    <w:p>
-      <w:pPr>
-        <w:ind w:left="-5" w:right="841"/>
-      </w:pPr>
-    </w:p>
-    <w:p>
-      <w:pPr>
-        <w:ind w:left="-5" w:right="841"/>
-      </w:pPr>
-    </w:p>
-    <w:p>
-      <w:pPr>
-        <w:ind w:left="-5" w:right="841"/>
-      </w:pPr>
-    </w:p>
-    <w:p>
-      <w:pPr>
-        <w:ind w:left="-5" w:right="841"/>
-      </w:pPr>
-    </w:p>
-    <w:p>
-      <w:pPr>
-        <w:ind w:left="-5" w:right="841"/>
-      </w:pPr>
-    </w:p>
-    <w:p>
-      <w:pPr>
-        <w:ind w:left="-5" w:right="841"/>
-      </w:pPr>
-    </w:p>
-    <w:p>
-      <w:pPr>
-        <w:ind w:left="-5" w:right="841"/>
-      </w:pPr>
-    </w:p>
-    <w:p>
-      <w:pPr>
-        <w:ind w:left="-5" w:right="841"/>
-      </w:pPr>
-    </w:p>
-    <w:p>
-      <w:pPr>
-        <w:ind w:left="-5" w:right="841"/>
-      </w:pPr>
-    </w:p>
-    <w:p>
-      <w:pPr>
-        <w:ind w:left="-5" w:right="841"/>
-      </w:pPr>
-    </w:p>
-    <w:p>
-      <w:pPr>
-        <w:ind w:left="-5" w:right="841"/>
-      </w:pPr>
-    </w:p>
-    <w:p>
-      <w:pPr>
-        <w:ind w:left="-5" w:right="841"/>
-      </w:pPr>
-    </w:p>
-    <w:p>
-      <w:pPr>
-        <w:ind w:left="-5" w:right="841"/>
-      </w:pPr>
-    </w:p>
-    <w:p>
-      <w:pPr>
-        <w:ind w:left="-5" w:right="841"/>
-      </w:pPr>
-    </w:p>
-    <w:p>
-      <w:pPr>
-        <w:ind w:left="-5" w:right="841"/>
-      </w:pPr>
-    </w:p>
-    <w:p>
-      <w:pPr>
-        <w:ind w:left="-5" w:right="841"/>
-      </w:pPr>
-    </w:p>
-    <w:p>
-      <w:pPr>
-        <w:ind w:left="-5" w:right="841"/>
-      </w:pPr>
-    </w:p>
-    <w:p>
-      <w:pPr>
-        <w:ind w:left="-5" w:right="841"/>
-      </w:pPr>
-    </w:p>
-    <w:p>
-      <w:pPr>
-        <w:ind w:left="-5" w:right="841"/>
-      </w:pPr>
-    </w:p>
-    <w:p>
-      <w:pPr>
-        <w:ind w:left="-5" w:right="841"/>
-      </w:pPr>
-    </w:p>
-    <w:p>
-      <w:pPr>
-        <w:ind w:left="-5" w:right="841"/>
-      </w:pPr>
-    </w:p>
-    <w:p>
-      <w:pPr>
         <w:pStyle w:val="Ttulo2"/>
+        <w:pageBreakBefore/>
         <w:ind w:left="-5"/>
       </w:pPr>
       <w:bookmarkStart w:id="78" w:name="_CAPÍTULO_6:_Discusión"/>
@@ -9917,7 +8983,7 @@
         <w:ind w:left="-5" w:right="841"/>
       </w:pPr>
       <w:r>
-        <w:t xml:space="preserve">La reducción observada en TPP (34,9% sobre las medias; 35,9% para la mediana de las diferencias pareadas respecto de la mediana del pretest, IC95% [25,8%; 44,4%]) es menor que el orden de magnitud que Davenport y Kirby (2016) atribuyen a la automatización de tareas administrativas estructuradas. Tampoco alcanza el umbral del 50% adoptado en la sección 3.1 para H1, y el intervalo de confianza de esa reducción excluye dicho umbral. No obstante, la reducción observada es consistente en dirección con el argumento de Moeuf et al. (2020) y de Sufi (2023) sobre el potencial de impacto de las soluciones de bajo costo y fácil integración —incluidas las plataformas low-code/no-code como n8n— en PyMEs. El sistema desarrollado no requirió infraestructura compleja y, aun así, con él se observó una reducción de tiempo estadísticamente significativa y de tamaño de efecto grande (r = 0,60; Cohen, 1988). Cabe señalar que el diseño adoptado carece de grupo de comparación no equivalente y se ubica, en sentido estricto, en la categoría de diseños preexperimentales (sección 3.4). Por eso, parte de esta reducción podría explicarse por fuentes de variación no controladas, en particular el efecto de práctica derivado de resolver los mismos veinte escenarios en ambas condiciones (secciones 3.9 y 6.2). La incorporación de escenarios de calentamiento (sección 3.4) mitigó parcialmente esta amenaza, sin eliminarla. Un caso concreto ilustra esta cautela: el escenario 8, el único que favoreció al pretest, correspondió a un contratiempo operativo puntual en el postest (un reintento de selección de categoría). Esto indica que el resultado agregado no está artificialmente libre de ruido en ninguna de las dos direcciones. Por ello, la reducción observada se interpreta como una estimación verificable y reproducible, obtenida bajo un instrumento de medición único y consistente entre condiciones (sección 3.5), y no como una cifra construida sobre datos no verificables. Debe leerse, sin embargo, como una estimación obtenida en condiciones controladas y con amenazas que en su mayoría favorecen a la condición automatizada (orden fijo de las corridas, mismos escenarios y práctica entre pasadas, sección 6.2), y por lo tanto como una cota superior probable del efecto en un comercio real. </w:t>
+        <w:t xml:space="preserve">La reducción observada en TPP (34,9% sobre las medias; 35,9% para la mediana de las diferencias pareadas respecto de la mediana del pretest, IC95% [25,8%; 44,4%]) es menor que el orden de magnitud que Davenport y Kirby (2016) atribuyen a la automatización de tareas administrativas estructuradas. Tampoco alcanza el umbral del 50% adoptado en la sección 3.1 para H1, y el intervalo de confianza de esa reducción excluye dicho umbral. No obstante, la reducción observada es consistente en dirección con el argumento de Sufi (2023) sobre las plataformas low-code/no-code como n8n, que permiten construir automatizaciones sin formación avanzada en programación, y con la observación de Moeuf et al. (2020) de que la falta de experticia es uno de los principales riesgos para la adopción de tecnología en PyMEs. El sistema desarrollado no requirió infraestructura compleja y, aun así, con él se observó una reducción de tiempo estadísticamente significativa y de tamaño de efecto grande (r = 0,60; Cohen, 1988). Cabe señalar que el diseño adoptado carece de grupo de comparación no equivalente y se ubica, en sentido estricto, en la categoría de diseños preexperimentales (sección 3.4). Por eso, parte de esta reducción podría explicarse por fuentes de variación no controladas, en particular el efecto de práctica derivado de resolver los mismos veinte escenarios en ambas condiciones (secciones 3.9 y 6.2). La incorporación de escenarios de calentamiento (sección 3.4) mitigó parcialmente esta amenaza, sin eliminarla. Un caso concreto ilustra esta cautela: el escenario 8, el único que favoreció al pretest, correspondió a un contratiempo operativo puntual en el postest (un reintento de selección de categoría). Esto indica que el resultado agregado no está artificialmente libre de ruido en ninguna de las dos direcciones. Por ello, la reducción observada se interpreta como una estimación verificable y reproducible, obtenida bajo un instrumento de medición único y consistente entre condiciones (sección 3.5), y no como una cifra construida sobre datos no verificables. Debe leerse, sin embargo, como una estimación obtenida en condiciones controladas y con amenazas que en su mayoría favorecen a la condición automatizada (orden fijo de las corridas, mismos escenarios y práctica entre pasadas, sección 6.2), y por lo tanto como una cota superior probable del efecto en un comercio real. </w:t>
       </w:r>
     </w:p>
     <w:p>
@@ -9925,11 +8991,9 @@
         <w:ind w:left="-5" w:right="841"/>
       </w:pPr>
       <w:r>
-        <w:t xml:space="preserve">El resultado de TED —sin diferencia entre condiciones (11,8% en ambas; McNemar exacto, p = 1,000)— contrasta con lo esperado a partir de la misma literatura. Esa literatura atribuye a la automatización una reducción en la tasa de errores humanos (Davenport y Kirby, 2016). La explicación más plausible no es que la automatización sea inefectiva para reducir errores, sino que el diseño experimental, tal como se advirtió en la sección 3.1, no genera una tasa de error de base representativa de un operador real. Uno de los autores del sistema operó ambas condiciones, con pleno conocimiento del catálogo y del procedimiento; por eso, los errores registrados (dos por condición, detallados en el Anexo A) reflejan más bien la variabilidad esperable de una tarea manual repetitiva que una falla estructural de alguna de las dos modalidades. Un operador real, sin ese conocimiento ni ese entrenamiento previo, probablemente presentaría una tasa de error de base distinta —y potencialmente más alta en la modalidad manual— que este diseño no puede estimar. Además, la naturaleza de los errores difiere entre condiciones (de registro en la planilla en el pretest, de selección del operador en </w:t>
-      </w:r>
-      <w:r>
+        <w:t xml:space="preserve">El resultado de TED —sin diferencia entre condiciones (11,8% en ambas; McNemar exacto, p = 1,000)— contrasta con lo esperado a partir de la misma literatura. Esa literatura atribuye a la automatización una reducción en la tasa de errores humanos (Davenport y Kirby, 2016). La explicación más plausible no es que la automatización sea inefectiva para reducir errores, sino que el diseño experimental, tal como se advirtió en la sección 3.1, no genera una tasa de error de base representativa de un operador real. Uno de los autores del sistema operó ambas condiciones, con pleno conocimiento del catálogo y del procedimiento; por eso, los errores registrados (dos por condición, detallados en el Anexo A) reflejan más bien la variabilidad esperable de una tarea manual repetitiva que una falla estructural de alguna de las dos modalidades. Un operador real, sin ese conocimiento ni ese entrenamiento previo, probablemente presentaría una tasa de error de base distinta —y potencialmente más alta en </w:t>
         <w:lastRenderedPageBreak/>
-        <w:t xml:space="preserve">el postest; sección 3.5), de modo que la igualdad del 11,8% no compara exactamente la misma magnitud. En consecuencia, TED se reporta sin hipótesis asociada; su contrastación con operadores reales queda como pregunta abierta para la validación de campo (sección 7.2). </w:t>
+        <w:t xml:space="preserve">la modalidad manual— que este diseño no puede estimar. Además, la naturaleza de los errores difiere entre condiciones (de registro en la planilla en el pretest, de selección del operador en el postest; sección 3.5), de modo que la igualdad del 11,8% no compara exactamente la misma magnitud. En consecuencia, TED se reporta sin hipótesis asociada; su contrastación con operadores reales queda como pregunta abierta para la validación de campo (sección 7.2). </w:t>
       </w:r>
     </w:p>
     <w:p>
@@ -9975,11 +9039,8 @@
         <w:jc w:val="left"/>
       </w:pPr>
       <w:r>
-        <w:t xml:space="preserve">En primer lugar, el diseño intrasujeto ejecutó los mismos 20 escenarios de medición en un orden fijo: primero la modalidad manual (10/09/2026), luego la automatizada (12/09/2026), </w:t>
-      </w:r>
-      <w:r>
         <w:lastRenderedPageBreak/>
-        <w:t xml:space="preserve">con más de un día de intervalo entre el cierre de una y el inicio de la otra. No hubo contrabalanceo, y el mismo operador (uno de los autores del sistema) intervino en ambas corridas. Para atenuar el efecto de práctica se incorporaron 5 escenarios de calentamiento no cronometrados antes de cada condición (sección 3.4). Esta incorporación reduce, pero no permite aislar cuantitativamente, la magnitud del efecto de práctica residual sobre los 20 escenarios de medición, que siguen siendo idénticos entre condiciones. A diferencia de versiones anteriores de este trabajo, TPP se midió en ambas condiciones con un instrumento único: grabación de pantalla con el reloj del sistema visible, leído al segundo (sección 3.5). Por eso, la asimetría instrumental ya no es una amenaza aplicable. La magnitud del efecto observado (r = 0,60) indica una diferencia entre condiciones que excede el ruido de medición, pero no permite, por sí sola, atribuirla al sistema. Sin embargo, dado el diseño preexperimental, no puede descartarse por completo una contribución del efecto de práctica residual a la reducción del 34,9%-35,9% informada en la sección 5.2. </w:t>
+        <w:t xml:space="preserve">En primer lugar, el diseño intrasujeto ejecutó los mismos 20 escenarios de medición en un orden fijo: primero la modalidad manual (10/09/2026), luego la automatizada (12/09/2026), con más de un día de intervalo entre el cierre de una y el inicio de la otra. No hubo contrabalanceo, y el mismo operador (uno de los autores del sistema) intervino en ambas corridas. Para atenuar el efecto de práctica se incorporaron 5 escenarios de calentamiento no cronometrados antes de cada condición (sección 3.4). Esta incorporación reduce, pero no permite aislar cuantitativamente, la magnitud del efecto de práctica residual sobre los 20 escenarios de medición, que siguen siendo idénticos entre condiciones. A diferencia de versiones anteriores de este trabajo, TPP se midió en ambas condiciones con un instrumento único: grabación de pantalla con el reloj del sistema visible, leído al segundo (sección 3.5). Por eso, la asimetría instrumental ya no es una amenaza aplicable. La magnitud del efecto observado (r = 0,60) indica una diferencia entre condiciones que excede el ruido de medición, pero no permite, por sí sola, atribuirla al sistema. Sin embargo, dado el diseño preexperimental, no puede descartarse por completo una contribución del efecto de práctica residual a la reducción del 34,9%-35,9% informada en la sección 5.2. </w:t>
       </w:r>
     </w:p>
     <w:p>
@@ -9995,11 +9056,9 @@
         <w:ind w:left="-5" w:right="841"/>
       </w:pPr>
       <w:r>
-        <w:t xml:space="preserve">Este hallazgo debe distinguirse de la amenaza identificada en la sección 3.9, que es el arrastre entre condiciones: que el postest se beneficie de haber resuelto los mismos veinte escenarios en pasadas anteriores. Una tendencia intra-corrida, plana o marcada, no mide ese arrastre. Los datos disponibles permiten una cota indicativa, no una estimación: el intento de postest descartado del 11/09 (sección 3.9) fue una primera pasada completa del circuito automatizado sobre los mismos escenarios, y sus tiempos fueron mayores que los del postest definitivo </w:t>
-      </w:r>
-      <w:r>
+        <w:t xml:space="preserve">Este hallazgo debe distinguirse de la amenaza identificada en la sección 3.9, que es el arrastre entre condiciones: que el postest se beneficie de haber resuelto los mismos veinte escenarios en pasadas anteriores. Una tendencia intra-corrida, plana o marcada, no mide ese arrastre. Los datos disponibles permiten una cota indicativa, no una estimación: el intento de postest descartado del 11/09 (sección 3.9) fue una primera pasada completa del circuito automatizado </w:t>
         <w:lastRenderedPageBreak/>
-        <w:t xml:space="preserve">(media de 31,20 s frente a 25,60 s; diferencia de 5,60 s; Wilcoxon pareado exacto p = 5,3×10⁻⁴; Tabla 6.1). Esa diferencia, equivalente al 41 % de la reducción global de 13,70 s, es compatible con un efecto de práctica entre pasadas del mismo circuito. También podría deberse a otras causas: carga del servidor, latencia de la conexión u orden de los escenarios (en el intento descartado, los escenarios 15 y 16 se ejecutaron en orden inverso). Por lo tanto, no puede descartarse que una parte relevante de la reducción de 13,70 s entre el pretest y el postest definitivo se deba a la práctica y no al sistema. Contra el intento descartado, la reducción de las medias es del 20,6 % (Wilcoxon exacto p = 8,3×10⁻⁴). El arrastre entre condiciones se mantiene como limitación no estimada con precisión: su estimación completa, con escenarios de calentamiento cronometrados y contrabalanceo del orden, queda como tarea pendiente para una réplica futura del experimento (sección 7.2). </w:t>
+        <w:t xml:space="preserve">sobre los mismos escenarios, y sus tiempos fueron mayores que los del postest definitivo (media de 31,20 s frente a 25,60 s; diferencia de 5,60 s; Wilcoxon pareado exacto p = 5,3×10⁻⁴; Tabla 6.1). Esa diferencia, equivalente al 41 % de la reducción global de 13,70 s, es compatible con un efecto de práctica entre pasadas del mismo circuito. También podría deberse a otras causas: carga del servidor, latencia de la conexión u orden de los escenarios (en el intento descartado, los escenarios 15 y 16 se ejecutaron en orden inverso). Por lo tanto, no puede descartarse que una parte relevante de la reducción de 13,70 s entre el pretest y el postest definitivo se deba a la práctica y no al sistema. Contra el intento descartado, la reducción de las medias es del 20,6 % (Wilcoxon exacto p = 8,3×10⁻⁴). El arrastre entre condiciones se mantiene como limitación no estimada con precisión: su estimación completa, con escenarios de calentamiento cronometrados y contrabalanceo del orden, queda como tarea pendiente para una réplica futura del experimento (sección 7.2). </w:t>
       </w:r>
     </w:p>
     <w:p>
@@ -10534,11 +9593,9 @@
         <w:ind w:left="-5" w:right="841"/>
       </w:pPr>
       <w:r>
-        <w:t xml:space="preserve">En cuarto lugar, las auditorías de stock (NAS) se realizaron en una única sesión al cierre de cada corrida completa, auditando la totalidad de los 17 productos del catálogo, en lugar de en puntos de control distribuidos a lo largo de la ejecución. Esto es consistente con la definición de NAS de la sección 3.5, pero no permite observar cómo evoluciona la desactualización del stock durante la corrida, solo su estado final. En el postest, además, la auditoría no se hizo al cierre de la corrida cronometrada: un reinicio accidental de la base de datos, antes de exportar el </w:t>
-      </w:r>
-      <w:r>
+        <w:t xml:space="preserve">En cuarto lugar, las auditorías de stock (NAS) se realizaron en una única sesión al cierre de cada corrida completa, auditando la totalidad de los 17 productos del catálogo, en lugar de en puntos de control distribuidos a lo largo de la ejecución. Esto es consistente con la definición de NAS de la sección 3.5, pero no permite observar cómo evoluciona la desactualización del stock durante la corrida, solo su estado final. En el postest, además, la auditoría no se hizo al cierre </w:t>
         <w:lastRenderedPageBreak/>
-        <w:t>estado final, impidió conservar los datos de inventario de esa corrida. La auditoría se realizó entonces en una pasada suplementaria, el 12/09/2026, posterior a la corrida cronometrada, sobre los mismos 20 escenarios y sin video ni cronometraje. El defecto de doble descuento de stock ante confirmaciones duplicadas casi simultáneas se detectó en la pasada descartada del 11/09/2026 (sección 3.9) y su corrección se consolidó en el commit 97ce027 (13/09/2026). No se conserva un registro que permita establecer si esa corrección ya estaba aplicada durante la corrida cronometrada del 12/09 o se aplicó después: el árbol de trabajo de esa corrida no estaba commiteado (hoja Metadatos_corrida del Anexo A), por lo que tampoco puede afirmarse que coincida exactamente con el commit 97ce027 (sección 4.6). En consecuencia, no puede afirmarse que la corrida cronometrada y la pasada suplementaria se ejecutaron sobre el mismo código, y el 100% informado en la Tabla 5.1 debe leerse con esa salvedad. El defecto afectaba al descuento de stock ante confirmaciones duplicadas casi simultáneas, no a la recepción del pedido por el bot. Tampoco se exportaron volcados de stock de esa pasada, por lo que la fila NAS del postest no tiene respaldo exportable, a diferencia del pretest, cuyo registro completo se conserva (ledger y volcados de stock). Ambas circunstancias se declaran como limitaciones de esa fila.</w:t>
+        <w:t>de la corrida cronometrada: un reinicio accidental de la base de datos, antes de exportar el estado final, impidió conservar los datos de inventario de esa corrida. La auditoría se realizó entonces en una pasada suplementaria, el 12/09/2026, posterior a la corrida cronometrada, sobre los mismos 20 escenarios y sin video ni cronometraje. El defecto de doble descuento de stock ante confirmaciones duplicadas casi simultáneas se detectó en la pasada descartada del 11/09/2026 (sección 3.9) y su corrección se consolidó en el commit 97ce027 (13/09/2026). No se conserva un registro que permita establecer si esa corrección ya estaba aplicada durante la corrida cronometrada del 12/09 o se aplicó después: el árbol de trabajo de esa corrida no estaba commiteado (hoja Metadatos_corrida del Anexo A), por lo que tampoco puede afirmarse que coincida exactamente con el commit 97ce027 (sección 4.6). En consecuencia, no puede afirmarse que la corrida cronometrada y la pasada suplementaria se ejecutaron sobre el mismo código, y el 100% informado en la Tabla 5.1 debe leerse con esa salvedad. El defecto afectaba al descuento de stock ante confirmaciones duplicadas casi simultáneas, no a la recepción del pedido por el bot. Tampoco se exportaron volcados de stock de esa pasada, por lo que la fila NAS del postest no tiene respaldo exportable, a diferencia del pretest, cuyo registro completo se conserva (ledger y volcados de stock). Ambas circunstancias se declaran como limitaciones de esa fila.</w:t>
       </w:r>
     </w:p>
     <w:p>
@@ -10554,7 +9611,7 @@
         <w:ind w:left="-5" w:right="841"/>
       </w:pPr>
       <w:r>
-        <w:t>En sexto lugar, los tiempos se leyeron sobre las grabaciones sin ocultar la condición y por un autor del sistema: identificar el instante de recepción y el de registro confirmado conlleva un margen de juicio que este diseño no controla. Se mitiga con la lectura del reloj al segundo y, solo para el postest, con la corroboración de máquina del registro de ejecuciones de n8n (Anexo A); el pretest, al ser manual, no tiene ese respaldo.</w:t>
+        <w:t>En sexto lugar, los tiempos se leyeron sobre las grabaciones sin ocultar la condición y por un autor del sistema: identificar el instante de inicio y el de fin de cada escenario conlleva un margen de juicio que este diseño no controla. Se mitiga con la lectura del reloj al segundo y, solo para el postest, con la corroboración de máquina del registro de ejecuciones de n8n (Anexo A); el pretest, al ser manual, no tiene ese respaldo.</w:t>
       </w:r>
     </w:p>
     <w:p>
@@ -10563,8 +9620,6 @@
       </w:pPr>
       <w:r>
         <w:t xml:space="preserve">Por último, el escenario de carrito vacío (Anexo A) se excluyó del análisis cuantitativo por no tener un equivalente válido en la modalidad manual. Su verificación exploratoria confirmó que </w:t>
-      </w:r>
-      <w:r>
         <w:lastRenderedPageBreak/>
         <w:t xml:space="preserve">exponía una excepción no controlada en el backend, corregida en el commit 1d95abf del 11/08/2026 (sección 4.6). </w:t>
       </w:r>
@@ -10579,18 +9634,130 @@
     </w:p>
     <w:p>
       <w:pPr>
+        <w:pStyle w:val="Ttulo2"/>
+        <w:pageBreakBefore/>
+        <w:ind w:left="-5"/>
+      </w:pPr>
+      <w:bookmarkStart w:id="84" w:name="_CAPÍTULO_7:_Conclusiones"/>
+      <w:bookmarkStart w:id="85" w:name="ch7"/>
+      <w:bookmarkEnd w:id="84"/>
+      <w:r>
+        <w:lastRenderedPageBreak/>
+        <w:t>CAPÍTULO 7: Conclusiones y Trabajos Futuros</w:t>
+      </w:r>
+      <w:bookmarkEnd w:id="85"/>
+      <w:r>
+        <w:rPr>
+          <w:color w:val="2E74B5"/>
+          <w:sz w:val="30"/>
+        </w:rPr>
+        <w:t xml:space="preserve"> </w:t>
+      </w:r>
+    </w:p>
+    <w:p>
+      <w:pPr>
+        <w:pStyle w:val="Ttulo3"/>
+        <w:ind w:left="-5"/>
+      </w:pPr>
+      <w:bookmarkStart w:id="86" w:name="_7.1_Conclusiones"/>
+      <w:bookmarkStart w:id="87" w:name="sec7_1"/>
+      <w:bookmarkEnd w:id="86"/>
+      <w:r>
+        <w:t>7.1 Conclusiones</w:t>
+      </w:r>
+      <w:bookmarkEnd w:id="87"/>
+      <w:r>
+        <w:rPr>
+          <w:color w:val="2E74B5"/>
+        </w:rPr>
+        <w:t xml:space="preserve"> </w:t>
+      </w:r>
+    </w:p>
+    <w:p>
+      <w:pPr>
         <w:ind w:left="-5" w:right="841"/>
       </w:pPr>
+      <w:r>
+        <w:t xml:space="preserve">OE1 (arquitectura cliente-servidor) y OE2 (API REST en Java con operaciones CRUD) se alcanzaron: el sistema implementado, descripto en las secciones 4.1 y 4.2, expone operaciones CRUD sobre productos, categorías, pedidos y usuarios (clientes), y las ventas se registran como pedidos en estado CONFIRMADO. OE2 tiene una salvedad: los usuarios todavía no se vinculan con los pedidos, relación planificada pero no implementada (sección 4.3). El sistema fue, además, el artefacto sobre el que se ejecutó el experimento, con la salvedad declarada en la sección 6.2: no se conserva registro de si la corrección de la confirmación de pedidos ya estaba aplicada durante la corrida cronometrada. </w:t>
+      </w:r>
     </w:p>
     <w:p>
       <w:pPr>
         <w:ind w:left="-5" w:right="841"/>
       </w:pPr>
+      <w:r>
+        <w:t xml:space="preserve">OE3 (interfaz de usuario en JavaScript) se alcanzó en lo relativo a productos, categorías, pedidos y stock: la SPA descripta en la sección 4.1.1 cubre esas funciones, tal como se documenta en las capturas del Anexo E. La gestión de clientes está disponible en la API (sección 4.2), pero todavía no tiene una pantalla en la SPA. </w:t>
+      </w:r>
     </w:p>
     <w:p>
       <w:pPr>
         <w:ind w:left="-5" w:right="841"/>
       </w:pPr>
+      <w:r>
+        <w:t xml:space="preserve">OE4 (bot de Telegram) y OE5 (automatización con n8n) se alcanzaron. La sección 4.4 describe el flujo de recepción y registro automatizado de pedidos, verificado además experimentalmente mediante los 20 escenarios postest y documentado en el flujo exportado del Anexo C. El alta del pedido es automática; su confirmación, de la que depende el descuento de stock, sigue siendo una acción deliberada del operador desde el panel (secciones 4.4 y 6.1). </w:t>
+      </w:r>
+    </w:p>
+    <w:p>
+      <w:pPr>
+        <w:ind w:left="-5" w:right="841"/>
+      </w:pPr>
+      <w:r>
+        <w:t xml:space="preserve">OE6 (evaluar el desempeño mediante TPP, TED y NAS) se alcanzó: se completó la medición de las tres variables (sección 5.1). TPP mostró una reducción observada, estadísticamente significativa y de tamaño de efecto grande, aunque por debajo del umbral hipotetizado y sin que pueda separarse la parte atribuible al sistema de la atribuible a la práctica (sección 6.2); TED y NAS no mostraron diferencia entre condiciones, por las razones discutidas en la sección 6.1. </w:t>
+      </w:r>
+    </w:p>
+    <w:p>
+      <w:pPr>
+        <w:ind w:left="-5" w:right="841"/>
+      </w:pPr>
+      <w:r>
+        <w:t xml:space="preserve">Respecto de la hipótesis de trabajo, H1 no se confirma en su umbral literal de una reducción de al menos el 50% del TPP: el valor observado fue del 34,9% sobre las medias y del 35,9% para la mediana de las diferencias pareadas respecto de la mediana del pretest (IC95% [25,8%; 44,4%], que excluye el umbral). Con la variante que incluye el intento abortado del escenario 14, la reducción de las medias baja al 22,4–23,9% y el intervalo de la reducción relativa sigue excluyendo el umbral (sección 6.2). La reducción es, no obstante, estadísticamente significativa (p = 9,54×10⁻⁶) y de tamaño de efecto grande (r = 0,60; Cohen, 1988), y se sostiene bajo un instrumento de medición único y consistente entre condiciones (sección 3.5). TED y NAS, sin hipótesis asociada, no mostraron diferencia entre condiciones. Esto se debe a limitaciones del diseño: la condición pretest, operada por uno de los autores del sistema, no logró generar una tasa de error de base representativa de un operador real, y el experimento, al no contar con un inventario físico independiente del registro, no podía generar desactualización de stock. Estos resultados, por lo tanto, no deben interpretarse como evidencia de que la automatización no </w:t>
+        <w:lastRenderedPageBreak/>
+        <w:t xml:space="preserve">mejora esos aspectos, sino como una limitación de este diseño experimental. Su contrastación con operadores reales queda planteada como línea de trabajo futuro (sección 7.2). </w:t>
+      </w:r>
+    </w:p>
+    <w:p>
+      <w:pPr>
+        <w:spacing w:after="338"/>
+        <w:ind w:left="-5" w:right="841"/>
+      </w:pPr>
+      <w:r>
+        <w:t xml:space="preserve">Lo demostrado empíricamente por este trabajo es que, con el sistema desarrollado, el tiempo de procesamiento de pedidos fue significativamente menor que con el procedimiento manual, con un tamaño de efecto grande. Esto se comprobó en un entorno de prueba controlado, cuyos datos y artefactos de soporte se documentan íntegramente en los Anexos. Con este diseño no puede estimarse qué parte de esa diferencia se debe al sistema y qué parte a la práctica del operador (sección 6.2). Lo sugerido, pero no demostrado, es que también podría mejorar la exactitud del stock registrado y reducir la tasa de errores de carga en condiciones reales de operación, con operadores ajenos al equipo de desarrollo. Lo que queda abierto es precisamente esa pregunta, junto con el desempeño del sistema ante la variabilidad de un comercio real en funcionamiento, que se retoma en la sección 7.2. </w:t>
+      </w:r>
+    </w:p>
+    <w:p>
+      <w:pPr>
+        <w:pStyle w:val="Ttulo3"/>
+        <w:ind w:left="-5"/>
+      </w:pPr>
+      <w:bookmarkStart w:id="88" w:name="_7.2_Trabajos_futuros"/>
+      <w:bookmarkStart w:id="89" w:name="sec7_2"/>
+      <w:bookmarkEnd w:id="88"/>
+      <w:r>
+        <w:t>7.2 Trabajos futuros</w:t>
+      </w:r>
+      <w:bookmarkEnd w:id="89"/>
+      <w:r>
+        <w:rPr>
+          <w:color w:val="2E74B5"/>
+        </w:rPr>
+        <w:t xml:space="preserve"> </w:t>
+      </w:r>
+    </w:p>
+    <w:p>
+      <w:pPr>
+        <w:ind w:left="-5" w:right="841"/>
+      </w:pPr>
+      <w:r>
+        <w:t xml:space="preserve">Esta sección reúne únicamente lo que queda pendiente; las mejoras técnicas ya realizadas sobre el artefacto se describen en la sección 4.6. La principal línea de continuidad identificada es la validación de campo del sistema en un comercio real en operación, tal como se plantea en las secciones 1.6 y 3.9. Esto responde a que el presente trabajo evalúa el artefacto en un entorno controlado y no en condiciones reales de uso. Esa misma validación es también la vía para contrastar TED y NAS con una tasa de error de base representativa de un operador real y con un inventario físico independiente del registro, que el diseño actual no permite generar (secciones 6.1 y 7.1). </w:t>
+      </w:r>
+    </w:p>
+    <w:p>
+      <w:pPr>
+        <w:ind w:left="-5" w:right="841"/>
+      </w:pPr>
+      <w:r>
+        <w:t xml:space="preserve">Adicionalmente, se identifican como posibles extensiones la integración con sistemas contables externos, la gestión de múltiples sucursales y la incorporación de módulos de facturación electrónica y de gestión de proveedores (conforme a lo señalado en la sección 1.6). Quedan pendientes, además, la evaluación de la escalabilidad del sistema ante un mayor volumen concurrente de pedidos, la incorporación de un token anti-CSRF (Anexo F), la vinculación de los usuarios con sus pedidos (relación planificada en la sección 4.3), una pantalla de gestión de clientes en la SPA y la verificación formal de los endpoints de usuarios, que hoy no tienen pruebas (sección 4.5). También queda pendiente una réplica del experimento que estime el arrastre entre condiciones (sección 6.2), con escenarios de calentamiento cronometrados y, de ser posible, con contrabalanceo del orden de las condiciones. </w:t>
+      </w:r>
     </w:p>
     <w:p>
       <w:pPr>
@@ -10598,6 +9765,1003 @@
         <w:ind w:left="0" w:right="0" w:firstLine="0"/>
         <w:jc w:val="left"/>
       </w:pPr>
+      <w:r>
+        <w:t xml:space="preserve"> </w:t>
+        <w:tab/>
+        <w:t xml:space="preserve"> </w:t>
+        <w:br w:type="page"/>
+      </w:r>
+    </w:p>
+    <w:p>
+      <w:pPr>
+        <w:pStyle w:val="Ttulo2"/>
+        <w:spacing w:after="129"/>
+        <w:ind w:left="-5"/>
+      </w:pPr>
+      <w:bookmarkStart w:id="90" w:name="_Referencias_Bibliográficas"/>
+      <w:bookmarkStart w:id="91" w:name="chRef"/>
+      <w:bookmarkEnd w:id="90"/>
+      <w:r>
+        <w:lastRenderedPageBreak/>
+        <w:t>Referencias Bibliográficas</w:t>
+      </w:r>
+      <w:bookmarkEnd w:id="91"/>
+      <w:r>
+        <w:rPr>
+          <w:color w:val="2E74B5"/>
+          <w:sz w:val="30"/>
+        </w:rPr>
+        <w:t xml:space="preserve"> </w:t>
+      </w:r>
+    </w:p>
+    <w:p>
+      <w:pPr>
+        <w:ind w:left="-5" w:right="841"/>
+      </w:pPr>
+      <w:r>
+        <w:t xml:space="preserve">Las referencias se presentan de acuerdo con las normas de la American Psychological Association (APA), 7.ª edición. </w:t>
+      </w:r>
+    </w:p>
+    <w:p>
+      <w:pPr>
+        <w:spacing w:after="176" w:line="276" w:lineRule="auto"/>
+        <w:ind w:left="720" w:right="841" w:hanging="720"/>
+        <w:jc w:val="left"/>
+        <w:rPr>
+          <w:lang w:val="en-US"/>
+        </w:rPr>
+      </w:pPr>
+      <w:r>
+        <w:rPr>
+          <w:lang w:val="en-US"/>
+        </w:rPr>
+        <w:t xml:space="preserve">Adamopoulou, E., y Moussiades, L. (2020). An overview of chatbot technology. In I. Maglogiannis, L. Iliadis, y E. Pimenidis (Eds.), </w:t>
+      </w:r>
+      <w:r>
+        <w:rPr>
+          <w:i/>
+          <w:iCs/>
+          <w:lang w:val="en-US"/>
+        </w:rPr>
+        <w:t>Artificial intelligence applications and innovations. AIAI 2020. IFIP Advances in Information and Communication Technology</w:t>
+      </w:r>
+      <w:r>
+        <w:rPr>
+          <w:lang w:val="en-US"/>
+        </w:rPr>
+        <w:t xml:space="preserve"> (Vol. 584, pp. 373–383). Springer. https://doi.org/10.1007/978-3-030-49186-4_31</w:t>
+      </w:r>
+    </w:p>
+    <w:p>
+      <w:pPr>
+        <w:spacing w:after="176" w:line="276" w:lineRule="auto"/>
+        <w:ind w:left="720" w:right="841" w:hanging="720"/>
+        <w:jc w:val="left"/>
+        <w:rPr>
+          <w:lang w:val="en-US"/>
+        </w:rPr>
+      </w:pPr>
+      <w:r>
+        <w:rPr>
+          <w:lang w:val="en-US"/>
+        </w:rPr>
+        <w:t xml:space="preserve">Bogner, J., Kotstein, S., y Pfaff, T. (2023). Do RESTful API design rules have an impact on the understandability of Web APIs? </w:t>
+      </w:r>
+      <w:r>
+        <w:rPr>
+          <w:i/>
+          <w:iCs/>
+          <w:lang w:val="en-US"/>
+        </w:rPr>
+        <w:t>Empirical Software Engineering, 28</w:t>
+      </w:r>
+      <w:r>
+        <w:rPr>
+          <w:lang w:val="en-US"/>
+        </w:rPr>
+        <w:t>(6), Article 132. https://doi.org/10.1007/s10664-023-10367-y</w:t>
+      </w:r>
+    </w:p>
+    <w:p>
+      <w:pPr>
+        <w:spacing w:after="176" w:line="276" w:lineRule="auto"/>
+        <w:ind w:left="720" w:right="841" w:hanging="720"/>
+        <w:jc w:val="left"/>
+      </w:pPr>
+      <w:r>
+        <w:rPr>
+          <w:lang w:val="en-US"/>
+        </w:rPr>
+        <w:t xml:space="preserve">Campbell, D. T., y Stanley, J. C. (1963). </w:t>
+      </w:r>
+      <w:r>
+        <w:rPr>
+          <w:i/>
+          <w:iCs/>
+          <w:lang w:val="en-US"/>
+        </w:rPr>
+        <w:t>Experimental and quasi-experimental designs for research</w:t>
+      </w:r>
+      <w:r>
+        <w:rPr>
+          <w:lang w:val="en-US"/>
+        </w:rPr>
+        <w:t xml:space="preserve">. </w:t>
+      </w:r>
+      <w:r>
+        <w:t>Rand McNally.</w:t>
+      </w:r>
+    </w:p>
+    <w:p>
+      <w:pPr>
+        <w:spacing w:after="176" w:line="276" w:lineRule="auto"/>
+        <w:ind w:left="720" w:right="841" w:hanging="720"/>
+        <w:jc w:val="left"/>
+      </w:pPr>
+      <w:r>
+        <w:t xml:space="preserve">CEPAL (Comisión Económica para América Latina y el Caribe). (2019). </w:t>
+      </w:r>
+      <w:r>
+        <w:rPr>
+          <w:i/>
+          <w:iCs/>
+        </w:rPr>
+        <w:t>Mipymes en América Latina: un frágil desempeño y nuevos desafíos para las políticas de fomento. Síntesis</w:t>
+      </w:r>
+      <w:r>
+        <w:t xml:space="preserve"> (LC/TS.2019/20). CEPAL. https://repositorio.cepal.org/handle/11362/44603</w:t>
+      </w:r>
+    </w:p>
+    <w:p>
+      <w:pPr>
+        <w:spacing w:after="176" w:line="276" w:lineRule="auto"/>
+        <w:ind w:left="720" w:right="841" w:hanging="720"/>
+        <w:jc w:val="left"/>
+        <w:rPr>
+          <w:lang w:val="en-US"/>
+        </w:rPr>
+      </w:pPr>
+      <w:r>
+        <w:t xml:space="preserve">CEPAL (Comisión Económica para América Latina y el Caribe). (2021). </w:t>
+      </w:r>
+      <w:r>
+        <w:rPr>
+          <w:i/>
+          <w:iCs/>
+        </w:rPr>
+        <w:t>Tecnologías digitales para un nuevo futuro</w:t>
+      </w:r>
+      <w:r>
+        <w:t xml:space="preserve"> (LC/TS.2021/43). </w:t>
+      </w:r>
+      <w:r>
+        <w:rPr>
+          <w:lang w:val="en-US"/>
+        </w:rPr>
+        <w:t>CEPAL. https://repositorio.cepal.org/handle/11362/46816</w:t>
+      </w:r>
+    </w:p>
+    <w:p>
+      <w:pPr>
+        <w:spacing w:after="176" w:line="276" w:lineRule="auto"/>
+        <w:ind w:left="720" w:right="841" w:hanging="720"/>
+        <w:jc w:val="left"/>
+        <w:rPr>
+          <w:lang w:val="en-US"/>
+        </w:rPr>
+      </w:pPr>
+      <w:r>
+        <w:rPr>
+          <w:lang w:val="en-US"/>
+        </w:rPr>
+        <w:t xml:space="preserve">Codd, E. F. (1970). A relational model of data for large shared data banks. </w:t>
+      </w:r>
+      <w:r>
+        <w:rPr>
+          <w:i/>
+          <w:iCs/>
+          <w:lang w:val="en-US"/>
+        </w:rPr>
+        <w:t>Communications of the ACM, 13</w:t>
+      </w:r>
+      <w:r>
+        <w:rPr>
+          <w:lang w:val="en-US"/>
+        </w:rPr>
+        <w:t>(6), 377–387. https://doi.org/10.1145/362384.362685</w:t>
+      </w:r>
+    </w:p>
+    <w:p>
+      <w:pPr>
+        <w:spacing w:after="176" w:line="276" w:lineRule="auto"/>
+        <w:ind w:left="720" w:right="841" w:hanging="720"/>
+        <w:jc w:val="left"/>
+        <w:rPr>
+          <w:lang w:val="en-US"/>
+        </w:rPr>
+      </w:pPr>
+      <w:r>
+        <w:rPr>
+          <w:lang w:val="en-US"/>
+        </w:rPr>
+        <w:t xml:space="preserve">Cohen, J. (1988). </w:t>
+      </w:r>
+      <w:r>
+        <w:rPr>
+          <w:i/>
+          <w:iCs/>
+          <w:lang w:val="en-US"/>
+        </w:rPr>
+        <w:t>Statistical power analysis for the behavioral sciences</w:t>
+      </w:r>
+      <w:r>
+        <w:rPr>
+          <w:lang w:val="en-US"/>
+        </w:rPr>
+        <w:t xml:space="preserve"> (2nd ed.). Lawrence Erlbaum Associates.</w:t>
+      </w:r>
+    </w:p>
+    <w:p>
+      <w:pPr>
+        <w:spacing w:after="176" w:line="276" w:lineRule="auto"/>
+        <w:ind w:left="720" w:right="841" w:hanging="720"/>
+        <w:jc w:val="left"/>
+        <w:rPr>
+          <w:lang w:val="en-US"/>
+        </w:rPr>
+      </w:pPr>
+      <w:r>
+        <w:rPr>
+          <w:lang w:val="en-US"/>
+        </w:rPr>
+        <w:t xml:space="preserve">Date, C. J. (2004). </w:t>
+      </w:r>
+      <w:r>
+        <w:rPr>
+          <w:i/>
+          <w:iCs/>
+          <w:lang w:val="en-US"/>
+        </w:rPr>
+        <w:t>An introduction to database systems</w:t>
+      </w:r>
+      <w:r>
+        <w:rPr>
+          <w:lang w:val="en-US"/>
+        </w:rPr>
+        <w:t xml:space="preserve"> (8th ed.). Pearson.</w:t>
+      </w:r>
+    </w:p>
+    <w:p>
+      <w:pPr>
+        <w:spacing w:after="176" w:line="276" w:lineRule="auto"/>
+        <w:ind w:left="720" w:right="841" w:hanging="720"/>
+        <w:jc w:val="left"/>
+        <w:rPr>
+          <w:lang w:val="en-US"/>
+        </w:rPr>
+      </w:pPr>
+      <w:r>
+        <w:rPr>
+          <w:lang w:val="en-US"/>
+        </w:rPr>
+        <w:t xml:space="preserve">Davenport, T. H., y Kirby, J. (2016). </w:t>
+      </w:r>
+      <w:r>
+        <w:rPr>
+          <w:i/>
+          <w:iCs/>
+          <w:lang w:val="en-US"/>
+        </w:rPr>
+        <w:t>Only humans need apply: Winners and losers in the age of smart machines</w:t>
+      </w:r>
+      <w:r>
+        <w:rPr>
+          <w:lang w:val="en-US"/>
+        </w:rPr>
+        <w:t>. Harper Business.</w:t>
+      </w:r>
+    </w:p>
+    <w:p>
+      <w:pPr>
+        <w:spacing w:after="176" w:line="276" w:lineRule="auto"/>
+        <w:ind w:left="720" w:right="841" w:hanging="720"/>
+        <w:jc w:val="left"/>
+        <w:rPr>
+          <w:lang w:val="en-US"/>
+        </w:rPr>
+      </w:pPr>
+      <w:r>
+        <w:rPr>
+          <w:lang w:val="en-US"/>
+        </w:rPr>
+        <w:t xml:space="preserve">Fielding, R. T. (2000). </w:t>
+      </w:r>
+      <w:r>
+        <w:rPr>
+          <w:i/>
+          <w:iCs/>
+          <w:lang w:val="en-US"/>
+        </w:rPr>
+        <w:t>Architectural styles and the design of network-based software architectures</w:t>
+      </w:r>
+      <w:r>
+        <w:rPr>
+          <w:lang w:val="en-US"/>
+        </w:rPr>
+        <w:t xml:space="preserve"> [Doctoral dissertation, University of California, Irvine]. https://www.ics.uci.edu/~fielding/pubs/dissertation/top.htm</w:t>
+      </w:r>
+    </w:p>
+    <w:p>
+      <w:pPr>
+        <w:spacing w:after="176" w:line="276" w:lineRule="auto"/>
+        <w:ind w:left="720" w:right="841" w:hanging="720"/>
+        <w:jc w:val="left"/>
+        <w:rPr>
+          <w:lang w:val="en-US"/>
+        </w:rPr>
+      </w:pPr>
+      <w:r>
+        <w:rPr>
+          <w:lang w:val="en-US"/>
+        </w:rPr>
+        <w:t xml:space="preserve">Fowler, M. (2002). </w:t>
+      </w:r>
+      <w:r>
+        <w:rPr>
+          <w:i/>
+          <w:iCs/>
+          <w:lang w:val="en-US"/>
+        </w:rPr>
+        <w:t>Patterns of enterprise application architecture</w:t>
+      </w:r>
+      <w:r>
+        <w:rPr>
+          <w:lang w:val="en-US"/>
+        </w:rPr>
+        <w:t>. Addison-Wesley.</w:t>
+      </w:r>
+    </w:p>
+    <w:p>
+      <w:pPr>
+        <w:spacing w:after="176" w:line="276" w:lineRule="auto"/>
+        <w:ind w:left="720" w:right="841" w:hanging="720"/>
+        <w:jc w:val="left"/>
+        <w:rPr>
+          <w:lang w:val="en-US"/>
+        </w:rPr>
+      </w:pPr>
+      <w:r>
+        <w:rPr>
+          <w:lang w:val="en-US"/>
+        </w:rPr>
+        <w:t xml:space="preserve">Fritsch, T. (2024). Chatbots: An overview of current issues and challenges. In K. Arai (Ed.), </w:t>
+      </w:r>
+      <w:r>
+        <w:rPr>
+          <w:i/>
+          <w:iCs/>
+          <w:lang w:val="en-US"/>
+        </w:rPr>
+        <w:t>Advances in information and communication. FICC 2024</w:t>
+      </w:r>
+      <w:r>
+        <w:rPr>
+          <w:lang w:val="en-US"/>
+        </w:rPr>
+        <w:t xml:space="preserve"> (Lecture Notes in Networks and Systems, Vol. 919, pp. 84–104). Springer. https://doi.org/10.1007/978-3-031-53960-2_7</w:t>
+      </w:r>
+    </w:p>
+    <w:p>
+      <w:pPr>
+        <w:spacing w:after="176" w:line="276" w:lineRule="auto"/>
+        <w:ind w:left="720" w:hanging="720"/>
+        <w:rPr>
+          <w:lang w:val="en-US"/>
+        </w:rPr>
+      </w:pPr>
+      <w:r>
+        <w:rPr>
+          <w:lang w:val="en-US"/>
+        </w:rPr>
+        <w:t xml:space="preserve">Gao, S., Teh, P.-L., y Ho, H. H. P. (2026). Digital transformation and innovation in small and medium enterprises (SMEs): A systematic review and future research agenda. </w:t>
+      </w:r>
+      <w:r>
+        <w:rPr>
+          <w:i/>
+          <w:lang w:val="en-US"/>
+        </w:rPr>
+        <w:t xml:space="preserve">Cogent </w:t>
+        <w:lastRenderedPageBreak/>
+        <w:t>Business &amp; Management, 13</w:t>
+      </w:r>
+      <w:r>
+        <w:rPr>
+          <w:lang w:val="en-US"/>
+        </w:rPr>
+        <w:t>(1), Article 2612775. https://doi.org/10.1080/23311975.2026.2612775</w:t>
+      </w:r>
+    </w:p>
+    <w:p>
+      <w:pPr>
+        <w:spacing w:after="176" w:line="276" w:lineRule="auto"/>
+        <w:ind w:left="720" w:right="841" w:hanging="720"/>
+        <w:jc w:val="left"/>
+        <w:rPr>
+          <w:lang w:val="en-US"/>
+        </w:rPr>
+      </w:pPr>
+      <w:r>
+        <w:rPr>
+          <w:lang w:val="en-US"/>
+        </w:rPr>
+        <w:t xml:space="preserve">Heizer, J., Render, B., y Munson, C. (2023). </w:t>
+      </w:r>
+      <w:r>
+        <w:rPr>
+          <w:i/>
+          <w:iCs/>
+          <w:lang w:val="en-US"/>
+        </w:rPr>
+        <w:t>Operations management: Sustainability and supply chain management</w:t>
+      </w:r>
+      <w:r>
+        <w:rPr>
+          <w:lang w:val="en-US"/>
+        </w:rPr>
+        <w:t xml:space="preserve"> (14th ed.). Pearson.</w:t>
+      </w:r>
+    </w:p>
+    <w:p>
+      <w:pPr>
+        <w:spacing w:after="176" w:line="276" w:lineRule="auto"/>
+        <w:ind w:left="720" w:right="841" w:hanging="720"/>
+        <w:jc w:val="left"/>
+        <w:rPr>
+          <w:lang w:val="en-US"/>
+        </w:rPr>
+      </w:pPr>
+      <w:r>
+        <w:rPr>
+          <w:lang w:val="en-US"/>
+        </w:rPr>
+        <w:t xml:space="preserve">Hevner, A. R., March, S. T., Park, J., y Ram, S. (2004). Design science in information systems research. </w:t>
+      </w:r>
+      <w:r>
+        <w:rPr>
+          <w:i/>
+          <w:iCs/>
+          <w:lang w:val="en-US"/>
+        </w:rPr>
+        <w:t>MIS Quarterly, 28</w:t>
+      </w:r>
+      <w:r>
+        <w:rPr>
+          <w:lang w:val="en-US"/>
+        </w:rPr>
+        <w:t>(1), 75–106. https://doi.org/10.2307/25148625</w:t>
+      </w:r>
+    </w:p>
+    <w:p>
+      <w:pPr>
+        <w:spacing w:after="176" w:line="276" w:lineRule="auto"/>
+        <w:ind w:left="720" w:hanging="720"/>
+        <w:rPr>
+          <w:lang w:val="fr-FR"/>
+        </w:rPr>
+      </w:pPr>
+      <w:r>
+        <w:rPr>
+          <w:lang w:val="en-US"/>
+        </w:rPr>
+        <w:t xml:space="preserve">Khantong, S., y Sriboonlue, P. (2026). Robotic Process Automation in Business Process Management: A Systematic Literature Review and an Integrated Framework. </w:t>
+      </w:r>
+      <w:r>
+        <w:rPr>
+          <w:i/>
+          <w:lang w:val="fr-FR"/>
+        </w:rPr>
+        <w:t>Technologies, 14</w:t>
+      </w:r>
+      <w:r>
+        <w:rPr>
+          <w:lang w:val="fr-FR"/>
+        </w:rPr>
+        <w:t>(4), Article 225. https://doi.org/10.3390/technologies14040225</w:t>
+      </w:r>
+    </w:p>
+    <w:p>
+      <w:pPr>
+        <w:spacing w:after="176" w:line="276" w:lineRule="auto"/>
+        <w:ind w:left="720" w:hanging="720"/>
+        <w:rPr>
+          <w:lang w:val="en-US"/>
+        </w:rPr>
+      </w:pPr>
+      <w:r>
+        <w:rPr>
+          <w:lang w:val="fr-FR"/>
+        </w:rPr>
+        <w:t xml:space="preserve">Lercher, A., Glock, J., Macho, C., y Pinzger, M. (2024). </w:t>
+      </w:r>
+      <w:r>
+        <w:rPr>
+          <w:lang w:val="en-US"/>
+        </w:rPr>
+        <w:t xml:space="preserve">Microservice API evolution in practice: A study on strategies and challenges. </w:t>
+      </w:r>
+      <w:r>
+        <w:rPr>
+          <w:i/>
+          <w:lang w:val="en-US"/>
+        </w:rPr>
+        <w:t>Journal of Systems and Software, 215</w:t>
+      </w:r>
+      <w:r>
+        <w:rPr>
+          <w:lang w:val="en-US"/>
+        </w:rPr>
+        <w:t>, Article 112110. https://doi.org/10.1016/j.jss.2024.112110</w:t>
+      </w:r>
+    </w:p>
+    <w:p>
+      <w:pPr>
+        <w:spacing w:after="176" w:line="276" w:lineRule="auto"/>
+        <w:ind w:left="720" w:right="841" w:hanging="720"/>
+        <w:jc w:val="left"/>
+        <w:rPr>
+          <w:lang w:val="en-US"/>
+        </w:rPr>
+      </w:pPr>
+      <w:r>
+        <w:rPr>
+          <w:lang w:val="en-US"/>
+        </w:rPr>
+        <w:t xml:space="preserve">Li, K. (2025, March 20). Telegram hits 1 billion active users as CEO Pavel Durov takes swipe at Meta-owned rival WhatsApp. </w:t>
+      </w:r>
+      <w:r>
+        <w:rPr>
+          <w:i/>
+          <w:iCs/>
+          <w:lang w:val="en-US"/>
+        </w:rPr>
+        <w:t>Business Insider</w:t>
+      </w:r>
+      <w:r>
+        <w:rPr>
+          <w:lang w:val="en-US"/>
+        </w:rPr>
+        <w:t>. https://www.yahoo.com/news/telegram-hits-1-billion-active-011848089.html</w:t>
+      </w:r>
+    </w:p>
+    <w:p>
+      <w:pPr>
+        <w:spacing w:after="176" w:line="276" w:lineRule="auto"/>
+        <w:ind w:left="720" w:right="841" w:hanging="720"/>
+        <w:jc w:val="left"/>
+        <w:rPr>
+          <w:lang w:val="en-US"/>
+        </w:rPr>
+      </w:pPr>
+      <w:r>
+        <w:t xml:space="preserve">Li, Z., Wu, C., Li, J., y Yuan, Q. (2026). </w:t>
+      </w:r>
+      <w:r>
+        <w:rPr>
+          <w:lang w:val="en-US"/>
+        </w:rPr>
+        <w:t xml:space="preserve">Chatbot research in the fields of business and information systems: A systematic review and bibliometric analysis. </w:t>
+      </w:r>
+      <w:r>
+        <w:rPr>
+          <w:i/>
+          <w:iCs/>
+          <w:lang w:val="en-US"/>
+        </w:rPr>
+        <w:t>Aslib Journal of Information Management, 78</w:t>
+      </w:r>
+      <w:r>
+        <w:rPr>
+          <w:lang w:val="en-US"/>
+        </w:rPr>
+        <w:t>(4), 988–1014. https://doi.org/10.1108/AJIM-05-2024-0427</w:t>
+      </w:r>
+    </w:p>
+    <w:p>
+      <w:pPr>
+        <w:spacing w:after="176" w:line="276" w:lineRule="auto"/>
+        <w:ind w:left="720" w:right="841" w:hanging="720"/>
+        <w:jc w:val="left"/>
+        <w:rPr>
+          <w:lang w:val="en-US"/>
+        </w:rPr>
+      </w:pPr>
+      <w:r>
+        <w:rPr>
+          <w:lang w:val="en-US"/>
+        </w:rPr>
+        <w:t xml:space="preserve">Mehta, I. (2024, July 23). Telegram’s userbase climbs to 950M, plans to launch app store. </w:t>
+      </w:r>
+      <w:r>
+        <w:rPr>
+          <w:i/>
+          <w:iCs/>
+          <w:lang w:val="en-US"/>
+        </w:rPr>
+        <w:t>TechCrunch</w:t>
+      </w:r>
+      <w:r>
+        <w:rPr>
+          <w:lang w:val="en-US"/>
+        </w:rPr>
+        <w:t>. https://techcrunch.com/2024/07/23/telegrams-userbase-climbs-to-950m-plans-to-launch-app-store</w:t>
+      </w:r>
+    </w:p>
+    <w:p>
+      <w:pPr>
+        <w:spacing w:after="176" w:line="276" w:lineRule="auto"/>
+        <w:ind w:left="720" w:right="841" w:hanging="720"/>
+        <w:jc w:val="left"/>
+        <w:rPr>
+          <w:lang w:val="en-US"/>
+        </w:rPr>
+      </w:pPr>
+      <w:r>
+        <w:t xml:space="preserve">Moeuf, A., Lamouri, S., Pellerin, R., Tamayo-Giraldo, S., Tobon-Valencia, E., y Eburdy, R. (2020). </w:t>
+      </w:r>
+      <w:r>
+        <w:rPr>
+          <w:lang w:val="en-US"/>
+        </w:rPr>
+        <w:t xml:space="preserve">Identification of critical success factors, risks and opportunities of Industry 4.0 in SMEs. </w:t>
+      </w:r>
+      <w:r>
+        <w:rPr>
+          <w:i/>
+          <w:iCs/>
+          <w:lang w:val="en-US"/>
+        </w:rPr>
+        <w:t>International Journal of Production Research, 58</w:t>
+      </w:r>
+      <w:r>
+        <w:rPr>
+          <w:lang w:val="en-US"/>
+        </w:rPr>
+        <w:t>(5), 1384–1400. https://doi.org/10.1080/00207543.2019.1636323</w:t>
+      </w:r>
+    </w:p>
+    <w:p>
+      <w:pPr>
+        <w:spacing w:after="176" w:line="276" w:lineRule="auto"/>
+        <w:ind w:left="720" w:right="841" w:hanging="720"/>
+        <w:jc w:val="left"/>
+        <w:rPr>
+          <w:lang w:val="en-US"/>
+        </w:rPr>
+      </w:pPr>
+      <w:r>
+        <w:rPr>
+          <w:lang w:val="en-US"/>
+        </w:rPr>
+        <w:t xml:space="preserve">n8n. (2022). </w:t>
+      </w:r>
+      <w:r>
+        <w:rPr>
+          <w:i/>
+          <w:iCs/>
+          <w:lang w:val="en-US"/>
+        </w:rPr>
+        <w:t>Sustainable Use License (n8n Community License)</w:t>
+      </w:r>
+      <w:r>
+        <w:rPr>
+          <w:lang w:val="en-US"/>
+        </w:rPr>
+        <w:t>. https://docs.n8n.io/n8n-community-license</w:t>
+      </w:r>
+    </w:p>
+    <w:p>
+      <w:pPr>
+        <w:spacing w:after="176" w:line="276" w:lineRule="auto"/>
+        <w:ind w:left="720" w:right="841" w:hanging="720"/>
+        <w:jc w:val="left"/>
+        <w:rPr>
+          <w:lang w:val="en-US"/>
+        </w:rPr>
+      </w:pPr>
+      <w:r>
+        <w:rPr>
+          <w:lang w:val="en-US"/>
+        </w:rPr>
+        <w:t xml:space="preserve">n8n. (2024). </w:t>
+      </w:r>
+      <w:r>
+        <w:rPr>
+          <w:i/>
+          <w:iCs/>
+          <w:lang w:val="en-US"/>
+        </w:rPr>
+        <w:t>n8n documentation: Workflow automation</w:t>
+      </w:r>
+      <w:r>
+        <w:rPr>
+          <w:lang w:val="en-US"/>
+        </w:rPr>
+        <w:t>. https://docs.n8n.io</w:t>
+      </w:r>
+    </w:p>
+    <w:p>
+      <w:pPr>
+        <w:spacing w:after="176" w:line="276" w:lineRule="auto"/>
+        <w:ind w:left="720" w:right="841" w:hanging="720"/>
+        <w:jc w:val="left"/>
+        <w:rPr>
+          <w:lang w:val="en-US"/>
+        </w:rPr>
+      </w:pPr>
+      <w:r>
+        <w:rPr>
+          <w:lang w:val="en-US"/>
+        </w:rPr>
+        <w:t xml:space="preserve">Newman, S. (2019). </w:t>
+      </w:r>
+      <w:r>
+        <w:rPr>
+          <w:i/>
+          <w:iCs/>
+          <w:lang w:val="en-US"/>
+        </w:rPr>
+        <w:t>Monolith to microservices: Evolutionary patterns to transform your monolith</w:t>
+      </w:r>
+      <w:r>
+        <w:rPr>
+          <w:lang w:val="en-US"/>
+        </w:rPr>
+        <w:t>. O'Reilly Media.</w:t>
+      </w:r>
+    </w:p>
+    <w:p>
+      <w:pPr>
+        <w:spacing w:after="176" w:line="276" w:lineRule="auto"/>
+        <w:ind w:left="720" w:right="841" w:hanging="720"/>
+        <w:jc w:val="left"/>
+        <w:rPr>
+          <w:lang w:val="en-US"/>
+        </w:rPr>
+      </w:pPr>
+      <w:r>
+        <w:rPr>
+          <w:lang w:val="en-US"/>
+        </w:rPr>
+        <w:t xml:space="preserve">OECD. (2023). </w:t>
+      </w:r>
+      <w:r>
+        <w:rPr>
+          <w:i/>
+          <w:iCs/>
+          <w:lang w:val="en-US"/>
+        </w:rPr>
+        <w:t>OECD SME and Entrepreneurship Outlook 2023</w:t>
+      </w:r>
+      <w:r>
+        <w:rPr>
+          <w:lang w:val="en-US"/>
+        </w:rPr>
+        <w:t>. OECD Publishing. https://doi.org/10.1787/342b8564-en</w:t>
+      </w:r>
+    </w:p>
+    <w:p>
+      <w:pPr>
+        <w:spacing w:after="176" w:line="276" w:lineRule="auto"/>
+        <w:ind w:left="720" w:right="841" w:hanging="720"/>
+        <w:jc w:val="left"/>
+        <w:rPr>
+          <w:lang w:val="en-US"/>
+        </w:rPr>
+      </w:pPr>
+      <w:r>
+        <w:t xml:space="preserve">Parra-Sanchez, D. T., y Talero-Sarmiento, L. H. (2024). </w:t>
+      </w:r>
+      <w:r>
+        <w:rPr>
+          <w:lang w:val="en-US"/>
+        </w:rPr>
+        <w:t xml:space="preserve">Digital transformation in small and medium enterprises: A scientometric analysis. </w:t>
+      </w:r>
+      <w:r>
+        <w:rPr>
+          <w:i/>
+          <w:iCs/>
+          <w:lang w:val="en-US"/>
+        </w:rPr>
+        <w:t>Digital Transformation and Society, 3</w:t>
+      </w:r>
+      <w:r>
+        <w:rPr>
+          <w:lang w:val="en-US"/>
+        </w:rPr>
+        <w:t>(3), 257–276. https://doi.org/10.1108/DTS-06-2023-0048</w:t>
+      </w:r>
+    </w:p>
+    <w:p>
+      <w:pPr>
+        <w:spacing w:after="176" w:line="276" w:lineRule="auto"/>
+        <w:ind w:left="720" w:right="841" w:hanging="720"/>
+        <w:jc w:val="left"/>
+        <w:rPr>
+          <w:lang w:val="en-US"/>
+        </w:rPr>
+      </w:pPr>
+      <w:r>
+        <w:rPr>
+          <w:lang w:val="en-US"/>
+        </w:rPr>
+        <w:lastRenderedPageBreak/>
+        <w:t xml:space="preserve">Pfister, P., y Lehmann, C. (2023). Measuring the success of digital transformation in German SMEs. </w:t>
+      </w:r>
+      <w:r>
+        <w:rPr>
+          <w:i/>
+          <w:iCs/>
+          <w:lang w:val="en-US"/>
+        </w:rPr>
+        <w:t>Journal of Small Business Strategy, 33</w:t>
+      </w:r>
+      <w:r>
+        <w:rPr>
+          <w:lang w:val="en-US"/>
+        </w:rPr>
+        <w:t>(1), 1–19. https://doi.org/10.53703/001c.39679</w:t>
+      </w:r>
+    </w:p>
+    <w:p>
+      <w:pPr>
+        <w:spacing w:after="176" w:line="276" w:lineRule="auto"/>
+        <w:ind w:left="720" w:right="841" w:hanging="720"/>
+        <w:jc w:val="left"/>
+        <w:rPr>
+          <w:lang w:val="en-US"/>
+        </w:rPr>
+      </w:pPr>
+      <w:r>
+        <w:rPr>
+          <w:lang w:val="en-US"/>
+        </w:rPr>
+        <w:t xml:space="preserve">Richardson, L., y Ruby, S. (2007). </w:t>
+      </w:r>
+      <w:r>
+        <w:rPr>
+          <w:i/>
+          <w:iCs/>
+          <w:lang w:val="en-US"/>
+        </w:rPr>
+        <w:t>RESTful web services</w:t>
+      </w:r>
+      <w:r>
+        <w:rPr>
+          <w:lang w:val="en-US"/>
+        </w:rPr>
+        <w:t>. O'Reilly Media.</w:t>
+      </w:r>
+    </w:p>
+    <w:p>
+      <w:pPr>
+        <w:spacing w:after="176" w:line="276" w:lineRule="auto"/>
+        <w:ind w:left="720" w:right="841" w:hanging="720"/>
+        <w:jc w:val="left"/>
+        <w:rPr>
+          <w:lang w:val="en-US"/>
+        </w:rPr>
+      </w:pPr>
+      <w:r>
+        <w:rPr>
+          <w:lang w:val="en-US"/>
+        </w:rPr>
+        <w:t xml:space="preserve">Rosenthal, R. (1991). </w:t>
+      </w:r>
+      <w:r>
+        <w:rPr>
+          <w:i/>
+          <w:iCs/>
+          <w:lang w:val="en-US"/>
+        </w:rPr>
+        <w:t>Meta-analytic procedures for social research</w:t>
+      </w:r>
+      <w:r>
+        <w:rPr>
+          <w:lang w:val="en-US"/>
+        </w:rPr>
+        <w:t xml:space="preserve"> (Rev. ed.). Sage Publications.</w:t>
+      </w:r>
+    </w:p>
+    <w:p>
+      <w:pPr>
+        <w:spacing w:after="176" w:line="276" w:lineRule="auto"/>
+        <w:ind w:left="720" w:right="841" w:hanging="720"/>
+        <w:jc w:val="left"/>
+        <w:rPr>
+          <w:lang w:val="en-US"/>
+        </w:rPr>
+      </w:pPr>
+      <w:r>
+        <w:rPr>
+          <w:lang w:val="en-US"/>
+        </w:rPr>
+        <w:t xml:space="preserve">Sufi, F. (2023). Algorithms in low-code-no-code for research applications: A practical review. </w:t>
+      </w:r>
+      <w:r>
+        <w:rPr>
+          <w:i/>
+          <w:iCs/>
+          <w:lang w:val="en-US"/>
+        </w:rPr>
+        <w:t>Algorithms, 16</w:t>
+      </w:r>
+      <w:r>
+        <w:rPr>
+          <w:lang w:val="en-US"/>
+        </w:rPr>
+        <w:t>(2), 108. https://doi.org/10.3390/a16020108</w:t>
+      </w:r>
+    </w:p>
+    <w:p>
+      <w:pPr>
+        <w:spacing w:after="176" w:line="276" w:lineRule="auto"/>
+        <w:ind w:left="720" w:right="841" w:hanging="720"/>
+        <w:jc w:val="left"/>
+        <w:rPr>
+          <w:lang w:val="en-US"/>
+        </w:rPr>
+      </w:pPr>
+      <w:r>
+        <w:rPr>
+          <w:lang w:val="en-US"/>
+        </w:rPr>
+        <w:t xml:space="preserve">Telegram. (2024). </w:t>
+      </w:r>
+      <w:r>
+        <w:rPr>
+          <w:i/>
+          <w:iCs/>
+          <w:lang w:val="en-US"/>
+        </w:rPr>
+        <w:t>Telegram Bot API documentation</w:t>
+      </w:r>
+      <w:r>
+        <w:rPr>
+          <w:lang w:val="en-US"/>
+        </w:rPr>
+        <w:t>. https://core.telegram.org/bots/api</w:t>
+      </w:r>
+    </w:p>
+    <w:p>
+      <w:pPr>
+        <w:spacing w:after="176" w:line="276" w:lineRule="auto"/>
+        <w:ind w:left="720" w:right="841" w:hanging="720"/>
+        <w:jc w:val="left"/>
+      </w:pPr>
+      <w:r>
+        <w:rPr>
+          <w:lang w:val="en-US"/>
+        </w:rPr>
+        <w:t xml:space="preserve">van der Aalst, W. M. P. (2016). </w:t>
+      </w:r>
+      <w:r>
+        <w:rPr>
+          <w:i/>
+          <w:iCs/>
+          <w:lang w:val="en-US"/>
+        </w:rPr>
+        <w:t>Process mining: Data science in action</w:t>
+      </w:r>
+      <w:r>
+        <w:rPr>
+          <w:lang w:val="en-US"/>
+        </w:rPr>
+        <w:t xml:space="preserve"> (2nd ed.). </w:t>
+      </w:r>
+      <w:r>
+        <w:t>Springer. https://doi.org/10.1007/978-3-662-49851-4</w:t>
+      </w:r>
     </w:p>
     <w:p>
       <w:pPr>
@@ -10605,1413 +10769,10 @@
         <w:ind w:left="0" w:right="0" w:firstLine="0"/>
         <w:jc w:val="left"/>
       </w:pPr>
-    </w:p>
-    <w:p>
-      <w:pPr>
-        <w:spacing w:after="0" w:line="259" w:lineRule="auto"/>
-        <w:ind w:left="0" w:right="0" w:firstLine="0"/>
-        <w:jc w:val="left"/>
-      </w:pPr>
-    </w:p>
-    <w:p>
-      <w:pPr>
-        <w:spacing w:after="0" w:line="259" w:lineRule="auto"/>
-        <w:ind w:left="0" w:right="0" w:firstLine="0"/>
-        <w:jc w:val="left"/>
-      </w:pPr>
-    </w:p>
-    <w:p>
-      <w:pPr>
-        <w:spacing w:after="0" w:line="259" w:lineRule="auto"/>
-        <w:ind w:left="0" w:right="0" w:firstLine="0"/>
-        <w:jc w:val="left"/>
-      </w:pPr>
-    </w:p>
-    <w:p>
-      <w:pPr>
-        <w:spacing w:after="0" w:line="259" w:lineRule="auto"/>
-        <w:ind w:left="0" w:right="0" w:firstLine="0"/>
-        <w:jc w:val="left"/>
-      </w:pPr>
-    </w:p>
-    <w:p>
-      <w:pPr>
-        <w:spacing w:after="0" w:line="259" w:lineRule="auto"/>
-        <w:ind w:left="0" w:right="0" w:firstLine="0"/>
-        <w:jc w:val="left"/>
-      </w:pPr>
-    </w:p>
-    <w:p>
-      <w:pPr>
-        <w:spacing w:after="0" w:line="259" w:lineRule="auto"/>
-        <w:ind w:left="0" w:right="0" w:firstLine="0"/>
-        <w:jc w:val="left"/>
-      </w:pPr>
-    </w:p>
-    <w:p>
-      <w:pPr>
-        <w:spacing w:after="0" w:line="259" w:lineRule="auto"/>
-        <w:ind w:left="0" w:right="0" w:firstLine="0"/>
-        <w:jc w:val="left"/>
-      </w:pPr>
-    </w:p>
-    <w:p>
-      <w:pPr>
-        <w:spacing w:after="0" w:line="259" w:lineRule="auto"/>
-        <w:ind w:left="0" w:right="0" w:firstLine="0"/>
-        <w:jc w:val="left"/>
-      </w:pPr>
-    </w:p>
-    <w:p>
-      <w:pPr>
-        <w:spacing w:after="0" w:line="259" w:lineRule="auto"/>
-        <w:ind w:left="0" w:right="0" w:firstLine="0"/>
-        <w:jc w:val="left"/>
-      </w:pPr>
-    </w:p>
-    <w:p>
-      <w:pPr>
-        <w:spacing w:after="0" w:line="259" w:lineRule="auto"/>
-        <w:ind w:left="0" w:right="0" w:firstLine="0"/>
-        <w:jc w:val="left"/>
-      </w:pPr>
-    </w:p>
-    <w:p>
-      <w:pPr>
-        <w:spacing w:after="0" w:line="259" w:lineRule="auto"/>
-        <w:ind w:left="0" w:right="0" w:firstLine="0"/>
-        <w:jc w:val="left"/>
-      </w:pPr>
-    </w:p>
-    <w:p>
-      <w:pPr>
-        <w:spacing w:after="0" w:line="259" w:lineRule="auto"/>
-        <w:ind w:left="0" w:right="0" w:firstLine="0"/>
-        <w:jc w:val="left"/>
-      </w:pPr>
-    </w:p>
-    <w:p>
-      <w:pPr>
-        <w:spacing w:after="0" w:line="259" w:lineRule="auto"/>
-        <w:ind w:left="0" w:right="0" w:firstLine="0"/>
-        <w:jc w:val="left"/>
-      </w:pPr>
-    </w:p>
-    <w:p>
-      <w:pPr>
-        <w:spacing w:after="0" w:line="259" w:lineRule="auto"/>
-        <w:ind w:left="0" w:right="0" w:firstLine="0"/>
-        <w:jc w:val="left"/>
-      </w:pPr>
-    </w:p>
-    <w:p>
-      <w:pPr>
-        <w:spacing w:after="0" w:line="259" w:lineRule="auto"/>
-        <w:ind w:left="0" w:right="0" w:firstLine="0"/>
-        <w:jc w:val="left"/>
-      </w:pPr>
-    </w:p>
-    <w:p>
-      <w:pPr>
-        <w:spacing w:after="0" w:line="259" w:lineRule="auto"/>
-        <w:ind w:left="0" w:right="0" w:firstLine="0"/>
-        <w:jc w:val="left"/>
-      </w:pPr>
-    </w:p>
-    <w:p>
-      <w:pPr>
-        <w:spacing w:after="0" w:line="259" w:lineRule="auto"/>
-        <w:ind w:left="0" w:right="0" w:firstLine="0"/>
-        <w:jc w:val="left"/>
-      </w:pPr>
-    </w:p>
-    <w:p>
-      <w:pPr>
-        <w:spacing w:after="0" w:line="259" w:lineRule="auto"/>
-        <w:ind w:left="0" w:right="0" w:firstLine="0"/>
-        <w:jc w:val="left"/>
-      </w:pPr>
-    </w:p>
-    <w:p>
-      <w:pPr>
-        <w:spacing w:after="0" w:line="259" w:lineRule="auto"/>
-        <w:ind w:left="0" w:right="0" w:firstLine="0"/>
-        <w:jc w:val="left"/>
-      </w:pPr>
-    </w:p>
-    <w:p>
-      <w:pPr>
-        <w:spacing w:after="0" w:line="259" w:lineRule="auto"/>
-        <w:ind w:left="0" w:right="0" w:firstLine="0"/>
-        <w:jc w:val="left"/>
-      </w:pPr>
-    </w:p>
-    <w:p>
-      <w:pPr>
-        <w:spacing w:after="0" w:line="259" w:lineRule="auto"/>
-        <w:ind w:left="0" w:right="0" w:firstLine="0"/>
-        <w:jc w:val="left"/>
-      </w:pPr>
-    </w:p>
-    <w:p>
-      <w:pPr>
-        <w:spacing w:after="0" w:line="259" w:lineRule="auto"/>
-        <w:ind w:left="0" w:right="0" w:firstLine="0"/>
-        <w:jc w:val="left"/>
-      </w:pPr>
-    </w:p>
-    <w:p>
-      <w:pPr>
-        <w:spacing w:after="0" w:line="259" w:lineRule="auto"/>
-        <w:ind w:left="0" w:right="0" w:firstLine="0"/>
-        <w:jc w:val="left"/>
-      </w:pPr>
-    </w:p>
-    <w:p>
-      <w:pPr>
-        <w:spacing w:after="0" w:line="259" w:lineRule="auto"/>
-        <w:ind w:left="0" w:right="0" w:firstLine="0"/>
-        <w:jc w:val="left"/>
-      </w:pPr>
-    </w:p>
-    <w:p>
-      <w:pPr>
-        <w:spacing w:after="0" w:line="259" w:lineRule="auto"/>
-        <w:ind w:left="0" w:right="0" w:firstLine="0"/>
-        <w:jc w:val="left"/>
-      </w:pPr>
-    </w:p>
-    <w:p>
-      <w:pPr>
-        <w:spacing w:after="0" w:line="259" w:lineRule="auto"/>
-        <w:ind w:left="0" w:right="0" w:firstLine="0"/>
-        <w:jc w:val="left"/>
-      </w:pPr>
-    </w:p>
-    <w:p>
-      <w:pPr>
-        <w:spacing w:after="0" w:line="259" w:lineRule="auto"/>
-        <w:ind w:left="0" w:right="0" w:firstLine="0"/>
-        <w:jc w:val="left"/>
-      </w:pPr>
-    </w:p>
-    <w:p>
-      <w:pPr>
-        <w:spacing w:after="0" w:line="259" w:lineRule="auto"/>
-        <w:ind w:left="0" w:right="0" w:firstLine="0"/>
-        <w:jc w:val="left"/>
-      </w:pPr>
-    </w:p>
-    <w:p>
-      <w:pPr>
-        <w:spacing w:after="0" w:line="259" w:lineRule="auto"/>
-        <w:ind w:left="0" w:right="0" w:firstLine="0"/>
-        <w:jc w:val="left"/>
-      </w:pPr>
       <w:r>
         <w:t xml:space="preserve"> </w:t>
-      </w:r>
-    </w:p>
-    <w:p>
-      <w:pPr>
-        <w:pStyle w:val="Ttulo2"/>
-        <w:ind w:left="-5"/>
-      </w:pPr>
-      <w:bookmarkStart w:id="84" w:name="_CAPÍTULO_7:_Conclusiones"/>
-      <w:bookmarkStart w:id="85" w:name="ch7"/>
-      <w:bookmarkEnd w:id="84"/>
-      <w:r>
-        <w:lastRenderedPageBreak/>
-        <w:t>CAPÍTULO 7: Conclusiones y Trabajos Futuros</w:t>
-      </w:r>
-      <w:bookmarkEnd w:id="85"/>
-      <w:r>
-        <w:rPr>
-          <w:color w:val="2E74B5"/>
-          <w:sz w:val="30"/>
-        </w:rPr>
-        <w:t xml:space="preserve"> </w:t>
-      </w:r>
-    </w:p>
-    <w:p>
-      <w:pPr>
-        <w:pStyle w:val="Ttulo3"/>
-        <w:ind w:left="-5"/>
-      </w:pPr>
-      <w:bookmarkStart w:id="86" w:name="_7.1_Conclusiones"/>
-      <w:bookmarkStart w:id="87" w:name="sec7_1"/>
-      <w:bookmarkEnd w:id="86"/>
-      <w:r>
-        <w:t>7.1 Conclusiones</w:t>
-      </w:r>
-      <w:bookmarkEnd w:id="87"/>
-      <w:r>
-        <w:rPr>
-          <w:color w:val="2E74B5"/>
-        </w:rPr>
-        <w:t xml:space="preserve"> </w:t>
-      </w:r>
-    </w:p>
-    <w:p>
-      <w:pPr>
-        <w:ind w:left="-5" w:right="841"/>
-      </w:pPr>
-      <w:r>
-        <w:t xml:space="preserve">OE1 (arquitectura cliente-servidor) y OE2 (API REST en Java con operaciones CRUD) se alcanzaron plenamente: el sistema implementado, descripto en las secciones 4.1 y 4.2, responde a ambos objetivos. Fue además el artefacto sobre el que se ejecutó el experimento, con la salvedad declarada en la sección 6.2: no se conserva registro de si la corrección de la confirmación de pedidos ya estaba aplicada durante la corrida cronometrada. </w:t>
-      </w:r>
-    </w:p>
-    <w:p>
-      <w:pPr>
-        <w:ind w:left="-5" w:right="841"/>
-      </w:pPr>
-      <w:r>
-        <w:t xml:space="preserve">OE3 (interfaz de usuario en JavaScript) se alcanzó: la SPA descripta en la sección 4.1.1 cubre la gestión de productos, clientes, pedidos y stock, tal como se documenta en las capturas del Anexo E. </w:t>
-      </w:r>
-    </w:p>
-    <w:p>
-      <w:pPr>
-        <w:ind w:left="-5" w:right="841"/>
-      </w:pPr>
-      <w:r>
-        <w:t xml:space="preserve">OE4 (bot de Telegram) y OE5 (automatización con n8n) se alcanzaron. La sección 4.4 describe el flujo de recepción y registro automatizado de pedidos, verificado además experimentalmente mediante los 20 escenarios postest y documentado en el flujo exportado del Anexo C. </w:t>
-      </w:r>
-    </w:p>
-    <w:p>
-      <w:pPr>
-        <w:ind w:left="-5" w:right="841"/>
-      </w:pPr>
-      <w:r>
-        <w:t xml:space="preserve">OE6 (evaluar el desempeño mediante TPP, TED y NAS) se alcanzó: se completó la medición de las tres variables (sección 5.1). TPP mostró una reducción observada, estadísticamente significativa y de tamaño de efecto grande, aunque por debajo del umbral hipotetizado y sin que pueda separarse la parte atribuible al sistema de la atribuible a la práctica (sección 6.2); TED y NAS no mostraron diferencia entre condiciones, por las razones discutidas en la sección 6.1. </w:t>
-      </w:r>
-    </w:p>
-    <w:p>
-      <w:pPr>
-        <w:ind w:left="-5" w:right="841"/>
-      </w:pPr>
-      <w:r>
-        <w:t xml:space="preserve">Respecto de la hipótesis de trabajo, H1 no se confirma en su umbral literal de una reducción de al menos el 50% del TPP: el valor observado fue del 34,9% sobre las medias y del 35,9% para la mediana de las diferencias pareadas respecto de la mediana del pretest (IC95% [25,8%; 44,4%], que excluye el umbral). Con la variante que incluye el intento abortado del escenario 14, la reducción de las medias baja al 22,4–23,9% y el intervalo de la reducción relativa sigue excluyendo el umbral (sección 6.2). La reducción es, no obstante, estadísticamente significativa (p = 9,54×10⁻⁶) y de tamaño de efecto grande (r = 0,60; Cohen, 1988), y se sostiene bajo un instrumento de medición único y consistente entre condiciones (sección 3.5). TED y NAS, sin hipótesis asociada, no mostraron diferencia entre condiciones. Esto se debe a limitaciones del diseño: la condición pretest, operada por uno de los autores del sistema, no logró generar una tasa de error de base representativa de un operador real, y el experimento, al no contar con un inventario físico independiente del registro, no podía generar desactualización de stock. Estos resultados, por lo tanto, no deben interpretarse como evidencia de que la automatización no mejora esos aspectos, sino como una limitación de este diseño experimental. Su contrastación con operadores reales queda planteada como línea de trabajo futuro (sección 7.2). </w:t>
-      </w:r>
-    </w:p>
-    <w:p>
-      <w:pPr>
-        <w:spacing w:after="338"/>
-        <w:ind w:left="-5" w:right="841"/>
-      </w:pPr>
-      <w:r>
-        <w:t xml:space="preserve">Lo demostrado empíricamente por este trabajo es que, con el sistema desarrollado, el tiempo de procesamiento de pedidos fue significativamente menor que con el procedimiento manual, con un tamaño de efecto grande. Esto se comprobó en un entorno de prueba controlado, cuyos </w:t>
-      </w:r>
-      <w:r>
-        <w:lastRenderedPageBreak/>
-        <w:t xml:space="preserve">datos y artefactos de soporte se documentan íntegramente en los Anexos. Con este diseño no puede estimarse qué parte de esa diferencia se debe al sistema y qué parte a la práctica del operador (sección 6.2). Lo sugerido, pero no demostrado, es que también podría mejorar la exactitud del stock registrado y reducir la tasa de errores de carga en condiciones reales de operación, con operadores ajenos al equipo de desarrollo. Lo que queda abierto es precisamente esa pregunta, junto con el desempeño del sistema ante la variabilidad de un comercio real en funcionamiento, que se retoma en la sección 7.2. </w:t>
-      </w:r>
-    </w:p>
-    <w:p>
-      <w:pPr>
-        <w:pStyle w:val="Ttulo3"/>
-        <w:ind w:left="-5"/>
-      </w:pPr>
-      <w:bookmarkStart w:id="88" w:name="_7.2_Trabajos_futuros"/>
-      <w:bookmarkStart w:id="89" w:name="sec7_2"/>
-      <w:bookmarkEnd w:id="88"/>
-      <w:r>
-        <w:t>7.2 Trabajos futuros</w:t>
-      </w:r>
-      <w:bookmarkEnd w:id="89"/>
-      <w:r>
-        <w:rPr>
-          <w:color w:val="2E74B5"/>
-        </w:rPr>
-        <w:t xml:space="preserve"> </w:t>
-      </w:r>
-    </w:p>
-    <w:p>
-      <w:pPr>
-        <w:ind w:left="-5" w:right="841"/>
-      </w:pPr>
-      <w:r>
-        <w:t xml:space="preserve">Esta sección reúne únicamente lo que queda pendiente; las mejoras técnicas ya realizadas sobre el artefacto se describen en la sección 4.6. La principal línea de continuidad identificada es la validación de campo del sistema en un comercio real en operación, tal como se plantea en las secciones 1.6 y 3.9. Esto responde a que el presente trabajo evalúa el artefacto en un entorno controlado y no en condiciones reales de uso. Esa misma validación es también la vía para contrastar TED y NAS con una tasa de error de base representativa de un operador real y con un inventario físico independiente del registro, que el diseño actual no permite generar (secciones 6.1 y 7.1). </w:t>
-      </w:r>
-    </w:p>
-    <w:p>
-      <w:pPr>
-        <w:ind w:left="-5" w:right="841"/>
-      </w:pPr>
-      <w:r>
-        <w:t xml:space="preserve">Adicionalmente, se identifican como posibles extensiones la integración con sistemas contables externos, la gestión de múltiples sucursales y la incorporación de módulos de facturación electrónica y de gestión de proveedores (conforme a lo señalado en la sección 1.6). Quedan pendientes, además, la evaluación de la escalabilidad del sistema ante un mayor volumen concurrente de pedidos y la incorporación de un token anti-CSRF (Anexo F). También queda pendiente una réplica del experimento que estime el arrastre entre condiciones (sección 6.2), con escenarios de calentamiento cronometrados y, de ser posible, con contrabalanceo del orden de las condiciones. </w:t>
-      </w:r>
-    </w:p>
-    <w:p>
-      <w:pPr>
-        <w:spacing w:after="0" w:line="259" w:lineRule="auto"/>
-        <w:ind w:left="0" w:right="0" w:firstLine="0"/>
-        <w:jc w:val="left"/>
-      </w:pPr>
-      <w:r>
-        <w:t xml:space="preserve"> </w:t>
-      </w:r>
-      <w:r>
         <w:tab/>
         <w:t xml:space="preserve"> </w:t>
-      </w:r>
-      <w:r>
-        <w:br w:type="page"/>
-      </w:r>
-    </w:p>
-    <w:p>
-      <w:pPr>
-        <w:pStyle w:val="Ttulo2"/>
-        <w:spacing w:after="129"/>
-        <w:ind w:left="-5"/>
-      </w:pPr>
-      <w:bookmarkStart w:id="90" w:name="_Referencias_Bibliográficas"/>
-      <w:bookmarkStart w:id="91" w:name="chRef"/>
-      <w:bookmarkEnd w:id="90"/>
-      <w:r>
-        <w:lastRenderedPageBreak/>
-        <w:t>Referencias Bibliográficas</w:t>
-      </w:r>
-      <w:bookmarkEnd w:id="91"/>
-      <w:r>
-        <w:rPr>
-          <w:color w:val="2E74B5"/>
-          <w:sz w:val="30"/>
-        </w:rPr>
-        <w:t xml:space="preserve"> </w:t>
-      </w:r>
-    </w:p>
-    <w:p>
-      <w:pPr>
-        <w:ind w:left="-5" w:right="841"/>
-      </w:pPr>
-      <w:r>
-        <w:t xml:space="preserve">Las referencias se presentan de acuerdo con las normas de la American Psychological Association (APA), 7.ª edición. </w:t>
-      </w:r>
-    </w:p>
-    <w:p>
-      <w:pPr>
-        <w:spacing w:after="176" w:line="276" w:lineRule="auto"/>
-        <w:ind w:left="720" w:right="841" w:hanging="720"/>
-        <w:jc w:val="left"/>
-        <w:rPr>
-          <w:lang w:val="en-US"/>
-        </w:rPr>
-      </w:pPr>
-      <w:r>
-        <w:rPr>
-          <w:lang w:val="en-US"/>
-        </w:rPr>
-        <w:t xml:space="preserve">Adamopoulou, E., y Moussiades, L. (2020). An overview of chatbot technology. In I. Maglogiannis, L. Iliadis, y E. Pimenidis (Eds.), </w:t>
-      </w:r>
-      <w:r>
-        <w:rPr>
-          <w:i/>
-          <w:iCs/>
-          <w:lang w:val="en-US"/>
-        </w:rPr>
-        <w:t>Artificial intelligence applications and innovations. AIAI 2020. IFIP Advances in Information and Communication Technology</w:t>
-      </w:r>
-      <w:r>
-        <w:rPr>
-          <w:lang w:val="en-US"/>
-        </w:rPr>
-        <w:t xml:space="preserve"> (Vol. 584, pp. 373–383). Springer. https://doi.org/10.1007/978-3-030-49186-4_31</w:t>
-      </w:r>
-    </w:p>
-    <w:p>
-      <w:pPr>
-        <w:spacing w:after="176" w:line="276" w:lineRule="auto"/>
-        <w:ind w:left="720" w:right="841" w:hanging="720"/>
-        <w:jc w:val="left"/>
-        <w:rPr>
-          <w:lang w:val="en-US"/>
-        </w:rPr>
-      </w:pPr>
-      <w:r>
-        <w:rPr>
-          <w:lang w:val="en-US"/>
-        </w:rPr>
-        <w:t xml:space="preserve">Bogner, J., Kotstein, S., y Pfaff, T. (2023). Do RESTful API design rules have an impact on the understandability of Web APIs? </w:t>
-      </w:r>
-      <w:r>
-        <w:rPr>
-          <w:i/>
-          <w:iCs/>
-          <w:lang w:val="en-US"/>
-        </w:rPr>
-        <w:t>Empirical Software Engineering, 28</w:t>
-      </w:r>
-      <w:r>
-        <w:rPr>
-          <w:lang w:val="en-US"/>
-        </w:rPr>
-        <w:t>(6), Article 132. https://doi.org/10.1007/s10664-023-10367-y</w:t>
-      </w:r>
-    </w:p>
-    <w:p>
-      <w:pPr>
-        <w:spacing w:after="176" w:line="276" w:lineRule="auto"/>
-        <w:ind w:left="720" w:right="841" w:hanging="720"/>
-        <w:jc w:val="left"/>
-      </w:pPr>
-      <w:r>
-        <w:rPr>
-          <w:lang w:val="en-US"/>
-        </w:rPr>
-        <w:t xml:space="preserve">Campbell, D. T., y Stanley, J. C. (1963). </w:t>
-      </w:r>
-      <w:r>
-        <w:rPr>
-          <w:i/>
-          <w:iCs/>
-          <w:lang w:val="en-US"/>
-        </w:rPr>
-        <w:t>Experimental and quasi-experimental designs for research</w:t>
-      </w:r>
-      <w:r>
-        <w:rPr>
-          <w:lang w:val="en-US"/>
-        </w:rPr>
-        <w:t xml:space="preserve">. </w:t>
-      </w:r>
-      <w:r>
-        <w:t>Rand McNally.</w:t>
-      </w:r>
-    </w:p>
-    <w:p>
-      <w:pPr>
-        <w:spacing w:after="176" w:line="276" w:lineRule="auto"/>
-        <w:ind w:left="720" w:right="841" w:hanging="720"/>
-        <w:jc w:val="left"/>
-      </w:pPr>
-      <w:r>
-        <w:t xml:space="preserve">CEPAL (Comisión Económica para América Latina y el Caribe). (2019). </w:t>
-      </w:r>
-      <w:r>
-        <w:rPr>
-          <w:i/>
-          <w:iCs/>
-        </w:rPr>
-        <w:t>Mipymes en América Latina: un frágil desempeño y nuevos desafíos para las políticas de fomento. Síntesis</w:t>
-      </w:r>
-      <w:r>
-        <w:t xml:space="preserve"> (LC/TS.2019/20). CEPAL. https://repositorio.cepal.org/handle/11362/44603</w:t>
-      </w:r>
-    </w:p>
-    <w:p>
-      <w:pPr>
-        <w:spacing w:after="176" w:line="276" w:lineRule="auto"/>
-        <w:ind w:left="720" w:right="841" w:hanging="720"/>
-        <w:jc w:val="left"/>
-        <w:rPr>
-          <w:lang w:val="en-US"/>
-        </w:rPr>
-      </w:pPr>
-      <w:r>
-        <w:t xml:space="preserve">CEPAL (Comisión Económica para América Latina y el Caribe). (2021). </w:t>
-      </w:r>
-      <w:r>
-        <w:rPr>
-          <w:i/>
-          <w:iCs/>
-        </w:rPr>
-        <w:t>Tecnologías digitales para un nuevo futuro</w:t>
-      </w:r>
-      <w:r>
-        <w:t xml:space="preserve"> (LC/TS.2021/43). </w:t>
-      </w:r>
-      <w:r>
-        <w:rPr>
-          <w:lang w:val="en-US"/>
-        </w:rPr>
-        <w:t>CEPAL. https://repositorio.cepal.org/handle/11362/46816</w:t>
-      </w:r>
-    </w:p>
-    <w:p>
-      <w:pPr>
-        <w:spacing w:after="176" w:line="276" w:lineRule="auto"/>
-        <w:ind w:left="720" w:right="841" w:hanging="720"/>
-        <w:jc w:val="left"/>
-        <w:rPr>
-          <w:lang w:val="en-US"/>
-        </w:rPr>
-      </w:pPr>
-      <w:r>
-        <w:rPr>
-          <w:lang w:val="en-US"/>
-        </w:rPr>
-        <w:t xml:space="preserve">Codd, E. F. (1970). A relational model of data for </w:t>
-      </w:r>
-      <w:proofErr w:type="gramStart"/>
-      <w:r>
-        <w:rPr>
-          <w:lang w:val="en-US"/>
-        </w:rPr>
-        <w:t>large shared</w:t>
-      </w:r>
-      <w:proofErr w:type="gramEnd"/>
-      <w:r>
-        <w:rPr>
-          <w:lang w:val="en-US"/>
-        </w:rPr>
-        <w:t xml:space="preserve"> data banks. </w:t>
-      </w:r>
-      <w:r>
-        <w:rPr>
-          <w:i/>
-          <w:iCs/>
-          <w:lang w:val="en-US"/>
-        </w:rPr>
-        <w:t>Communications of the ACM, 13</w:t>
-      </w:r>
-      <w:r>
-        <w:rPr>
-          <w:lang w:val="en-US"/>
-        </w:rPr>
-        <w:t>(6), 377–387. https://doi.org/10.1145/362384.362685</w:t>
-      </w:r>
-    </w:p>
-    <w:p>
-      <w:pPr>
-        <w:spacing w:after="176" w:line="276" w:lineRule="auto"/>
-        <w:ind w:left="720" w:right="841" w:hanging="720"/>
-        <w:jc w:val="left"/>
-        <w:rPr>
-          <w:lang w:val="en-US"/>
-        </w:rPr>
-      </w:pPr>
-      <w:r>
-        <w:rPr>
-          <w:lang w:val="en-US"/>
-        </w:rPr>
-        <w:t xml:space="preserve">Cohen, J. (1988). </w:t>
-      </w:r>
-      <w:r>
-        <w:rPr>
-          <w:i/>
-          <w:iCs/>
-          <w:lang w:val="en-US"/>
-        </w:rPr>
-        <w:t>Statistical power analysis for the behavioral sciences</w:t>
-      </w:r>
-      <w:r>
-        <w:rPr>
-          <w:lang w:val="en-US"/>
-        </w:rPr>
-        <w:t xml:space="preserve"> (2nd ed.). Lawrence Erlbaum Associates.</w:t>
-      </w:r>
-    </w:p>
-    <w:p>
-      <w:pPr>
-        <w:spacing w:after="176" w:line="276" w:lineRule="auto"/>
-        <w:ind w:left="720" w:right="841" w:hanging="720"/>
-        <w:jc w:val="left"/>
-        <w:rPr>
-          <w:lang w:val="en-US"/>
-        </w:rPr>
-      </w:pPr>
-      <w:r>
-        <w:rPr>
-          <w:lang w:val="en-US"/>
-        </w:rPr>
-        <w:t xml:space="preserve">Date, C. J. (2004). </w:t>
-      </w:r>
-      <w:r>
-        <w:rPr>
-          <w:i/>
-          <w:iCs/>
-          <w:lang w:val="en-US"/>
-        </w:rPr>
-        <w:t>An introduction to database systems</w:t>
-      </w:r>
-      <w:r>
-        <w:rPr>
-          <w:lang w:val="en-US"/>
-        </w:rPr>
-        <w:t xml:space="preserve"> (8th ed.). Pearson.</w:t>
-      </w:r>
-    </w:p>
-    <w:p>
-      <w:pPr>
-        <w:spacing w:after="176" w:line="276" w:lineRule="auto"/>
-        <w:ind w:left="720" w:right="841" w:hanging="720"/>
-        <w:jc w:val="left"/>
-        <w:rPr>
-          <w:lang w:val="en-US"/>
-        </w:rPr>
-      </w:pPr>
-      <w:r>
-        <w:rPr>
-          <w:lang w:val="en-US"/>
-        </w:rPr>
-        <w:t xml:space="preserve">Davenport, T. H., y Kirby, J. (2016). </w:t>
-      </w:r>
-      <w:r>
-        <w:rPr>
-          <w:i/>
-          <w:iCs/>
-          <w:lang w:val="en-US"/>
-        </w:rPr>
-        <w:t>Only humans need apply: Winners and losers in the age of smart machines</w:t>
-      </w:r>
-      <w:r>
-        <w:rPr>
-          <w:lang w:val="en-US"/>
-        </w:rPr>
-        <w:t>. Harper Business.</w:t>
-      </w:r>
-    </w:p>
-    <w:p>
-      <w:pPr>
-        <w:spacing w:after="176" w:line="276" w:lineRule="auto"/>
-        <w:ind w:left="720" w:right="841" w:hanging="720"/>
-        <w:jc w:val="left"/>
-        <w:rPr>
-          <w:lang w:val="en-US"/>
-        </w:rPr>
-      </w:pPr>
-      <w:r>
-        <w:rPr>
-          <w:lang w:val="en-US"/>
-        </w:rPr>
-        <w:t xml:space="preserve">Fielding, R. T. (2000). </w:t>
-      </w:r>
-      <w:r>
-        <w:rPr>
-          <w:i/>
-          <w:iCs/>
-          <w:lang w:val="en-US"/>
-        </w:rPr>
-        <w:t>Architectural styles and the design of network-based software architectures</w:t>
-      </w:r>
-      <w:r>
-        <w:rPr>
-          <w:lang w:val="en-US"/>
-        </w:rPr>
-        <w:t xml:space="preserve"> [Doctoral dissertation, University of California, Irvine]. https://www.ics.uci.edu/~fielding/pubs/dissertation/top.htm</w:t>
-      </w:r>
-    </w:p>
-    <w:p>
-      <w:pPr>
-        <w:spacing w:after="176" w:line="276" w:lineRule="auto"/>
-        <w:ind w:left="720" w:right="841" w:hanging="720"/>
-        <w:jc w:val="left"/>
-        <w:rPr>
-          <w:lang w:val="en-US"/>
-        </w:rPr>
-      </w:pPr>
-      <w:r>
-        <w:rPr>
-          <w:lang w:val="en-US"/>
-        </w:rPr>
-        <w:t xml:space="preserve">Fowler, M. (2002). </w:t>
-      </w:r>
-      <w:r>
-        <w:rPr>
-          <w:i/>
-          <w:iCs/>
-          <w:lang w:val="en-US"/>
-        </w:rPr>
-        <w:t>Patterns of enterprise application architecture</w:t>
-      </w:r>
-      <w:r>
-        <w:rPr>
-          <w:lang w:val="en-US"/>
-        </w:rPr>
-        <w:t>. Addison-Wesley.</w:t>
-      </w:r>
-    </w:p>
-    <w:p>
-      <w:pPr>
-        <w:spacing w:after="176" w:line="276" w:lineRule="auto"/>
-        <w:ind w:left="720" w:right="841" w:hanging="720"/>
-        <w:jc w:val="left"/>
-        <w:rPr>
-          <w:lang w:val="en-US"/>
-        </w:rPr>
-      </w:pPr>
-      <w:r>
-        <w:rPr>
-          <w:lang w:val="en-US"/>
-        </w:rPr>
-        <w:t xml:space="preserve">Fritsch, T. (2024). Chatbots: An overview of current issues and challenges. In K. Arai (Ed.), </w:t>
-      </w:r>
-      <w:r>
-        <w:rPr>
-          <w:i/>
-          <w:iCs/>
-          <w:lang w:val="en-US"/>
-        </w:rPr>
-        <w:t>Advances in information and communication. FICC 2024</w:t>
-      </w:r>
-      <w:r>
-        <w:rPr>
-          <w:lang w:val="en-US"/>
-        </w:rPr>
-        <w:t xml:space="preserve"> (Lecture Notes in Networks and Systems, Vol. 919, pp. 84–104). Springer. https://doi.org/10.1007/978-3-031-53960-2_7</w:t>
-      </w:r>
-    </w:p>
-    <w:p>
-      <w:pPr>
-        <w:spacing w:after="176" w:line="276" w:lineRule="auto"/>
-        <w:ind w:left="720" w:hanging="720"/>
-        <w:rPr>
-          <w:lang w:val="en-US"/>
-        </w:rPr>
-      </w:pPr>
-      <w:r>
-        <w:rPr>
-          <w:lang w:val="en-US"/>
-        </w:rPr>
-        <w:t xml:space="preserve">Gao, S., Teh, P.-L., y Ho, H. H. P. (2026). Digital transformation and innovation in small and medium enterprises (SMEs): A systematic review and future research agenda. </w:t>
-      </w:r>
-      <w:r>
-        <w:rPr>
-          <w:i/>
-          <w:lang w:val="en-US"/>
-        </w:rPr>
-        <w:t xml:space="preserve">Cogent </w:t>
-      </w:r>
-      <w:r>
-        <w:rPr>
-          <w:i/>
-          <w:lang w:val="en-US"/>
-        </w:rPr>
-        <w:lastRenderedPageBreak/>
-        <w:t>Business &amp; Management, 13</w:t>
-      </w:r>
-      <w:r>
-        <w:rPr>
-          <w:lang w:val="en-US"/>
-        </w:rPr>
-        <w:t>(1), Article 2612775. https://doi.org/10.1080/23311975.2026.2612775</w:t>
-      </w:r>
-    </w:p>
-    <w:p>
-      <w:pPr>
-        <w:spacing w:after="176" w:line="276" w:lineRule="auto"/>
-        <w:ind w:left="720" w:right="841" w:hanging="720"/>
-        <w:jc w:val="left"/>
-        <w:rPr>
-          <w:lang w:val="en-US"/>
-        </w:rPr>
-      </w:pPr>
-      <w:r>
-        <w:rPr>
-          <w:lang w:val="en-US"/>
-        </w:rPr>
-        <w:t xml:space="preserve">Heizer, J., Render, B., y Munson, C. (2023). </w:t>
-      </w:r>
-      <w:r>
-        <w:rPr>
-          <w:i/>
-          <w:iCs/>
-          <w:lang w:val="en-US"/>
-        </w:rPr>
-        <w:t>Operations management: Sustainability and supply chain management</w:t>
-      </w:r>
-      <w:r>
-        <w:rPr>
-          <w:lang w:val="en-US"/>
-        </w:rPr>
-        <w:t xml:space="preserve"> (14th ed.). Pearson.</w:t>
-      </w:r>
-    </w:p>
-    <w:p>
-      <w:pPr>
-        <w:spacing w:after="176" w:line="276" w:lineRule="auto"/>
-        <w:ind w:left="720" w:right="841" w:hanging="720"/>
-        <w:jc w:val="left"/>
-      </w:pPr>
-      <w:r>
-        <w:rPr>
-          <w:lang w:val="en-US"/>
-        </w:rPr>
-        <w:t xml:space="preserve">Hevner, A. R., March, S. T., Park, J., y Ram, S. (2004). Design science in information systems research. </w:t>
-      </w:r>
-      <w:r>
-        <w:rPr>
-          <w:i/>
-          <w:iCs/>
-        </w:rPr>
-        <w:t xml:space="preserve">MIS </w:t>
-      </w:r>
-      <w:proofErr w:type="spellStart"/>
-      <w:r>
-        <w:rPr>
-          <w:i/>
-          <w:iCs/>
-        </w:rPr>
-        <w:t>Quarterly</w:t>
-      </w:r>
-      <w:proofErr w:type="spellEnd"/>
-      <w:r>
-        <w:rPr>
-          <w:i/>
-          <w:iCs/>
-        </w:rPr>
-        <w:t>, 28</w:t>
-      </w:r>
-      <w:r>
-        <w:t>(1), 75–106. https://doi.org/10.2307/25148625</w:t>
-      </w:r>
-    </w:p>
-    <w:p>
-      <w:pPr>
-        <w:spacing w:after="176" w:line="276" w:lineRule="auto"/>
-        <w:ind w:left="720" w:hanging="720"/>
-        <w:rPr>
-          <w:lang w:val="fr-FR"/>
-        </w:rPr>
-      </w:pPr>
-      <w:proofErr w:type="spellStart"/>
-      <w:r>
-        <w:t>Khantong</w:t>
-      </w:r>
-      <w:proofErr w:type="spellEnd"/>
-      <w:r>
-        <w:t xml:space="preserve">, S., y </w:t>
-      </w:r>
-      <w:proofErr w:type="spellStart"/>
-      <w:r>
-        <w:t>Sriboonlue</w:t>
-      </w:r>
-      <w:proofErr w:type="spellEnd"/>
-      <w:r>
-        <w:t xml:space="preserve">, P. (2026). </w:t>
-      </w:r>
-      <w:r>
-        <w:rPr>
-          <w:lang w:val="en-US"/>
-        </w:rPr>
-        <w:t xml:space="preserve">Robotic Process Automation in Business Process Management: A Systematic Literature Review and an Integrated Framework. </w:t>
-      </w:r>
-      <w:r>
-        <w:rPr>
-          <w:i/>
-          <w:lang w:val="fr-FR"/>
-        </w:rPr>
-        <w:t>Technologies, 14</w:t>
-      </w:r>
-      <w:r>
-        <w:rPr>
-          <w:lang w:val="fr-FR"/>
-        </w:rPr>
-        <w:t>(4), Article 225. https://doi.org/10.3390/technologies14040225</w:t>
-      </w:r>
-    </w:p>
-    <w:p>
-      <w:pPr>
-        <w:spacing w:after="176" w:line="276" w:lineRule="auto"/>
-        <w:ind w:left="720" w:hanging="720"/>
-        <w:rPr>
-          <w:lang w:val="en-US"/>
-        </w:rPr>
-      </w:pPr>
-      <w:r>
-        <w:rPr>
-          <w:lang w:val="fr-FR"/>
-        </w:rPr>
-        <w:t xml:space="preserve">Lercher, A., Glock, J., Macho, C., y Pinzger, M. (2024). </w:t>
-      </w:r>
-      <w:r>
-        <w:rPr>
-          <w:lang w:val="en-US"/>
-        </w:rPr>
-        <w:t xml:space="preserve">Microservice API evolution in practice: A study on strategies and challenges. </w:t>
-      </w:r>
-      <w:r>
-        <w:rPr>
-          <w:i/>
-          <w:lang w:val="en-US"/>
-        </w:rPr>
-        <w:t>Journal of Systems and Software, 215</w:t>
-      </w:r>
-      <w:r>
-        <w:rPr>
-          <w:lang w:val="en-US"/>
-        </w:rPr>
-        <w:t>, Article 112110. https://doi.org/10.1016/j.jss.2024.112110</w:t>
-      </w:r>
-    </w:p>
-    <w:p>
-      <w:pPr>
-        <w:spacing w:after="176" w:line="276" w:lineRule="auto"/>
-        <w:ind w:left="720" w:right="841" w:hanging="720"/>
-        <w:jc w:val="left"/>
-        <w:rPr>
-          <w:lang w:val="en-US"/>
-        </w:rPr>
-      </w:pPr>
-      <w:r>
-        <w:rPr>
-          <w:lang w:val="en-US"/>
-        </w:rPr>
-        <w:t xml:space="preserve">Li, K. (2025, March 20). Telegram hits 1 billion active users as CEO Pavel Durov takes swipe at Meta-owned rival WhatsApp. </w:t>
-      </w:r>
-      <w:r>
-        <w:rPr>
-          <w:i/>
-          <w:iCs/>
-          <w:lang w:val="en-US"/>
-        </w:rPr>
-        <w:t>Business Insider</w:t>
-      </w:r>
-      <w:r>
-        <w:rPr>
-          <w:lang w:val="en-US"/>
-        </w:rPr>
-        <w:t>. https://www.yahoo.com/news/telegram-hits-1-billion-active-011848089.html</w:t>
-      </w:r>
-    </w:p>
-    <w:p>
-      <w:pPr>
-        <w:spacing w:after="176" w:line="276" w:lineRule="auto"/>
-        <w:ind w:left="720" w:right="841" w:hanging="720"/>
-        <w:jc w:val="left"/>
-        <w:rPr>
-          <w:lang w:val="en-US"/>
-        </w:rPr>
-      </w:pPr>
-      <w:r>
-        <w:t xml:space="preserve">Li, Z., Wu, C., Li, J., y Yuan, Q. (2026). </w:t>
-      </w:r>
-      <w:r>
-        <w:rPr>
-          <w:lang w:val="en-US"/>
-        </w:rPr>
-        <w:t xml:space="preserve">Chatbot research in the fields of business and information systems: A systematic review and bibliometric analysis. </w:t>
-      </w:r>
-      <w:r>
-        <w:rPr>
-          <w:i/>
-          <w:iCs/>
-          <w:lang w:val="en-US"/>
-        </w:rPr>
-        <w:t>Aslib Journal of Information Management, 78</w:t>
-      </w:r>
-      <w:r>
-        <w:rPr>
-          <w:lang w:val="en-US"/>
-        </w:rPr>
-        <w:t>(4), 988–1014. https://doi.org/10.1108/AJIM-05-2024-0427</w:t>
-      </w:r>
-    </w:p>
-    <w:p>
-      <w:pPr>
-        <w:spacing w:after="176" w:line="276" w:lineRule="auto"/>
-        <w:ind w:left="720" w:right="841" w:hanging="720"/>
-        <w:jc w:val="left"/>
-        <w:rPr>
-          <w:lang w:val="en-US"/>
-        </w:rPr>
-      </w:pPr>
-      <w:r>
-        <w:rPr>
-          <w:lang w:val="en-US"/>
-        </w:rPr>
-        <w:t xml:space="preserve">Mehta, I. (2024, July 23). Telegram’s userbase climbs to 950M, plans to launch app store. </w:t>
-      </w:r>
-      <w:r>
-        <w:rPr>
-          <w:i/>
-          <w:iCs/>
-          <w:lang w:val="en-US"/>
-        </w:rPr>
-        <w:t>TechCrunch</w:t>
-      </w:r>
-      <w:r>
-        <w:rPr>
-          <w:lang w:val="en-US"/>
-        </w:rPr>
-        <w:t>. https://techcrunch.com/2024/07/23/telegrams-userbase-climbs-to-950m-plans-to-launch-app-store</w:t>
-      </w:r>
-    </w:p>
-    <w:p>
-      <w:pPr>
-        <w:spacing w:after="176" w:line="276" w:lineRule="auto"/>
-        <w:ind w:left="720" w:right="841" w:hanging="720"/>
-        <w:jc w:val="left"/>
-        <w:rPr>
-          <w:lang w:val="en-US"/>
-        </w:rPr>
-      </w:pPr>
-      <w:r>
-        <w:t xml:space="preserve">Moeuf, A., Lamouri, S., Pellerin, R., Tamayo-Giraldo, S., Tobon-Valencia, E., y Eburdy, R. (2020). </w:t>
-      </w:r>
-      <w:r>
-        <w:rPr>
-          <w:lang w:val="en-US"/>
-        </w:rPr>
-        <w:t xml:space="preserve">Identification of critical success factors, risks and opportunities of Industry 4.0 in SMEs. </w:t>
-      </w:r>
-      <w:r>
-        <w:rPr>
-          <w:i/>
-          <w:iCs/>
-          <w:lang w:val="en-US"/>
-        </w:rPr>
-        <w:t>International Journal of Production Research, 58</w:t>
-      </w:r>
-      <w:r>
-        <w:rPr>
-          <w:lang w:val="en-US"/>
-        </w:rPr>
-        <w:t>(5), 1384–1400. https://doi.org/10.1080/00207543.2019.1636323</w:t>
-      </w:r>
-    </w:p>
-    <w:p>
-      <w:pPr>
-        <w:spacing w:after="176" w:line="276" w:lineRule="auto"/>
-        <w:ind w:left="720" w:right="841" w:hanging="720"/>
-        <w:jc w:val="left"/>
-        <w:rPr>
-          <w:lang w:val="en-US"/>
-        </w:rPr>
-      </w:pPr>
-      <w:r>
-        <w:rPr>
-          <w:lang w:val="en-US"/>
-        </w:rPr>
-        <w:t xml:space="preserve">n8n. (2022). </w:t>
-      </w:r>
-      <w:r>
-        <w:rPr>
-          <w:i/>
-          <w:iCs/>
-          <w:lang w:val="en-US"/>
-        </w:rPr>
-        <w:t>Sustainable Use License (n8n Community License)</w:t>
-      </w:r>
-      <w:r>
-        <w:rPr>
-          <w:lang w:val="en-US"/>
-        </w:rPr>
-        <w:t>. https://docs.n8n.io/n8n-community-license</w:t>
-      </w:r>
-    </w:p>
-    <w:p>
-      <w:pPr>
-        <w:spacing w:after="176" w:line="276" w:lineRule="auto"/>
-        <w:ind w:left="720" w:right="841" w:hanging="720"/>
-        <w:jc w:val="left"/>
-        <w:rPr>
-          <w:lang w:val="en-US"/>
-        </w:rPr>
-      </w:pPr>
-      <w:r>
-        <w:rPr>
-          <w:lang w:val="en-US"/>
-        </w:rPr>
-        <w:t xml:space="preserve">n8n. (2024). </w:t>
-      </w:r>
-      <w:r>
-        <w:rPr>
-          <w:i/>
-          <w:iCs/>
-          <w:lang w:val="en-US"/>
-        </w:rPr>
-        <w:t>n8n documentation: Workflow automation</w:t>
-      </w:r>
-      <w:r>
-        <w:rPr>
-          <w:lang w:val="en-US"/>
-        </w:rPr>
-        <w:t>. https://docs.n8n.io</w:t>
-      </w:r>
-    </w:p>
-    <w:p>
-      <w:pPr>
-        <w:spacing w:after="176" w:line="276" w:lineRule="auto"/>
-        <w:ind w:left="720" w:right="841" w:hanging="720"/>
-        <w:jc w:val="left"/>
-        <w:rPr>
-          <w:lang w:val="en-US"/>
-        </w:rPr>
-      </w:pPr>
-      <w:r>
-        <w:rPr>
-          <w:lang w:val="en-US"/>
-        </w:rPr>
-        <w:t xml:space="preserve">Newman, S. (2019). </w:t>
-      </w:r>
-      <w:r>
-        <w:rPr>
-          <w:i/>
-          <w:iCs/>
-          <w:lang w:val="en-US"/>
-        </w:rPr>
-        <w:t>Monolith to microservices: Evolutionary patterns to transform your monolith</w:t>
-      </w:r>
-      <w:r>
-        <w:rPr>
-          <w:lang w:val="en-US"/>
-        </w:rPr>
-        <w:t>. O'Reilly Media.</w:t>
-      </w:r>
-    </w:p>
-    <w:p>
-      <w:pPr>
-        <w:spacing w:after="176" w:line="276" w:lineRule="auto"/>
-        <w:ind w:left="720" w:right="841" w:hanging="720"/>
-        <w:jc w:val="left"/>
-        <w:rPr>
-          <w:lang w:val="en-US"/>
-        </w:rPr>
-      </w:pPr>
-      <w:r>
-        <w:rPr>
-          <w:lang w:val="en-US"/>
-        </w:rPr>
-        <w:t xml:space="preserve">OECD. (2023). </w:t>
-      </w:r>
-      <w:r>
-        <w:rPr>
-          <w:i/>
-          <w:iCs/>
-          <w:lang w:val="en-US"/>
-        </w:rPr>
-        <w:t>OECD SME and Entrepreneurship Outlook 2023</w:t>
-      </w:r>
-      <w:r>
-        <w:rPr>
-          <w:lang w:val="en-US"/>
-        </w:rPr>
-        <w:t>. OECD Publishing. https://doi.org/10.1787/342b8564-en</w:t>
-      </w:r>
-    </w:p>
-    <w:p>
-      <w:pPr>
-        <w:spacing w:after="176" w:line="276" w:lineRule="auto"/>
-        <w:ind w:left="720" w:right="841" w:hanging="720"/>
-        <w:jc w:val="left"/>
-        <w:rPr>
-          <w:lang w:val="en-US"/>
-        </w:rPr>
-      </w:pPr>
-      <w:r>
-        <w:t xml:space="preserve">Parra-Sanchez, D. T., y Talero-Sarmiento, L. H. (2024). </w:t>
-      </w:r>
-      <w:r>
-        <w:rPr>
-          <w:lang w:val="en-US"/>
-        </w:rPr>
-        <w:t xml:space="preserve">Digital transformation in small and medium enterprises: A scientometric analysis. </w:t>
-      </w:r>
-      <w:r>
-        <w:rPr>
-          <w:i/>
-          <w:iCs/>
-          <w:lang w:val="en-US"/>
-        </w:rPr>
-        <w:t>Digital Transformation and Society, 3</w:t>
-      </w:r>
-      <w:r>
-        <w:rPr>
-          <w:lang w:val="en-US"/>
-        </w:rPr>
-        <w:t>(3), 257–276. https://doi.org/10.1108/DTS-06-2023-0048</w:t>
-      </w:r>
-    </w:p>
-    <w:p>
-      <w:pPr>
-        <w:spacing w:after="176" w:line="276" w:lineRule="auto"/>
-        <w:ind w:left="720" w:right="841" w:hanging="720"/>
-        <w:jc w:val="left"/>
-        <w:rPr>
-          <w:lang w:val="en-US"/>
-        </w:rPr>
-      </w:pPr>
-      <w:r>
-        <w:rPr>
-          <w:lang w:val="en-US"/>
-        </w:rPr>
-        <w:lastRenderedPageBreak/>
-        <w:t xml:space="preserve">Pfister, P., y Lehmann, C. (2023). Measuring the success of digital transformation in German SMEs. </w:t>
-      </w:r>
-      <w:r>
-        <w:rPr>
-          <w:i/>
-          <w:iCs/>
-          <w:lang w:val="en-US"/>
-        </w:rPr>
-        <w:t>Journal of Small Business Strategy, 33</w:t>
-      </w:r>
-      <w:r>
-        <w:rPr>
-          <w:lang w:val="en-US"/>
-        </w:rPr>
-        <w:t>(1), 1–19. https://doi.org/10.53703/001c.39679</w:t>
-      </w:r>
-    </w:p>
-    <w:p>
-      <w:pPr>
-        <w:spacing w:after="176" w:line="276" w:lineRule="auto"/>
-        <w:ind w:left="720" w:right="841" w:hanging="720"/>
-        <w:jc w:val="left"/>
-        <w:rPr>
-          <w:lang w:val="en-US"/>
-        </w:rPr>
-      </w:pPr>
-      <w:r>
-        <w:rPr>
-          <w:lang w:val="en-US"/>
-        </w:rPr>
-        <w:t xml:space="preserve">Richardson, L., y Ruby, S. (2007). </w:t>
-      </w:r>
-      <w:r>
-        <w:rPr>
-          <w:i/>
-          <w:iCs/>
-          <w:lang w:val="en-US"/>
-        </w:rPr>
-        <w:t>RESTful web services</w:t>
-      </w:r>
-      <w:r>
-        <w:rPr>
-          <w:lang w:val="en-US"/>
-        </w:rPr>
-        <w:t>. O'Reilly Media.</w:t>
-      </w:r>
-    </w:p>
-    <w:p>
-      <w:pPr>
-        <w:spacing w:after="176" w:line="276" w:lineRule="auto"/>
-        <w:ind w:left="720" w:right="841" w:hanging="720"/>
-        <w:jc w:val="left"/>
-        <w:rPr>
-          <w:lang w:val="en-US"/>
-        </w:rPr>
-      </w:pPr>
-      <w:r>
-        <w:rPr>
-          <w:lang w:val="en-US"/>
-        </w:rPr>
-        <w:t xml:space="preserve">Rosenthal, R. (1991). </w:t>
-      </w:r>
-      <w:r>
-        <w:rPr>
-          <w:i/>
-          <w:iCs/>
-          <w:lang w:val="en-US"/>
-        </w:rPr>
-        <w:t>Meta-analytic procedures for social research</w:t>
-      </w:r>
-      <w:r>
-        <w:rPr>
-          <w:lang w:val="en-US"/>
-        </w:rPr>
-        <w:t xml:space="preserve"> (Rev. ed.). Sage Publications.</w:t>
-      </w:r>
-    </w:p>
-    <w:p>
-      <w:pPr>
-        <w:spacing w:after="176" w:line="276" w:lineRule="auto"/>
-        <w:ind w:left="720" w:right="841" w:hanging="720"/>
-        <w:jc w:val="left"/>
-        <w:rPr>
-          <w:lang w:val="en-US"/>
-        </w:rPr>
-      </w:pPr>
-      <w:r>
-        <w:rPr>
-          <w:lang w:val="en-US"/>
-        </w:rPr>
-        <w:t xml:space="preserve">Sufi, F. (2023). Algorithms in low-code-no-code for research applications: A practical review. </w:t>
-      </w:r>
-      <w:r>
-        <w:rPr>
-          <w:i/>
-          <w:iCs/>
-          <w:lang w:val="en-US"/>
-        </w:rPr>
-        <w:t>Algorithms, 16</w:t>
-      </w:r>
-      <w:r>
-        <w:rPr>
-          <w:lang w:val="en-US"/>
-        </w:rPr>
-        <w:t>(2), 108. https://doi.org/10.3390/a16020108</w:t>
-      </w:r>
-    </w:p>
-    <w:p>
-      <w:pPr>
-        <w:spacing w:after="176" w:line="276" w:lineRule="auto"/>
-        <w:ind w:left="720" w:right="841" w:hanging="720"/>
-        <w:jc w:val="left"/>
-        <w:rPr>
-          <w:lang w:val="en-US"/>
-        </w:rPr>
-      </w:pPr>
-      <w:r>
-        <w:rPr>
-          <w:lang w:val="en-US"/>
-        </w:rPr>
-        <w:t xml:space="preserve">Telegram. (2024). </w:t>
-      </w:r>
-      <w:r>
-        <w:rPr>
-          <w:i/>
-          <w:iCs/>
-          <w:lang w:val="en-US"/>
-        </w:rPr>
-        <w:t>Telegram Bot API documentation</w:t>
-      </w:r>
-      <w:r>
-        <w:rPr>
-          <w:lang w:val="en-US"/>
-        </w:rPr>
-        <w:t>. https://core.telegram.org/bots/api</w:t>
-      </w:r>
-    </w:p>
-    <w:p>
-      <w:pPr>
-        <w:spacing w:after="176" w:line="276" w:lineRule="auto"/>
-        <w:ind w:left="720" w:right="841" w:hanging="720"/>
-        <w:jc w:val="left"/>
-      </w:pPr>
-      <w:r>
-        <w:t xml:space="preserve">van </w:t>
-      </w:r>
-      <w:proofErr w:type="spellStart"/>
-      <w:r>
-        <w:t>der</w:t>
-      </w:r>
-      <w:proofErr w:type="spellEnd"/>
-      <w:r>
-        <w:t xml:space="preserve"> Aalst, W. M. P. (2016). </w:t>
-      </w:r>
-      <w:r>
-        <w:rPr>
-          <w:i/>
-          <w:iCs/>
-          <w:lang w:val="en-US"/>
-        </w:rPr>
-        <w:t>Process mining: Data science in action</w:t>
-      </w:r>
-      <w:r>
-        <w:rPr>
-          <w:lang w:val="en-US"/>
-        </w:rPr>
-        <w:t xml:space="preserve"> (2nd ed.). </w:t>
-      </w:r>
-      <w:r>
-        <w:t>Springer. https://doi.org/10.1007/978-3-662-49851-4</w:t>
-      </w:r>
-    </w:p>
-    <w:p>
-      <w:pPr>
-        <w:spacing w:after="0" w:line="259" w:lineRule="auto"/>
-        <w:ind w:left="0" w:right="0" w:firstLine="0"/>
-        <w:jc w:val="left"/>
-      </w:pPr>
-      <w:r>
-        <w:t xml:space="preserve"> </w:t>
-      </w:r>
-      <w:r>
-        <w:tab/>
-        <w:t xml:space="preserve"> </w:t>
-      </w:r>
-      <w:r>
         <w:br w:type="page"/>
       </w:r>
     </w:p>
@@ -17739,11 +16500,7 @@
       </w:pPr>
       <w:r>
         <w:fldChar w:fldCharType="begin"/>
-      </w:r>
-      <w:r>
         <w:instrText>HYPERLINK "https://docs.google.com/spreadsheets/d/1YY23zZMBffX5gjKMN9Uy8w6rJ9jDVK1q/edit?usp=drive_link&amp;ouid=114634369866028785057&amp;rtpof=true&amp;sd=true"</w:instrText>
-      </w:r>
-      <w:r>
         <w:fldChar w:fldCharType="separate"/>
       </w:r>
       <w:r>
@@ -17789,10 +16546,8 @@
       </w:pPr>
       <w:r>
         <w:t xml:space="preserve">Los estadísticos reportados en la sección 5.1 —medias, desvíos estándar, prueba de Shapiro-Wilk, prueba de Wilcoxon, tamaño del efecto r y el intervalo de confianza bootstrap para la mediana de las diferencias pareadas de TPP, junto con el de la reducción relativa (sección 5.2)— se calcularon a partir de los datos crudos del Anexo A. Para ello se utilizó la biblioteca SciPy de Python. El script reproducible (docs/analisis/compute_stats.py) y la salida real de su ejecución (docs/analisis/salida_compute_stats.txt) se incluyen en el repositorio de código (Anexo F), de modo que los valores informados pueden recalcularse directamente sobre el Anexo A sin depender de una reconstrucción manual. El esquema de la base de datos (DDL), generado a partir de las seis entidades JPA descriptas en la sección 4.3, se documenta en docs/analisis/schema.sql dentro del mismo repositorio. El análisis exploratorio del efecto de práctica residual discutido en la sección 6.2 se calculó de la misma manera, a partir de los </w:t>
-      </w:r>
-      <w:r>
         <w:lastRenderedPageBreak/>
-        <w:t>horarios crudos de las hojas Pretest y Postest del Anexo A, con el script docs/analisis/compute_practica_residual.py —que incluye una variante de sensibilidad sin el escenario 8— y su salida real docs/analisis/salida_compute_practica_residual.txt, incluidos también en el repositorio de código (Anexo F). El script compute_stats.py incluye además la estimación por intervalo de la reducción relativa (sección 5.2; bootstrap percentil pareado con 10.000 remuestreos y semilla fija 42, los mismos del intervalo de la mediana de las diferencias) y el análisis de sensibilidad del escenario 14 (sección 6.2), y el cruce del registro de n8n contra las ventanas del postest se realizó con docs/analisis/cruzar_log_n8n.py (Anexo A).  La comparación con la pasada descartada del 11/09 (Tabla 6.1) se calculó con docs/analisis/compute_intento_descartado.py, a partir de la planilla archivada en docs/analisis/rerun/intento1_postest_bug_confirmacion_doble/, y su salida real, docs/analisis/salida_compute_intento_descartado.txt, se incluye en el mismo repositorio.</w:t>
+        <w:t>horarios crudos de las hojas Pretest y Postest del Anexo A, con el script docs/analisis/compute_practica_residual.py —que incluye una variante de sensibilidad sin el escenario 8— y su salida real docs/analisis/salida_compute_practica_residual.txt, incluidos también en el repositorio de código (Anexo F). El script compute_stats.py incluye además la estimación por intervalo de la reducción relativa (sección 5.2; bootstrap percentil pareado con 10.000 remuestreos y semilla fija 42, los mismos del intervalo de la mediana de las diferencias) y el análisis de sensibilidad del escenario 14 (sección 6.2), y el cruce del registro de n8n contra las ventanas del postest se realizó con docs/analisis/cruzar_log_n8n.py (Anexo A). La comparación con la pasada descartada del 11/09 (Tabla 6.1) se calculó con docs/analisis/compute_intento_descartado.py, a partir de la planilla archivada en docs/analisis/rerun/intento1_postest_bug_confirmacion_doble/, y su salida real, docs/analisis/salida_compute_intento_descartado.txt, se incluye en el mismo repositorio.</w:t>
       </w:r>
     </w:p>
     <w:p>
@@ -17851,7 +16606,7 @@
         <w:spacing w:after="200" w:line="259" w:lineRule="auto"/>
         <w:ind w:left="-5" w:right="0" w:firstLine="0"/>
       </w:pPr>
-      <w:hyperlink r:id="rId18" w:history="1">
+      <w:hyperlink r:id="rId19" w:history="1">
         <w:r>
           <w:rPr>
             <w:rStyle w:val="Hipervnculo"/>
@@ -17912,8 +16667,6 @@
       </w:pPr>
       <w:r>
         <w:t xml:space="preserve">Diagrama de arquitectura del sistema, diagrama entidad-relación de la base de datos, diagrama de clases UML, diagrama de secuencia del flujo completo de pedidos y diagrama de proceso por carriles del flujo de toma de pedidos. Los cinco diagramas se presentan también en el cuerpo del informe (Figura 4.1, sección 4.1; Figuras 4.2 y 4.3, sección 4.3; Figuras 4.4b y 4.4c, sección 4.4). El diagrama entidad-relación y el diagrama de clases corresponden a las seis </w:t>
-      </w:r>
-      <w:r>
         <w:lastRenderedPageBreak/>
         <w:t xml:space="preserve">entidades descriptas en la sección 4.3 (productos, categorías, pedidos, items_pedido, usuarios, administradores) y declaran los tipos de datos vigentes en las entidades JPA: BigDecimal/DECIMAL(10,2) para precios y totales, LocalDateTime/DATETIME para la fecha y hora del pedido, y String/VARCHAR para el teléfono. Cada uno confirma, desde su notación, que la relación entre usuarios y pedidos, planificada en el diseño, no se encuentra implementada al momento de este informe. </w:t>
       </w:r>
@@ -17971,7 +16724,7 @@
           <w:rStyle w:val="Hipervnculo"/>
         </w:rPr>
       </w:pPr>
-      <w:hyperlink r:id="rId19" w:history="1">
+      <w:hyperlink r:id="rId20" w:history="1">
         <w:r>
           <w:rPr>
             <w:rStyle w:val="Hipervnculo"/>
@@ -17998,6 +16751,8 @@
         <w:ind w:left="-5"/>
       </w:pPr>
       <w:bookmarkStart w:id="104" w:name="_Anexo_F._Repositorio"/>
+      <w:bookmarkStart w:id="900" w:name="anxF"/>
+      <w:bookmarkEnd w:id="900"/>
       <w:bookmarkEnd w:id="104"/>
       <w:r>
         <w:t>Anexo F. Repositorio de código fuente</w:t>
@@ -18018,7 +16773,7 @@
       <w:r>
         <w:t xml:space="preserve">Repositorio: </w:t>
       </w:r>
-      <w:hyperlink r:id="rId20" w:history="1">
+      <w:hyperlink r:id="rId21" w:history="1">
         <w:r>
           <w:rPr>
             <w:rStyle w:val="Hipervnculo"/>
@@ -18071,14 +16826,12 @@
       </w:pPr>
       <w:r>
         <w:t xml:space="preserve">Conforme a lo indicado en la sección 4.5, el equipo no utilizó una colección de Postman ni una especificación OpenAPI/Swagger para probar los endpoints de la API. Las pruebas se realizaron consumiendo la API desde el propio frontend de la aplicación y, para los endpoints de toma de </w:t>
-      </w:r>
-      <w:r>
         <w:lastRenderedPageBreak/>
         <w:t xml:space="preserve">pedidos, mediante interacción directa con el bot de Telegram. Este punto se deja explícitamente señalado como no aplicable a la metodología de pruebas efectivamente empleada en este trabajo, en lugar de omitirse sin aclaración. </w:t>
       </w:r>
     </w:p>
     <w:sectPr>
-      <w:footerReference w:type="default" r:id="rId21"/>
+      <w:footerReference w:type="default" r:id="rId22"/>
       <w:pgSz w:w="12240" w:h="15840"/>
       <w:pgMar w:top="1332" w:right="1278" w:bottom="1365" w:left="2117" w:header="720" w:footer="720" w:gutter="0"/>
       <w:cols w:space="720"/>
@@ -18088,7 +16841,7 @@
 </file>
 
 <file path=word/endnotes.xml><?xml version="1.0" encoding="utf-8"?>
-<w:endnotes xmlns:wpc="http://schemas.microsoft.com/office/word/2010/wordprocessingCanvas" xmlns:cx="http://schemas.microsoft.com/office/drawing/2014/chartex" xmlns:cx1="http://schemas.microsoft.com/office/drawing/2015/9/8/chartex" xmlns:cx2="http://schemas.microsoft.com/office/drawing/2015/10/21/chartex" xmlns:cx3="http://schemas.microsoft.com/office/drawing/2016/5/9/chartex" xmlns:cx4="http://schemas.microsoft.com/office/drawing/2016/5/10/chartex" xmlns:cx5="http://schemas.microsoft.com/office/drawing/2016/5/11/chartex" xmlns:cx6="http://schemas.microsoft.com/office/drawing/2016/5/12/chartex" xmlns:cx7="http://schemas.microsoft.com/office/drawing/2016/5/13/chartex" xmlns:cx8="http://schemas.microsoft.com/office/drawing/2016/5/14/chartex" xmlns:mc="http://schemas.openxmlformats.org/markup-compatibility/2006" xmlns:m="http://schemas.openxmlformats.org/officeDocument/2006/math" xmlns:aink="http://schemas.microsoft.com/office/drawing/2016/ink" xmlns:am3d="http://schemas.microsoft.com/office/drawing/2017/model3d" xmlns:oel="http://schemas.microsoft.com/office/2019/extlst" xmlns:r="http://schemas.openxmlformats.org/officeDocument/2006/relationships" xmlns:wp14="http://schemas.microsoft.com/office/word/2010/wordprocessingDrawing" xmlns:wp="http://schemas.openxmlformats.org/drawingml/2006/wordprocessingDrawing" xmlns:wpg="http://schemas.microsoft.com/office/word/2010/wordprocessingGroup" xmlns:wpi="http://schemas.microsoft.com/office/word/2010/wordprocessingInk" xmlns:wps="http://schemas.microsoft.com/office/word/2010/wordprocessingShape" xmlns:o="urn:schemas-microsoft-com:office:office" xmlns:v="urn:schemas-microsoft-com:vml" xmlns:w10="urn:schemas-microsoft-com:office:word" xmlns:w="http://schemas.openxmlformats.org/wordprocessingml/2006/main" xmlns:w14="http://schemas.microsoft.com/office/word/2010/wordml" xmlns:w15="http://schemas.microsoft.com/office/word/2012/wordml" xmlns:w16cex="http://schemas.microsoft.com/office/word/2018/wordml/cex" xmlns:w16cid="http://schemas.microsoft.com/office/word/2016/wordml/cid" xmlns:w16="http://schemas.microsoft.com/office/word/2018/wordml" xmlns:w16sdtdh="http://schemas.microsoft.com/office/word/2020/wordml/sdtdatahash" xmlns:w16sdtfl="http://schemas.microsoft.com/office/word/2024/wordml/sdtformatlock" xmlns:w16se="http://schemas.microsoft.com/office/word/2015/wordml/symex" xmlns:w16du="http://schemas.microsoft.com/office/word/2023/wordml/word16du" xmlns:wne="http://schemas.microsoft.com/office/word/2006/wordml" mc:Ignorable="w14 w15 w16se w16cid w16 w16cex w16sdtdh w16sdtfl w16du wp14">
+<w:endnotes xmlns:wpc="http://schemas.microsoft.com/office/word/2010/wordprocessingCanvas" xmlns:cx="http://schemas.microsoft.com/office/drawing/2014/chartex" xmlns:cx1="http://schemas.microsoft.com/office/drawing/2015/9/8/chartex" xmlns:cx2="http://schemas.microsoft.com/office/drawing/2015/10/21/chartex" xmlns:cx3="http://schemas.microsoft.com/office/drawing/2016/5/9/chartex" xmlns:cx4="http://schemas.microsoft.com/office/drawing/2016/5/10/chartex" xmlns:cx5="http://schemas.microsoft.com/office/drawing/2016/5/11/chartex" xmlns:cx6="http://schemas.microsoft.com/office/drawing/2016/5/12/chartex" xmlns:cx7="http://schemas.microsoft.com/office/drawing/2016/5/13/chartex" xmlns:cx8="http://schemas.microsoft.com/office/drawing/2016/5/14/chartex" xmlns:mc="http://schemas.openxmlformats.org/markup-compatibility/2006" xmlns:aink="http://schemas.microsoft.com/office/drawing/2016/ink" xmlns:am3d="http://schemas.microsoft.com/office/drawing/2017/model3d" xmlns:o="urn:schemas-microsoft-com:office:office" xmlns:oel="http://schemas.microsoft.com/office/2019/extlst" xmlns:r="http://schemas.openxmlformats.org/officeDocument/2006/relationships" xmlns:m="http://schemas.openxmlformats.org/officeDocument/2006/math" xmlns:v="urn:schemas-microsoft-com:vml" xmlns:wp14="http://schemas.microsoft.com/office/word/2010/wordprocessingDrawing" xmlns:wp="http://schemas.openxmlformats.org/drawingml/2006/wordprocessingDrawing" xmlns:w10="urn:schemas-microsoft-com:office:word" xmlns:w="http://schemas.openxmlformats.org/wordprocessingml/2006/main" xmlns:w14="http://schemas.microsoft.com/office/word/2010/wordml" xmlns:w15="http://schemas.microsoft.com/office/word/2012/wordml" xmlns:w16cex="http://schemas.microsoft.com/office/word/2018/wordml/cex" xmlns:w16cid="http://schemas.microsoft.com/office/word/2016/wordml/cid" xmlns:w16="http://schemas.microsoft.com/office/word/2018/wordml" xmlns:w16du="http://schemas.microsoft.com/office/word/2023/wordml/word16du" xmlns:w16sdtdh="http://schemas.microsoft.com/office/word/2020/wordml/sdtdatahash" xmlns:w16sdtfl="http://schemas.microsoft.com/office/word/2024/wordml/sdtformatlock" xmlns:w16se="http://schemas.microsoft.com/office/word/2015/wordml/symex" xmlns:wpg="http://schemas.microsoft.com/office/word/2010/wordprocessingGroup" xmlns:wpi="http://schemas.microsoft.com/office/word/2010/wordprocessingInk" xmlns:wne="http://schemas.microsoft.com/office/word/2006/wordml" xmlns:wps="http://schemas.microsoft.com/office/word/2010/wordprocessingShape" mc:Ignorable="w14 w15 w16se w16cid w16 w16cex w16sdtdh w16sdtfl w16du wp14">
   <w:endnote w:type="separator" w:id="-1">
     <w:p>
       <w:pPr>
@@ -18113,7 +16866,7 @@
 </file>
 
 <file path=word/footer1.xml><?xml version="1.0" encoding="utf-8"?>
-<w:ftr xmlns:wpc="http://schemas.microsoft.com/office/word/2010/wordprocessingCanvas" xmlns:cx="http://schemas.microsoft.com/office/drawing/2014/chartex" xmlns:cx1="http://schemas.microsoft.com/office/drawing/2015/9/8/chartex" xmlns:cx2="http://schemas.microsoft.com/office/drawing/2015/10/21/chartex" xmlns:cx3="http://schemas.microsoft.com/office/drawing/2016/5/9/chartex" xmlns:cx4="http://schemas.microsoft.com/office/drawing/2016/5/10/chartex" xmlns:cx5="http://schemas.microsoft.com/office/drawing/2016/5/11/chartex" xmlns:cx6="http://schemas.microsoft.com/office/drawing/2016/5/12/chartex" xmlns:cx7="http://schemas.microsoft.com/office/drawing/2016/5/13/chartex" xmlns:cx8="http://schemas.microsoft.com/office/drawing/2016/5/14/chartex" xmlns:mc="http://schemas.openxmlformats.org/markup-compatibility/2006" xmlns:m="http://schemas.openxmlformats.org/officeDocument/2006/math" xmlns:aink="http://schemas.microsoft.com/office/drawing/2016/ink" xmlns:am3d="http://schemas.microsoft.com/office/drawing/2017/model3d" xmlns:oel="http://schemas.microsoft.com/office/2019/extlst" xmlns:r="http://schemas.openxmlformats.org/officeDocument/2006/relationships" xmlns:wp14="http://schemas.microsoft.com/office/word/2010/wordprocessingDrawing" xmlns:wp="http://schemas.openxmlformats.org/drawingml/2006/wordprocessingDrawing" xmlns:wpg="http://schemas.microsoft.com/office/word/2010/wordprocessingGroup" xmlns:wpi="http://schemas.microsoft.com/office/word/2010/wordprocessingInk" xmlns:wps="http://schemas.microsoft.com/office/word/2010/wordprocessingShape" xmlns:o="urn:schemas-microsoft-com:office:office" xmlns:v="urn:schemas-microsoft-com:vml" xmlns:w10="urn:schemas-microsoft-com:office:word" xmlns:w="http://schemas.openxmlformats.org/wordprocessingml/2006/main" xmlns:w14="http://schemas.microsoft.com/office/word/2010/wordml" xmlns:w15="http://schemas.microsoft.com/office/word/2012/wordml" xmlns:w16cex="http://schemas.microsoft.com/office/word/2018/wordml/cex" xmlns:w16cid="http://schemas.microsoft.com/office/word/2016/wordml/cid" xmlns:w16="http://schemas.microsoft.com/office/word/2018/wordml" xmlns:w16sdtdh="http://schemas.microsoft.com/office/word/2020/wordml/sdtdatahash" xmlns:w16sdtfl="http://schemas.microsoft.com/office/word/2024/wordml/sdtformatlock" xmlns:w16se="http://schemas.microsoft.com/office/word/2015/wordml/symex" xmlns:w16du="http://schemas.microsoft.com/office/word/2023/wordml/word16du" xmlns:wne="http://schemas.microsoft.com/office/word/2006/wordml" mc:Ignorable="w14 w15 w16se w16cid w16 w16cex w16sdtdh w16sdtfl w16du wp14">
+<w:ftr xmlns:wpc="http://schemas.microsoft.com/office/word/2010/wordprocessingCanvas" xmlns:cx="http://schemas.microsoft.com/office/drawing/2014/chartex" xmlns:cx1="http://schemas.microsoft.com/office/drawing/2015/9/8/chartex" xmlns:cx2="http://schemas.microsoft.com/office/drawing/2015/10/21/chartex" xmlns:cx3="http://schemas.microsoft.com/office/drawing/2016/5/9/chartex" xmlns:cx4="http://schemas.microsoft.com/office/drawing/2016/5/10/chartex" xmlns:cx5="http://schemas.microsoft.com/office/drawing/2016/5/11/chartex" xmlns:cx6="http://schemas.microsoft.com/office/drawing/2016/5/12/chartex" xmlns:cx7="http://schemas.microsoft.com/office/drawing/2016/5/13/chartex" xmlns:cx8="http://schemas.microsoft.com/office/drawing/2016/5/14/chartex" xmlns:mc="http://schemas.openxmlformats.org/markup-compatibility/2006" xmlns:aink="http://schemas.microsoft.com/office/drawing/2016/ink" xmlns:am3d="http://schemas.microsoft.com/office/drawing/2017/model3d" xmlns:o="urn:schemas-microsoft-com:office:office" xmlns:oel="http://schemas.microsoft.com/office/2019/extlst" xmlns:r="http://schemas.openxmlformats.org/officeDocument/2006/relationships" xmlns:m="http://schemas.openxmlformats.org/officeDocument/2006/math" xmlns:v="urn:schemas-microsoft-com:vml" xmlns:wp14="http://schemas.microsoft.com/office/word/2010/wordprocessingDrawing" xmlns:wp="http://schemas.openxmlformats.org/drawingml/2006/wordprocessingDrawing" xmlns:w10="urn:schemas-microsoft-com:office:word" xmlns:w="http://schemas.openxmlformats.org/wordprocessingml/2006/main" xmlns:w14="http://schemas.microsoft.com/office/word/2010/wordml" xmlns:w15="http://schemas.microsoft.com/office/word/2012/wordml" xmlns:w16cex="http://schemas.microsoft.com/office/word/2018/wordml/cex" xmlns:w16cid="http://schemas.microsoft.com/office/word/2016/wordml/cid" xmlns:w16="http://schemas.microsoft.com/office/word/2018/wordml" xmlns:w16du="http://schemas.microsoft.com/office/word/2023/wordml/word16du" xmlns:w16sdtdh="http://schemas.microsoft.com/office/word/2020/wordml/sdtdatahash" xmlns:w16sdtfl="http://schemas.microsoft.com/office/word/2024/wordml/sdtformatlock" xmlns:w16se="http://schemas.microsoft.com/office/word/2015/wordml/symex" xmlns:wpg="http://schemas.microsoft.com/office/word/2010/wordprocessingGroup" xmlns:wpi="http://schemas.microsoft.com/office/word/2010/wordprocessingInk" xmlns:wne="http://schemas.microsoft.com/office/word/2006/wordml" xmlns:wps="http://schemas.microsoft.com/office/word/2010/wordprocessingShape" mc:Ignorable="w14 w15 w16se w16cid w16 w16cex w16sdtdh w16sdtfl w16du wp14">
   <w:p>
     <w:pPr>
       <w:jc w:val="center"/>
@@ -18138,7 +16891,7 @@
 </file>
 
 <file path=word/footnotes.xml><?xml version="1.0" encoding="utf-8"?>
-<w:footnotes xmlns:wpc="http://schemas.microsoft.com/office/word/2010/wordprocessingCanvas" xmlns:cx="http://schemas.microsoft.com/office/drawing/2014/chartex" xmlns:cx1="http://schemas.microsoft.com/office/drawing/2015/9/8/chartex" xmlns:cx2="http://schemas.microsoft.com/office/drawing/2015/10/21/chartex" xmlns:cx3="http://schemas.microsoft.com/office/drawing/2016/5/9/chartex" xmlns:cx4="http://schemas.microsoft.com/office/drawing/2016/5/10/chartex" xmlns:cx5="http://schemas.microsoft.com/office/drawing/2016/5/11/chartex" xmlns:cx6="http://schemas.microsoft.com/office/drawing/2016/5/12/chartex" xmlns:cx7="http://schemas.microsoft.com/office/drawing/2016/5/13/chartex" xmlns:cx8="http://schemas.microsoft.com/office/drawing/2016/5/14/chartex" xmlns:mc="http://schemas.openxmlformats.org/markup-compatibility/2006" xmlns:m="http://schemas.openxmlformats.org/officeDocument/2006/math" xmlns:aink="http://schemas.microsoft.com/office/drawing/2016/ink" xmlns:am3d="http://schemas.microsoft.com/office/drawing/2017/model3d" xmlns:oel="http://schemas.microsoft.com/office/2019/extlst" xmlns:r="http://schemas.openxmlformats.org/officeDocument/2006/relationships" xmlns:wp14="http://schemas.microsoft.com/office/word/2010/wordprocessingDrawing" xmlns:wp="http://schemas.openxmlformats.org/drawingml/2006/wordprocessingDrawing" xmlns:wpg="http://schemas.microsoft.com/office/word/2010/wordprocessingGroup" xmlns:wpi="http://schemas.microsoft.com/office/word/2010/wordprocessingInk" xmlns:wps="http://schemas.microsoft.com/office/word/2010/wordprocessingShape" xmlns:o="urn:schemas-microsoft-com:office:office" xmlns:v="urn:schemas-microsoft-com:vml" xmlns:w10="urn:schemas-microsoft-com:office:word" xmlns:w="http://schemas.openxmlformats.org/wordprocessingml/2006/main" xmlns:w14="http://schemas.microsoft.com/office/word/2010/wordml" xmlns:w15="http://schemas.microsoft.com/office/word/2012/wordml" xmlns:w16cex="http://schemas.microsoft.com/office/word/2018/wordml/cex" xmlns:w16cid="http://schemas.microsoft.com/office/word/2016/wordml/cid" xmlns:w16="http://schemas.microsoft.com/office/word/2018/wordml" xmlns:w16sdtdh="http://schemas.microsoft.com/office/word/2020/wordml/sdtdatahash" xmlns:w16sdtfl="http://schemas.microsoft.com/office/word/2024/wordml/sdtformatlock" xmlns:w16se="http://schemas.microsoft.com/office/word/2015/wordml/symex" xmlns:w16du="http://schemas.microsoft.com/office/word/2023/wordml/word16du" xmlns:wne="http://schemas.microsoft.com/office/word/2006/wordml" mc:Ignorable="w14 w15 w16se w16cid w16 w16cex w16sdtdh w16sdtfl w16du wp14">
+<w:footnotes xmlns:wpc="http://schemas.microsoft.com/office/word/2010/wordprocessingCanvas" xmlns:cx="http://schemas.microsoft.com/office/drawing/2014/chartex" xmlns:cx1="http://schemas.microsoft.com/office/drawing/2015/9/8/chartex" xmlns:cx2="http://schemas.microsoft.com/office/drawing/2015/10/21/chartex" xmlns:cx3="http://schemas.microsoft.com/office/drawing/2016/5/9/chartex" xmlns:cx4="http://schemas.microsoft.com/office/drawing/2016/5/10/chartex" xmlns:cx5="http://schemas.microsoft.com/office/drawing/2016/5/11/chartex" xmlns:cx6="http://schemas.microsoft.com/office/drawing/2016/5/12/chartex" xmlns:cx7="http://schemas.microsoft.com/office/drawing/2016/5/13/chartex" xmlns:cx8="http://schemas.microsoft.com/office/drawing/2016/5/14/chartex" xmlns:mc="http://schemas.openxmlformats.org/markup-compatibility/2006" xmlns:aink="http://schemas.microsoft.com/office/drawing/2016/ink" xmlns:am3d="http://schemas.microsoft.com/office/drawing/2017/model3d" xmlns:o="urn:schemas-microsoft-com:office:office" xmlns:oel="http://schemas.microsoft.com/office/2019/extlst" xmlns:r="http://schemas.openxmlformats.org/officeDocument/2006/relationships" xmlns:m="http://schemas.openxmlformats.org/officeDocument/2006/math" xmlns:v="urn:schemas-microsoft-com:vml" xmlns:wp14="http://schemas.microsoft.com/office/word/2010/wordprocessingDrawing" xmlns:wp="http://schemas.openxmlformats.org/drawingml/2006/wordprocessingDrawing" xmlns:w10="urn:schemas-microsoft-com:office:word" xmlns:w="http://schemas.openxmlformats.org/wordprocessingml/2006/main" xmlns:w14="http://schemas.microsoft.com/office/word/2010/wordml" xmlns:w15="http://schemas.microsoft.com/office/word/2012/wordml" xmlns:w16cex="http://schemas.microsoft.com/office/word/2018/wordml/cex" xmlns:w16cid="http://schemas.microsoft.com/office/word/2016/wordml/cid" xmlns:w16="http://schemas.microsoft.com/office/word/2018/wordml" xmlns:w16du="http://schemas.microsoft.com/office/word/2023/wordml/word16du" xmlns:w16sdtdh="http://schemas.microsoft.com/office/word/2020/wordml/sdtdatahash" xmlns:w16sdtfl="http://schemas.microsoft.com/office/word/2024/wordml/sdtformatlock" xmlns:w16se="http://schemas.microsoft.com/office/word/2015/wordml/symex" xmlns:wpg="http://schemas.microsoft.com/office/word/2010/wordprocessingGroup" xmlns:wpi="http://schemas.microsoft.com/office/word/2010/wordprocessingInk" xmlns:wne="http://schemas.microsoft.com/office/word/2006/wordml" xmlns:wps="http://schemas.microsoft.com/office/word/2010/wordprocessingShape" mc:Ignorable="w14 w15 w16se w16cid w16 w16cex w16sdtdh w16sdtfl w16du wp14">
   <w:footnote w:type="separator" w:id="-1">
     <w:p>
       <w:pPr>
@@ -18163,7 +16916,7 @@
 </file>
 
 <file path=word/numbering.xml><?xml version="1.0" encoding="utf-8"?>
-<w:numbering xmlns:wpc="http://schemas.microsoft.com/office/word/2010/wordprocessingCanvas" xmlns:cx="http://schemas.microsoft.com/office/drawing/2014/chartex" xmlns:cx1="http://schemas.microsoft.com/office/drawing/2015/9/8/chartex" xmlns:cx2="http://schemas.microsoft.com/office/drawing/2015/10/21/chartex" xmlns:cx3="http://schemas.microsoft.com/office/drawing/2016/5/9/chartex" xmlns:cx4="http://schemas.microsoft.com/office/drawing/2016/5/10/chartex" xmlns:cx5="http://schemas.microsoft.com/office/drawing/2016/5/11/chartex" xmlns:cx6="http://schemas.microsoft.com/office/drawing/2016/5/12/chartex" xmlns:cx7="http://schemas.microsoft.com/office/drawing/2016/5/13/chartex" xmlns:cx8="http://schemas.microsoft.com/office/drawing/2016/5/14/chartex" xmlns:mc="http://schemas.openxmlformats.org/markup-compatibility/2006" xmlns:m="http://schemas.openxmlformats.org/officeDocument/2006/math" xmlns:aink="http://schemas.microsoft.com/office/drawing/2016/ink" xmlns:am3d="http://schemas.microsoft.com/office/drawing/2017/model3d" xmlns:oel="http://schemas.microsoft.com/office/2019/extlst" xmlns:r="http://schemas.openxmlformats.org/officeDocument/2006/relationships" xmlns:wp14="http://schemas.microsoft.com/office/word/2010/wordprocessingDrawing" xmlns:wp="http://schemas.openxmlformats.org/drawingml/2006/wordprocessingDrawing" xmlns:wpg="http://schemas.microsoft.com/office/word/2010/wordprocessingGroup" xmlns:wpi="http://schemas.microsoft.com/office/word/2010/wordprocessingInk" xmlns:wps="http://schemas.microsoft.com/office/word/2010/wordprocessingShape" xmlns:o="urn:schemas-microsoft-com:office:office" xmlns:v="urn:schemas-microsoft-com:vml" xmlns:w10="urn:schemas-microsoft-com:office:word" xmlns:w="http://schemas.openxmlformats.org/wordprocessingml/2006/main" xmlns:w14="http://schemas.microsoft.com/office/word/2010/wordml" xmlns:w15="http://schemas.microsoft.com/office/word/2012/wordml" xmlns:w16cex="http://schemas.microsoft.com/office/word/2018/wordml/cex" xmlns:w16cid="http://schemas.microsoft.com/office/word/2016/wordml/cid" xmlns:w16="http://schemas.microsoft.com/office/word/2018/wordml" xmlns:w16sdtdh="http://schemas.microsoft.com/office/word/2020/wordml/sdtdatahash" xmlns:w16sdtfl="http://schemas.microsoft.com/office/word/2024/wordml/sdtformatlock" xmlns:w16se="http://schemas.microsoft.com/office/word/2015/wordml/symex" xmlns:w16du="http://schemas.microsoft.com/office/word/2023/wordml/word16du" xmlns:wne="http://schemas.microsoft.com/office/word/2006/wordml" mc:Ignorable="w14 w15 w16se w16cid w16 w16cex w16sdtdh w16sdtfl w16du wp14">
+<w:numbering xmlns:wpc="http://schemas.microsoft.com/office/word/2010/wordprocessingCanvas" xmlns:cx="http://schemas.microsoft.com/office/drawing/2014/chartex" xmlns:cx1="http://schemas.microsoft.com/office/drawing/2015/9/8/chartex" xmlns:cx2="http://schemas.microsoft.com/office/drawing/2015/10/21/chartex" xmlns:cx3="http://schemas.microsoft.com/office/drawing/2016/5/9/chartex" xmlns:cx4="http://schemas.microsoft.com/office/drawing/2016/5/10/chartex" xmlns:cx5="http://schemas.microsoft.com/office/drawing/2016/5/11/chartex" xmlns:cx6="http://schemas.microsoft.com/office/drawing/2016/5/12/chartex" xmlns:cx7="http://schemas.microsoft.com/office/drawing/2016/5/13/chartex" xmlns:cx8="http://schemas.microsoft.com/office/drawing/2016/5/14/chartex" xmlns:mc="http://schemas.openxmlformats.org/markup-compatibility/2006" xmlns:aink="http://schemas.microsoft.com/office/drawing/2016/ink" xmlns:am3d="http://schemas.microsoft.com/office/drawing/2017/model3d" xmlns:o="urn:schemas-microsoft-com:office:office" xmlns:oel="http://schemas.microsoft.com/office/2019/extlst" xmlns:r="http://schemas.openxmlformats.org/officeDocument/2006/relationships" xmlns:m="http://schemas.openxmlformats.org/officeDocument/2006/math" xmlns:v="urn:schemas-microsoft-com:vml" xmlns:wp14="http://schemas.microsoft.com/office/word/2010/wordprocessingDrawing" xmlns:wp="http://schemas.openxmlformats.org/drawingml/2006/wordprocessingDrawing" xmlns:w10="urn:schemas-microsoft-com:office:word" xmlns:w="http://schemas.openxmlformats.org/wordprocessingml/2006/main" xmlns:w14="http://schemas.microsoft.com/office/word/2010/wordml" xmlns:w15="http://schemas.microsoft.com/office/word/2012/wordml" xmlns:w16cex="http://schemas.microsoft.com/office/word/2018/wordml/cex" xmlns:w16cid="http://schemas.microsoft.com/office/word/2016/wordml/cid" xmlns:w16="http://schemas.microsoft.com/office/word/2018/wordml" xmlns:w16du="http://schemas.microsoft.com/office/word/2023/wordml/word16du" xmlns:w16sdtdh="http://schemas.microsoft.com/office/word/2020/wordml/sdtdatahash" xmlns:w16sdtfl="http://schemas.microsoft.com/office/word/2024/wordml/sdtformatlock" xmlns:w16se="http://schemas.microsoft.com/office/word/2015/wordml/symex" xmlns:wpg="http://schemas.microsoft.com/office/word/2010/wordprocessingGroup" xmlns:wpi="http://schemas.microsoft.com/office/word/2010/wordprocessingInk" xmlns:wne="http://schemas.microsoft.com/office/word/2006/wordml" xmlns:wps="http://schemas.microsoft.com/office/word/2010/wordprocessingShape" mc:Ignorable="w14 w15 w16se w16cid w16 w16cex w16sdtdh w16sdtfl w16du wp14">
   <w:abstractNum w:abstractNumId="0" w15:restartNumberingAfterBreak="0">
     <w:nsid w:val="3E0B66E4"/>
     <w:multiLevelType w:val="hybridMultilevel"/>
@@ -19245,7 +17998,7 @@
 </file>
 
 <file path=word/styles.xml><?xml version="1.0" encoding="utf-8"?>
-<w:styles xmlns:mc="http://schemas.openxmlformats.org/markup-compatibility/2006" xmlns:r="http://schemas.openxmlformats.org/officeDocument/2006/relationships" xmlns:w="http://schemas.openxmlformats.org/wordprocessingml/2006/main" xmlns:w14="http://schemas.microsoft.com/office/word/2010/wordml" xmlns:w15="http://schemas.microsoft.com/office/word/2012/wordml" xmlns:w16cex="http://schemas.microsoft.com/office/word/2018/wordml/cex" xmlns:w16cid="http://schemas.microsoft.com/office/word/2016/wordml/cid" xmlns:w16="http://schemas.microsoft.com/office/word/2018/wordml" xmlns:w16sdtdh="http://schemas.microsoft.com/office/word/2020/wordml/sdtdatahash" xmlns:w16sdtfl="http://schemas.microsoft.com/office/word/2024/wordml/sdtformatlock" xmlns:w16se="http://schemas.microsoft.com/office/word/2015/wordml/symex" xmlns:w16du="http://schemas.microsoft.com/office/word/2023/wordml/word16du" mc:Ignorable="w14 w15 w16se w16cid w16 w16cex w16sdtdh w16sdtfl w16du">
+<w:styles xmlns:mc="http://schemas.openxmlformats.org/markup-compatibility/2006" xmlns:r="http://schemas.openxmlformats.org/officeDocument/2006/relationships" xmlns:w="http://schemas.openxmlformats.org/wordprocessingml/2006/main" xmlns:w14="http://schemas.microsoft.com/office/word/2010/wordml" xmlns:w15="http://schemas.microsoft.com/office/word/2012/wordml" xmlns:w16cex="http://schemas.microsoft.com/office/word/2018/wordml/cex" xmlns:w16cid="http://schemas.microsoft.com/office/word/2016/wordml/cid" xmlns:w16="http://schemas.microsoft.com/office/word/2018/wordml" xmlns:w16du="http://schemas.microsoft.com/office/word/2023/wordml/word16du" xmlns:w16sdtdh="http://schemas.microsoft.com/office/word/2020/wordml/sdtdatahash" xmlns:w16sdtfl="http://schemas.microsoft.com/office/word/2024/wordml/sdtformatlock" xmlns:w16se="http://schemas.microsoft.com/office/word/2015/wordml/symex" mc:Ignorable="w14 w15 w16se w16cid w16 w16cex w16sdtdh w16sdtfl w16du">
   <w:docDefaults>
     <w:rPrDefault>
       <w:rPr>
@@ -20190,4 +18943,16 @@
   <we:bindings/>
   <we:snapshot xmlns:r="http://schemas.openxmlformats.org/officeDocument/2006/relationships"/>
 </we:webextension>
+</file>
+
+<file path=customXml/item1.xml><?xml version="1.0" encoding="utf-8"?>
+<b:Sources xmlns:b="http://schemas.openxmlformats.org/officeDocument/2006/bibliography" xmlns="http://schemas.openxmlformats.org/officeDocument/2006/bibliography" SelectedStyle="\APASixthEditionOfficeOnline.xsl" StyleName="APA" Version="6"/>
+</file>
+
+<file path=customXml/itemProps1.xml><?xml version="1.0" encoding="utf-8"?>
+<ds:datastoreItem xmlns:ds="http://schemas.openxmlformats.org/officeDocument/2006/customXml" ds:itemID="{82E6A4BE-1105-46BC-B6C9-E1907115E499}">
+  <ds:schemaRefs>
+    <ds:schemaRef ds:uri="http://schemas.openxmlformats.org/officeDocument/2006/bibliography"/>
+  </ds:schemaRefs>
+</ds:datastoreItem>
 </file>
--- a/docs/Informe_Tesis_v18.docx
+++ b/docs/Informe_Tesis_v18.docx
@@ -3136,7 +3136,7 @@
       <w:r>
         <w:t xml:space="preserve">El diseño de investigación adoptado consistió en una medición pretest-postest sobre un único grupo, ejecutada mediante un experimento controlado que simuló las condiciones operativas de un comercio minorista de pequeña escala. En este esquema, se evaluaron los indicadores </w:t>
         <w:lastRenderedPageBreak/>
-        <w:t xml:space="preserve">operativos bajo la modalidad manual simulada (pretest) y se compararon con los resultados obtenidos tras la incorporación del sistema automatizado (postest), sobre el mismo conjunto de escenarios de pedido. De ese modo, las diferencias observadas pudieron atribuirse de manera razonable a la introducción del sistema. </w:t>
+        <w:t xml:space="preserve">operativos bajo la modalidad manual simulada (pretest) y se compararon con los resultados obtenidos tras la incorporación del sistema automatizado (postest), sobre el mismo conjunto de escenarios de pedido. De ese modo, el contraste permite estimar la diferencia entre condiciones; su atribución al sistema queda acotada por las amenazas discutidas en las secciones 3.9 y 6.2. </w:t>
       </w:r>
     </w:p>
     <w:p>

--- a/docs/Informe_Tesis_v18.docx
+++ b/docs/Informe_Tesis_v18.docx
@@ -7621,7 +7621,7 @@
         <w:ind w:left="-5" w:right="841"/>
       </w:pPr>
       <w:r>
-        <w:t xml:space="preserve">Adicionalmente, se ejecutaron manualmente escenarios de extremo a extremo que simulan casos reales de uso: la recepción de un pedido a través de Telegram, su procesamiento automático por n8n, el registro correspondiente en la base de datos y la actualización del stock disponible. Estos escenarios cubrieron casos de éxito con uno y con varios productos, el límite de cantidad máxima por interacción (10 unidades) y el caso de error alcanzable desde el bot: el stock insuficiente, que deja el pedido registrado como CANCELADO. Como el cliente interactúa solo mediante botones y no escribe texto libre en ningún paso (secciones 2.5 y 4.4), el bot no puede producir pedidos con un producto inexistente ni con una cantidad fuera de rango. Los casos de error que dependen de la API —carrito vacío, cantidad fuera de rango (1 a 10 unidades) y confirmación repetida del mismo pedido— se verificaron invocando directamente los endpoints, mediante la suite de pruebas automatizadas descripta en el párrafo anterior. Estos mismos escenarios constituyen la base para los escenarios de prueba estandarizados del experimento controlado descripto en la sección 3.4 y documentados en el Anexo A. </w:t>
+        <w:t xml:space="preserve">Adicionalmente, se ejecutaron manualmente escenarios de extremo a extremo que simulan casos reales de uso: la recepción de un pedido a través de Telegram, su procesamiento automático por n8n, el registro correspondiente en la base de datos y la actualización del stock disponible. Estos escenarios cubrieron casos de éxito con uno y con varios productos, el límite de cantidad máxima por interacción (10 unidades) y el caso de error alcanzable desde el bot: el stock insuficiente, que deja el pedido registrado como CANCELADO. Como el cliente interactúa solo mediante botones y no escribe texto libre en ningún paso (secciones 2.5 y 4.4), el bot no puede producir pedidos con un producto inexistente ni con una cantidad fuera de rango. El carrito vacío, en cambio, puede alcanzarse desde el bot, aunque no por el flujo normal: el botón de confirmación solo se ofrece después de agregar un producto y finalizar vacía el carrito sin confirmar un pedido (Anexo E), pero los botones de mensajes anteriores siguen activos en Telegram, de modo que el cliente puede pulsar una confirmación previa con el carrito ya vacío. En ese caso la API responde con un error HTTP 400 y el bot informa que el pedido no puede confirmarse porque el carrito está vacío, comportamiento que se comprobó desde el bot. La verificación exploratoria de este caso, previa al experimento, había expuesto una excepción no controlada en el backend, corregida el 11/08/2026 (sección 4.6), y la suite automatizada descripta en el párrafo anterior cubre hoy su regresión. Los casos que dependen directamente de la API —cantidad fuera de rango (1 a 10 unidades) y confirmación repetida del mismo pedido— se verificaron invocando directamente los endpoints, mediante esa misma suite. Estos mismos escenarios constituyen la base para los escenarios de prueba estandarizados del experimento controlado descripto en la sección 3.4 y documentados en el Anexo A. </w:t>
       </w:r>
     </w:p>
     <w:p>
@@ -8750,7 +8750,7 @@
         <w:ind w:left="-5" w:right="841"/>
       </w:pPr>
       <w:r>
-        <w:t xml:space="preserve">De los 20 escenarios diseñados (sección 3.4), la Tabla 5.1 presenta indicadores calculados sobre denominadores distintos según la variable; esto se explicita a continuación para evitar ambigüedades. TPP se calculó sobre los 20 escenarios completos, ya que en todos los casos —incluidos los tres de stock insuficiente— existe un tiempo de procesamiento medible entre el inicio y el fin definidos en la sección 3.5. TED se calculó sobre 17 de los 20 escenarios, excluyendo los tres escenarios de stock insuficiente (IDs 17 a 19 del Anexo A). En ambas condiciones el sistema los resuelve mediante un rechazo correcto por falta de stock, por lo que no constituyen un error de carga de datos ni aportarían variabilidad relevante a esta variable. NAS, por su parte, no se midió sobre los escenarios de pedido sino de forma independiente, mediante una auditoría de stock sobre la totalidad de los 17 productos del catálogo por condición (sección 3.5). El escenario de carrito vacío (sección 6.2) no forma parte de los 20 escenarios cuantitativos: se excluyó por no tener equivalente en la modalidad manual y se verificó de forma cualitativa, por fuera del análisis estadístico. </w:t>
+        <w:t xml:space="preserve">De los 20 escenarios diseñados (sección 3.4), la Tabla 5.1 presenta indicadores calculados sobre denominadores distintos según la variable; esto se explicita a continuación para evitar ambigüedades. TPP se calculó sobre los 20 escenarios completos, ya que en todos los casos —incluidos los tres de stock insuficiente— existe un tiempo de procesamiento medible entre el inicio y el fin definidos en la sección 3.5. TED se calculó sobre 17 de los 20 escenarios, excluyendo los tres escenarios de stock insuficiente (IDs 17 a 19 del Anexo A). En ambas condiciones el sistema los resuelve mediante un rechazo correcto por falta de stock, por lo que no constituyen un error de carga de datos ni aportarían variabilidad relevante a esta variable. NAS, por su parte, no se midió sobre los escenarios de pedido sino de forma independiente, mediante una auditoría de stock sobre la totalidad de los 17 productos del catálogo por condición (sección 3.5). El caso de carrito vacío no forma parte de los 20 escenarios cuantitativos, por no tener equivalente en la modalidad manual; su verificación se describe en la sección 4.5. </w:t>
       </w:r>
     </w:p>
     <w:p>
@@ -9619,9 +9619,7 @@
         <w:ind w:left="-5" w:right="841"/>
       </w:pPr>
       <w:r>
-        <w:t xml:space="preserve">Por último, el escenario de carrito vacío (Anexo A) se excluyó del análisis cuantitativo por no tener un equivalente válido en la modalidad manual. Su verificación exploratoria confirmó que </w:t>
-        <w:lastRenderedPageBreak/>
-        <w:t xml:space="preserve">exponía una excepción no controlada en el backend, corregida en el commit 1d95abf del 11/08/2026 (sección 4.6). </w:t>
+        <w:t xml:space="preserve">Por último, el caso de carrito vacío se excluyó del análisis cuantitativo por no tener un equivalente válido en la modalidad manual. Cómo se alcanza desde el bot y cómo se verificó se describe en la sección 4.5. </w:t>
       </w:r>
     </w:p>
     <w:p>
@@ -16703,7 +16701,7 @@
         <w:ind w:left="-5" w:right="841"/>
       </w:pPr>
       <w:r>
-        <w:t xml:space="preserve">Nueve capturas de pantalla (numeradas del 1 al 9) documentan lo siguiente: la pantalla de login del panel de administración; el panel de control con acceso a Control de Stock y Pedidos Telegram; la gestión de categorías y productos (alta, edición y eliminación); la interacción completa con el bot de Telegram (selección de categoría, producto y cantidad mediante botones, confirmación y envío del pedido); la recepción del pedido en el panel de Pedidos Telegram y su confirmación desde la interfaz web; el caso de cancelación de un pedido por carrito vaciado desde el bot; y el historial de pedidos con sus filtros de búsqueda. </w:t>
+        <w:t xml:space="preserve">Nueve capturas de pantalla (numeradas del 1 al 9) documentan lo siguiente: la pantalla de login del panel de administración; el panel de control con acceso a Control de Stock y Pedidos Telegram; la gestión de categorías y productos (alta, edición y eliminación); la interacción completa con el bot de Telegram (selección de categoría, producto y cantidad mediante botones, confirmación y envío del pedido); la recepción del pedido en el panel de Pedidos Telegram y su confirmación desde la interfaz web; el vaciado del carrito desde el bot al finalizar sin confirmar un pedido (el intento de confirmar con el carrito vacío se describe en la sección 4.5); y el historial de pedidos con sus filtros de búsqueda. </w:t>
       </w:r>
     </w:p>
     <w:p>

--- a/docs/Informe_Tesis_v18.docx
+++ b/docs/Informe_Tesis_v18.docx
@@ -16825,7 +16825,7 @@
       <w:r>
         <w:t xml:space="preserve">Conforme a lo indicado en la sección 4.5, el equipo no utilizó una colección de Postman ni una especificación OpenAPI/Swagger para probar los endpoints de la API. Las pruebas se realizaron consumiendo la API desde el propio frontend de la aplicación y, para los endpoints de toma de </w:t>
         <w:lastRenderedPageBreak/>
-        <w:t xml:space="preserve">pedidos, mediante interacción directa con el bot de Telegram. Este punto se deja explícitamente señalado como no aplicable a la metodología de pruebas efectivamente empleada en este trabajo, en lugar de omitirse sin aclaración. </w:t>
+        <w:t xml:space="preserve">pedidos, mediante interacción directa con el bot de Telegram. Este punto se deja explícitamente señalado como no aplicable a la metodología de pruebas efectivamente empleada en este trabajo, en lugar de omitirse sin aclaración. Además de esas pruebas manuales, los endpoints de carrito, confirmación de pedido, historial, catálogo y autenticación se prueban con una suite de pruebas de integración automatizadas (JUnit 5, Spring Boot Test y MockMvc) que los invoca directamente, sin pasar por el frontend ni por el bot (sección 4.5). </w:t>
       </w:r>
     </w:p>
     <w:sectPr>

--- a/docs/Informe_Tesis_v18.docx
+++ b/docs/Informe_Tesis_v18.docx
@@ -1,6 +1,6 @@
 
 <file path=word/document.xml><?xml version="1.0" encoding="utf-8"?>
-<w:document xmlns:wpc="http://schemas.microsoft.com/office/word/2010/wordprocessingCanvas" xmlns:cx="http://schemas.microsoft.com/office/drawing/2014/chartex" xmlns:cx1="http://schemas.microsoft.com/office/drawing/2015/9/8/chartex" xmlns:cx2="http://schemas.microsoft.com/office/drawing/2015/10/21/chartex" xmlns:cx3="http://schemas.microsoft.com/office/drawing/2016/5/9/chartex" xmlns:cx4="http://schemas.microsoft.com/office/drawing/2016/5/10/chartex" xmlns:cx5="http://schemas.microsoft.com/office/drawing/2016/5/11/chartex" xmlns:cx6="http://schemas.microsoft.com/office/drawing/2016/5/12/chartex" xmlns:cx7="http://schemas.microsoft.com/office/drawing/2016/5/13/chartex" xmlns:cx8="http://schemas.microsoft.com/office/drawing/2016/5/14/chartex" xmlns:mc="http://schemas.openxmlformats.org/markup-compatibility/2006" xmlns:aink="http://schemas.microsoft.com/office/drawing/2016/ink" xmlns:am3d="http://schemas.microsoft.com/office/drawing/2017/model3d" xmlns:o="urn:schemas-microsoft-com:office:office" xmlns:oel="http://schemas.microsoft.com/office/2019/extlst" xmlns:r="http://schemas.openxmlformats.org/officeDocument/2006/relationships" xmlns:m="http://schemas.openxmlformats.org/officeDocument/2006/math" xmlns:v="urn:schemas-microsoft-com:vml" xmlns:wp14="http://schemas.microsoft.com/office/word/2010/wordprocessingDrawing" xmlns:wp="http://schemas.openxmlformats.org/drawingml/2006/wordprocessingDrawing" xmlns:w10="urn:schemas-microsoft-com:office:word" xmlns:w="http://schemas.openxmlformats.org/wordprocessingml/2006/main" xmlns:w14="http://schemas.microsoft.com/office/word/2010/wordml" xmlns:w15="http://schemas.microsoft.com/office/word/2012/wordml" xmlns:w16cex="http://schemas.microsoft.com/office/word/2018/wordml/cex" xmlns:w16cid="http://schemas.microsoft.com/office/word/2016/wordml/cid" xmlns:w16="http://schemas.microsoft.com/office/word/2018/wordml" xmlns:w16du="http://schemas.microsoft.com/office/word/2023/wordml/word16du" xmlns:w16sdtdh="http://schemas.microsoft.com/office/word/2020/wordml/sdtdatahash" xmlns:w16sdtfl="http://schemas.microsoft.com/office/word/2024/wordml/sdtformatlock" xmlns:w16se="http://schemas.microsoft.com/office/word/2015/wordml/symex" xmlns:wpg="http://schemas.microsoft.com/office/word/2010/wordprocessingGroup" xmlns:wpi="http://schemas.microsoft.com/office/word/2010/wordprocessingInk" xmlns:wne="http://schemas.microsoft.com/office/word/2006/wordml" xmlns:wps="http://schemas.microsoft.com/office/word/2010/wordprocessingShape" mc:Ignorable="w14 w15 w16se w16cid w16 w16cex w16sdtdh w16sdtfl w16du wp14">
+<w:document xmlns:wpc="http://schemas.microsoft.com/office/word/2010/wordprocessingCanvas" xmlns:cx="http://schemas.microsoft.com/office/drawing/2014/chartex" xmlns:cx1="http://schemas.microsoft.com/office/drawing/2015/9/8/chartex" xmlns:cx2="http://schemas.microsoft.com/office/drawing/2015/10/21/chartex" xmlns:cx3="http://schemas.microsoft.com/office/drawing/2016/5/9/chartex" xmlns:cx4="http://schemas.microsoft.com/office/drawing/2016/5/10/chartex" xmlns:cx5="http://schemas.microsoft.com/office/drawing/2016/5/11/chartex" xmlns:cx6="http://schemas.microsoft.com/office/drawing/2016/5/12/chartex" xmlns:cx7="http://schemas.microsoft.com/office/drawing/2016/5/13/chartex" xmlns:cx8="http://schemas.microsoft.com/office/drawing/2016/5/14/chartex" xmlns:mc="http://schemas.openxmlformats.org/markup-compatibility/2006" xmlns:m="http://schemas.openxmlformats.org/officeDocument/2006/math" xmlns:aink="http://schemas.microsoft.com/office/drawing/2016/ink" xmlns:am3d="http://schemas.microsoft.com/office/drawing/2017/model3d" xmlns:oel="http://schemas.microsoft.com/office/2019/extlst" xmlns:r="http://schemas.openxmlformats.org/officeDocument/2006/relationships" xmlns:wp14="http://schemas.microsoft.com/office/word/2010/wordprocessingDrawing" xmlns:wp="http://schemas.openxmlformats.org/drawingml/2006/wordprocessingDrawing" xmlns:wpg="http://schemas.microsoft.com/office/word/2010/wordprocessingGroup" xmlns:wpi="http://schemas.microsoft.com/office/word/2010/wordprocessingInk" xmlns:wps="http://schemas.microsoft.com/office/word/2010/wordprocessingShape" xmlns:o="urn:schemas-microsoft-com:office:office" xmlns:v="urn:schemas-microsoft-com:vml" xmlns:w10="urn:schemas-microsoft-com:office:word" xmlns:w="http://schemas.openxmlformats.org/wordprocessingml/2006/main" xmlns:w14="http://schemas.microsoft.com/office/word/2010/wordml" xmlns:w15="http://schemas.microsoft.com/office/word/2012/wordml" xmlns:w16cex="http://schemas.microsoft.com/office/word/2018/wordml/cex" xmlns:w16cid="http://schemas.microsoft.com/office/word/2016/wordml/cid" xmlns:w16="http://schemas.microsoft.com/office/word/2018/wordml" xmlns:w16sdtdh="http://schemas.microsoft.com/office/word/2020/wordml/sdtdatahash" xmlns:w16sdtfl="http://schemas.microsoft.com/office/word/2024/wordml/sdtformatlock" xmlns:w16se="http://schemas.microsoft.com/office/word/2015/wordml/symex" xmlns:w16du="http://schemas.microsoft.com/office/word/2023/wordml/word16du" xmlns:wne="http://schemas.microsoft.com/office/word/2006/wordml" mc:Ignorable="w14 w15 w16se w16cid w16 w16cex w16sdtdh w16sdtfl w16du wp14">
   <w:body>
     <w:p>
       <w:pPr>
@@ -237,6 +237,11 @@
           <w:b/>
         </w:rPr>
         <w:tab/>
+      </w:r>
+      <w:r>
+        <w:rPr>
+          <w:b/>
+        </w:rPr>
         <w:fldChar w:fldCharType="begin"/>
       </w:r>
       <w:r>
@@ -279,8 +284,14 @@
       </w:hyperlink>
       <w:r>
         <w:tab/>
+      </w:r>
+      <w:r>
         <w:fldChar w:fldCharType="begin"/>
+      </w:r>
+      <w:r>
         <w:instrText xml:space="preserve"> PAGEREF sec1_1 \h </w:instrText>
+      </w:r>
+      <w:r>
         <w:fldChar w:fldCharType="separate"/>
       </w:r>
       <w:r>
@@ -312,8 +323,14 @@
       </w:hyperlink>
       <w:r>
         <w:tab/>
+      </w:r>
+      <w:r>
         <w:fldChar w:fldCharType="begin"/>
+      </w:r>
+      <w:r>
         <w:instrText xml:space="preserve"> PAGEREF sec1_2 \h </w:instrText>
+      </w:r>
+      <w:r>
         <w:fldChar w:fldCharType="separate"/>
       </w:r>
       <w:r>
@@ -345,8 +362,14 @@
       </w:hyperlink>
       <w:r>
         <w:tab/>
+      </w:r>
+      <w:r>
         <w:fldChar w:fldCharType="begin"/>
+      </w:r>
+      <w:r>
         <w:instrText xml:space="preserve"> PAGEREF sec1_3 \h </w:instrText>
+      </w:r>
+      <w:r>
         <w:fldChar w:fldCharType="separate"/>
       </w:r>
       <w:r>
@@ -378,8 +401,14 @@
       </w:hyperlink>
       <w:r>
         <w:tab/>
+      </w:r>
+      <w:r>
         <w:fldChar w:fldCharType="begin"/>
+      </w:r>
+      <w:r>
         <w:instrText xml:space="preserve"> PAGEREF sec1_4 \h </w:instrText>
+      </w:r>
+      <w:r>
         <w:fldChar w:fldCharType="separate"/>
       </w:r>
       <w:r>
@@ -411,8 +440,14 @@
       </w:hyperlink>
       <w:r>
         <w:tab/>
+      </w:r>
+      <w:r>
         <w:fldChar w:fldCharType="begin"/>
+      </w:r>
+      <w:r>
         <w:instrText xml:space="preserve"> PAGEREF sec1_5 \h </w:instrText>
+      </w:r>
+      <w:r>
         <w:fldChar w:fldCharType="separate"/>
       </w:r>
       <w:r>
@@ -444,8 +479,14 @@
       </w:hyperlink>
       <w:r>
         <w:tab/>
+      </w:r>
+      <w:r>
         <w:fldChar w:fldCharType="begin"/>
+      </w:r>
+      <w:r>
         <w:instrText xml:space="preserve"> PAGEREF sec1_6 \h </w:instrText>
+      </w:r>
+      <w:r>
         <w:fldChar w:fldCharType="separate"/>
       </w:r>
       <w:r>
@@ -481,6 +522,11 @@
           <w:b/>
         </w:rPr>
         <w:tab/>
+      </w:r>
+      <w:r>
+        <w:rPr>
+          <w:b/>
+        </w:rPr>
         <w:fldChar w:fldCharType="begin"/>
       </w:r>
       <w:r>
@@ -523,8 +569,14 @@
       </w:hyperlink>
       <w:r>
         <w:tab/>
+      </w:r>
+      <w:r>
         <w:fldChar w:fldCharType="begin"/>
+      </w:r>
+      <w:r>
         <w:instrText xml:space="preserve"> PAGEREF sec2_1 \h </w:instrText>
+      </w:r>
+      <w:r>
         <w:fldChar w:fldCharType="separate"/>
       </w:r>
       <w:r>
@@ -556,8 +608,14 @@
       </w:hyperlink>
       <w:r>
         <w:tab/>
+      </w:r>
+      <w:r>
         <w:fldChar w:fldCharType="begin"/>
+      </w:r>
+      <w:r>
         <w:instrText xml:space="preserve"> PAGEREF sec2_2 \h </w:instrText>
+      </w:r>
+      <w:r>
         <w:fldChar w:fldCharType="separate"/>
       </w:r>
       <w:r>
@@ -589,8 +647,14 @@
       </w:hyperlink>
       <w:r>
         <w:tab/>
+      </w:r>
+      <w:r>
         <w:fldChar w:fldCharType="begin"/>
+      </w:r>
+      <w:r>
         <w:instrText xml:space="preserve"> PAGEREF sec2_3 \h </w:instrText>
+      </w:r>
+      <w:r>
         <w:fldChar w:fldCharType="separate"/>
       </w:r>
       <w:r>
@@ -622,8 +686,14 @@
       </w:hyperlink>
       <w:r>
         <w:tab/>
+      </w:r>
+      <w:r>
         <w:fldChar w:fldCharType="begin"/>
+      </w:r>
+      <w:r>
         <w:instrText xml:space="preserve"> PAGEREF sec2_4 \h </w:instrText>
+      </w:r>
+      <w:r>
         <w:fldChar w:fldCharType="separate"/>
       </w:r>
       <w:r>
@@ -655,8 +725,14 @@
       </w:hyperlink>
       <w:r>
         <w:tab/>
+      </w:r>
+      <w:r>
         <w:fldChar w:fldCharType="begin"/>
+      </w:r>
+      <w:r>
         <w:instrText xml:space="preserve"> PAGEREF sec2_5 \h </w:instrText>
+      </w:r>
+      <w:r>
         <w:fldChar w:fldCharType="separate"/>
       </w:r>
       <w:r>
@@ -688,8 +764,14 @@
       </w:hyperlink>
       <w:r>
         <w:tab/>
+      </w:r>
+      <w:r>
         <w:fldChar w:fldCharType="begin"/>
+      </w:r>
+      <w:r>
         <w:instrText xml:space="preserve"> PAGEREF sec2_6 \h </w:instrText>
+      </w:r>
+      <w:r>
         <w:fldChar w:fldCharType="separate"/>
       </w:r>
       <w:r>
@@ -721,8 +803,14 @@
       </w:hyperlink>
       <w:r>
         <w:tab/>
+      </w:r>
+      <w:r>
         <w:fldChar w:fldCharType="begin"/>
+      </w:r>
+      <w:r>
         <w:instrText xml:space="preserve"> PAGEREF sec2_7 \h </w:instrText>
+      </w:r>
+      <w:r>
         <w:fldChar w:fldCharType="separate"/>
       </w:r>
       <w:r>
@@ -754,8 +842,14 @@
       </w:hyperlink>
       <w:r>
         <w:tab/>
+      </w:r>
+      <w:r>
         <w:fldChar w:fldCharType="begin"/>
+      </w:r>
+      <w:r>
         <w:instrText xml:space="preserve"> PAGEREF sec2_7_1 \h </w:instrText>
+      </w:r>
+      <w:r>
         <w:fldChar w:fldCharType="separate"/>
       </w:r>
       <w:r>
@@ -787,8 +881,14 @@
       </w:hyperlink>
       <w:r>
         <w:tab/>
+      </w:r>
+      <w:r>
         <w:fldChar w:fldCharType="begin"/>
+      </w:r>
+      <w:r>
         <w:instrText xml:space="preserve"> PAGEREF sec2_7_2 \h </w:instrText>
+      </w:r>
+      <w:r>
         <w:fldChar w:fldCharType="separate"/>
       </w:r>
       <w:r>
@@ -820,8 +920,14 @@
       </w:hyperlink>
       <w:r>
         <w:tab/>
+      </w:r>
+      <w:r>
         <w:fldChar w:fldCharType="begin"/>
+      </w:r>
+      <w:r>
         <w:instrText xml:space="preserve"> PAGEREF sec2_7_3 \h </w:instrText>
+      </w:r>
+      <w:r>
         <w:fldChar w:fldCharType="separate"/>
       </w:r>
       <w:r>
@@ -857,6 +963,11 @@
           <w:b/>
         </w:rPr>
         <w:tab/>
+      </w:r>
+      <w:r>
+        <w:rPr>
+          <w:b/>
+        </w:rPr>
         <w:fldChar w:fldCharType="begin"/>
       </w:r>
       <w:r>
@@ -899,8 +1010,14 @@
       </w:hyperlink>
       <w:r>
         <w:tab/>
+      </w:r>
+      <w:r>
         <w:fldChar w:fldCharType="begin"/>
+      </w:r>
+      <w:r>
         <w:instrText xml:space="preserve"> PAGEREF sec3_1 \h </w:instrText>
+      </w:r>
+      <w:r>
         <w:fldChar w:fldCharType="separate"/>
       </w:r>
       <w:r>
@@ -932,8 +1049,14 @@
       </w:hyperlink>
       <w:r>
         <w:tab/>
+      </w:r>
+      <w:r>
         <w:fldChar w:fldCharType="begin"/>
+      </w:r>
+      <w:r>
         <w:instrText xml:space="preserve"> PAGEREF sec3_2 \h </w:instrText>
+      </w:r>
+      <w:r>
         <w:fldChar w:fldCharType="separate"/>
       </w:r>
       <w:r>
@@ -965,8 +1088,14 @@
       </w:hyperlink>
       <w:r>
         <w:tab/>
+      </w:r>
+      <w:r>
         <w:fldChar w:fldCharType="begin"/>
+      </w:r>
+      <w:r>
         <w:instrText xml:space="preserve"> PAGEREF sec3_3 \h </w:instrText>
+      </w:r>
+      <w:r>
         <w:fldChar w:fldCharType="separate"/>
       </w:r>
       <w:r>
@@ -998,8 +1127,14 @@
       </w:hyperlink>
       <w:r>
         <w:tab/>
+      </w:r>
+      <w:r>
         <w:fldChar w:fldCharType="begin"/>
+      </w:r>
+      <w:r>
         <w:instrText xml:space="preserve"> PAGEREF sec3_4 \h </w:instrText>
+      </w:r>
+      <w:r>
         <w:fldChar w:fldCharType="separate"/>
       </w:r>
       <w:r>
@@ -1031,8 +1166,14 @@
       </w:hyperlink>
       <w:r>
         <w:tab/>
+      </w:r>
+      <w:r>
         <w:fldChar w:fldCharType="begin"/>
+      </w:r>
+      <w:r>
         <w:instrText xml:space="preserve"> PAGEREF sec3_5 \h </w:instrText>
+      </w:r>
+      <w:r>
         <w:fldChar w:fldCharType="separate"/>
       </w:r>
       <w:r>
@@ -1064,8 +1205,14 @@
       </w:hyperlink>
       <w:r>
         <w:tab/>
+      </w:r>
+      <w:r>
         <w:fldChar w:fldCharType="begin"/>
+      </w:r>
+      <w:r>
         <w:instrText xml:space="preserve"> PAGEREF sec3_6 \h </w:instrText>
+      </w:r>
+      <w:r>
         <w:fldChar w:fldCharType="separate"/>
       </w:r>
       <w:r>
@@ -1097,8 +1244,14 @@
       </w:hyperlink>
       <w:r>
         <w:tab/>
+      </w:r>
+      <w:r>
         <w:fldChar w:fldCharType="begin"/>
+      </w:r>
+      <w:r>
         <w:instrText xml:space="preserve"> PAGEREF sec3_7 \h </w:instrText>
+      </w:r>
+      <w:r>
         <w:fldChar w:fldCharType="separate"/>
       </w:r>
       <w:r>
@@ -1130,15 +1283,21 @@
       </w:hyperlink>
       <w:r>
         <w:tab/>
+      </w:r>
+      <w:r>
         <w:fldChar w:fldCharType="begin"/>
+      </w:r>
+      <w:r>
         <w:instrText xml:space="preserve"> PAGEREF sec3_8 \h </w:instrText>
+      </w:r>
+      <w:r>
         <w:fldChar w:fldCharType="separate"/>
       </w:r>
       <w:r>
         <w:rPr>
           <w:noProof/>
         </w:rPr>
-        <w:t>22</w:t>
+        <w:t>23</w:t>
       </w:r>
       <w:r>
         <w:fldChar w:fldCharType="end"/>
@@ -1163,8 +1322,14 @@
       </w:hyperlink>
       <w:r>
         <w:tab/>
+      </w:r>
+      <w:r>
         <w:fldChar w:fldCharType="begin"/>
+      </w:r>
+      <w:r>
         <w:instrText xml:space="preserve"> PAGEREF sec3_9 \h </w:instrText>
+      </w:r>
+      <w:r>
         <w:fldChar w:fldCharType="separate"/>
       </w:r>
       <w:r>
@@ -1200,6 +1365,11 @@
           <w:b/>
         </w:rPr>
         <w:tab/>
+      </w:r>
+      <w:r>
+        <w:rPr>
+          <w:b/>
+        </w:rPr>
         <w:fldChar w:fldCharType="begin"/>
       </w:r>
       <w:r>
@@ -1242,8 +1412,14 @@
       </w:hyperlink>
       <w:r>
         <w:tab/>
+      </w:r>
+      <w:r>
         <w:fldChar w:fldCharType="begin"/>
+      </w:r>
+      <w:r>
         <w:instrText xml:space="preserve"> PAGEREF sec4_1 \h </w:instrText>
+      </w:r>
+      <w:r>
         <w:fldChar w:fldCharType="separate"/>
       </w:r>
       <w:r>
@@ -1275,8 +1451,14 @@
       </w:hyperlink>
       <w:r>
         <w:tab/>
+      </w:r>
+      <w:r>
         <w:fldChar w:fldCharType="begin"/>
+      </w:r>
+      <w:r>
         <w:instrText xml:space="preserve"> PAGEREF sec4_1_1 \h </w:instrText>
+      </w:r>
+      <w:r>
         <w:fldChar w:fldCharType="separate"/>
       </w:r>
       <w:r>
@@ -1308,8 +1490,14 @@
       </w:hyperlink>
       <w:r>
         <w:tab/>
+      </w:r>
+      <w:r>
         <w:fldChar w:fldCharType="begin"/>
+      </w:r>
+      <w:r>
         <w:instrText xml:space="preserve"> PAGEREF sec4_2 \h </w:instrText>
+      </w:r>
+      <w:r>
         <w:fldChar w:fldCharType="separate"/>
       </w:r>
       <w:r>
@@ -1341,8 +1529,14 @@
       </w:hyperlink>
       <w:r>
         <w:tab/>
+      </w:r>
+      <w:r>
         <w:fldChar w:fldCharType="begin"/>
+      </w:r>
+      <w:r>
         <w:instrText xml:space="preserve"> PAGEREF sec4_3 \h </w:instrText>
+      </w:r>
+      <w:r>
         <w:fldChar w:fldCharType="separate"/>
       </w:r>
       <w:r>
@@ -1374,8 +1568,14 @@
       </w:hyperlink>
       <w:r>
         <w:tab/>
+      </w:r>
+      <w:r>
         <w:fldChar w:fldCharType="begin"/>
+      </w:r>
+      <w:r>
         <w:instrText xml:space="preserve"> PAGEREF sec4_4 \h </w:instrText>
+      </w:r>
+      <w:r>
         <w:fldChar w:fldCharType="separate"/>
       </w:r>
       <w:r>
@@ -1407,8 +1607,14 @@
       </w:hyperlink>
       <w:r>
         <w:tab/>
+      </w:r>
+      <w:r>
         <w:fldChar w:fldCharType="begin"/>
+      </w:r>
+      <w:r>
         <w:instrText xml:space="preserve"> PAGEREF sec4_5 \h </w:instrText>
+      </w:r>
+      <w:r>
         <w:fldChar w:fldCharType="separate"/>
       </w:r>
       <w:r>
@@ -1440,8 +1646,14 @@
       </w:hyperlink>
       <w:r>
         <w:tab/>
+      </w:r>
+      <w:r>
         <w:fldChar w:fldCharType="begin"/>
+      </w:r>
+      <w:r>
         <w:instrText xml:space="preserve"> PAGEREF sec4_6 \h </w:instrText>
+      </w:r>
+      <w:r>
         <w:fldChar w:fldCharType="separate"/>
       </w:r>
       <w:r>
@@ -1477,6 +1689,11 @@
           <w:b/>
         </w:rPr>
         <w:tab/>
+      </w:r>
+      <w:r>
+        <w:rPr>
+          <w:b/>
+        </w:rPr>
         <w:fldChar w:fldCharType="begin"/>
       </w:r>
       <w:r>
@@ -1494,7 +1711,7 @@
         <w:rPr>
           <w:noProof/>
         </w:rPr>
-        <w:t>38</w:t>
+        <w:t>39</w:t>
       </w:r>
       <w:r>
         <w:fldChar w:fldCharType="end"/>
@@ -1519,15 +1736,21 @@
       </w:hyperlink>
       <w:r>
         <w:tab/>
+      </w:r>
+      <w:r>
         <w:fldChar w:fldCharType="begin"/>
+      </w:r>
+      <w:r>
         <w:instrText xml:space="preserve"> PAGEREF sec5_1 \h </w:instrText>
+      </w:r>
+      <w:r>
         <w:fldChar w:fldCharType="separate"/>
       </w:r>
       <w:r>
         <w:rPr>
           <w:noProof/>
         </w:rPr>
-        <w:t>38</w:t>
+        <w:t>39</w:t>
       </w:r>
       <w:r>
         <w:fldChar w:fldCharType="end"/>
@@ -1552,15 +1775,21 @@
       </w:hyperlink>
       <w:r>
         <w:tab/>
+      </w:r>
+      <w:r>
         <w:fldChar w:fldCharType="begin"/>
+      </w:r>
+      <w:r>
         <w:instrText xml:space="preserve"> PAGEREF sec5_2 \h </w:instrText>
+      </w:r>
+      <w:r>
         <w:fldChar w:fldCharType="separate"/>
       </w:r>
       <w:r>
         <w:rPr>
           <w:noProof/>
         </w:rPr>
-        <w:t>41</w:t>
+        <w:t>42</w:t>
       </w:r>
       <w:r>
         <w:fldChar w:fldCharType="end"/>
@@ -1589,6 +1818,11 @@
           <w:b/>
         </w:rPr>
         <w:tab/>
+      </w:r>
+      <w:r>
+        <w:rPr>
+          <w:b/>
+        </w:rPr>
         <w:fldChar w:fldCharType="begin"/>
       </w:r>
       <w:r>
@@ -1606,7 +1840,7 @@
         <w:rPr>
           <w:noProof/>
         </w:rPr>
-        <w:t>43</w:t>
+        <w:t>44</w:t>
       </w:r>
       <w:r>
         <w:fldChar w:fldCharType="end"/>
@@ -1631,15 +1865,21 @@
       </w:hyperlink>
       <w:r>
         <w:tab/>
+      </w:r>
+      <w:r>
         <w:fldChar w:fldCharType="begin"/>
+      </w:r>
+      <w:r>
         <w:instrText xml:space="preserve"> PAGEREF sec6_1 \h </w:instrText>
+      </w:r>
+      <w:r>
         <w:fldChar w:fldCharType="separate"/>
       </w:r>
       <w:r>
         <w:rPr>
           <w:noProof/>
         </w:rPr>
-        <w:t>43</w:t>
+        <w:t>44</w:t>
       </w:r>
       <w:r>
         <w:fldChar w:fldCharType="end"/>
@@ -1664,15 +1904,21 @@
       </w:hyperlink>
       <w:r>
         <w:tab/>
+      </w:r>
+      <w:r>
         <w:fldChar w:fldCharType="begin"/>
+      </w:r>
+      <w:r>
         <w:instrText xml:space="preserve"> PAGEREF sec6_2 \h </w:instrText>
+      </w:r>
+      <w:r>
         <w:fldChar w:fldCharType="separate"/>
       </w:r>
       <w:r>
         <w:rPr>
           <w:noProof/>
         </w:rPr>
-        <w:t>44</w:t>
+        <w:t>45</w:t>
       </w:r>
       <w:r>
         <w:fldChar w:fldCharType="end"/>
@@ -1701,6 +1947,11 @@
           <w:b/>
         </w:rPr>
         <w:tab/>
+      </w:r>
+      <w:r>
+        <w:rPr>
+          <w:b/>
+        </w:rPr>
         <w:fldChar w:fldCharType="begin"/>
       </w:r>
       <w:r>
@@ -1718,7 +1969,7 @@
         <w:rPr>
           <w:noProof/>
         </w:rPr>
-        <w:t>49</w:t>
+        <w:t>50</w:t>
       </w:r>
       <w:r>
         <w:fldChar w:fldCharType="end"/>
@@ -1743,15 +1994,21 @@
       </w:hyperlink>
       <w:r>
         <w:tab/>
+      </w:r>
+      <w:r>
         <w:fldChar w:fldCharType="begin"/>
+      </w:r>
+      <w:r>
         <w:instrText xml:space="preserve"> PAGEREF sec7_1 \h </w:instrText>
+      </w:r>
+      <w:r>
         <w:fldChar w:fldCharType="separate"/>
       </w:r>
       <w:r>
         <w:rPr>
           <w:noProof/>
         </w:rPr>
-        <w:t>49</w:t>
+        <w:t>50</w:t>
       </w:r>
       <w:r>
         <w:fldChar w:fldCharType="end"/>
@@ -1776,15 +2033,21 @@
       </w:hyperlink>
       <w:r>
         <w:tab/>
+      </w:r>
+      <w:r>
         <w:fldChar w:fldCharType="begin"/>
+      </w:r>
+      <w:r>
         <w:instrText xml:space="preserve"> PAGEREF sec7_2 \h </w:instrText>
+      </w:r>
+      <w:r>
         <w:fldChar w:fldCharType="separate"/>
       </w:r>
       <w:r>
         <w:rPr>
           <w:noProof/>
         </w:rPr>
-        <w:t>50</w:t>
+        <w:t>51</w:t>
       </w:r>
       <w:r>
         <w:fldChar w:fldCharType="end"/>
@@ -1813,6 +2076,11 @@
           <w:b/>
         </w:rPr>
         <w:tab/>
+      </w:r>
+      <w:r>
+        <w:rPr>
+          <w:b/>
+        </w:rPr>
         <w:fldChar w:fldCharType="begin"/>
       </w:r>
       <w:r>
@@ -1830,7 +2098,7 @@
         <w:rPr>
           <w:noProof/>
         </w:rPr>
-        <w:t>51</w:t>
+        <w:t>52</w:t>
       </w:r>
       <w:r>
         <w:fldChar w:fldCharType="end"/>
@@ -1859,6 +2127,11 @@
           <w:b/>
         </w:rPr>
         <w:tab/>
+      </w:r>
+      <w:r>
+        <w:rPr>
+          <w:b/>
+        </w:rPr>
         <w:fldChar w:fldCharType="begin"/>
       </w:r>
       <w:r>
@@ -1876,7 +2149,7 @@
         <w:rPr>
           <w:noProof/>
         </w:rPr>
-        <w:t>54</w:t>
+        <w:t>55</w:t>
       </w:r>
       <w:r>
         <w:fldChar w:fldCharType="end"/>
@@ -1901,15 +2174,21 @@
       </w:hyperlink>
       <w:r>
         <w:tab/>
+      </w:r>
+      <w:r>
         <w:fldChar w:fldCharType="begin"/>
+      </w:r>
+      <w:r>
         <w:instrText xml:space="preserve"> PAGEREF anxA \h </w:instrText>
+      </w:r>
+      <w:r>
         <w:fldChar w:fldCharType="separate"/>
       </w:r>
       <w:r>
         <w:rPr>
           <w:noProof/>
         </w:rPr>
-        <w:t>54</w:t>
+        <w:t>55</w:t>
       </w:r>
       <w:r>
         <w:fldChar w:fldCharType="end"/>
@@ -1934,15 +2213,21 @@
       </w:hyperlink>
       <w:r>
         <w:tab/>
+      </w:r>
+      <w:r>
         <w:fldChar w:fldCharType="begin"/>
+      </w:r>
+      <w:r>
         <w:instrText xml:space="preserve"> PAGEREF anxB \h </w:instrText>
+      </w:r>
+      <w:r>
         <w:fldChar w:fldCharType="separate"/>
       </w:r>
       <w:r>
         <w:rPr>
           <w:noProof/>
         </w:rPr>
-        <w:t>56</w:t>
+        <w:t>57</w:t>
       </w:r>
       <w:r>
         <w:fldChar w:fldCharType="end"/>
@@ -1967,15 +2252,21 @@
       </w:hyperlink>
       <w:r>
         <w:tab/>
+      </w:r>
+      <w:r>
         <w:fldChar w:fldCharType="begin"/>
+      </w:r>
+      <w:r>
         <w:instrText xml:space="preserve"> PAGEREF anxC \h </w:instrText>
+      </w:r>
+      <w:r>
         <w:fldChar w:fldCharType="separate"/>
       </w:r>
       <w:r>
         <w:rPr>
           <w:noProof/>
         </w:rPr>
-        <w:t>57</w:t>
+        <w:t>58</w:t>
       </w:r>
       <w:r>
         <w:fldChar w:fldCharType="end"/>
@@ -2000,15 +2291,21 @@
       </w:hyperlink>
       <w:r>
         <w:tab/>
+      </w:r>
+      <w:r>
         <w:fldChar w:fldCharType="begin"/>
+      </w:r>
+      <w:r>
         <w:instrText xml:space="preserve"> PAGEREF anxD \h </w:instrText>
+      </w:r>
+      <w:r>
         <w:fldChar w:fldCharType="separate"/>
       </w:r>
       <w:r>
         <w:rPr>
           <w:noProof/>
         </w:rPr>
-        <w:t>57</w:t>
+        <w:t>58</w:t>
       </w:r>
       <w:r>
         <w:fldChar w:fldCharType="end"/>
@@ -2033,15 +2330,21 @@
       </w:hyperlink>
       <w:r>
         <w:tab/>
+      </w:r>
+      <w:r>
         <w:fldChar w:fldCharType="begin"/>
+      </w:r>
+      <w:r>
         <w:instrText xml:space="preserve"> PAGEREF anxE \h </w:instrText>
+      </w:r>
+      <w:r>
         <w:fldChar w:fldCharType="separate"/>
       </w:r>
       <w:r>
         <w:rPr>
           <w:noProof/>
         </w:rPr>
-        <w:t>58</w:t>
+        <w:t>59</w:t>
       </w:r>
       <w:r>
         <w:fldChar w:fldCharType="end"/>
@@ -2077,15 +2380,21 @@
       </w:hyperlink>
       <w:r>
         <w:tab/>
+      </w:r>
+      <w:r>
         <w:fldChar w:fldCharType="begin"/>
+      </w:r>
+      <w:r>
         <w:instrText xml:space="preserve"> PAGEREF anxF \h </w:instrText>
+      </w:r>
+      <w:r>
         <w:fldChar w:fldCharType="separate"/>
       </w:r>
       <w:r>
         <w:rPr>
           <w:noProof/>
         </w:rPr>
-        <w:t>58</w:t>
+        <w:t>59</w:t>
       </w:r>
       <w:r>
         <w:fldChar w:fldCharType="end"/>
@@ -2110,15 +2419,21 @@
       </w:hyperlink>
       <w:r>
         <w:tab/>
+      </w:r>
+      <w:r>
         <w:fldChar w:fldCharType="begin"/>
+      </w:r>
+      <w:r>
         <w:instrText xml:space="preserve"> PAGEREF anxNota \h </w:instrText>
+      </w:r>
+      <w:r>
         <w:fldChar w:fldCharType="separate"/>
       </w:r>
       <w:r>
         <w:rPr>
           <w:noProof/>
         </w:rPr>
-        <w:t>58</w:t>
+        <w:t>59</w:t>
       </w:r>
       <w:r>
         <w:fldChar w:fldCharType="end"/>
@@ -2248,6 +2563,8 @@
       </w:pPr>
       <w:r>
         <w:t xml:space="preserve">Hipótesis de trabajo: H1: la implementación de un sistema integrado de gestión de stock basado en arquitectura API REST, con automatización de pedidos mediante n8n y Telegram, reducirá el tiempo promedio de procesamiento de pedidos en al menos un 50%, en comparación con la modalidad manual simulada. Esta reducción se mide en un entorno de prueba controlado que reproduce las condiciones operativas típicas de un comercio minorista de pequeña escala. El umbral adoptado se fundamenta en los órdenes de magnitud de mejora reportados para la </w:t>
+      </w:r>
+      <w:r>
         <w:lastRenderedPageBreak/>
         <w:t xml:space="preserve">automatización de procesos administrativos estructurados (Davenport y Kirby, 2016) y en las oportunidades de rediseño de procesos que la adopción de tecnología abre para las PyMEs (Moeuf et al., 2020). Esto no implica una derivación estadística directa de dichos antecedentes: se trata de un umbral de referencia que los autores adoptaron para volver la hipótesis falsable, no de una cifra reportada literalmente por esas fuentes. La tasa de errores en la carga de datos (TED) y el nivel de actualización del stock (NAS) se miden también (sección 3.5), como indicadores descriptivos secundarios y sin hipótesis asociada, por las razones que se exponen en la sección 3.1. </w:t>
       </w:r>
@@ -2486,6 +2803,8 @@
       </w:pPr>
       <w:r>
         <w:t xml:space="preserve">Se reconoce como limitación la dependencia del sistema respecto de la conectividad a internet y del correcto funcionamiento de los servicios externos utilizados (API de Telegram, servidor n8n). La limitación metodológica más relevante del presente trabajo es que la evaluación del sistema se realizó en un entorno de prueba controlado y no en un comercio real en operación. Esto se debe a que, a la fecha de este informe, el artefacto no se implementó comercialmente. En consecuencia, los resultados obtenidos poseen validez interna alta pero validez externa acotada. Su generalización a condiciones reales de uso (variabilidad de clientes, picos de </w:t>
+      </w:r>
+      <w:r>
         <w:lastRenderedPageBreak/>
         <w:t xml:space="preserve">demanda, errores de conectividad en campo) requiere una validación de campo posterior, que se plantea como trabajo futuro prioritario (sección 7.2). </w:t>
       </w:r>
@@ -2500,6 +2819,7 @@
       <w:bookmarkStart w:id="15" w:name="ch2"/>
       <w:bookmarkEnd w:id="14"/>
       <w:r>
+        <w:lastRenderedPageBreak/>
         <w:t>CAPÍTULO 2: Marco Teórico y Estado del Arte</w:t>
       </w:r>
       <w:bookmarkEnd w:id="15"/>
@@ -2587,16 +2907,15 @@
         <w:ind w:left="-5" w:right="841"/>
       </w:pPr>
       <w:r>
-        <w:t xml:space="preserve">El estilo arquitectónico REST (Representational State Transfer), introducido por Fielding (2000) en su tesis doctoral, se ha consolidado como uno de los enfoques más utilizados en el desarrollo de sistemas distribuidos. REST se fundamenta en un conjunto de restricciones que incluyen la </w:t>
+        <w:t xml:space="preserve">El estilo arquitectónico REST (Representational State Transfer), introducido por Fielding (2000) en su tesis doctoral, se ha consolidado como uno de los enfoques más utilizados en el desarrollo de sistemas distribuidos. REST se fundamenta en un conjunto de restricciones que incluyen la separación entre cliente y servidor, la ausencia de estado en las comunicaciones (stateless), la utilización de una interfaz uniforme y la identificación de recursos mediante URIs (Uniform Resource Identifiers). </w:t>
+      </w:r>
+    </w:p>
+    <w:p>
+      <w:pPr>
+        <w:ind w:left="-5" w:right="841"/>
+      </w:pPr>
+      <w:r>
         <w:lastRenderedPageBreak/>
-        <w:t xml:space="preserve">separación entre cliente y servidor, la ausencia de estado en las comunicaciones (stateless), la utilización de una interfaz uniforme y la identificación de recursos mediante URIs (Uniform Resource Identifiers). </w:t>
-      </w:r>
-    </w:p>
-    <w:p>
-      <w:pPr>
-        <w:ind w:left="-5" w:right="841"/>
-      </w:pPr>
-      <w:r>
         <w:t xml:space="preserve">La adopción de este estilo arquitectónico permite desarrollar aplicaciones altamente escalables y flexibles, facilitando la interoperabilidad entre sistemas heterogéneos. El uso del protocolo HTTP como mecanismo de comunicación y la representación de recursos en formatos estándar como JSON favorecen la integración con múltiples plataformas y dispositivos. </w:t>
       </w:r>
     </w:p>
@@ -2641,9 +2960,7 @@
         <w:ind w:left="-5" w:right="841"/>
       </w:pPr>
       <w:r>
-        <w:t xml:space="preserve">Fowler (2002) señala, para la separación de una aplicación en capas, que mejora la modularidad del sistema y facilita su escalabilidad y mantenimiento, ya que permite la evolución independiente de cada componente. Su obra es anterior a las aplicaciones de página única: aquí ese principio se aplica a la separación entre frontend y backend. En la actualidad, este patrón se implementa frecuentemente mediante frameworks de componentes del lado del cliente (React, Vue, Angular) que consumen APIs REST expuestas por el servidor. Para el presente trabajo, la elección de JavaScript como lenguaje del frontend responde a criterios de </w:t>
-        <w:lastRenderedPageBreak/>
-        <w:t xml:space="preserve">disponibilidad de herramientas, madurez del ecosistema y compatibilidad con los navegadores web actuales. </w:t>
+        <w:t xml:space="preserve">Fowler (2002) señala, para la separación de una aplicación en capas, que mejora la modularidad del sistema y facilita su escalabilidad y mantenimiento, ya que permite la evolución independiente de cada componente. Su obra es anterior a las aplicaciones de página única: aquí ese principio se aplica a la separación entre frontend y backend. En la actualidad, este patrón se implementa frecuentemente mediante frameworks de componentes del lado del cliente (React, Vue, Angular) que consumen APIs REST expuestas por el servidor. Para el presente trabajo, la elección de JavaScript como lenguaje del frontend responde a criterios de disponibilidad de herramientas, madurez del ecosistema y compatibilidad con los navegadores web actuales. </w:t>
       </w:r>
     </w:p>
     <w:p>
@@ -2652,6 +2969,7 @@
         <w:ind w:left="-5" w:right="841"/>
       </w:pPr>
       <w:r>
+        <w:lastRenderedPageBreak/>
         <w:t xml:space="preserve">La implementación del frontend como aplicación de página única (Single-Page Application, SPA) tiene implicaciones directas sobre el diseño de la API REST del sistema. A diferencia de las aplicaciones web tradicionales de renderizado en servidor, una SPA delega toda la lógica de presentación al cliente y se comunica con el backend exclusivamente mediante llamadas HTTP asíncronas. Esto implica tres exigencias para la API. Debe exponer respuestas en formato JSON autocontenidas. Debe configurar los encabezados CORS (Cross-Origin Resource Sharing) cuando el frontend se sirve desde un dominio distinto del de la API; en este trabajo lo sirve el propio backend, por lo que el origen es el mismo. Y debe diseñar sus endpoints de manera que cada respuesta incluya la información suficiente para que el cliente construya la vista sin requerir llamadas adicionales encadenadas. Este patrón de interacción se inscribe, en términos generales, en la arquitectura Modelo-Vista-Controlador (MVC), descripta junto con la separación en capas por Fowler (2002): el backend actúa como capa de Modelo y Controlador, gestionando la lógica de negocio y el acceso a datos, mientras que el frontend SPA asume el rol de Vista desacoplada. Esta lectura del frontend como Vista desacoplada es una interpretación de los autores, no una categoría de la obra citada. La comprensión de esta separación de responsabilidades es relevante para evaluar las decisiones de diseño de la API descritas en la sección 4.2. </w:t>
       </w:r>
     </w:p>
@@ -2695,9 +3013,11 @@
         <w:ind w:left="-5" w:right="841"/>
       </w:pPr>
       <w:r>
-        <w:t xml:space="preserve">n8n es una plataforma de automatización de flujos de trabajo que permite definir pipelines mediante una interfaz visual basada en nodos (n8n, 2024). Su código es de acceso público bajo la Sustainable Use License, un modelo que la propia n8n denomina fair-code: el software es gratuito para uso interno y su código puede inspeccionarse y modificarse, pero restringe la redistribución comercial. Por eso mismo, n8n aclara explícitamente que no se considera de código abierto en el sentido estricto del término (n8n, 2022). Cada nodo encapsula una </w:t>
+        <w:t xml:space="preserve">n8n es una plataforma de automatización de flujos de trabajo que permite definir pipelines mediante una interfaz visual basada en nodos (n8n, 2024). Su código es de acceso público bajo la Sustainable Use License, un modelo que la propia n8n denomina fair-code: el software es gratuito para uso interno y su código puede inspeccionarse y modificarse, pero restringe la redistribución comercial. Por eso mismo, n8n aclara explícitamente que no se considera de código abierto en el sentido estricto del término (n8n, 2022). Cada nodo encapsula una operación —llamadas HTTP, transformaciones de datos, integraciones con aplicaciones externas— y los flujos se activan mediante disparadores programados, webhooks o eventos manuales. Comparada con alternativas como Apache Airflow o Zapier, n8n ofrece una curva de </w:t>
+      </w:r>
+      <w:r>
         <w:lastRenderedPageBreak/>
-        <w:t xml:space="preserve">operación —llamadas HTTP, transformaciones de datos, integraciones con aplicaciones externas— y los flujos se activan mediante disparadores programados, webhooks o eventos manuales. Comparada con alternativas como Apache Airflow o Zapier, n8n ofrece una curva de aprendizaje más suave y una interfaz accesible para usuarios con distintos niveles de experiencia técnica. Esto resulta ventajoso en contextos donde operadores no especializados necesitan monitorear o modificar los flujos. </w:t>
+        <w:t xml:space="preserve">aprendizaje más suave y una interfaz accesible para usuarios con distintos niveles de experiencia técnica. Esto resulta ventajoso en contextos donde operadores no especializados necesitan monitorear o modificar los flujos. </w:t>
       </w:r>
     </w:p>
     <w:p>
@@ -2749,9 +3069,7 @@
         <w:ind w:left="-5" w:right="841"/>
       </w:pPr>
       <w:r>
-        <w:t xml:space="preserve">La integración de chatbots en procesos comerciales ha sido objeto de estudio creciente en la literatura académica reciente. Adamopoulou y Moussiades (2020) realizan una revisión comprehensiva del estado del arte en chatbots, identificando sus aplicaciones en comercio electrónico, atención al cliente y automatización de tareas administrativas. Los autores señalan </w:t>
-        <w:lastRenderedPageBreak/>
-        <w:t xml:space="preserve">que la efectividad de estos sistemas depende en gran medida de la calidad de la integración con los sistemas backend, un desafío que el presente trabajo aborda mediante la utilización de n8n como capa de orquestación. </w:t>
+        <w:t xml:space="preserve">La integración de chatbots en procesos comerciales ha sido objeto de estudio creciente en la literatura académica reciente. Adamopoulou y Moussiades (2020) realizan una revisión comprehensiva del estado del arte en chatbots, identificando sus aplicaciones en comercio electrónico, atención al cliente y automatización de tareas administrativas. Los autores señalan que la efectividad de estos sistemas depende en gran medida de la calidad de la integración con los sistemas backend, un desafío que el presente trabajo aborda mediante la utilización de n8n como capa de orquestación. </w:t>
       </w:r>
     </w:p>
     <w:p>
@@ -2760,6 +3078,7 @@
         <w:ind w:left="-5" w:right="841"/>
       </w:pPr>
       <w:r>
+        <w:lastRenderedPageBreak/>
         <w:t xml:space="preserve">Corresponde precisar, sin embargo, que gran parte de la literatura sobre chatbots citada en esta sección aborda sistemas con capacidad de interpretación de lenguaje natural (NLP). El bot desarrollado en el presente trabajo (sección 4.4), en cambio, no incorpora procesamiento de lenguaje natural en ningún punto de su funcionamiento: la interacción con el cliente está guiada enteramente por botones en línea (inline keyboard) de Telegram, sin que el usuario escriba texto libre en ningún paso del proceso de toma de pedidos. La referencia a Adamopoulou y Moussiades (2020) se retoma con mayor precisión en la sección 2.7.2, en relación específica con los chatbots basados en reglas —categoría en la que se inscribe el artefacto desarrollado—, y no con los sistemas basados en aprendizaje automático o NLP. </w:t>
       </w:r>
     </w:p>
@@ -2860,9 +3179,11 @@
         <w:ind w:left="-5" w:right="841"/>
       </w:pPr>
       <w:r>
-        <w:t xml:space="preserve">En el ámbito latinoamericano, estudios recientes han evidenciado que gran parte de las PyMEs del sector comercial continúa utilizando hojas de cálculo o registros manuales para la gestión </w:t>
+        <w:t xml:space="preserve">En el ámbito latinoamericano, estudios recientes han evidenciado que gran parte de las PyMEs del sector comercial continúa utilizando hojas de cálculo o registros manuales para la gestión de inventarios, incluso en contextos urbanos con acceso a tecnología (CEPAL, 2021). Esta realidad subraya la pertinencia de desarrollar soluciones tecnológicas adaptadas a las capacidades y restricciones de este segmento. Un análisis cienciométrico más reciente </w:t>
+      </w:r>
+      <w:r>
         <w:lastRenderedPageBreak/>
-        <w:t>de inventarios, incluso en contextos urbanos con acceso a tecnología (CEPAL, 2021). Esta realidad subraya la pertinencia de desarrollar soluciones tecnológicas adaptadas a las capacidades y restricciones de este segmento. Un análisis cienciométrico más reciente confirma esta tendencia: Parra-Sanchez y Talero-Sarmiento (2024), a partir de 448 documentos indexados en Scopus, documentan un crecimiento sostenido de la investigación sobre transformación digital en PyMEs. También documentan una intención creciente de estas organizaciones de adoptar tecnologías como la inteligencia artificial, el big data, la computación en la nube y el comercio electrónico, lo cual refuerza la pertinencia y oportunidad del artefacto desarrollado en este trabajo. Gao, Teh y Ho (2026) confirman esta tendencia mediante un análisis bibliométrico y de contenido de 115 estudios empíricos sobre transformación digital e innovación en PyMEs, publicados en 32 países y relevados en Scopus y Web of Science. Sus resultados muestran una correlación positiva pero dependiente del contexto entre transformación digital e innovación, y los propios autores señalan que esta relación permanece insuficientemente explorada para el segmento de pequeñas y medianas empresas, lo cual refuerza el vacío de conocimiento identificado en la sección 2.7.3.</w:t>
+        <w:t>confirma esta tendencia: Parra-Sanchez y Talero-Sarmiento (2024), a partir de 448 documentos indexados en Scopus, documentan un crecimiento sostenido de la investigación sobre transformación digital en PyMEs. También documentan una intención creciente de estas organizaciones de adoptar tecnologías como la inteligencia artificial, el big data, la computación en la nube y el comercio electrónico, lo cual refuerza la pertinencia y oportunidad del artefacto desarrollado en este trabajo. Gao, Teh y Ho (2026) confirman esta tendencia mediante un análisis bibliométrico y de contenido de 115 estudios empíricos sobre transformación digital e innovación en PyMEs, publicados en 32 países y relevados en Scopus y Web of Science. Sus resultados muestran una correlación positiva pero dependiente del contexto entre transformación digital e innovación, y los propios autores señalan que esta relación permanece insuficientemente explorada para el segmento de pequeñas y medianas empresas, lo cual refuerza el vacío de conocimiento identificado en la sección 2.7.3.</w:t>
       </w:r>
     </w:p>
     <w:p>
@@ -2907,9 +3228,7 @@
         <w:ind w:left="-5" w:right="841"/>
       </w:pPr>
       <w:r>
-        <w:t>Desde la perspectiva de la automatización de procesos, van der Aalst (2016) establece los fundamentos teóricos del análisis de procesos de negocio. Con ello, proporciona el marco conceptual necesario para justificar las decisiones de diseño de los flujos de automatización implementados con n8n en este trabajo. La utilización de modelos de proceso explícitos —</w:t>
-        <w:lastRenderedPageBreak/>
-        <w:t xml:space="preserve">aunque sean visuales y no formales— responde a la recomendación de documentar los flujos antes de automatizarlos. </w:t>
+        <w:t xml:space="preserve">Desde la perspectiva de la automatización de procesos, van der Aalst (2016) establece los fundamentos teóricos del análisis de procesos de negocio. Con ello, proporciona el marco conceptual necesario para justificar las decisiones de diseño de los flujos de automatización implementados con n8n en este trabajo. La utilización de modelos de proceso explícitos —aunque sean visuales y no formales— responde a la recomendación de documentar los flujos antes de automatizarlos. </w:t>
       </w:r>
     </w:p>
     <w:p>
@@ -2921,6 +3240,7 @@
       <w:bookmarkStart w:id="35" w:name="sec2_7_3"/>
       <w:bookmarkEnd w:id="34"/>
       <w:r>
+        <w:lastRenderedPageBreak/>
         <w:t>2.7.3 Vacío de conocimiento identificado</w:t>
       </w:r>
       <w:bookmarkEnd w:id="35"/>
@@ -2958,6 +3278,7 @@
       <w:bookmarkStart w:id="37" w:name="ch3"/>
       <w:bookmarkEnd w:id="36"/>
       <w:r>
+        <w:lastRenderedPageBreak/>
         <w:t>CAPÍTULO 3: Marco Metodológico</w:t>
       </w:r>
       <w:bookmarkEnd w:id="37"/>
@@ -3026,9 +3347,7 @@
         <w:ind w:left="-5" w:right="841"/>
       </w:pPr>
       <w:r>
-        <w:t xml:space="preserve">H1 es falsable y operacionalizable mediante la variable definida en la sección 3.5; el diseño adoptado permitió contrastarla, y sus resultados se presentan en el Capítulo 5. TED y NAS se miden con el mismo diseño y se reportan sin hipótesis asociada. Como un único operador, coautor del sistema, actuó en las dos condiciones, el diseño no permite generar una línea de base de errores representativa de un operador real (sección 3.4), por lo que una hipótesis </w:t>
-        <w:lastRenderedPageBreak/>
-        <w:t xml:space="preserve">formal sobre TED no sería falsable. Esta limitación se discute en la sección 6.1 y su contrastación con operadores reales queda planteada como trabajo futuro (sección 7.2). </w:t>
+        <w:t xml:space="preserve">H1 es falsable y operacionalizable mediante la variable definida en la sección 3.5; el diseño adoptado permitió contrastarla, y sus resultados se presentan en el Capítulo 5. TED y NAS se miden con el mismo diseño y se reportan sin hipótesis asociada. Como un único operador, coautor del sistema, actuó en las dos condiciones, el diseño no permite generar una línea de base de errores representativa de un operador real (sección 3.4), por lo que una hipótesis formal sobre TED no sería falsable. Esta limitación se discute en la sección 6.1 y su contrastación con operadores reales queda planteada como trabajo futuro (sección 7.2). </w:t>
       </w:r>
     </w:p>
     <w:p>
@@ -3055,7 +3374,11 @@
         <w:ind w:left="-5" w:right="841"/>
       </w:pPr>
       <w:r>
-        <w:t xml:space="preserve">El estudio se inscribe en el paradigma post-positivista, que sostiene que el conocimiento científico puede aproximarse a la realidad mediante la observación sistemática, la medición objetiva y la contrastación empírica de resultados. Este paradigma reconoce, al mismo tiempo, las limitaciones inherentes a todo proceso de medición. En este marco, la validez de los hallazgos se fundamenta en la definición precisa de variables, la utilización de instrumentos de medición consistentes y la posibilidad de replicar el estudio en contextos similares. </w:t>
+        <w:t xml:space="preserve">El estudio se inscribe en el paradigma post-positivista, que sostiene que el conocimiento científico puede aproximarse a la realidad mediante la observación sistemática, la medición objetiva y la contrastación empírica de resultados. Este paradigma reconoce, al mismo tiempo, las limitaciones inherentes a todo proceso de medición. En este marco, la validez de los </w:t>
+      </w:r>
+      <w:r>
+        <w:lastRenderedPageBreak/>
+        <w:t xml:space="preserve">hallazgos se fundamenta en la definición precisa de variables, la utilización de instrumentos de medición consistentes y la posibilidad de replicar el estudio en contextos similares. </w:t>
       </w:r>
     </w:p>
     <w:p>
@@ -3134,17 +3457,19 @@
         <w:ind w:left="-5" w:right="841"/>
       </w:pPr>
       <w:r>
-        <w:t xml:space="preserve">El diseño de investigación adoptado consistió en una medición pretest-postest sobre un único grupo, ejecutada mediante un experimento controlado que simuló las condiciones operativas de un comercio minorista de pequeña escala. En este esquema, se evaluaron los indicadores </w:t>
+        <w:t xml:space="preserve">El diseño de investigación adoptado consistió en una medición pretest-postest sobre un único grupo, ejecutada mediante un experimento controlado que simuló las condiciones operativas de un comercio minorista de pequeña escala. En este esquema, se evaluaron los indicadores operativos bajo la modalidad manual simulada (pretest) y se compararon con los resultados obtenidos tras la incorporación del sistema automatizado (postest), sobre el mismo conjunto de escenarios de pedido. De ese modo, el contraste permite estimar la diferencia entre condiciones; su atribución al sistema queda acotada por las amenazas discutidas en las secciones 3.9 y 6.2. </w:t>
+      </w:r>
+    </w:p>
+    <w:p>
+      <w:pPr>
+        <w:ind w:left="-5" w:right="841"/>
+      </w:pPr>
+      <w:r>
+        <w:t xml:space="preserve">Corresponde precisar con mayor rigor conceptual la denominación de este diseño de investigación. Siguiendo la taxonomía clásica de Campbell y Stanley (1963), un diseño pretest-postest de un único grupo, sin grupo de control independiente ni asignación aleatoria de </w:t>
+      </w:r>
+      <w:r>
         <w:lastRenderedPageBreak/>
-        <w:t xml:space="preserve">operativos bajo la modalidad manual simulada (pretest) y se compararon con los resultados obtenidos tras la incorporación del sistema automatizado (postest), sobre el mismo conjunto de escenarios de pedido. De ese modo, el contraste permite estimar la diferencia entre condiciones; su atribución al sistema queda acotada por las amenazas discutidas en las secciones 3.9 y 6.2. </w:t>
-      </w:r>
-    </w:p>
-    <w:p>
-      <w:pPr>
-        <w:ind w:left="-5" w:right="841"/>
-      </w:pPr>
-      <w:r>
-        <w:t xml:space="preserve">Corresponde precisar con mayor rigor conceptual la denominación de este diseño de investigación. Siguiendo la taxonomía clásica de Campbell y Stanley (1963), un diseño pretest-postest de un único grupo, sin grupo de control independiente ni asignación aleatoria de unidades a condiciones, se clasifica en sentido estricto como preexperimental, y no como cuasiexperimental. Esta última categoría requiere, como mínimo, un grupo de comparación no equivalente. En el presente trabajo no fue posible constituir dicho grupo de comparación, dado que un único operador, coautor del sistema, ejecutó el experimento sobre el mismo conjunto de escenarios en ambas condiciones. Esta precisión terminológica no invalida los resultados obtenidos, pero acota el alcance de las afirmaciones causales que pueden sostenerse a partir de ellos. El diseño intrasujeto reduce la variabilidad atribuible a diferencias entre sujetos u organizaciones, pero no descarta por sí solo otras fuentes de variación —como el efecto de aprendizaje discutido en la sección 3.9—, tal como sí lo haría un grupo de control independiente. </w:t>
+        <w:t xml:space="preserve">unidades a condiciones, se clasifica en sentido estricto como preexperimental, y no como cuasiexperimental. Esta última categoría requiere, como mínimo, un grupo de comparación no equivalente. En el presente trabajo no fue posible constituir dicho grupo de comparación, dado que un único operador, coautor del sistema, ejecutó el experimento sobre el mismo conjunto de escenarios en ambas condiciones. Esta precisión terminológica no invalida los resultados obtenidos, pero acota el alcance de las afirmaciones causales que pueden sostenerse a partir de ellos. El diseño intrasujeto reduce la variabilidad atribuible a diferencias entre sujetos u organizaciones, pero no descarta por sí solo otras fuentes de variación —como el efecto de aprendizaje discutido en la sección 3.9—, tal como sí lo haría un grupo de control independiente. </w:t>
       </w:r>
     </w:p>
     <w:p>
@@ -4101,7 +4426,6 @@
               <w:rPr>
                 <w:sz w:val="17"/>
               </w:rPr>
-              <w:lastRenderedPageBreak/>
               <w:t>6</w:t>
             </w:r>
           </w:p>
@@ -5270,6 +5594,7 @@
               <w:rPr>
                 <w:sz w:val="17"/>
               </w:rPr>
+              <w:lastRenderedPageBreak/>
               <w:t>14</w:t>
             </w:r>
           </w:p>
@@ -6297,9 +6622,11 @@
         <w:ind w:left="-5" w:right="841"/>
       </w:pPr>
       <w:r>
-        <w:t xml:space="preserve">Los 20 escenarios de pedido estandarizados por condición (Anexo A) no se seleccionaron mediante un procedimiento de muestreo aleatorio. Esto se debe a que no se dispuso de una población real de pedidos históricos del comercio de referencia a partir de la cual muestrear. Su construcción respondió, en cambio, a un criterio de diseño deliberado de los autores, orientado a maximizar la cobertura de la variabilidad operativa típica de un comercio minorista de pequeña escala. Se incluyeron así pedidos de uno y de múltiples productos, y casos límite (tres escenarios de stock insuficiente, IDs 17 a 19 del Anexo A, y un escenario de cantidad máxima permitida). La dimensión "cliente nuevo vs. recurrente", presente en una versión anterior del diseño de escenarios, se retiró de la versión final. El artefacto identifica al cliente </w:t>
+        <w:t xml:space="preserve">Los 20 escenarios de pedido estandarizados por condición (Anexo A) no se seleccionaron mediante un procedimiento de muestreo aleatorio. Esto se debe a que no se dispuso de una población real de pedidos históricos del comercio de referencia a partir de la cual muestrear. Su construcción respondió, en cambio, a un criterio de diseño deliberado de los autores, orientado a maximizar la cobertura de la variabilidad operativa típica de un comercio minorista de pequeña escala. Se incluyeron así pedidos de uno y de múltiples productos, y casos límite (tres escenarios de stock insuficiente, IDs 17 a 19 del Anexo A, y un escenario de cantidad máxima permitida). La dimensión "cliente nuevo vs. recurrente", presente en una versión anterior del diseño de escenarios, se retiró de la versión final. El artefacto identifica al cliente únicamente por chat_id y por un campo de texto libre (sección 4.3), sin relación con una entidad de clientes, por lo que esa distinción no es representable en el sistema evaluado. Se reconoce como limitación que este criterio de construcción deliberada —al no ser aleatorio ni estar validado por un evaluador ajeno al equipo de desarrollo— puede introducir un sesgo de selección no cuantificable. Ese sesgo favorecería casos que los propios autores anticipan que el sistema resuelve correctamente. Adicionalmente, antes de los 20 escenarios de medición de </w:t>
+      </w:r>
+      <w:r>
         <w:lastRenderedPageBreak/>
-        <w:t>únicamente por chat_id y por un campo de texto libre (sección 4.3), sin relación con una entidad de clientes, por lo que esa distinción no es representable en el sistema evaluado. Se reconoce como limitación que este criterio de construcción deliberada —al no ser aleatorio ni estar validado por un evaluador ajeno al equipo de desarrollo— puede introducir un sesgo de selección no cuantificable. Ese sesgo favorecería casos que los propios autores anticipan que el sistema resuelve correctamente. Adicionalmente, antes de los 20 escenarios de medición de cada condición se ejecutaron 5 escenarios de calentamiento, no cronometrados y excluidos de todo análisis. Con ellos se buscó que el operador superara la curva de aprendizaje básica del procedimiento (manual o automatizado) antes de iniciar el registro de datos; esta incorporación se retoma en la sección 3.9. Un único operador, coautor del sistema, ejecutó las dos condiciones. La grabación de pantalla la realizó el otro autor y los instantes de inicio y de fin de cada escenario (sección 3.5) los leyó el mismo operador, con conocimiento de la condición de cada video.</w:t>
+        <w:t>cada condición se ejecutaron 5 escenarios de calentamiento, no cronometrados y excluidos de todo análisis. Con ellos se buscó que el operador superara la curva de aprendizaje básica del procedimiento (manual o automatizado) antes de iniciar el registro de datos; esta incorporación se retoma en la sección 3.9. Un único operador, coautor del sistema, ejecutó las dos condiciones. La grabación de pantalla la realizó el otro autor y los instantes de inicio y de fin de cada escenario (sección 3.5) los leyó el mismo operador, con conocimiento de la condición de cada video.</w:t>
       </w:r>
     </w:p>
     <w:p>
@@ -6340,9 +6667,11 @@
         <w:jc w:val="left"/>
       </w:pPr>
       <w:r>
-        <w:t xml:space="preserve">Tiempo de procesamiento de pedidos (TPP): intervalo, expresado en segundos, entre el inicio de la gestión del pedido y su registro confirmado, delimitado en cada condición por los eventos que se detallan al final de este ítem. Se midió con un instrumento único en ambas condiciones: una grabación de pantalla con el reloj del sistema operativo visible (con segundos). Sobre esa grabación se identificó, para cada escenario, el instante de inicio y el de fin, leyendo el reloj al segundo en los dos casos. El pretest se ejecutó el 10/09/2026 y el postest el 12/09/2026, con un intervalo de aproximadamente un día y 23 horas entre el cierre de uno y el inicio del otro (sección 3.9). Los horarios del pretest se habían cargado originalmente en formato a. m. por un valor por defecto del editor de planillas; como la corrida fue nocturna, lo que confirma la hora de guardado del video, se sumaron 12 horas a los dos extremos de cada intervalo, lo que no altera las diferencias que definen TPP. Antes de cada condición se resolvieron 5 escenarios de calentamiento no cronometrados, excluidos del análisis (sección 3.4). Los eventos que delimitan TPP difieren entre condiciones. En el pretest, el inicio es el instante en que el operador empieza a escribir el pedido en la planilla y el fin, el instante en que termina de actualizar el stock y vuelve a la hoja de registro de pedidos (Ledger). En el postest, el inicio es el envío del primer mensaje del cliente al bot, visible en la grabación unos segundos antes de la primera ejecución de n8n de la ventana (2 s en el escenario 1), y el fin, la llegada al cliente del mensaje de Telegram que confirma el pedido, que el bot envía unos segundos después de que el operador lo confirma en el panel (también 2 s en ese escenario); esa confirmación es la que descuenta el stock (sección 4.4). En los tres escenarios de stock insuficiente, en los que no corresponde descontar stock, el fin es el registro del rechazo: en el pretest, cuando el operador marca el pedido como rechazado en la hoja Ledger; en el postest, cuando el bot informa la cancelación, ya que el pedido queda registrado como CANCELADO sin intervención del operador. En ambas condiciones, el mismo autor simuló al cliente y operó el registro. Las dos ventanas incluyen, por lo tanto, el registro del pedido y el descuento del stock, pero la del </w:t>
+        <w:t xml:space="preserve">Tiempo de procesamiento de pedidos (TPP): intervalo, expresado en segundos, entre el inicio de la gestión del pedido y su registro confirmado, delimitado en cada condición por los eventos que se detallan al final de este ítem. Se midió con un instrumento único en ambas condiciones: una grabación de pantalla con el reloj del sistema operativo visible (con segundos). Sobre esa grabación se identificó, para cada escenario, el instante de inicio y el de fin, leyendo el reloj al segundo en los dos casos. El pretest se ejecutó el 10/09/2026 y el postest el 12/09/2026, con un intervalo de aproximadamente un día y 23 horas entre el cierre de uno y el inicio del otro (sección 3.9). Los horarios del pretest se habían cargado originalmente en formato a. m. por un valor por defecto del editor de planillas; como la corrida fue nocturna, lo que confirma la hora de guardado del video, se sumaron 12 horas a los dos extremos de cada intervalo, lo que no altera las diferencias que definen TPP. Antes de cada condición se resolvieron 5 escenarios de calentamiento no cronometrados, excluidos del análisis (sección 3.4). Los eventos que delimitan TPP difieren entre condiciones. En el pretest, el inicio es el instante en que el operador empieza a escribir el pedido en la planilla y el fin, el instante en que termina de actualizar el stock y vuelve a la hoja de registro de pedidos (Ledger). En el postest, el inicio es el envío del primer mensaje del cliente al bot, visible en la grabación unos segundos antes de la primera ejecución de n8n de la ventana (2 s en el escenario 1), y el fin, la llegada al cliente del mensaje de Telegram que confirma el pedido, que el bot envía unos segundos después de que el operador lo confirma en el panel (también 2 s en ese escenario); esa confirmación es la que descuenta el stock (sección 4.4). En los tres escenarios de stock insuficiente, en los que no corresponde descontar stock, el fin es el registro del rechazo: en el pretest, cuando el operador marca el pedido como rechazado en la hoja Ledger; en el postest, cuando el bot informa la cancelación, ya que el pedido queda registrado como CANCELADO sin intervención del operador. En ambas condiciones, el mismo autor simuló al cliente y operó el registro. Las dos ventanas incluyen, por lo tanto, el registro del pedido y el descuento del stock, pero la del postest abarca además dos tramos que la del pretest no cronometra: el tiempo en que el cliente arma el pedido con los botones del bot, antes de que el operador intervenga, y el envío de la confirmación al cliente. La del pretest, en cambio, comienza cuando el operador ya empieza a transcribir el pedido, sin incluir su recepción ni su lectura. Estas diferencias juegan en contra de la condición </w:t>
+      </w:r>
+      <w:r>
         <w:lastRenderedPageBreak/>
-        <w:t xml:space="preserve">postest abarca además dos tramos que la del pretest no cronometra: el tiempo en que el cliente arma el pedido con los botones del bot, antes de que el operador intervenga, y el envío de la confirmación al cliente. La del pretest, en cambio, comienza cuando el operador ya empieza a transcribir el pedido, sin incluir su recepción ni su lectura. Estas diferencias juegan en contra de la condición automatizada, de modo que, en este aspecto, la reducción informada es conservadora; las amenazas que la favorecen se discuten en las secciones 3.9 y 6.2. </w:t>
+        <w:t xml:space="preserve">automatizada, de modo que, en este aspecto, la reducción informada es conservadora; las amenazas que la favorecen se discuten en las secciones 3.9 y 6.2. </w:t>
       </w:r>
     </w:p>
     <w:p>
@@ -6440,7 +6769,6 @@
         <w:ind w:left="676" w:right="841" w:hanging="338"/>
       </w:pPr>
       <w:r>
-        <w:lastRenderedPageBreak/>
         <w:t xml:space="preserve">Pruebas de integración entre los distintos componentes del sistema (API REST, base de datos MySQL, frontend, Telegram y n8n), para verificar que la comunicación entre capas fuera correcta y robusta. </w:t>
       </w:r>
     </w:p>
@@ -6454,6 +6782,7 @@
         <w:ind w:left="676" w:right="841" w:hanging="338"/>
       </w:pPr>
       <w:r>
+        <w:lastRenderedPageBreak/>
         <w:t xml:space="preserve">Grabación de pantalla con el reloj del sistema operativo visible, leído al segundo, como instrumento único de medición del tiempo de procesamiento de pedidos en ambas condiciones (sección 3.5). </w:t>
       </w:r>
     </w:p>
@@ -6589,7 +6918,6 @@
         <w:ind w:left="676" w:right="841" w:hanging="338"/>
       </w:pPr>
       <w:r>
-        <w:lastRenderedPageBreak/>
         <w:t xml:space="preserve">Mensajería: API de Telegram (BotFather), para la creación y gestión del bot de recepción de pedidos. </w:t>
       </w:r>
     </w:p>
@@ -6602,6 +6930,7 @@
       <w:bookmarkStart w:id="53" w:name="sec3_8"/>
       <w:bookmarkEnd w:id="52"/>
       <w:r>
+        <w:lastRenderedPageBreak/>
         <w:t>3.8 Procedimiento de investigación</w:t>
       </w:r>
       <w:bookmarkEnd w:id="53"/>
@@ -6710,21 +7039,12 @@
           <w:ilvl w:val="0"/>
           <w:numId w:val="5"/>
         </w:numPr>
-        <w:spacing w:after="0"/>
+        <w:spacing w:after="304"/>
         <w:ind w:right="846" w:hanging="207"/>
         <w:jc w:val="left"/>
       </w:pPr>
       <w:r>
-        <w:t xml:space="preserve">Etapa 7 – Evaluación del sistema: se midieron las variables operativas definidas en la sección </w:t>
-      </w:r>
-    </w:p>
-    <w:p>
-      <w:pPr>
-        <w:spacing w:after="304"/>
-        <w:ind w:left="-5" w:right="841"/>
-      </w:pPr>
-      <w:r>
-        <w:t xml:space="preserve">3.5, comparando los resultados obtenidos antes y después de la implementación del sistema. </w:t>
+        <w:t xml:space="preserve">Etapa 7 – Evaluación del sistema: se midieron las variables operativas definidas en la sección 3.5, comparando los resultados obtenidos antes y después de la implementación del sistema. </w:t>
       </w:r>
     </w:p>
     <w:p>
@@ -6759,9 +7079,11 @@
         <w:ind w:left="-5" w:right="841"/>
       </w:pPr>
       <w:r>
-        <w:t xml:space="preserve">La confiabilidad se sustenta en la replicabilidad de las pruebas realizadas: los procedimientos de medición están definidos de manera suficientemente precisa como para que otros </w:t>
+        <w:t xml:space="preserve">La confiabilidad se sustenta en la replicabilidad de las pruebas realizadas: los procedimientos de medición están definidos de manera suficientemente precisa como para que otros investigadores puedan reproducirlos en contextos similares. El conjunto de datos crudos que respalda esta afirmación se documenta en el Anexo A. La utilización de métricas objetivas —tiempos de procesamiento leídos de una grabación de pantalla con reloj visible, incidencias de </w:t>
+      </w:r>
+      <w:r>
         <w:lastRenderedPageBreak/>
-        <w:t xml:space="preserve">investigadores puedan reproducirlos en contextos similares. El conjunto de datos crudos que respalda esta afirmación se documenta en el Anexo A. La utilización de métricas objetivas —tiempos de procesamiento leídos de una grabación de pantalla con reloj visible, incidencias de operación registradas escenario por escenario y auditorías de cierre de stock— reduce la posibilidad de sesgos en la recolección de datos. </w:t>
+        <w:t xml:space="preserve">operación registradas escenario por escenario y auditorías de cierre de stock— reduce la posibilidad de sesgos en la recolección de datos. </w:t>
       </w:r>
     </w:p>
     <w:p>
@@ -6804,6 +7126,7 @@
       <w:bookmarkStart w:id="57" w:name="ch4"/>
       <w:bookmarkEnd w:id="56"/>
       <w:r>
+        <w:lastRenderedPageBreak/>
         <w:t>CAPÍTULO 4: Desarrollo del Sistema</w:t>
       </w:r>
       <w:bookmarkEnd w:id="57"/>
@@ -6856,9 +7179,7 @@
         <w:ind w:left="-5" w:right="841"/>
       </w:pPr>
       <w:r>
-        <w:t xml:space="preserve">La capa de automatización, compuesta por los flujos de n8n y el bot de Telegram, opera de manera paralela al frontend tradicional. n8n procesa los pedidos recibidos a través del bot y los </w:t>
-        <w:lastRenderedPageBreak/>
-        <w:t xml:space="preserve">envía a la misma API REST que utiliza el frontend. Esto garantiza la consistencia de los datos y elimina la necesidad de mantener una lógica de negocio duplicada. El diagrama de arquitectura del sistema se presenta a continuación (Figura 4.1) y también se incluye en el Anexo D. </w:t>
+        <w:t xml:space="preserve">La capa de automatización, compuesta por los flujos de n8n y el bot de Telegram, opera de manera paralela al frontend tradicional. n8n procesa los pedidos recibidos a través del bot y los envía a la misma API REST que utiliza el frontend. Esto garantiza la consistencia de los datos y elimina la necesidad de mantener una lógica de negocio duplicada. El diagrama de arquitectura del sistema se presenta a continuación (Figura 4.1) y también se incluye en el Anexo D. </w:t>
       </w:r>
     </w:p>
     <w:p>
@@ -6945,7 +7266,11 @@
         <w:ind w:left="-5" w:right="841"/>
       </w:pPr>
       <w:r>
-        <w:t xml:space="preserve">El frontend se implementó como una aplicación de página única (SPA) en JavaScript, HTML5 y CSS3, servida como contenido estático por el propio backend de Spring Boot. La interfaz se organiza en módulos funcionales independientes: autenticación (login), pantalla de inicio, gestión de productos, gestión de pedidos y control de stock. Cada módulo está compuesto por una vista HTML y un script JavaScript que consume la API REST mediante llamadas HTTP asíncronas (fetch) y renderiza dinámicamente la información recibida. El módulo de autenticación se implementó mediante JSON Web Tokens (JWT). Al iniciar sesión, el backend emite un token firmado que se almacena en una cookie con el atributo HttpOnly —inaccesible desde JavaScript, para mitigar ataques de tipo XSS— y que expira tras una hora de inactividad, renovándose automáticamente con cada solicitud autenticada (expiración deslizante). Un filtro de seguridad (Spring Security) exige una sesión válida para acceder a cualquier pantalla del panel de administración o a sus endpoints de gestión. Este filtro redirige al usuario no autenticado a la pantalla de inicio de sesión, tanto si intenta acceder directamente por URL como si su sesión expiró por inactividad. Los endpoints que consume la integración con Telegram y la consulta pública del catálogo usan mecanismos de autenticación distintos, detallados en la sección 4.2. Esta organización modular responde al objetivo específico OE3 (sección 1.5) y facilita que cada operador del comercio acceda únicamente a las funcionalidades relevantes para su tarea, manteniendo la separación de responsabilidades descripta en la sección 2.3. Las Figuras 4.1.1a a 4.1.1c muestran las pantallas de inicio de sesión, el panel de control y la gestión de productos; el resto de las capturas de la SPA y del bot se incluye en el Anexo E. </w:t>
+        <w:t xml:space="preserve">El frontend se implementó como una aplicación de página única (SPA) en JavaScript, HTML5 y CSS3, servida como contenido estático por el propio backend de Spring Boot. La interfaz se organiza en módulos funcionales independientes: autenticación (login), pantalla de inicio, gestión de productos, gestión de pedidos y control de stock. Cada módulo está compuesto por una vista HTML y un script JavaScript que consume la API REST mediante llamadas HTTP asíncronas (fetch) y renderiza dinámicamente la información recibida. El módulo de autenticación se implementó mediante JSON Web Tokens (JWT). Al iniciar sesión, el backend emite un token firmado que se almacena en una cookie con el atributo HttpOnly —inaccesible </w:t>
+      </w:r>
+      <w:r>
+        <w:lastRenderedPageBreak/>
+        <w:t xml:space="preserve">desde JavaScript, para mitigar ataques de tipo XSS— y que expira tras una hora de inactividad, renovándose automáticamente con cada solicitud autenticada (expiración deslizante). Un filtro de seguridad (Spring Security) exige una sesión válida para acceder a cualquier pantalla del panel de administración o a sus endpoints de gestión. Este filtro redirige al usuario no autenticado a la pantalla de inicio de sesión, tanto si intenta acceder directamente por URL como si su sesión expiró por inactividad. Los endpoints que consume la integración con Telegram y la consulta pública del catálogo usan mecanismos de autenticación distintos, detallados en la sección 4.2. Esta organización modular responde al objetivo específico OE3 (sección 1.5) y facilita que cada operador del comercio acceda únicamente a las funcionalidades relevantes para su tarea, manteniendo la separación de responsabilidades descripta en la sección 2.3. Las Figuras 4.1.1a a 4.1.1c muestran las pantallas de inicio de sesión, el panel de control y la gestión de productos; el resto de las capturas de la SPA y del bot se incluye en el Anexo E. </w:t>
       </w:r>
     </w:p>
     <w:p>
@@ -6957,7 +7282,6 @@
         <w:rPr>
           <w:noProof/>
         </w:rPr>
-        <w:lastRenderedPageBreak/>
         <w:drawing>
           <wp:inline distT="0" distB="0" distL="0" distR="0" wp14:anchorId="5DCCE636" wp14:editId="18A8854E">
             <wp:extent cx="5000000" cy="3515625"/>
@@ -7014,6 +7338,7 @@
         <w:rPr>
           <w:noProof/>
         </w:rPr>
+        <w:lastRenderedPageBreak/>
         <w:drawing>
           <wp:inline distT="0" distB="0" distL="0" distR="0" wp14:anchorId="140EB317" wp14:editId="12F94436">
             <wp:extent cx="5000000" cy="3515625"/>
@@ -7070,7 +7395,6 @@
         <w:rPr>
           <w:noProof/>
         </w:rPr>
-        <w:lastRenderedPageBreak/>
         <w:drawing>
           <wp:inline distT="0" distB="0" distL="0" distR="0" wp14:anchorId="7FBA90B3" wp14:editId="334E0F00">
             <wp:extent cx="5000000" cy="3515625"/>
@@ -7127,6 +7451,7 @@
       <w:bookmarkStart w:id="63" w:name="sec4_2"/>
       <w:bookmarkEnd w:id="62"/>
       <w:r>
+        <w:lastRenderedPageBreak/>
         <w:t>4.2 Diseño de la API</w:t>
       </w:r>
       <w:bookmarkEnd w:id="63"/>
@@ -7153,9 +7478,7 @@
         </w:rPr>
       </w:pPr>
       <w:r>
-        <w:t xml:space="preserve">Se definieron endpoints específicos para la gestión de las principales entidades del sistema: productos, categorías, pedidos (junto con sus ítems) y usuarios, que representan a los clientes del comercio. Para cada entidad, la API expone las operaciones de creación (POST), consulta individual y colectiva (GET), actualización (PUT) y eliminación física (DELETE), siguiendo las convenciones semánticas del protocolo HTTP. El flujo de toma de pedidos se expone además mediante endpoints específicos de carrito (POST /carrito/{chatId}/item, POST /carrito/{chatId}/confirmar) para su integración con el bot de Telegram (sección 4.4). Este conjunto de operaciones cubre los requerimientos funcionales identificados durante el relevamiento inicial. El esquema de autenticación no es uniforme para toda la API. Las pantallas y endpoints de gestión del panel de administración (creación, edición y eliminación de productos, categorías y pedidos, consulta de pedidos y el CRUD completo de usuarios) exigen el JWT de sesión descripto en la sección 4.1.1. Los endpoints que consume la integración con el bot de Telegram vía n8n (POST /carrito/{chatId}/item, POST /carrito/{chatId}/confirmar, POST /pedidos/webhook), en cambio, se autentican con una clave compartida enviada en el encabezado X-N8N-Api-Key, ya que esas llamadas no provienen de un administrador logueado. La clave solo se valida en esas rutas y no otorga acceso a ningún otro endpoint: fuera de ellas, </w:t>
-        <w:lastRenderedPageBreak/>
-        <w:t xml:space="preserve">el filtro no autentica la petición, que queda sujeta a la exigencia de JWT. Las consultas de solo lectura del catálogo (GET /productos y GET /categorias, con sus variantes), por último, son de acceso público y sin autenticación, para que el bot pueda armar los menús sin necesidad de credenciales. </w:t>
+        <w:t xml:space="preserve">Se definieron endpoints específicos para la gestión de las principales entidades del sistema: productos, categorías, pedidos (junto con sus ítems) y usuarios, que representan a los clientes del comercio. Para cada entidad, la API expone las operaciones de creación (POST), consulta individual y colectiva (GET), actualización (PUT) y eliminación física (DELETE), siguiendo las convenciones semánticas del protocolo HTTP. El flujo de toma de pedidos se expone además mediante endpoints específicos de carrito (POST /carrito/{chatId}/item, POST /carrito/{chatId}/confirmar) para su integración con el bot de Telegram (sección 4.4). Este conjunto de operaciones cubre los requerimientos funcionales identificados durante el relevamiento inicial. El esquema de autenticación no es uniforme para toda la API. Las pantallas y endpoints de gestión del panel de administración (creación, edición y eliminación de productos, categorías y pedidos, consulta de pedidos y el CRUD completo de usuarios) exigen el JWT de sesión descripto en la sección 4.1.1. Los endpoints que consume la integración con el bot de Telegram vía n8n (POST /carrito/{chatId}/item, POST /carrito/{chatId}/confirmar, POST /pedidos/webhook), en cambio, se autentican con una clave compartida enviada en el encabezado X-N8N-Api-Key, ya que esas llamadas no provienen de un administrador logueado. La clave solo se valida en esas rutas y no otorga acceso a ningún otro endpoint: fuera de ellas, el filtro no autentica la petición, que queda sujeta a la exigencia de JWT. Las consultas de solo lectura del catálogo (GET /productos y GET /categorias, con sus variantes), por último, son de acceso público y sin autenticación, para que el bot pueda armar los menús sin necesidad de credenciales. </w:t>
       </w:r>
     </w:p>
     <w:p>
@@ -7199,6 +7522,7 @@
         <w:ind w:left="-5" w:right="841"/>
       </w:pPr>
       <w:r>
+        <w:lastRenderedPageBreak/>
         <w:t xml:space="preserve">Cada ítem de pedido almacena, además de la referencia al producto (producto_id), una copia de su nombre y precio al momento de la compra (nombre, precio, subtotal). Esta duplicación es intencional: desacopla el historial de pedidos de cambios posteriores en el catálogo (por ejemplo, una actualización de precio no debe alterar pedidos ya registrados). Es un patrón habitual en sistemas de ventas, conocido como snapshot de línea de pedido, y constituye una excepción deliberada a la normalización estricta. La entidad usuarios está diseñada para representar a los clientes del comercio, con una relación de uno a muchos hacia pedidos (un cliente puede realizar múltiples pedidos, cada pedido pertenece a un único cliente). Esta relación corresponde al diseño planificado del modelo y se encuentra pendiente de implementación al momento de este informe. La entidad usuarios sí dispone de endpoints CRUD propios (sección 4.2): los clientes pueden darse de alta, consultarse, modificarse y eliminarse, pero esos registros todavía no se vinculan con los pedidos. Actualmente, pedidos identifica al cliente únicamente mediante chat_id y el campo de texto libre cliente_nombre, sin clave foránea hacia usuarios, tal como puede verificarse en el diagrama entidad-relación presentado a continuación (Figura 4.2) y en el Anexo D. </w:t>
       </w:r>
     </w:p>
@@ -7208,6 +7532,8 @@
       </w:pPr>
       <w:r>
         <w:t xml:space="preserve">La decisión de utilizar MySQL como sistema gestor responde a su compatibilidad con el estándar SQL y a su integración nativa con Spring Boot a través de JPA (Java Persistence API) e Hibernate. Esto simplifica las operaciones de mapeo objeto-relacional y reduce la cantidad de código repetitivo en la capa de persistencia. </w:t>
+      </w:r>
+      <w:r>
         <w:br w:type="page"/>
       </w:r>
     </w:p>
@@ -7363,6 +7689,8 @@
       </w:pPr>
       <w:r>
         <w:t xml:space="preserve">Uno de los aportes más significativos del sistema desarrollado radica en la integración con plataformas de mensajería instantánea y la utilización de herramientas de automatización para </w:t>
+      </w:r>
+      <w:r>
         <w:lastRenderedPageBreak/>
         <w:t xml:space="preserve">la gestión de flujos de trabajo. Esta integración permite que los usuarios —clientes del comercio— puedan enviar pedidos a través de Telegram sin necesidad de interactuar directamente con la interfaz web del sistema. </w:t>
       </w:r>
@@ -7438,14 +7766,7 @@
         <w:jc w:val="center"/>
       </w:pPr>
       <w:r>
-        <w:t xml:space="preserve">Figura 4.4a. Historial de pedidos recibidos </w:t>
-      </w:r>
-      <w:r>
-        <w:rPr/>
-        <w:t>por</w:t>
-      </w:r>
-      <w:r>
-        <w:t xml:space="preserve"> Telegram en el panel de administración, con filtros de búsqueda (cliente, producto, estado, rango de total y fecha). Datos reales de la re-ejecución del experimento de septiembre de 2026 (sección 3.9), pasada suplementaria del 12/09.</w:t>
+        <w:t>Figura 4.4a. Historial de pedidos recibidos por Telegram en el panel de administración, con filtros de búsqueda (cliente, producto, estado, rango de total y fecha). Datos reales de la re-ejecución del experimento de septiembre de 2026 (sección 3.9), pasada suplementaria del 12/09.</w:t>
       </w:r>
     </w:p>
     <w:p>
@@ -7604,6 +7925,8 @@
       </w:pPr>
       <w:r>
         <w:t xml:space="preserve">Durante el desarrollo se realizaron verificaciones funcionales manuales orientadas a comprobar el comportamiento de los componentes de la API —particularmente la lógica de validación de datos y el manejo de errores en cada endpoint. Estas verificaciones se llevaron a cabo consumiendo la propia API desde el frontend de la aplicación y, en el caso de los endpoints vinculados a la toma de pedidos, mediante interacción directa con el bot de Telegram. En cada caso se observaron las respuestas devueltas y el comportamiento resultante en la base de datos. No se utilizó una herramienta dedicada de prueba de peticiones HTTP (como Postman) ni una especificación OpenAPI. Las pruebas de los endpoints CRUD (productos, categorías, </w:t>
+      </w:r>
+      <w:r>
         <w:lastRenderedPageBreak/>
         <w:t xml:space="preserve">pedidos) se ejecutaron, en cambio, a través de las mismas pantallas de la SPA que los consume en producción: esto permitió verificar el comportamiento end-to-end del sistema tal como lo experimentaría un operador real, aunque no permitió aislar cada endpoint de forma independiente del resto de la interfaz. Las capturas incluidas en el Anexo E documentan estas pruebas sobre la SPA y sobre el bot. Los endpoints de usuarios, que no tienen pantalla en la SPA ni tests automatizados, no se verificaron formalmente; su prueba queda pendiente (sección 7.2). </w:t>
       </w:r>
@@ -7621,7 +7944,11 @@
         <w:ind w:left="-5" w:right="841"/>
       </w:pPr>
       <w:r>
-        <w:t xml:space="preserve">Adicionalmente, se ejecutaron manualmente escenarios de extremo a extremo que simulan casos reales de uso: la recepción de un pedido a través de Telegram, su procesamiento automático por n8n, el registro correspondiente en la base de datos y la actualización del stock disponible. Estos escenarios cubrieron casos de éxito con uno y con varios productos, el límite de cantidad máxima por interacción (10 unidades) y el caso de error alcanzable desde el bot: el stock insuficiente, que deja el pedido registrado como CANCELADO. Como el cliente interactúa solo mediante botones y no escribe texto libre en ningún paso (secciones 2.5 y 4.4), el bot no puede producir pedidos con un producto inexistente ni con una cantidad fuera de rango. El carrito vacío, en cambio, puede alcanzarse desde el bot, aunque no por el flujo normal: el botón de confirmación solo se ofrece después de agregar un producto y finalizar vacía el carrito sin confirmar un pedido (Anexo E), pero los botones de mensajes anteriores siguen activos en Telegram, de modo que el cliente puede pulsar una confirmación previa con el carrito ya vacío. En ese caso la API responde con un error HTTP 400 y el bot informa que el pedido no puede confirmarse porque el carrito está vacío, comportamiento que se comprobó desde el bot. La verificación exploratoria de este caso, previa al experimento, había expuesto una excepción no controlada en el backend, corregida el 11/08/2026 (sección 4.6), y la suite automatizada descripta en el párrafo anterior cubre hoy su regresión. Los casos que dependen directamente de la API —cantidad fuera de rango (1 a 10 unidades) y confirmación repetida del mismo pedido— se verificaron invocando directamente los endpoints, mediante esa misma suite. Estos mismos escenarios constituyen la base para los escenarios de prueba estandarizados del experimento controlado descripto en la sección 3.4 y documentados en el Anexo A. </w:t>
+        <w:t xml:space="preserve">Adicionalmente, se ejecutaron manualmente escenarios de extremo a extremo que simulan casos reales de uso: la recepción de un pedido a través de Telegram, su procesamiento automático por n8n, el registro correspondiente en la base de datos y la actualización del stock disponible. Estos escenarios cubrieron casos de éxito con uno y con varios productos, el límite de cantidad máxima por interacción (10 unidades) y el caso de error alcanzable desde el bot: el stock insuficiente, que deja el pedido registrado como CANCELADO. Como el cliente interactúa solo mediante botones y no escribe texto libre en ningún paso (secciones 2.5 y 4.4), el bot no puede producir pedidos con un producto inexistente ni con una cantidad fuera de rango. El carrito vacío, en cambio, puede alcanzarse desde el bot, aunque no por el flujo normal: el botón de confirmación solo se ofrece después de agregar un producto y finalizar vacía el carrito sin confirmar un pedido (Anexo E), pero los botones de mensajes anteriores siguen activos en Telegram, de modo que el cliente puede pulsar una confirmación previa con el carrito ya vacío. En ese caso la API responde con un error HTTP 400 y el bot informa que el pedido no puede confirmarse porque el carrito está vacío, comportamiento que se comprobó desde el bot. La verificación exploratoria de este caso, previa al experimento, había expuesto una excepción no controlada en el backend, corregida el 11/08/2026 (sección 4.6), y la suite automatizada descripta en el párrafo anterior cubre hoy su regresión. Los casos que dependen directamente de la API —cantidad fuera de rango (1 a 10 unidades) y confirmación repetida del mismo pedido— se verificaron invocando directamente los endpoints, mediante esa misma suite. </w:t>
+      </w:r>
+      <w:r>
+        <w:lastRenderedPageBreak/>
+        <w:t xml:space="preserve">Estos mismos escenarios constituyen la base para los escenarios de prueba estandarizados del experimento controlado descripto en la sección 3.4 y documentados en el Anexo A. </w:t>
       </w:r>
     </w:p>
     <w:p>
@@ -7641,15 +7968,42 @@
       <w:bookmarkStart w:id="71" w:name="sec4_6"/>
       <w:bookmarkEnd w:id="70"/>
       <w:r>
+        <w:t>4.6 Evolución del artefacto durante y después del experimento</w:t>
+      </w:r>
+      <w:bookmarkEnd w:id="71"/>
+      <w:r>
+        <w:rPr>
+          <w:color w:val="2E74B5"/>
+        </w:rPr>
+        <w:t xml:space="preserve"> </w:t>
+      </w:r>
+    </w:p>
+    <w:p>
+      <w:pPr>
+        <w:ind w:left="-5" w:right="841"/>
+      </w:pPr>
+      <w:r>
+        <w:t xml:space="preserve">Esta sección reúne las modificaciones que recibió el artefacto en torno al experimento descripto en el Capítulo 5, en orden cronológico y con el commit del repositorio que respalda cada una (Anexo F). Se trata de trabajo ya realizado; lo que queda pendiente se detalla en la sección 7.2. La suite de pruebas automatizadas que protege estos cambios se describe en la sección 4.5. Los resultados del Capítulo 5 se obtuvieron sobre un árbol de trabajo local que no estaba commiteado durante la corrida del 10 y el 12/09/2026. Ese árbol se consolidó después en el commit 97ce027 (13/09/2026), que incluye también la corrección de concurrencia en la confirmación de pedidos (PedidoService y PedidoRepository). Como no se conserva registro de si esa corrección ya estaba aplicada durante la corrida cronometrada (hoja Metadatos_corrida del Anexo A; sección 6.2), no puede afirmarse que el código de la corrida coincida exactamente con el de ese commit. Los commits posteriores (95af526, 4c57af8 y 15625b8) modifican los tipos numéricos y de fecha, el filtro del historial de pedidos, la configuración de despliegue y la seguridad, y no alteran la secuencia de carrito, confirmación y notificación que se midió; el cálculo de subtotal y total pasó a BigDecimal sin cambiar su resultado. </w:t>
+      </w:r>
+    </w:p>
+    <w:p>
+      <w:pPr>
+        <w:ind w:left="-5" w:right="841"/>
+      </w:pPr>
+      <w:r>
+        <w:t xml:space="preserve">El 11/08/2026, con anterioridad a la corrida del 10 y el 12/09/2026, se resolvieron dos tareas técnicas puntuales: la corrección de la excepción no controlada que exponía el escenario de carrito vacío, y la incorporación de una validación de cantidad máxima del lado del servidor. Esta última cantidad estaba antes impuesta únicamente por la construcción de los botones en n8n (sección 4.4). Para el primer caso, se agregó manejo explícito de la excepción (respuesta HTTP 400 con mensaje descriptivo; commit 1d95abf del repositorio, Anexo F). Para el segundo, una validación de rango (1 a 10 unidades) en el endpoint POST /carrito/{chatId}/item (commit 237ed83 del repositorio, Anexo F). </w:t>
+      </w:r>
+    </w:p>
+    <w:p>
+      <w:pPr>
+        <w:ind w:left="-5" w:right="841"/>
+      </w:pPr>
+      <w:r>
+        <w:t xml:space="preserve">Durante la re-ejecución del experimento y en la revisión de código posterior se identificaron dos observaciones sobre el flujo de carrito y confirmación de pedidos, que se investigaron y resolvieron. La primera era una condición de carrera en la confirmación de pedidos: la comprobación en memoria del estado antes de descontar stock permitía que dos confirmaciones casi simultáneas del mismo pedido (por ejemplo, un doble clic) leyeran ambas el estado no confirmado antes de que la primera terminara de escribir, descontando el stock dos veces. Se corrigió reemplazando esa comprobación por una transición atómica a nivel de base de datos: una sentencia UPDATE condicionada a que el estado no sea ya CONFIRMADO, el mismo patrón ya usado para el descuento de stock. La corrección se validó con diez </w:t>
+      </w:r>
+      <w:r>
         <w:lastRenderedPageBreak/>
-        <w:t>4.6 Evolución del artefacto durante y después del experimento</w:t>
-      </w:r>
-      <w:bookmarkEnd w:id="71"/>
-      <w:r>
-        <w:rPr>
-          <w:color w:val="2E74B5"/>
-        </w:rPr>
-        <w:t xml:space="preserve"> </w:t>
+        <w:t xml:space="preserve">confirmaciones simultáneas reales sobre el mismo pedido y con el test de regresión confirmarEstadoDosVecesNoDescuentaStockDosVeces (sección 4.5), y quedó consolidada en el commit 97ce027 del repositorio (Anexo F); si ya estaba aplicada durante la corrida cronometrada no puede establecerse (sección 6.2). La segunda cuestionaba si la cantidad acumulada de un mismo producto al agregarlo dos veces al carrito debía limitarse al máximo de 10 unidades por interacción impuesto por el menú de botones de Telegram (sección 4.4). Se determinó que ese límite es exclusivo de la interfaz de botones y no una regla de negocio, por lo que la cantidad acumulada puede superar las 10 unidades sin inconveniente, siempre que la disponibilidad se valide contra el stock real al confirmar el pedido. Este comportamiento ya lo implementaba correctamente el sistema, y quedó cubierto con dos tests de regresión adicionales (sección 4.5). </w:t>
       </w:r>
     </w:p>
     <w:p>
@@ -7657,7 +8011,7 @@
         <w:ind w:left="-5" w:right="841"/>
       </w:pPr>
       <w:r>
-        <w:t xml:space="preserve">Esta sección reúne las modificaciones que recibió el artefacto en torno al experimento descripto en el Capítulo 5, en orden cronológico y con el commit del repositorio que respalda cada una (Anexo F). Se trata de trabajo ya realizado; lo que queda pendiente se detalla en la sección 7.2. La suite de pruebas automatizadas que protege estos cambios se describe en la sección 4.5. Los resultados del Capítulo 5 se obtuvieron sobre un árbol de trabajo local que no estaba commiteado durante la corrida del 10 y el 12/09/2026. Ese árbol se consolidó después en el commit 97ce027 (13/09/2026), que incluye también la corrección de concurrencia en la confirmación de pedidos (PedidoService y PedidoRepository). Como no se conserva registro de si esa corrección ya estaba aplicada durante la corrida cronometrada (hoja Metadatos_corrida del Anexo A; sección 6.2), no puede afirmarse que el código de la corrida coincida exactamente con el de ese commit. Los commits posteriores (95af526, 4c57af8 y 15625b8) modifican los tipos numéricos y de fecha, el filtro del historial de pedidos, la configuración de despliegue y la seguridad, y no alteran la secuencia de carrito, confirmación y notificación que se midió; el cálculo de subtotal y total pasó a BigDecimal sin cambiar su resultado. </w:t>
+        <w:t xml:space="preserve">También se identificó, como riesgo de seguridad, que la configuración de desarrollo versionaba credenciales sensibles: un usuario de MySQL sin contraseña y valores por defecto para el secreto de firma JWT y la clave compartida de la integración con n8n. Estos valores permitían levantar el sistema sin definir ningún secreto real. Se separó la configuración en un perfil "dev" —activo por defecto, sin cambios en el flujo de trabajo local ni en la suite de pruebas— con esos valores de conveniencia. El archivo de configuración base, en cambio, no tiene valores por defecto para las credenciales de base de datos, el secreto JWT y la clave de n8n: cualquier otro perfil de despliegue debe definirlas por variable de entorno, o el arranque falla con un error explícito (commit 97ce027 del repositorio, Anexo F). Se agregó también la posibilidad de marcar la cookie de sesión JWT como Secure (solo HTTPS) mediante una variable de entorno, deshabilitada por defecto para no romper el desarrollo local sobre HTTP. Se agregó, por último, un perfil “prod” (application-prod.properties) que sobrescribe spring.jpa.hibernate.ddl-auto de “update” a “validate”. El valor “update” era conveniente mientras el modelo de datos todavía cambiaba en desarrollo. Con “validate”, en un despliegue real, Hibernate compara el esquema existente contra las entidades y falla el arranque si no coinciden, en lugar de crear o alterar tablas automáticamente (commit 4c57af8 del repositorio, Anexo F). En una revisión posterior se cerraron dos observaciones de seguridad que quedaban abiertas. Se quitó el origen abierto (@CrossOrigin con origen “*”) de los controladores de pedidos y de carrito, dado que el frontend se sirve desde el propio backend y n8n llama a la API de servidor a servidor. Además, server.error.include-message quedó en “never” en el archivo base, de modo que solo el perfil “dev” expone el mensaje de las excepciones no controladas (commit 15625b8 del repositorio, Anexo F). La protección contra CSRF sigue deshabilitada, como se declara en el Anexo F. </w:t>
       </w:r>
     </w:p>
     <w:p>
@@ -7665,33 +8019,11 @@
         <w:ind w:left="-5" w:right="841"/>
       </w:pPr>
       <w:r>
-        <w:t xml:space="preserve">El 11/08/2026, con anterioridad a la corrida del 10 y el 12/09/2026, se resolvieron dos tareas técnicas puntuales: la corrección de la excepción no controlada que exponía el escenario de carrito vacío, y la incorporación de una validación de cantidad máxima del lado del servidor. Esta última cantidad estaba antes impuesta únicamente por la construcción de los botones en n8n (sección 4.4). Para el primer caso, se agregó manejo explícito de la excepción (respuesta HTTP 400 con mensaje descriptivo; commit 1d95abf del repositorio, Anexo F). Para el segundo, una validación de rango (1 a 10 unidades) en el endpoint POST /carrito/{chatId}/item (commit 237ed83 del repositorio, Anexo F). </w:t>
-      </w:r>
-    </w:p>
-    <w:p>
-      <w:pPr>
-        <w:ind w:left="-5" w:right="841"/>
-      </w:pPr>
-      <w:r>
-        <w:t xml:space="preserve">Durante la re-ejecución del experimento y en la revisión de código posterior se identificaron dos observaciones sobre el flujo de carrito y confirmación de pedidos, que se investigaron y resolvieron. La primera era una condición de carrera en la confirmación de pedidos: la comprobación en memoria del estado antes de descontar stock permitía que dos confirmaciones casi simultáneas del mismo pedido (por ejemplo, un doble clic) leyeran ambas el estado no confirmado antes de que la primera terminara de escribir, descontando el stock dos veces. Se corrigió reemplazando esa comprobación por una transición atómica a nivel de base de datos: una sentencia UPDATE condicionada a que el estado no sea ya CONFIRMADO, el mismo patrón ya usado para el descuento de stock. La corrección se validó con diez confirmaciones simultáneas reales sobre el mismo pedido y con el test de regresión confirmarEstadoDosVecesNoDescuentaStockDosVeces (sección 4.5), y quedó consolidada en el commit 97ce027 del repositorio (Anexo F); si ya estaba aplicada durante la corrida cronometrada no puede establecerse (sección 6.2). La segunda cuestionaba si la cantidad acumulada de un mismo producto al agregarlo dos veces al carrito debía limitarse al máximo de 10 unidades por interacción impuesto por el menú de botones de Telegram (sección 4.4). Se determinó que ese límite es exclusivo de la interfaz de botones y no una regla de negocio, por lo que la cantidad acumulada puede superar las 10 unidades sin inconveniente, siempre que la disponibilidad se valide contra el stock real al confirmar el pedido. Este comportamiento ya lo </w:t>
+        <w:t xml:space="preserve">Además, se migraron los tipos de datos que el modelo declaraba como Double (precio, subtotal y total), String (fecha y hora del pedido) y long (teléfono). Precio, subtotal y total pasaron a BigDecimal (DECIMAL(10,2) en la base de datos), la fecha y hora del pedido a LocalDateTime (DATETIME) y el teléfono a String (VARCHAR), tanto en las entidades JPA como en el esquema documentado (docs/analisis/schema.sql). La consulta del historial de pedidos, que filtraba por fecha comparando cadenas, se reescribió como un rango de día [00:00, 24:00) y quedó cubierta por un test propio (sección 4.5; commit 95af526 del repositorio, Anexo F). Además, Usuario.telefono se anotó con longitud 20 y sin valores nulos, de modo que el esquema que </w:t>
+      </w:r>
+      <w:r>
         <w:lastRenderedPageBreak/>
-        <w:t xml:space="preserve">implementaba correctamente el sistema, y quedó cubierto con dos tests de regresión adicionales (sección 4.5). </w:t>
-      </w:r>
-    </w:p>
-    <w:p>
-      <w:pPr>
-        <w:ind w:left="-5" w:right="841"/>
-      </w:pPr>
-      <w:r>
-        <w:t xml:space="preserve">También se identificó, como riesgo de seguridad, que la configuración de desarrollo versionaba credenciales sensibles: un usuario de MySQL sin contraseña y valores por defecto para el secreto de firma JWT y la clave compartida de la integración con n8n. Estos valores permitían levantar el sistema sin definir ningún secreto real. Se separó la configuración en un perfil "dev" —activo por defecto, sin cambios en el flujo de trabajo local ni en la suite de pruebas— con esos valores de conveniencia. El archivo de configuración base, en cambio, no tiene valores por defecto para las credenciales de base de datos, el secreto JWT y la clave de n8n: cualquier otro perfil de despliegue debe definirlas por variable de entorno, o el arranque falla con un error explícito (commit 97ce027 del repositorio, Anexo F). Se agregó también la posibilidad de marcar la cookie de sesión JWT como Secure (solo HTTPS) mediante una variable de entorno, deshabilitada por defecto para no romper el desarrollo local sobre HTTP. Se agregó, por último, un perfil “prod” (application-prod.properties) que sobrescribe spring.jpa.hibernate.ddl-auto de “update” a “validate”. El valor “update” era conveniente mientras el modelo de datos todavía cambiaba en desarrollo. Con “validate”, en un despliegue real, Hibernate compara el esquema existente contra las entidades y falla el arranque si no coinciden, en lugar de crear o alterar tablas automáticamente (commit 4c57af8 del repositorio, Anexo F). En una revisión posterior se cerraron dos observaciones de seguridad que quedaban abiertas. Se quitó el origen abierto (@CrossOrigin con origen “*”) de los controladores de pedidos y de carrito, dado que el frontend se sirve desde el propio backend y n8n llama a la API de servidor a servidor. Además, server.error.include-message quedó en “never” en el archivo base, de modo que solo el perfil “dev” expone el mensaje de las excepciones no controladas (commit 15625b8 del repositorio, Anexo F). La protección contra CSRF sigue deshabilitada, como se declara en el Anexo F. </w:t>
-      </w:r>
-    </w:p>
-    <w:p>
-      <w:pPr>
-        <w:ind w:left="-5" w:right="841"/>
-      </w:pPr>
-      <w:r>
-        <w:t xml:space="preserve">Además, se migraron los tipos de datos que el modelo declaraba como Double (precio, subtotal y total), String (fecha y hora del pedido) y long (teléfono). Precio, subtotal y total pasaron a BigDecimal (DECIMAL(10,2) en la base de datos), la fecha y hora del pedido a LocalDateTime (DATETIME) y el teléfono a String (VARCHAR), tanto en las entidades JPA como en el esquema documentado (docs/analisis/schema.sql). La consulta del historial de pedidos, que filtraba por fecha comparando cadenas, se reescribió como un rango de día [00:00, 24:00) y quedó cubierta por un test propio (sección 4.5; commit 95af526 del repositorio, Anexo F). Además, Usuario.telefono se anotó con longitud 20 y sin valores nulos, de modo que el esquema que genera Hibernate coincide con el documentado (commit 15625b8 del repositorio, Anexo F). Las Figuras 4.2 y 4.3 reflejan estos tipos. </w:t>
+        <w:t xml:space="preserve">genera Hibernate coincide con el documentado (commit 15625b8 del repositorio, Anexo F). Las Figuras 4.2 y 4.3 reflejan estos tipos. </w:t>
       </w:r>
     </w:p>
     <w:p>
@@ -8739,9 +9071,11 @@
         <w:ind w:left="-5" w:right="835"/>
       </w:pPr>
       <w:r>
-        <w:t xml:space="preserve">Tabla 5.1. Comparación de resultados entre la condición pretest y postest del experimento controlado (n = 20 escenarios por condición, sección 3.4). El tamaño del efecto de TPP se calculó </w:t>
+        <w:t xml:space="preserve">Tabla 5.1. Comparación de resultados entre la condición pretest y postest del experimento controlado (n = 20 escenarios por condición, sección 3.4). El tamaño del efecto de TPP se calculó a partir de los mismos datos pareados del Anexo A, mediante el estadístico r = |z|/√N asociado a la prueba de Wilcoxon (Rosenthal, 1991) e interpretado según los umbrales convencionales de Cohen (1988). Se informa en valor absoluto porque el signo de z depende de la convención de la diferencia y no cambia la magnitud. El denominador N corresponde a las 40 observaciones totales (pretest + postest), no a los 20 pares evaluados. El valor p informado es el valor exacto de la prueba de Wilcoxon (principal); la aproximación normal (z = −3,79) da un valor p = 0,000149, del mismo orden de magnitud. El intervalo de confianza bootstrap percentil corresponde a la mediana de las diferencias pareadas, no a la diferencia de las medianas de cada condición por separado, que es una cifra distinta (32,00 s vs. 21,50 s = 10,50 s). Se calculó con 10.000 remuestreos y semilla fija (random_state = 42) para garantizar la reproducibilidad; los intervalos de la reducción relativa informados en la sección 5.2 usan el mismo número de </w:t>
+      </w:r>
+      <w:r>
         <w:lastRenderedPageBreak/>
-        <w:t xml:space="preserve">a partir de los mismos datos pareados del Anexo A, mediante el estadístico r = |z|/√N asociado a la prueba de Wilcoxon (Rosenthal, 1991) e interpretado según los umbrales convencionales de Cohen (1988). Se informa en valor absoluto porque el signo de z depende de la convención de la diferencia y no cambia la magnitud. El denominador N corresponde a las 40 observaciones totales (pretest + postest), no a los 20 pares evaluados. El valor p informado es el valor exacto de la prueba de Wilcoxon (principal); la aproximación normal (z = −3,79) da un valor p = 0,000149, del mismo orden de magnitud. El intervalo de confianza bootstrap percentil corresponde a la mediana de las diferencias pareadas, no a la diferencia de las medianas de cada condición por separado, que es una cifra distinta (32,00 s vs. 21,50 s = 10,50 s). Se calculó con 10.000 remuestreos y semilla fija (random_state = 42) para garantizar la reproducibilidad; los intervalos de la reducción relativa informados en la sección 5.2 usan el mismo número de remuestreos y la misma semilla. La mediana observada de las diferencias pareadas fue de 11,50 s. Su cociente sobre la mediana del pretest (35,9%) y la reducción de las medianas de cada condición (32,8%) se informan con su intervalo de confianza en la sección 5.2. Para TED se aplicó la prueba exacta de McNemar (p = 1,000), dado que los errores se registraron en escenarios distintos entre condiciones (2 pares discordantes en cada sentido). No corresponde, por eso, un tamaño de efecto convencional para una tabla 2×2 de baja frecuencia. Para NAS no se calculó un contraste formal. La auditoría del postest se obtuvo en una pasada suplementaria del 12/09/2026, sin volcados exportados y sin registro del estado del código respecto de la corrección de concurrencia (sección 6.2). Las auditorías cubrieron la totalidad de los 17 productos del catálogo por condición y el stock registrado coincidió con el esperado en el 100% de los casos en ambas condiciones, sin variación que contrastar. No se aplicó corrección por comparaciones múltiples entre las tres variables: cada una responde a una pregunta distinta y solo TPP fue objeto de un contraste de hipótesis formal, por lo que dicha corrección no resulta aplicable en este caso. </w:t>
+        <w:t xml:space="preserve">remuestreos y la misma semilla. La mediana observada de las diferencias pareadas fue de 11,50 s. Su cociente sobre la mediana del pretest (35,9%) y la reducción de las medianas de cada condición (32,8%) se informan con su intervalo de confianza en la sección 5.2. Para TED se aplicó la prueba exacta de McNemar (p = 1,000), dado que los errores se registraron en escenarios distintos entre condiciones (2 pares discordantes en cada sentido). No corresponde, por eso, un tamaño de efecto convencional para una tabla 2×2 de baja frecuencia. Para NAS no se calculó un contraste formal. La auditoría del postest se obtuvo en una pasada suplementaria del 12/09/2026, sin volcados exportados y sin registro del estado del código respecto de la corrección de concurrencia (sección 6.2). Las auditorías cubrieron la totalidad de los 17 productos del catálogo por condición y el stock registrado coincidió con el esperado en el 100% de los casos en ambas condiciones, sin variación que contrastar. No se aplicó corrección por comparaciones múltiples entre las tres variables: cada una responde a una pregunta distinta y solo TPP fue objeto de un contraste de hipótesis formal, por lo que dicha corrección no resulta aplicable en este caso. </w:t>
       </w:r>
     </w:p>
     <w:p>
@@ -8933,6 +9267,8 @@
       </w:pPr>
       <w:r>
         <w:t xml:space="preserve">En síntesis: H1 no se confirma en su umbral literal del 50%, pero la reducción observada en TPP es estadísticamente significativa y de tamaño de efecto grande; TED y NAS no muestran diferencia entre condiciones. El hallazgo central de este trabajo es, entonces, una reducción observada, estadísticamente significativa y de tamaño de efecto grande, en el tiempo de </w:t>
+      </w:r>
+      <w:r>
         <w:lastRenderedPageBreak/>
         <w:t xml:space="preserve">procesamiento de pedidos. Con este diseño no puede estimarse qué parte de esa reducción se debe al sistema y qué parte a la práctica del operador (Tabla 6.1; secciones 6.2 y 7.1). Tampoco hay evidencia, en este diseño, de una mejora acompañante en la tasa de errores o en la exactitud del stock. </w:t>
       </w:r>
@@ -8992,6 +9328,8 @@
       </w:pPr>
       <w:r>
         <w:t xml:space="preserve">El resultado de TED —sin diferencia entre condiciones (11,8% en ambas; McNemar exacto, p = 1,000)— contrasta con lo esperado a partir de la misma literatura. Esa literatura atribuye a la automatización una reducción en la tasa de errores humanos (Davenport y Kirby, 2016). La explicación más plausible no es que la automatización sea inefectiva para reducir errores, sino que el diseño experimental, tal como se advirtió en la sección 3.1, no genera una tasa de error de base representativa de un operador real. Uno de los autores del sistema operó ambas condiciones, con pleno conocimiento del catálogo y del procedimiento; por eso, los errores registrados (dos por condición, detallados en el Anexo A) reflejan más bien la variabilidad esperable de una tarea manual repetitiva que una falla estructural de alguna de las dos modalidades. Un operador real, sin ese conocimiento ni ese entrenamiento previo, probablemente presentaría una tasa de error de base distinta —y potencialmente más alta en </w:t>
+      </w:r>
+      <w:r>
         <w:lastRenderedPageBreak/>
         <w:t xml:space="preserve">la modalidad manual— que este diseño no puede estimar. Además, la naturaleza de los errores difiere entre condiciones (de registro en la planilla en el pretest, de selección del operador en el postest; sección 3.5), de modo que la igualdad del 11,8% no compara exactamente la misma magnitud. En consecuencia, TED se reporta sin hipótesis asociada; su contrastación con operadores reales queda como pregunta abierta para la validación de campo (sección 7.2). </w:t>
       </w:r>
@@ -9057,6 +9395,8 @@
       </w:pPr>
       <w:r>
         <w:t xml:space="preserve">Este hallazgo debe distinguirse de la amenaza identificada en la sección 3.9, que es el arrastre entre condiciones: que el postest se beneficie de haber resuelto los mismos veinte escenarios en pasadas anteriores. Una tendencia intra-corrida, plana o marcada, no mide ese arrastre. Los datos disponibles permiten una cota indicativa, no una estimación: el intento de postest descartado del 11/09 (sección 3.9) fue una primera pasada completa del circuito automatizado </w:t>
+      </w:r>
+      <w:r>
         <w:lastRenderedPageBreak/>
         <w:t xml:space="preserve">sobre los mismos escenarios, y sus tiempos fueron mayores que los del postest definitivo (media de 31,20 s frente a 25,60 s; diferencia de 5,60 s; Wilcoxon pareado exacto p = 5,3×10⁻⁴; Tabla 6.1). Esa diferencia, equivalente al 41 % de la reducción global de 13,70 s, es compatible con un efecto de práctica entre pasadas del mismo circuito. También podría deberse a otras causas: carga del servidor, latencia de la conexión u orden de los escenarios (en el intento descartado, los escenarios 15 y 16 se ejecutaron en orden inverso). Por lo tanto, no puede descartarse que una parte relevante de la reducción de 13,70 s entre el pretest y el postest definitivo se deba a la práctica y no al sistema. Contra el intento descartado, la reducción de las medias es del 20,6 % (Wilcoxon exacto p = 8,3×10⁻⁴). El arrastre entre condiciones se mantiene como limitación no estimada con precisión: su estimación completa, con escenarios de calentamiento cronometrados y contrabalanceo del orden, queda como tarea pendiente para una réplica futura del experimento (sección 7.2). </w:t>
       </w:r>
@@ -9594,6 +9934,8 @@
       </w:pPr>
       <w:r>
         <w:t xml:space="preserve">En cuarto lugar, las auditorías de stock (NAS) se realizaron en una única sesión al cierre de cada corrida completa, auditando la totalidad de los 17 productos del catálogo, en lugar de en puntos de control distribuidos a lo largo de la ejecución. Esto es consistente con la definición de NAS de la sección 3.5, pero no permite observar cómo evoluciona la desactualización del stock durante la corrida, solo su estado final. En el postest, además, la auditoría no se hizo al cierre </w:t>
+      </w:r>
+      <w:r>
         <w:lastRenderedPageBreak/>
         <w:t>de la corrida cronometrada: un reinicio accidental de la base de datos, antes de exportar el estado final, impidió conservar los datos de inventario de esa corrida. La auditoría se realizó entonces en una pasada suplementaria, el 12/09/2026, posterior a la corrida cronometrada, sobre los mismos 20 escenarios y sin video ni cronometraje. El defecto de doble descuento de stock ante confirmaciones duplicadas casi simultáneas se detectó en la pasada descartada del 11/09/2026 (sección 3.9) y su corrección se consolidó en el commit 97ce027 (13/09/2026). No se conserva un registro que permita establecer si esa corrección ya estaba aplicada durante la corrida cronometrada del 12/09 o se aplicó después: el árbol de trabajo de esa corrida no estaba commiteado (hoja Metadatos_corrida del Anexo A), por lo que tampoco puede afirmarse que coincida exactamente con el commit 97ce027 (sección 4.6). En consecuencia, no puede afirmarse que la corrida cronometrada y la pasada suplementaria se ejecutaron sobre el mismo código, y el 100% informado en la Tabla 5.1 debe leerse con esa salvedad. El defecto afectaba al descuento de stock ante confirmaciones duplicadas casi simultáneas, no a la recepción del pedido por el bot. Tampoco se exportaron volcados de stock de esa pasada, por lo que la fila NAS del postest no tiene respaldo exportable, a diferencia del pretest, cuyo registro completo se conserva (ledger y volcados de stock). Ambas circunstancias se declaran como limitaciones de esa fila.</w:t>
       </w:r>
@@ -9619,6 +9961,7 @@
         <w:ind w:left="-5" w:right="841"/>
       </w:pPr>
       <w:r>
+        <w:lastRenderedPageBreak/>
         <w:t xml:space="preserve">Por último, el caso de carrito vacío se excluyó del análisis cuantitativo por no tener un equivalente válido en la modalidad manual. Cómo se alcanza desde el bot y cómo se verificó se describe en la sección 4.5. </w:t>
       </w:r>
     </w:p>
@@ -9709,6 +10052,8 @@
       </w:pPr>
       <w:r>
         <w:t xml:space="preserve">Respecto de la hipótesis de trabajo, H1 no se confirma en su umbral literal de una reducción de al menos el 50% del TPP: el valor observado fue del 34,9% sobre las medias y del 35,9% para la mediana de las diferencias pareadas respecto de la mediana del pretest (IC95% [25,8%; 44,4%], que excluye el umbral). Con la variante que incluye el intento abortado del escenario 14, la reducción de las medias baja al 22,4–23,9% y el intervalo de la reducción relativa sigue excluyendo el umbral (sección 6.2). La reducción es, no obstante, estadísticamente significativa (p = 9,54×10⁻⁶) y de tamaño de efecto grande (r = 0,60; Cohen, 1988), y se sostiene bajo un instrumento de medición único y consistente entre condiciones (sección 3.5). TED y NAS, sin hipótesis asociada, no mostraron diferencia entre condiciones. Esto se debe a limitaciones del diseño: la condición pretest, operada por uno de los autores del sistema, no logró generar una tasa de error de base representativa de un operador real, y el experimento, al no contar con un inventario físico independiente del registro, no podía generar desactualización de stock. Estos resultados, por lo tanto, no deben interpretarse como evidencia de que la automatización no </w:t>
+      </w:r>
+      <w:r>
         <w:lastRenderedPageBreak/>
         <w:t xml:space="preserve">mejora esos aspectos, sino como una limitación de este diseño experimental. Su contrastación con operadores reales queda planteada como línea de trabajo futuro (sección 7.2). </w:t>
       </w:r>
@@ -9765,8 +10110,12 @@
       </w:pPr>
       <w:r>
         <w:t xml:space="preserve"> </w:t>
+      </w:r>
+      <w:r>
         <w:tab/>
         <w:t xml:space="preserve"> </w:t>
+      </w:r>
+      <w:r>
         <w:br w:type="page"/>
       </w:r>
     </w:p>
@@ -10169,6 +10518,12 @@
           <w:lang w:val="en-US"/>
         </w:rPr>
         <w:t xml:space="preserve">Cogent </w:t>
+      </w:r>
+      <w:r>
+        <w:rPr>
+          <w:i/>
+          <w:lang w:val="en-US"/>
+        </w:rPr>
         <w:lastRenderedPageBreak/>
         <w:t>Business &amp; Management, 13</w:t>
       </w:r>
@@ -10769,8 +11124,12 @@
       </w:pPr>
       <w:r>
         <w:t xml:space="preserve"> </w:t>
+      </w:r>
+      <w:r>
         <w:tab/>
         <w:t xml:space="preserve"> </w:t>
+      </w:r>
+      <w:r>
         <w:br w:type="page"/>
       </w:r>
     </w:p>
@@ -16498,7 +16857,11 @@
       </w:pPr>
       <w:r>
         <w:fldChar w:fldCharType="begin"/>
+      </w:r>
+      <w:r>
         <w:instrText>HYPERLINK "https://docs.google.com/spreadsheets/d/1YY23zZMBffX5gjKMN9Uy8w6rJ9jDVK1q/edit?usp=drive_link&amp;ouid=114634369866028785057&amp;rtpof=true&amp;sd=true"</w:instrText>
+      </w:r>
+      <w:r>
         <w:fldChar w:fldCharType="separate"/>
       </w:r>
       <w:r>
@@ -16544,6 +16907,8 @@
       </w:pPr>
       <w:r>
         <w:t xml:space="preserve">Los estadísticos reportados en la sección 5.1 —medias, desvíos estándar, prueba de Shapiro-Wilk, prueba de Wilcoxon, tamaño del efecto r y el intervalo de confianza bootstrap para la mediana de las diferencias pareadas de TPP, junto con el de la reducción relativa (sección 5.2)— se calcularon a partir de los datos crudos del Anexo A. Para ello se utilizó la biblioteca SciPy de Python. El script reproducible (docs/analisis/compute_stats.py) y la salida real de su ejecución (docs/analisis/salida_compute_stats.txt) se incluyen en el repositorio de código (Anexo F), de modo que los valores informados pueden recalcularse directamente sobre el Anexo A sin depender de una reconstrucción manual. El esquema de la base de datos (DDL), generado a partir de las seis entidades JPA descriptas en la sección 4.3, se documenta en docs/analisis/schema.sql dentro del mismo repositorio. El análisis exploratorio del efecto de práctica residual discutido en la sección 6.2 se calculó de la misma manera, a partir de los </w:t>
+      </w:r>
+      <w:r>
         <w:lastRenderedPageBreak/>
         <w:t>horarios crudos de las hojas Pretest y Postest del Anexo A, con el script docs/analisis/compute_practica_residual.py —que incluye una variante de sensibilidad sin el escenario 8— y su salida real docs/analisis/salida_compute_practica_residual.txt, incluidos también en el repositorio de código (Anexo F). El script compute_stats.py incluye además la estimación por intervalo de la reducción relativa (sección 5.2; bootstrap percentil pareado con 10.000 remuestreos y semilla fija 42, los mismos del intervalo de la mediana de las diferencias) y el análisis de sensibilidad del escenario 14 (sección 6.2), y el cruce del registro de n8n contra las ventanas del postest se realizó con docs/analisis/cruzar_log_n8n.py (Anexo A). La comparación con la pasada descartada del 11/09 (Tabla 6.1) se calculó con docs/analisis/compute_intento_descartado.py, a partir de la planilla archivada en docs/analisis/rerun/intento1_postest_bug_confirmacion_doble/, y su salida real, docs/analisis/salida_compute_intento_descartado.txt, se incluye en el mismo repositorio.</w:t>
       </w:r>
@@ -16665,6 +17030,8 @@
       </w:pPr>
       <w:r>
         <w:t xml:space="preserve">Diagrama de arquitectura del sistema, diagrama entidad-relación de la base de datos, diagrama de clases UML, diagrama de secuencia del flujo completo de pedidos y diagrama de proceso por carriles del flujo de toma de pedidos. Los cinco diagramas se presentan también en el cuerpo del informe (Figura 4.1, sección 4.1; Figuras 4.2 y 4.3, sección 4.3; Figuras 4.4b y 4.4c, sección 4.4). El diagrama entidad-relación y el diagrama de clases corresponden a las seis </w:t>
+      </w:r>
+      <w:r>
         <w:lastRenderedPageBreak/>
         <w:t xml:space="preserve">entidades descriptas en la sección 4.3 (productos, categorías, pedidos, items_pedido, usuarios, administradores) y declaran los tipos de datos vigentes en las entidades JPA: BigDecimal/DECIMAL(10,2) para precios y totales, LocalDateTime/DATETIME para la fecha y hora del pedido, y String/VARCHAR para el teléfono. Cada uno confirma, desde su notación, que la relación entre usuarios y pedidos, planificada en el diseño, no se encuentra implementada al momento de este informe. </w:t>
       </w:r>
@@ -16748,10 +17115,10 @@
         <w:pStyle w:val="Ttulo3"/>
         <w:ind w:left="-5"/>
       </w:pPr>
-      <w:bookmarkStart w:id="104" w:name="_Anexo_F._Repositorio"/>
-      <w:bookmarkStart w:id="900" w:name="anxF"/>
-      <w:bookmarkEnd w:id="900"/>
+      <w:bookmarkStart w:id="104" w:name="anxF"/>
+      <w:bookmarkStart w:id="105" w:name="_Anexo_F._Repositorio"/>
       <w:bookmarkEnd w:id="104"/>
+      <w:bookmarkEnd w:id="105"/>
       <w:r>
         <w:t>Anexo F. Repositorio de código fuente</w:t>
       </w:r>
@@ -16804,13 +17171,13 @@
         <w:pStyle w:val="Ttulo3"/>
         <w:ind w:left="-5"/>
       </w:pPr>
-      <w:bookmarkStart w:id="105" w:name="_Nota_sobre_herramientas"/>
-      <w:bookmarkStart w:id="106" w:name="anxNota"/>
-      <w:bookmarkEnd w:id="105"/>
+      <w:bookmarkStart w:id="106" w:name="_Nota_sobre_herramientas"/>
+      <w:bookmarkStart w:id="107" w:name="anxNota"/>
+      <w:bookmarkEnd w:id="106"/>
       <w:r>
         <w:t>Nota sobre herramientas de prueba de API</w:t>
       </w:r>
-      <w:bookmarkEnd w:id="106"/>
+      <w:bookmarkEnd w:id="107"/>
       <w:r>
         <w:rPr>
           <w:color w:val="2E74B5"/>
@@ -16823,9 +17190,11 @@
         <w:ind w:left="-5" w:right="841"/>
       </w:pPr>
       <w:r>
-        <w:t xml:space="preserve">Conforme a lo indicado en la sección 4.5, el equipo no utilizó una colección de Postman ni una especificación OpenAPI/Swagger para probar los endpoints de la API. Las pruebas se realizaron consumiendo la API desde el propio frontend de la aplicación y, para los endpoints de toma de </w:t>
+        <w:t xml:space="preserve">Conforme a lo indicado en la sección 4.5, el equipo no utilizó una colección de Postman ni una especificación OpenAPI/Swagger para probar los endpoints de la API. Las pruebas se realizaron </w:t>
+      </w:r>
+      <w:r>
         <w:lastRenderedPageBreak/>
-        <w:t xml:space="preserve">pedidos, mediante interacción directa con el bot de Telegram. Este punto se deja explícitamente señalado como no aplicable a la metodología de pruebas efectivamente empleada en este trabajo, en lugar de omitirse sin aclaración. Además de esas pruebas manuales, los endpoints de carrito, confirmación de pedido, historial, catálogo y autenticación se prueban con una suite de pruebas de integración automatizadas (JUnit 5, Spring Boot Test y MockMvc) que los invoca directamente, sin pasar por el frontend ni por el bot (sección 4.5). </w:t>
+        <w:t xml:space="preserve">consumiendo la API desde el propio frontend de la aplicación y, para los endpoints de toma de pedidos, mediante interacción directa con el bot de Telegram. Este punto se deja explícitamente señalado como no aplicable a la metodología de pruebas efectivamente empleada en este trabajo, en lugar de omitirse sin aclaración. Además de esas pruebas manuales, los endpoints de carrito, confirmación de pedido, historial, catálogo y autenticación se prueban con una suite de pruebas de integración automatizadas (JUnit 5, Spring Boot Test y MockMvc) que los invoca directamente, sin pasar por el frontend ni por el bot (sección 4.5). </w:t>
       </w:r>
     </w:p>
     <w:sectPr>
@@ -16839,7 +17208,7 @@
 </file>
 
 <file path=word/endnotes.xml><?xml version="1.0" encoding="utf-8"?>
-<w:endnotes xmlns:wpc="http://schemas.microsoft.com/office/word/2010/wordprocessingCanvas" xmlns:cx="http://schemas.microsoft.com/office/drawing/2014/chartex" xmlns:cx1="http://schemas.microsoft.com/office/drawing/2015/9/8/chartex" xmlns:cx2="http://schemas.microsoft.com/office/drawing/2015/10/21/chartex" xmlns:cx3="http://schemas.microsoft.com/office/drawing/2016/5/9/chartex" xmlns:cx4="http://schemas.microsoft.com/office/drawing/2016/5/10/chartex" xmlns:cx5="http://schemas.microsoft.com/office/drawing/2016/5/11/chartex" xmlns:cx6="http://schemas.microsoft.com/office/drawing/2016/5/12/chartex" xmlns:cx7="http://schemas.microsoft.com/office/drawing/2016/5/13/chartex" xmlns:cx8="http://schemas.microsoft.com/office/drawing/2016/5/14/chartex" xmlns:mc="http://schemas.openxmlformats.org/markup-compatibility/2006" xmlns:aink="http://schemas.microsoft.com/office/drawing/2016/ink" xmlns:am3d="http://schemas.microsoft.com/office/drawing/2017/model3d" xmlns:o="urn:schemas-microsoft-com:office:office" xmlns:oel="http://schemas.microsoft.com/office/2019/extlst" xmlns:r="http://schemas.openxmlformats.org/officeDocument/2006/relationships" xmlns:m="http://schemas.openxmlformats.org/officeDocument/2006/math" xmlns:v="urn:schemas-microsoft-com:vml" xmlns:wp14="http://schemas.microsoft.com/office/word/2010/wordprocessingDrawing" xmlns:wp="http://schemas.openxmlformats.org/drawingml/2006/wordprocessingDrawing" xmlns:w10="urn:schemas-microsoft-com:office:word" xmlns:w="http://schemas.openxmlformats.org/wordprocessingml/2006/main" xmlns:w14="http://schemas.microsoft.com/office/word/2010/wordml" xmlns:w15="http://schemas.microsoft.com/office/word/2012/wordml" xmlns:w16cex="http://schemas.microsoft.com/office/word/2018/wordml/cex" xmlns:w16cid="http://schemas.microsoft.com/office/word/2016/wordml/cid" xmlns:w16="http://schemas.microsoft.com/office/word/2018/wordml" xmlns:w16du="http://schemas.microsoft.com/office/word/2023/wordml/word16du" xmlns:w16sdtdh="http://schemas.microsoft.com/office/word/2020/wordml/sdtdatahash" xmlns:w16sdtfl="http://schemas.microsoft.com/office/word/2024/wordml/sdtformatlock" xmlns:w16se="http://schemas.microsoft.com/office/word/2015/wordml/symex" xmlns:wpg="http://schemas.microsoft.com/office/word/2010/wordprocessingGroup" xmlns:wpi="http://schemas.microsoft.com/office/word/2010/wordprocessingInk" xmlns:wne="http://schemas.microsoft.com/office/word/2006/wordml" xmlns:wps="http://schemas.microsoft.com/office/word/2010/wordprocessingShape" mc:Ignorable="w14 w15 w16se w16cid w16 w16cex w16sdtdh w16sdtfl w16du wp14">
+<w:endnotes xmlns:wpc="http://schemas.microsoft.com/office/word/2010/wordprocessingCanvas" xmlns:cx="http://schemas.microsoft.com/office/drawing/2014/chartex" xmlns:cx1="http://schemas.microsoft.com/office/drawing/2015/9/8/chartex" xmlns:cx2="http://schemas.microsoft.com/office/drawing/2015/10/21/chartex" xmlns:cx3="http://schemas.microsoft.com/office/drawing/2016/5/9/chartex" xmlns:cx4="http://schemas.microsoft.com/office/drawing/2016/5/10/chartex" xmlns:cx5="http://schemas.microsoft.com/office/drawing/2016/5/11/chartex" xmlns:cx6="http://schemas.microsoft.com/office/drawing/2016/5/12/chartex" xmlns:cx7="http://schemas.microsoft.com/office/drawing/2016/5/13/chartex" xmlns:cx8="http://schemas.microsoft.com/office/drawing/2016/5/14/chartex" xmlns:mc="http://schemas.openxmlformats.org/markup-compatibility/2006" xmlns:m="http://schemas.openxmlformats.org/officeDocument/2006/math" xmlns:aink="http://schemas.microsoft.com/office/drawing/2016/ink" xmlns:am3d="http://schemas.microsoft.com/office/drawing/2017/model3d" xmlns:oel="http://schemas.microsoft.com/office/2019/extlst" xmlns:r="http://schemas.openxmlformats.org/officeDocument/2006/relationships" xmlns:wp14="http://schemas.microsoft.com/office/word/2010/wordprocessingDrawing" xmlns:wp="http://schemas.openxmlformats.org/drawingml/2006/wordprocessingDrawing" xmlns:wpg="http://schemas.microsoft.com/office/word/2010/wordprocessingGroup" xmlns:wpi="http://schemas.microsoft.com/office/word/2010/wordprocessingInk" xmlns:wps="http://schemas.microsoft.com/office/word/2010/wordprocessingShape" xmlns:o="urn:schemas-microsoft-com:office:office" xmlns:v="urn:schemas-microsoft-com:vml" xmlns:w10="urn:schemas-microsoft-com:office:word" xmlns:w="http://schemas.openxmlformats.org/wordprocessingml/2006/main" xmlns:w14="http://schemas.microsoft.com/office/word/2010/wordml" xmlns:w15="http://schemas.microsoft.com/office/word/2012/wordml" xmlns:w16cex="http://schemas.microsoft.com/office/word/2018/wordml/cex" xmlns:w16cid="http://schemas.microsoft.com/office/word/2016/wordml/cid" xmlns:w16="http://schemas.microsoft.com/office/word/2018/wordml" xmlns:w16sdtdh="http://schemas.microsoft.com/office/word/2020/wordml/sdtdatahash" xmlns:w16sdtfl="http://schemas.microsoft.com/office/word/2024/wordml/sdtformatlock" xmlns:w16se="http://schemas.microsoft.com/office/word/2015/wordml/symex" xmlns:w16du="http://schemas.microsoft.com/office/word/2023/wordml/word16du" xmlns:wne="http://schemas.microsoft.com/office/word/2006/wordml" mc:Ignorable="w14 w15 w16se w16cid w16 w16cex w16sdtdh w16sdtfl w16du wp14">
   <w:endnote w:type="separator" w:id="-1">
     <w:p>
       <w:pPr>
@@ -16864,7 +17233,7 @@
 </file>
 
 <file path=word/footer1.xml><?xml version="1.0" encoding="utf-8"?>
-<w:ftr xmlns:wpc="http://schemas.microsoft.com/office/word/2010/wordprocessingCanvas" xmlns:cx="http://schemas.microsoft.com/office/drawing/2014/chartex" xmlns:cx1="http://schemas.microsoft.com/office/drawing/2015/9/8/chartex" xmlns:cx2="http://schemas.microsoft.com/office/drawing/2015/10/21/chartex" xmlns:cx3="http://schemas.microsoft.com/office/drawing/2016/5/9/chartex" xmlns:cx4="http://schemas.microsoft.com/office/drawing/2016/5/10/chartex" xmlns:cx5="http://schemas.microsoft.com/office/drawing/2016/5/11/chartex" xmlns:cx6="http://schemas.microsoft.com/office/drawing/2016/5/12/chartex" xmlns:cx7="http://schemas.microsoft.com/office/drawing/2016/5/13/chartex" xmlns:cx8="http://schemas.microsoft.com/office/drawing/2016/5/14/chartex" xmlns:mc="http://schemas.openxmlformats.org/markup-compatibility/2006" xmlns:aink="http://schemas.microsoft.com/office/drawing/2016/ink" xmlns:am3d="http://schemas.microsoft.com/office/drawing/2017/model3d" xmlns:o="urn:schemas-microsoft-com:office:office" xmlns:oel="http://schemas.microsoft.com/office/2019/extlst" xmlns:r="http://schemas.openxmlformats.org/officeDocument/2006/relationships" xmlns:m="http://schemas.openxmlformats.org/officeDocument/2006/math" xmlns:v="urn:schemas-microsoft-com:vml" xmlns:wp14="http://schemas.microsoft.com/office/word/2010/wordprocessingDrawing" xmlns:wp="http://schemas.openxmlformats.org/drawingml/2006/wordprocessingDrawing" xmlns:w10="urn:schemas-microsoft-com:office:word" xmlns:w="http://schemas.openxmlformats.org/wordprocessingml/2006/main" xmlns:w14="http://schemas.microsoft.com/office/word/2010/wordml" xmlns:w15="http://schemas.microsoft.com/office/word/2012/wordml" xmlns:w16cex="http://schemas.microsoft.com/office/word/2018/wordml/cex" xmlns:w16cid="http://schemas.microsoft.com/office/word/2016/wordml/cid" xmlns:w16="http://schemas.microsoft.com/office/word/2018/wordml" xmlns:w16du="http://schemas.microsoft.com/office/word/2023/wordml/word16du" xmlns:w16sdtdh="http://schemas.microsoft.com/office/word/2020/wordml/sdtdatahash" xmlns:w16sdtfl="http://schemas.microsoft.com/office/word/2024/wordml/sdtformatlock" xmlns:w16se="http://schemas.microsoft.com/office/word/2015/wordml/symex" xmlns:wpg="http://schemas.microsoft.com/office/word/2010/wordprocessingGroup" xmlns:wpi="http://schemas.microsoft.com/office/word/2010/wordprocessingInk" xmlns:wne="http://schemas.microsoft.com/office/word/2006/wordml" xmlns:wps="http://schemas.microsoft.com/office/word/2010/wordprocessingShape" mc:Ignorable="w14 w15 w16se w16cid w16 w16cex w16sdtdh w16sdtfl w16du wp14">
+<w:ftr xmlns:wpc="http://schemas.microsoft.com/office/word/2010/wordprocessingCanvas" xmlns:cx="http://schemas.microsoft.com/office/drawing/2014/chartex" xmlns:cx1="http://schemas.microsoft.com/office/drawing/2015/9/8/chartex" xmlns:cx2="http://schemas.microsoft.com/office/drawing/2015/10/21/chartex" xmlns:cx3="http://schemas.microsoft.com/office/drawing/2016/5/9/chartex" xmlns:cx4="http://schemas.microsoft.com/office/drawing/2016/5/10/chartex" xmlns:cx5="http://schemas.microsoft.com/office/drawing/2016/5/11/chartex" xmlns:cx6="http://schemas.microsoft.com/office/drawing/2016/5/12/chartex" xmlns:cx7="http://schemas.microsoft.com/office/drawing/2016/5/13/chartex" xmlns:cx8="http://schemas.microsoft.com/office/drawing/2016/5/14/chartex" xmlns:mc="http://schemas.openxmlformats.org/markup-compatibility/2006" xmlns:m="http://schemas.openxmlformats.org/officeDocument/2006/math" xmlns:aink="http://schemas.microsoft.com/office/drawing/2016/ink" xmlns:am3d="http://schemas.microsoft.com/office/drawing/2017/model3d" xmlns:oel="http://schemas.microsoft.com/office/2019/extlst" xmlns:r="http://schemas.openxmlformats.org/officeDocument/2006/relationships" xmlns:wp14="http://schemas.microsoft.com/office/word/2010/wordprocessingDrawing" xmlns:wp="http://schemas.openxmlformats.org/drawingml/2006/wordprocessingDrawing" xmlns:wpg="http://schemas.microsoft.com/office/word/2010/wordprocessingGroup" xmlns:wpi="http://schemas.microsoft.com/office/word/2010/wordprocessingInk" xmlns:wps="http://schemas.microsoft.com/office/word/2010/wordprocessingShape" xmlns:o="urn:schemas-microsoft-com:office:office" xmlns:v="urn:schemas-microsoft-com:vml" xmlns:w10="urn:schemas-microsoft-com:office:word" xmlns:w="http://schemas.openxmlformats.org/wordprocessingml/2006/main" xmlns:w14="http://schemas.microsoft.com/office/word/2010/wordml" xmlns:w15="http://schemas.microsoft.com/office/word/2012/wordml" xmlns:w16cex="http://schemas.microsoft.com/office/word/2018/wordml/cex" xmlns:w16cid="http://schemas.microsoft.com/office/word/2016/wordml/cid" xmlns:w16="http://schemas.microsoft.com/office/word/2018/wordml" xmlns:w16sdtdh="http://schemas.microsoft.com/office/word/2020/wordml/sdtdatahash" xmlns:w16sdtfl="http://schemas.microsoft.com/office/word/2024/wordml/sdtformatlock" xmlns:w16se="http://schemas.microsoft.com/office/word/2015/wordml/symex" xmlns:w16du="http://schemas.microsoft.com/office/word/2023/wordml/word16du" xmlns:wne="http://schemas.microsoft.com/office/word/2006/wordml" mc:Ignorable="w14 w15 w16se w16cid w16 w16cex w16sdtdh w16sdtfl w16du wp14">
   <w:p>
     <w:pPr>
       <w:jc w:val="center"/>
@@ -16889,7 +17258,7 @@
 </file>
 
 <file path=word/footnotes.xml><?xml version="1.0" encoding="utf-8"?>
-<w:footnotes xmlns:wpc="http://schemas.microsoft.com/office/word/2010/wordprocessingCanvas" xmlns:cx="http://schemas.microsoft.com/office/drawing/2014/chartex" xmlns:cx1="http://schemas.microsoft.com/office/drawing/2015/9/8/chartex" xmlns:cx2="http://schemas.microsoft.com/office/drawing/2015/10/21/chartex" xmlns:cx3="http://schemas.microsoft.com/office/drawing/2016/5/9/chartex" xmlns:cx4="http://schemas.microsoft.com/office/drawing/2016/5/10/chartex" xmlns:cx5="http://schemas.microsoft.com/office/drawing/2016/5/11/chartex" xmlns:cx6="http://schemas.microsoft.com/office/drawing/2016/5/12/chartex" xmlns:cx7="http://schemas.microsoft.com/office/drawing/2016/5/13/chartex" xmlns:cx8="http://schemas.microsoft.com/office/drawing/2016/5/14/chartex" xmlns:mc="http://schemas.openxmlformats.org/markup-compatibility/2006" xmlns:aink="http://schemas.microsoft.com/office/drawing/2016/ink" xmlns:am3d="http://schemas.microsoft.com/office/drawing/2017/model3d" xmlns:o="urn:schemas-microsoft-com:office:office" xmlns:oel="http://schemas.microsoft.com/office/2019/extlst" xmlns:r="http://schemas.openxmlformats.org/officeDocument/2006/relationships" xmlns:m="http://schemas.openxmlformats.org/officeDocument/2006/math" xmlns:v="urn:schemas-microsoft-com:vml" xmlns:wp14="http://schemas.microsoft.com/office/word/2010/wordprocessingDrawing" xmlns:wp="http://schemas.openxmlformats.org/drawingml/2006/wordprocessingDrawing" xmlns:w10="urn:schemas-microsoft-com:office:word" xmlns:w="http://schemas.openxmlformats.org/wordprocessingml/2006/main" xmlns:w14="http://schemas.microsoft.com/office/word/2010/wordml" xmlns:w15="http://schemas.microsoft.com/office/word/2012/wordml" xmlns:w16cex="http://schemas.microsoft.com/office/word/2018/wordml/cex" xmlns:w16cid="http://schemas.microsoft.com/office/word/2016/wordml/cid" xmlns:w16="http://schemas.microsoft.com/office/word/2018/wordml" xmlns:w16du="http://schemas.microsoft.com/office/word/2023/wordml/word16du" xmlns:w16sdtdh="http://schemas.microsoft.com/office/word/2020/wordml/sdtdatahash" xmlns:w16sdtfl="http://schemas.microsoft.com/office/word/2024/wordml/sdtformatlock" xmlns:w16se="http://schemas.microsoft.com/office/word/2015/wordml/symex" xmlns:wpg="http://schemas.microsoft.com/office/word/2010/wordprocessingGroup" xmlns:wpi="http://schemas.microsoft.com/office/word/2010/wordprocessingInk" xmlns:wne="http://schemas.microsoft.com/office/word/2006/wordml" xmlns:wps="http://schemas.microsoft.com/office/word/2010/wordprocessingShape" mc:Ignorable="w14 w15 w16se w16cid w16 w16cex w16sdtdh w16sdtfl w16du wp14">
+<w:footnotes xmlns:wpc="http://schemas.microsoft.com/office/word/2010/wordprocessingCanvas" xmlns:cx="http://schemas.microsoft.com/office/drawing/2014/chartex" xmlns:cx1="http://schemas.microsoft.com/office/drawing/2015/9/8/chartex" xmlns:cx2="http://schemas.microsoft.com/office/drawing/2015/10/21/chartex" xmlns:cx3="http://schemas.microsoft.com/office/drawing/2016/5/9/chartex" xmlns:cx4="http://schemas.microsoft.com/office/drawing/2016/5/10/chartex" xmlns:cx5="http://schemas.microsoft.com/office/drawing/2016/5/11/chartex" xmlns:cx6="http://schemas.microsoft.com/office/drawing/2016/5/12/chartex" xmlns:cx7="http://schemas.microsoft.com/office/drawing/2016/5/13/chartex" xmlns:cx8="http://schemas.microsoft.com/office/drawing/2016/5/14/chartex" xmlns:mc="http://schemas.openxmlformats.org/markup-compatibility/2006" xmlns:m="http://schemas.openxmlformats.org/officeDocument/2006/math" xmlns:aink="http://schemas.microsoft.com/office/drawing/2016/ink" xmlns:am3d="http://schemas.microsoft.com/office/drawing/2017/model3d" xmlns:oel="http://schemas.microsoft.com/office/2019/extlst" xmlns:r="http://schemas.openxmlformats.org/officeDocument/2006/relationships" xmlns:wp14="http://schemas.microsoft.com/office/word/2010/wordprocessingDrawing" xmlns:wp="http://schemas.openxmlformats.org/drawingml/2006/wordprocessingDrawing" xmlns:wpg="http://schemas.microsoft.com/office/word/2010/wordprocessingGroup" xmlns:wpi="http://schemas.microsoft.com/office/word/2010/wordprocessingInk" xmlns:wps="http://schemas.microsoft.com/office/word/2010/wordprocessingShape" xmlns:o="urn:schemas-microsoft-com:office:office" xmlns:v="urn:schemas-microsoft-com:vml" xmlns:w10="urn:schemas-microsoft-com:office:word" xmlns:w="http://schemas.openxmlformats.org/wordprocessingml/2006/main" xmlns:w14="http://schemas.microsoft.com/office/word/2010/wordml" xmlns:w15="http://schemas.microsoft.com/office/word/2012/wordml" xmlns:w16cex="http://schemas.microsoft.com/office/word/2018/wordml/cex" xmlns:w16cid="http://schemas.microsoft.com/office/word/2016/wordml/cid" xmlns:w16="http://schemas.microsoft.com/office/word/2018/wordml" xmlns:w16sdtdh="http://schemas.microsoft.com/office/word/2020/wordml/sdtdatahash" xmlns:w16sdtfl="http://schemas.microsoft.com/office/word/2024/wordml/sdtformatlock" xmlns:w16se="http://schemas.microsoft.com/office/word/2015/wordml/symex" xmlns:w16du="http://schemas.microsoft.com/office/word/2023/wordml/word16du" xmlns:wne="http://schemas.microsoft.com/office/word/2006/wordml" mc:Ignorable="w14 w15 w16se w16cid w16 w16cex w16sdtdh w16sdtfl w16du wp14">
   <w:footnote w:type="separator" w:id="-1">
     <w:p>
       <w:pPr>
@@ -16914,7 +17283,7 @@
 </file>
 
 <file path=word/numbering.xml><?xml version="1.0" encoding="utf-8"?>
-<w:numbering xmlns:wpc="http://schemas.microsoft.com/office/word/2010/wordprocessingCanvas" xmlns:cx="http://schemas.microsoft.com/office/drawing/2014/chartex" xmlns:cx1="http://schemas.microsoft.com/office/drawing/2015/9/8/chartex" xmlns:cx2="http://schemas.microsoft.com/office/drawing/2015/10/21/chartex" xmlns:cx3="http://schemas.microsoft.com/office/drawing/2016/5/9/chartex" xmlns:cx4="http://schemas.microsoft.com/office/drawing/2016/5/10/chartex" xmlns:cx5="http://schemas.microsoft.com/office/drawing/2016/5/11/chartex" xmlns:cx6="http://schemas.microsoft.com/office/drawing/2016/5/12/chartex" xmlns:cx7="http://schemas.microsoft.com/office/drawing/2016/5/13/chartex" xmlns:cx8="http://schemas.microsoft.com/office/drawing/2016/5/14/chartex" xmlns:mc="http://schemas.openxmlformats.org/markup-compatibility/2006" xmlns:aink="http://schemas.microsoft.com/office/drawing/2016/ink" xmlns:am3d="http://schemas.microsoft.com/office/drawing/2017/model3d" xmlns:o="urn:schemas-microsoft-com:office:office" xmlns:oel="http://schemas.microsoft.com/office/2019/extlst" xmlns:r="http://schemas.openxmlformats.org/officeDocument/2006/relationships" xmlns:m="http://schemas.openxmlformats.org/officeDocument/2006/math" xmlns:v="urn:schemas-microsoft-com:vml" xmlns:wp14="http://schemas.microsoft.com/office/word/2010/wordprocessingDrawing" xmlns:wp="http://schemas.openxmlformats.org/drawingml/2006/wordprocessingDrawing" xmlns:w10="urn:schemas-microsoft-com:office:word" xmlns:w="http://schemas.openxmlformats.org/wordprocessingml/2006/main" xmlns:w14="http://schemas.microsoft.com/office/word/2010/wordml" xmlns:w15="http://schemas.microsoft.com/office/word/2012/wordml" xmlns:w16cex="http://schemas.microsoft.com/office/word/2018/wordml/cex" xmlns:w16cid="http://schemas.microsoft.com/office/word/2016/wordml/cid" xmlns:w16="http://schemas.microsoft.com/office/word/2018/wordml" xmlns:w16du="http://schemas.microsoft.com/office/word/2023/wordml/word16du" xmlns:w16sdtdh="http://schemas.microsoft.com/office/word/2020/wordml/sdtdatahash" xmlns:w16sdtfl="http://schemas.microsoft.com/office/word/2024/wordml/sdtformatlock" xmlns:w16se="http://schemas.microsoft.com/office/word/2015/wordml/symex" xmlns:wpg="http://schemas.microsoft.com/office/word/2010/wordprocessingGroup" xmlns:wpi="http://schemas.microsoft.com/office/word/2010/wordprocessingInk" xmlns:wne="http://schemas.microsoft.com/office/word/2006/wordml" xmlns:wps="http://schemas.microsoft.com/office/word/2010/wordprocessingShape" mc:Ignorable="w14 w15 w16se w16cid w16 w16cex w16sdtdh w16sdtfl w16du wp14">
+<w:numbering xmlns:wpc="http://schemas.microsoft.com/office/word/2010/wordprocessingCanvas" xmlns:cx="http://schemas.microsoft.com/office/drawing/2014/chartex" xmlns:cx1="http://schemas.microsoft.com/office/drawing/2015/9/8/chartex" xmlns:cx2="http://schemas.microsoft.com/office/drawing/2015/10/21/chartex" xmlns:cx3="http://schemas.microsoft.com/office/drawing/2016/5/9/chartex" xmlns:cx4="http://schemas.microsoft.com/office/drawing/2016/5/10/chartex" xmlns:cx5="http://schemas.microsoft.com/office/drawing/2016/5/11/chartex" xmlns:cx6="http://schemas.microsoft.com/office/drawing/2016/5/12/chartex" xmlns:cx7="http://schemas.microsoft.com/office/drawing/2016/5/13/chartex" xmlns:cx8="http://schemas.microsoft.com/office/drawing/2016/5/14/chartex" xmlns:mc="http://schemas.openxmlformats.org/markup-compatibility/2006" xmlns:m="http://schemas.openxmlformats.org/officeDocument/2006/math" xmlns:aink="http://schemas.microsoft.com/office/drawing/2016/ink" xmlns:am3d="http://schemas.microsoft.com/office/drawing/2017/model3d" xmlns:oel="http://schemas.microsoft.com/office/2019/extlst" xmlns:r="http://schemas.openxmlformats.org/officeDocument/2006/relationships" xmlns:wp14="http://schemas.microsoft.com/office/word/2010/wordprocessingDrawing" xmlns:wp="http://schemas.openxmlformats.org/drawingml/2006/wordprocessingDrawing" xmlns:wpg="http://schemas.microsoft.com/office/word/2010/wordprocessingGroup" xmlns:wpi="http://schemas.microsoft.com/office/word/2010/wordprocessingInk" xmlns:wps="http://schemas.microsoft.com/office/word/2010/wordprocessingShape" xmlns:o="urn:schemas-microsoft-com:office:office" xmlns:v="urn:schemas-microsoft-com:vml" xmlns:w10="urn:schemas-microsoft-com:office:word" xmlns:w="http://schemas.openxmlformats.org/wordprocessingml/2006/main" xmlns:w14="http://schemas.microsoft.com/office/word/2010/wordml" xmlns:w15="http://schemas.microsoft.com/office/word/2012/wordml" xmlns:w16cex="http://schemas.microsoft.com/office/word/2018/wordml/cex" xmlns:w16cid="http://schemas.microsoft.com/office/word/2016/wordml/cid" xmlns:w16="http://schemas.microsoft.com/office/word/2018/wordml" xmlns:w16sdtdh="http://schemas.microsoft.com/office/word/2020/wordml/sdtdatahash" xmlns:w16sdtfl="http://schemas.microsoft.com/office/word/2024/wordml/sdtformatlock" xmlns:w16se="http://schemas.microsoft.com/office/word/2015/wordml/symex" xmlns:w16du="http://schemas.microsoft.com/office/word/2023/wordml/word16du" xmlns:wne="http://schemas.microsoft.com/office/word/2006/wordml" mc:Ignorable="w14 w15 w16se w16cid w16 w16cex w16sdtdh w16sdtfl w16du wp14">
   <w:abstractNum w:abstractNumId="0" w15:restartNumberingAfterBreak="0">
     <w:nsid w:val="3E0B66E4"/>
     <w:multiLevelType w:val="hybridMultilevel"/>
@@ -17996,7 +18365,7 @@
 </file>
 
 <file path=word/styles.xml><?xml version="1.0" encoding="utf-8"?>
-<w:styles xmlns:mc="http://schemas.openxmlformats.org/markup-compatibility/2006" xmlns:r="http://schemas.openxmlformats.org/officeDocument/2006/relationships" xmlns:w="http://schemas.openxmlformats.org/wordprocessingml/2006/main" xmlns:w14="http://schemas.microsoft.com/office/word/2010/wordml" xmlns:w15="http://schemas.microsoft.com/office/word/2012/wordml" xmlns:w16cex="http://schemas.microsoft.com/office/word/2018/wordml/cex" xmlns:w16cid="http://schemas.microsoft.com/office/word/2016/wordml/cid" xmlns:w16="http://schemas.microsoft.com/office/word/2018/wordml" xmlns:w16du="http://schemas.microsoft.com/office/word/2023/wordml/word16du" xmlns:w16sdtdh="http://schemas.microsoft.com/office/word/2020/wordml/sdtdatahash" xmlns:w16sdtfl="http://schemas.microsoft.com/office/word/2024/wordml/sdtformatlock" xmlns:w16se="http://schemas.microsoft.com/office/word/2015/wordml/symex" mc:Ignorable="w14 w15 w16se w16cid w16 w16cex w16sdtdh w16sdtfl w16du">
+<w:styles xmlns:mc="http://schemas.openxmlformats.org/markup-compatibility/2006" xmlns:r="http://schemas.openxmlformats.org/officeDocument/2006/relationships" xmlns:w="http://schemas.openxmlformats.org/wordprocessingml/2006/main" xmlns:w14="http://schemas.microsoft.com/office/word/2010/wordml" xmlns:w15="http://schemas.microsoft.com/office/word/2012/wordml" xmlns:w16cex="http://schemas.microsoft.com/office/word/2018/wordml/cex" xmlns:w16cid="http://schemas.microsoft.com/office/word/2016/wordml/cid" xmlns:w16="http://schemas.microsoft.com/office/word/2018/wordml" xmlns:w16sdtdh="http://schemas.microsoft.com/office/word/2020/wordml/sdtdatahash" xmlns:w16sdtfl="http://schemas.microsoft.com/office/word/2024/wordml/sdtformatlock" xmlns:w16se="http://schemas.microsoft.com/office/word/2015/wordml/symex" xmlns:w16du="http://schemas.microsoft.com/office/word/2023/wordml/word16du" mc:Ignorable="w14 w15 w16se w16cid w16 w16cex w16sdtdh w16sdtfl w16du">
   <w:docDefaults>
     <w:rPrDefault>
       <w:rPr>
